--- a/assignments/FIN-220-F25-HW6.docx
+++ b/assignments/FIN-220-F25-HW6.docx
@@ -280,6 +280,2462 @@
     </w:p>
     <w:p>
       <w:pPr>
+        <w:spacing w:line="334" w:lineRule="auto"/>
+        <w:ind w:left="0" w:firstLine="0"/>
+      </w:pPr>
+      <w:r>
+        <w:t>(</w:t>
+      </w:r>
+      <w:proofErr w:type="spellStart"/>
+      <w:r>
+        <w:rPr>
+          <w:i/>
+        </w:rPr>
+        <w:t>a</w:t>
+      </w:r>
+      <w:r>
+        <w:rPr>
+          <w:i/>
+          <w:vertAlign w:val="superscript"/>
+        </w:rPr>
+        <w:t>T</w:t>
+      </w:r>
+      <w:r>
+        <w:rPr>
+          <w:i/>
+        </w:rPr>
+        <w:t>b</w:t>
+      </w:r>
+      <w:proofErr w:type="spellEnd"/>
+      <w:r>
+        <w:t>)</w:t>
+      </w:r>
+      <w:r>
+        <w:rPr>
+          <w:vertAlign w:val="superscript"/>
+        </w:rPr>
+        <w:t>3</w:t>
+      </w:r>
+      <w:r>
+        <w:t xml:space="preserve"> </w:t>
+      </w:r>
+      <w:r>
+        <w:t>=</w:t>
+      </w:r>
+    </w:p>
+    <w:p>
+      <w:pPr>
+        <w:spacing w:line="334" w:lineRule="auto"/>
+        <w:jc w:val="left"/>
+      </w:pPr>
+      <m:oMath>
+        <m:sSup>
+          <m:sSupPr>
+            <m:ctrlPr>
+              <w:rPr>
+                <w:rFonts w:ascii="Cambria Math" w:hAnsi="Cambria Math"/>
+                <w:i/>
+              </w:rPr>
+            </m:ctrlPr>
+          </m:sSupPr>
+          <m:e>
+            <m:d>
+              <m:dPr>
+                <m:ctrlPr>
+                  <w:rPr>
+                    <w:rFonts w:ascii="Cambria Math" w:hAnsi="Cambria Math"/>
+                    <w:i/>
+                  </w:rPr>
+                </m:ctrlPr>
+              </m:dPr>
+              <m:e>
+                <m:sSub>
+                  <m:sSubPr>
+                    <m:ctrlPr>
+                      <w:rPr>
+                        <w:rFonts w:ascii="Cambria Math" w:hAnsi="Cambria Math"/>
+                        <w:i/>
+                      </w:rPr>
+                    </m:ctrlPr>
+                  </m:sSubPr>
+                  <m:e>
+                    <m:r>
+                      <w:rPr>
+                        <w:rFonts w:ascii="Cambria Math" w:hAnsi="Cambria Math"/>
+                      </w:rPr>
+                      <m:t>a</m:t>
+                    </m:r>
+                  </m:e>
+                  <m:sub>
+                    <m:r>
+                      <w:rPr>
+                        <w:rFonts w:ascii="Cambria Math" w:hAnsi="Cambria Math"/>
+                      </w:rPr>
+                      <m:t>1</m:t>
+                    </m:r>
+                  </m:sub>
+                </m:sSub>
+                <m:sSub>
+                  <m:sSubPr>
+                    <m:ctrlPr>
+                      <w:rPr>
+                        <w:rFonts w:ascii="Cambria Math" w:hAnsi="Cambria Math"/>
+                        <w:i/>
+                      </w:rPr>
+                    </m:ctrlPr>
+                  </m:sSubPr>
+                  <m:e>
+                    <m:r>
+                      <w:rPr>
+                        <w:rFonts w:ascii="Cambria Math" w:hAnsi="Cambria Math"/>
+                      </w:rPr>
+                      <m:t>b</m:t>
+                    </m:r>
+                  </m:e>
+                  <m:sub>
+                    <m:r>
+                      <w:rPr>
+                        <w:rFonts w:ascii="Cambria Math" w:hAnsi="Cambria Math"/>
+                      </w:rPr>
+                      <m:t>1</m:t>
+                    </m:r>
+                  </m:sub>
+                </m:sSub>
+              </m:e>
+            </m:d>
+          </m:e>
+          <m:sup>
+            <m:r>
+              <w:rPr>
+                <w:rFonts w:ascii="Cambria Math" w:hAnsi="Cambria Math"/>
+              </w:rPr>
+              <m:t>3</m:t>
+            </m:r>
+          </m:sup>
+        </m:sSup>
+        <m:r>
+          <w:rPr>
+            <w:rFonts w:ascii="Cambria Math" w:hAnsi="Cambria Math"/>
+          </w:rPr>
+          <m:t>+</m:t>
+        </m:r>
+        <m:sSup>
+          <m:sSupPr>
+            <m:ctrlPr>
+              <w:rPr>
+                <w:rFonts w:ascii="Cambria Math" w:hAnsi="Cambria Math"/>
+                <w:i/>
+              </w:rPr>
+            </m:ctrlPr>
+          </m:sSupPr>
+          <m:e>
+            <m:r>
+              <w:rPr>
+                <w:rFonts w:ascii="Cambria Math" w:hAnsi="Cambria Math"/>
+              </w:rPr>
+              <m:t>3</m:t>
+            </m:r>
+            <m:d>
+              <m:dPr>
+                <m:ctrlPr>
+                  <w:rPr>
+                    <w:rFonts w:ascii="Cambria Math" w:hAnsi="Cambria Math"/>
+                    <w:i/>
+                  </w:rPr>
+                </m:ctrlPr>
+              </m:dPr>
+              <m:e>
+                <m:sSub>
+                  <m:sSubPr>
+                    <m:ctrlPr>
+                      <w:rPr>
+                        <w:rFonts w:ascii="Cambria Math" w:hAnsi="Cambria Math"/>
+                        <w:i/>
+                      </w:rPr>
+                    </m:ctrlPr>
+                  </m:sSubPr>
+                  <m:e>
+                    <m:r>
+                      <w:rPr>
+                        <w:rFonts w:ascii="Cambria Math" w:hAnsi="Cambria Math"/>
+                      </w:rPr>
+                      <m:t>a</m:t>
+                    </m:r>
+                  </m:e>
+                  <m:sub>
+                    <m:r>
+                      <w:rPr>
+                        <w:rFonts w:ascii="Cambria Math" w:hAnsi="Cambria Math"/>
+                      </w:rPr>
+                      <m:t>1</m:t>
+                    </m:r>
+                  </m:sub>
+                </m:sSub>
+                <m:sSub>
+                  <m:sSubPr>
+                    <m:ctrlPr>
+                      <w:rPr>
+                        <w:rFonts w:ascii="Cambria Math" w:hAnsi="Cambria Math"/>
+                        <w:i/>
+                      </w:rPr>
+                    </m:ctrlPr>
+                  </m:sSubPr>
+                  <m:e>
+                    <m:r>
+                      <w:rPr>
+                        <w:rFonts w:ascii="Cambria Math" w:hAnsi="Cambria Math"/>
+                      </w:rPr>
+                      <m:t>b</m:t>
+                    </m:r>
+                  </m:e>
+                  <m:sub>
+                    <m:r>
+                      <w:rPr>
+                        <w:rFonts w:ascii="Cambria Math" w:hAnsi="Cambria Math"/>
+                      </w:rPr>
+                      <m:t>1</m:t>
+                    </m:r>
+                  </m:sub>
+                </m:sSub>
+              </m:e>
+            </m:d>
+          </m:e>
+          <m:sup>
+            <m:r>
+              <w:rPr>
+                <w:rFonts w:ascii="Cambria Math" w:hAnsi="Cambria Math"/>
+              </w:rPr>
+              <m:t>2</m:t>
+            </m:r>
+          </m:sup>
+        </m:sSup>
+        <m:r>
+          <w:rPr>
+            <w:rFonts w:ascii="Cambria Math" w:hAnsi="Cambria Math"/>
+          </w:rPr>
+          <m:t xml:space="preserve"> </m:t>
+        </m:r>
+        <m:sSub>
+          <m:sSubPr>
+            <m:ctrlPr>
+              <w:rPr>
+                <w:rFonts w:ascii="Cambria Math" w:hAnsi="Cambria Math"/>
+                <w:i/>
+              </w:rPr>
+            </m:ctrlPr>
+          </m:sSubPr>
+          <m:e>
+            <m:r>
+              <w:rPr>
+                <w:rFonts w:ascii="Cambria Math" w:hAnsi="Cambria Math"/>
+              </w:rPr>
+              <m:t>a</m:t>
+            </m:r>
+          </m:e>
+          <m:sub>
+            <m:r>
+              <w:rPr>
+                <w:rFonts w:ascii="Cambria Math" w:hAnsi="Cambria Math"/>
+              </w:rPr>
+              <m:t>2</m:t>
+            </m:r>
+          </m:sub>
+        </m:sSub>
+        <m:sSub>
+          <m:sSubPr>
+            <m:ctrlPr>
+              <w:rPr>
+                <w:rFonts w:ascii="Cambria Math" w:hAnsi="Cambria Math"/>
+                <w:i/>
+              </w:rPr>
+            </m:ctrlPr>
+          </m:sSubPr>
+          <m:e>
+            <m:r>
+              <w:rPr>
+                <w:rFonts w:ascii="Cambria Math" w:hAnsi="Cambria Math"/>
+              </w:rPr>
+              <m:t>b</m:t>
+            </m:r>
+          </m:e>
+          <m:sub>
+            <m:r>
+              <w:rPr>
+                <w:rFonts w:ascii="Cambria Math" w:hAnsi="Cambria Math"/>
+              </w:rPr>
+              <m:t>2</m:t>
+            </m:r>
+          </m:sub>
+        </m:sSub>
+        <m:r>
+          <w:rPr>
+            <w:rFonts w:ascii="Cambria Math" w:hAnsi="Cambria Math"/>
+          </w:rPr>
+          <m:t xml:space="preserve">+ </m:t>
+        </m:r>
+        <m:r>
+          <w:rPr>
+            <w:rFonts w:ascii="Cambria Math" w:hAnsi="Cambria Math"/>
+          </w:rPr>
+          <m:t>3</m:t>
+        </m:r>
+        <m:d>
+          <m:dPr>
+            <m:ctrlPr>
+              <w:rPr>
+                <w:rFonts w:ascii="Cambria Math" w:hAnsi="Cambria Math"/>
+                <w:i/>
+              </w:rPr>
+            </m:ctrlPr>
+          </m:dPr>
+          <m:e>
+            <m:sSub>
+              <m:sSubPr>
+                <m:ctrlPr>
+                  <w:rPr>
+                    <w:rFonts w:ascii="Cambria Math" w:hAnsi="Cambria Math"/>
+                    <w:i/>
+                  </w:rPr>
+                </m:ctrlPr>
+              </m:sSubPr>
+              <m:e>
+                <m:r>
+                  <w:rPr>
+                    <w:rFonts w:ascii="Cambria Math" w:hAnsi="Cambria Math"/>
+                  </w:rPr>
+                  <m:t>a</m:t>
+                </m:r>
+              </m:e>
+              <m:sub>
+                <m:r>
+                  <w:rPr>
+                    <w:rFonts w:ascii="Cambria Math" w:hAnsi="Cambria Math"/>
+                  </w:rPr>
+                  <m:t>1</m:t>
+                </m:r>
+              </m:sub>
+            </m:sSub>
+            <m:sSub>
+              <m:sSubPr>
+                <m:ctrlPr>
+                  <w:rPr>
+                    <w:rFonts w:ascii="Cambria Math" w:hAnsi="Cambria Math"/>
+                    <w:i/>
+                  </w:rPr>
+                </m:ctrlPr>
+              </m:sSubPr>
+              <m:e>
+                <m:r>
+                  <w:rPr>
+                    <w:rFonts w:ascii="Cambria Math" w:hAnsi="Cambria Math"/>
+                  </w:rPr>
+                  <m:t>b</m:t>
+                </m:r>
+              </m:e>
+              <m:sub>
+                <m:r>
+                  <w:rPr>
+                    <w:rFonts w:ascii="Cambria Math" w:hAnsi="Cambria Math"/>
+                  </w:rPr>
+                  <m:t>1</m:t>
+                </m:r>
+              </m:sub>
+            </m:sSub>
+          </m:e>
+        </m:d>
+        <m:sSup>
+          <m:sSupPr>
+            <m:ctrlPr>
+              <w:rPr>
+                <w:rFonts w:ascii="Cambria Math" w:hAnsi="Cambria Math"/>
+                <w:i/>
+              </w:rPr>
+            </m:ctrlPr>
+          </m:sSupPr>
+          <m:e>
+            <m:d>
+              <m:dPr>
+                <m:ctrlPr>
+                  <w:rPr>
+                    <w:rFonts w:ascii="Cambria Math" w:hAnsi="Cambria Math"/>
+                    <w:i/>
+                  </w:rPr>
+                </m:ctrlPr>
+              </m:dPr>
+              <m:e>
+                <m:sSub>
+                  <m:sSubPr>
+                    <m:ctrlPr>
+                      <w:rPr>
+                        <w:rFonts w:ascii="Cambria Math" w:hAnsi="Cambria Math"/>
+                        <w:i/>
+                      </w:rPr>
+                    </m:ctrlPr>
+                  </m:sSubPr>
+                  <m:e>
+                    <m:r>
+                      <w:rPr>
+                        <w:rFonts w:ascii="Cambria Math" w:hAnsi="Cambria Math"/>
+                      </w:rPr>
+                      <m:t>a</m:t>
+                    </m:r>
+                  </m:e>
+                  <m:sub>
+                    <m:r>
+                      <w:rPr>
+                        <w:rFonts w:ascii="Cambria Math" w:hAnsi="Cambria Math"/>
+                      </w:rPr>
+                      <m:t>2</m:t>
+                    </m:r>
+                  </m:sub>
+                </m:sSub>
+                <m:sSub>
+                  <m:sSubPr>
+                    <m:ctrlPr>
+                      <w:rPr>
+                        <w:rFonts w:ascii="Cambria Math" w:hAnsi="Cambria Math"/>
+                        <w:i/>
+                      </w:rPr>
+                    </m:ctrlPr>
+                  </m:sSubPr>
+                  <m:e>
+                    <m:r>
+                      <w:rPr>
+                        <w:rFonts w:ascii="Cambria Math" w:hAnsi="Cambria Math"/>
+                      </w:rPr>
+                      <m:t>b</m:t>
+                    </m:r>
+                  </m:e>
+                  <m:sub>
+                    <m:r>
+                      <w:rPr>
+                        <w:rFonts w:ascii="Cambria Math" w:hAnsi="Cambria Math"/>
+                      </w:rPr>
+                      <m:t>2</m:t>
+                    </m:r>
+                  </m:sub>
+                </m:sSub>
+              </m:e>
+            </m:d>
+          </m:e>
+          <m:sup>
+            <m:r>
+              <w:rPr>
+                <w:rFonts w:ascii="Cambria Math" w:hAnsi="Cambria Math"/>
+              </w:rPr>
+              <m:t>2</m:t>
+            </m:r>
+          </m:sup>
+        </m:sSup>
+        <m:r>
+          <w:rPr>
+            <w:rFonts w:ascii="Cambria Math" w:hAnsi="Cambria Math"/>
+          </w:rPr>
+          <m:t>+</m:t>
+        </m:r>
+        <m:sSup>
+          <m:sSupPr>
+            <m:ctrlPr>
+              <w:rPr>
+                <w:rFonts w:ascii="Cambria Math" w:hAnsi="Cambria Math"/>
+                <w:i/>
+              </w:rPr>
+            </m:ctrlPr>
+          </m:sSupPr>
+          <m:e>
+            <m:d>
+              <m:dPr>
+                <m:ctrlPr>
+                  <w:rPr>
+                    <w:rFonts w:ascii="Cambria Math" w:hAnsi="Cambria Math"/>
+                    <w:i/>
+                  </w:rPr>
+                </m:ctrlPr>
+              </m:dPr>
+              <m:e>
+                <m:sSub>
+                  <m:sSubPr>
+                    <m:ctrlPr>
+                      <w:rPr>
+                        <w:rFonts w:ascii="Cambria Math" w:hAnsi="Cambria Math"/>
+                        <w:i/>
+                      </w:rPr>
+                    </m:ctrlPr>
+                  </m:sSubPr>
+                  <m:e>
+                    <m:r>
+                      <w:rPr>
+                        <w:rFonts w:ascii="Cambria Math" w:hAnsi="Cambria Math"/>
+                      </w:rPr>
+                      <m:t>a</m:t>
+                    </m:r>
+                  </m:e>
+                  <m:sub>
+                    <m:r>
+                      <w:rPr>
+                        <w:rFonts w:ascii="Cambria Math" w:hAnsi="Cambria Math"/>
+                      </w:rPr>
+                      <m:t>2</m:t>
+                    </m:r>
+                  </m:sub>
+                </m:sSub>
+                <m:sSub>
+                  <m:sSubPr>
+                    <m:ctrlPr>
+                      <w:rPr>
+                        <w:rFonts w:ascii="Cambria Math" w:hAnsi="Cambria Math"/>
+                        <w:i/>
+                      </w:rPr>
+                    </m:ctrlPr>
+                  </m:sSubPr>
+                  <m:e>
+                    <m:r>
+                      <w:rPr>
+                        <w:rFonts w:ascii="Cambria Math" w:hAnsi="Cambria Math"/>
+                      </w:rPr>
+                      <m:t>b</m:t>
+                    </m:r>
+                  </m:e>
+                  <m:sub>
+                    <m:r>
+                      <w:rPr>
+                        <w:rFonts w:ascii="Cambria Math" w:hAnsi="Cambria Math"/>
+                      </w:rPr>
+                      <m:t>2</m:t>
+                    </m:r>
+                  </m:sub>
+                </m:sSub>
+                <m:r>
+                  <w:rPr>
+                    <w:rFonts w:ascii="Cambria Math" w:hAnsi="Cambria Math"/>
+                  </w:rPr>
+                  <m:t xml:space="preserve"> </m:t>
+                </m:r>
+              </m:e>
+            </m:d>
+          </m:e>
+          <m:sup>
+            <m:r>
+              <w:rPr>
+                <w:rFonts w:ascii="Cambria Math" w:hAnsi="Cambria Math"/>
+              </w:rPr>
+              <m:t>3</m:t>
+            </m:r>
+          </m:sup>
+        </m:sSup>
+      </m:oMath>
+      <w:r>
+        <w:t xml:space="preserve"> </w:t>
+      </w:r>
+    </w:p>
+    <w:p>
+      <w:pPr>
+        <w:spacing w:line="334" w:lineRule="auto"/>
+      </w:pPr>
+      <m:oMathPara>
+        <m:oMathParaPr>
+          <m:jc m:val="left"/>
+        </m:oMathParaPr>
+        <m:oMath>
+          <m:sSup>
+            <m:sSupPr>
+              <m:ctrlPr>
+                <w:rPr>
+                  <w:rFonts w:ascii="Cambria Math" w:hAnsi="Cambria Math"/>
+                  <w:i/>
+                </w:rPr>
+              </m:ctrlPr>
+            </m:sSupPr>
+            <m:e>
+              <m:sSub>
+                <m:sSubPr>
+                  <m:ctrlPr>
+                    <w:rPr>
+                      <w:rFonts w:ascii="Cambria Math" w:hAnsi="Cambria Math"/>
+                      <w:i/>
+                    </w:rPr>
+                  </m:ctrlPr>
+                </m:sSubPr>
+                <m:e>
+                  <m:r>
+                    <w:rPr>
+                      <w:rFonts w:ascii="Cambria Math" w:hAnsi="Cambria Math"/>
+                    </w:rPr>
+                    <m:t>a</m:t>
+                  </m:r>
+                </m:e>
+                <m:sub>
+                  <m:r>
+                    <w:rPr>
+                      <w:rFonts w:ascii="Cambria Math" w:hAnsi="Cambria Math"/>
+                    </w:rPr>
+                    <m:t>1</m:t>
+                  </m:r>
+                </m:sub>
+              </m:sSub>
+            </m:e>
+            <m:sup>
+              <m:r>
+                <w:rPr>
+                  <w:rFonts w:ascii="Cambria Math" w:hAnsi="Cambria Math"/>
+                </w:rPr>
+                <m:t>3</m:t>
+              </m:r>
+            </m:sup>
+          </m:sSup>
+          <m:sSup>
+            <m:sSupPr>
+              <m:ctrlPr>
+                <w:rPr>
+                  <w:rFonts w:ascii="Cambria Math" w:hAnsi="Cambria Math"/>
+                  <w:i/>
+                </w:rPr>
+              </m:ctrlPr>
+            </m:sSupPr>
+            <m:e>
+              <m:sSub>
+                <m:sSubPr>
+                  <m:ctrlPr>
+                    <w:rPr>
+                      <w:rFonts w:ascii="Cambria Math" w:hAnsi="Cambria Math"/>
+                      <w:i/>
+                    </w:rPr>
+                  </m:ctrlPr>
+                </m:sSubPr>
+                <m:e>
+                  <m:r>
+                    <w:rPr>
+                      <w:rFonts w:ascii="Cambria Math" w:hAnsi="Cambria Math"/>
+                    </w:rPr>
+                    <m:t>b</m:t>
+                  </m:r>
+                </m:e>
+                <m:sub>
+                  <m:r>
+                    <w:rPr>
+                      <w:rFonts w:ascii="Cambria Math" w:hAnsi="Cambria Math"/>
+                    </w:rPr>
+                    <m:t>1</m:t>
+                  </m:r>
+                </m:sub>
+              </m:sSub>
+            </m:e>
+            <m:sup>
+              <m:r>
+                <w:rPr>
+                  <w:rFonts w:ascii="Cambria Math" w:hAnsi="Cambria Math"/>
+                </w:rPr>
+                <m:t>3</m:t>
+              </m:r>
+            </m:sup>
+          </m:sSup>
+          <m:r>
+            <w:rPr>
+              <w:rFonts w:ascii="Cambria Math" w:hAnsi="Cambria Math"/>
+            </w:rPr>
+            <m:t>+</m:t>
+          </m:r>
+          <m:sSup>
+            <m:sSupPr>
+              <m:ctrlPr>
+                <w:rPr>
+                  <w:rFonts w:ascii="Cambria Math" w:hAnsi="Cambria Math"/>
+                  <w:i/>
+                </w:rPr>
+              </m:ctrlPr>
+            </m:sSupPr>
+            <m:e>
+              <m:sSub>
+                <m:sSubPr>
+                  <m:ctrlPr>
+                    <w:rPr>
+                      <w:rFonts w:ascii="Cambria Math" w:hAnsi="Cambria Math"/>
+                      <w:i/>
+                    </w:rPr>
+                  </m:ctrlPr>
+                </m:sSubPr>
+                <m:e>
+                  <m:r>
+                    <w:rPr>
+                      <w:rFonts w:ascii="Cambria Math" w:hAnsi="Cambria Math"/>
+                    </w:rPr>
+                    <m:t>3</m:t>
+                  </m:r>
+                  <m:r>
+                    <w:rPr>
+                      <w:rFonts w:ascii="Cambria Math" w:hAnsi="Cambria Math"/>
+                    </w:rPr>
+                    <m:t>a</m:t>
+                  </m:r>
+                </m:e>
+                <m:sub>
+                  <m:r>
+                    <w:rPr>
+                      <w:rFonts w:ascii="Cambria Math" w:hAnsi="Cambria Math"/>
+                    </w:rPr>
+                    <m:t>1</m:t>
+                  </m:r>
+                </m:sub>
+              </m:sSub>
+            </m:e>
+            <m:sup>
+              <m:r>
+                <w:rPr>
+                  <w:rFonts w:ascii="Cambria Math" w:hAnsi="Cambria Math"/>
+                </w:rPr>
+                <m:t>2</m:t>
+              </m:r>
+            </m:sup>
+          </m:sSup>
+          <m:sSub>
+            <m:sSubPr>
+              <m:ctrlPr>
+                <w:rPr>
+                  <w:rFonts w:ascii="Cambria Math" w:hAnsi="Cambria Math"/>
+                  <w:i/>
+                </w:rPr>
+              </m:ctrlPr>
+            </m:sSubPr>
+            <m:e>
+              <m:r>
+                <w:rPr>
+                  <w:rFonts w:ascii="Cambria Math" w:hAnsi="Cambria Math"/>
+                </w:rPr>
+                <m:t>a</m:t>
+              </m:r>
+            </m:e>
+            <m:sub>
+              <m:r>
+                <w:rPr>
+                  <w:rFonts w:ascii="Cambria Math" w:hAnsi="Cambria Math"/>
+                </w:rPr>
+                <m:t>2</m:t>
+              </m:r>
+            </m:sub>
+          </m:sSub>
+          <m:sSup>
+            <m:sSupPr>
+              <m:ctrlPr>
+                <w:rPr>
+                  <w:rFonts w:ascii="Cambria Math" w:hAnsi="Cambria Math"/>
+                  <w:i/>
+                </w:rPr>
+              </m:ctrlPr>
+            </m:sSupPr>
+            <m:e>
+              <m:sSub>
+                <m:sSubPr>
+                  <m:ctrlPr>
+                    <w:rPr>
+                      <w:rFonts w:ascii="Cambria Math" w:hAnsi="Cambria Math"/>
+                      <w:i/>
+                    </w:rPr>
+                  </m:ctrlPr>
+                </m:sSubPr>
+                <m:e>
+                  <m:r>
+                    <w:rPr>
+                      <w:rFonts w:ascii="Cambria Math" w:hAnsi="Cambria Math"/>
+                    </w:rPr>
+                    <m:t>b</m:t>
+                  </m:r>
+                </m:e>
+                <m:sub>
+                  <m:r>
+                    <w:rPr>
+                      <w:rFonts w:ascii="Cambria Math" w:hAnsi="Cambria Math"/>
+                    </w:rPr>
+                    <m:t>1</m:t>
+                  </m:r>
+                </m:sub>
+              </m:sSub>
+            </m:e>
+            <m:sup>
+              <m:r>
+                <w:rPr>
+                  <w:rFonts w:ascii="Cambria Math" w:hAnsi="Cambria Math"/>
+                </w:rPr>
+                <m:t>2</m:t>
+              </m:r>
+            </m:sup>
+          </m:sSup>
+          <m:sSub>
+            <m:sSubPr>
+              <m:ctrlPr>
+                <w:rPr>
+                  <w:rFonts w:ascii="Cambria Math" w:hAnsi="Cambria Math"/>
+                  <w:i/>
+                </w:rPr>
+              </m:ctrlPr>
+            </m:sSubPr>
+            <m:e>
+              <m:r>
+                <w:rPr>
+                  <w:rFonts w:ascii="Cambria Math" w:hAnsi="Cambria Math"/>
+                </w:rPr>
+                <m:t>b</m:t>
+              </m:r>
+            </m:e>
+            <m:sub>
+              <m:r>
+                <w:rPr>
+                  <w:rFonts w:ascii="Cambria Math" w:hAnsi="Cambria Math"/>
+                </w:rPr>
+                <m:t>2</m:t>
+              </m:r>
+            </m:sub>
+          </m:sSub>
+          <m:r>
+            <w:rPr>
+              <w:rFonts w:ascii="Cambria Math" w:hAnsi="Cambria Math"/>
+            </w:rPr>
+            <m:t>+</m:t>
+          </m:r>
+          <m:sSub>
+            <m:sSubPr>
+              <m:ctrlPr>
+                <w:rPr>
+                  <w:rFonts w:ascii="Cambria Math" w:hAnsi="Cambria Math"/>
+                  <w:i/>
+                </w:rPr>
+              </m:ctrlPr>
+            </m:sSubPr>
+            <m:e>
+              <m:r>
+                <w:rPr>
+                  <w:rFonts w:ascii="Cambria Math" w:hAnsi="Cambria Math"/>
+                </w:rPr>
+                <m:t>3a</m:t>
+              </m:r>
+            </m:e>
+            <m:sub>
+              <m:r>
+                <w:rPr>
+                  <w:rFonts w:ascii="Cambria Math" w:hAnsi="Cambria Math"/>
+                </w:rPr>
+                <m:t>1</m:t>
+              </m:r>
+            </m:sub>
+          </m:sSub>
+          <m:sSup>
+            <m:sSupPr>
+              <m:ctrlPr>
+                <w:rPr>
+                  <w:rFonts w:ascii="Cambria Math" w:hAnsi="Cambria Math"/>
+                  <w:i/>
+                </w:rPr>
+              </m:ctrlPr>
+            </m:sSupPr>
+            <m:e>
+              <m:sSub>
+                <m:sSubPr>
+                  <m:ctrlPr>
+                    <w:rPr>
+                      <w:rFonts w:ascii="Cambria Math" w:hAnsi="Cambria Math"/>
+                      <w:i/>
+                    </w:rPr>
+                  </m:ctrlPr>
+                </m:sSubPr>
+                <m:e>
+                  <m:r>
+                    <w:rPr>
+                      <w:rFonts w:ascii="Cambria Math" w:hAnsi="Cambria Math"/>
+                    </w:rPr>
+                    <m:t>a</m:t>
+                  </m:r>
+                </m:e>
+                <m:sub>
+                  <m:r>
+                    <w:rPr>
+                      <w:rFonts w:ascii="Cambria Math" w:hAnsi="Cambria Math"/>
+                    </w:rPr>
+                    <m:t>2</m:t>
+                  </m:r>
+                </m:sub>
+              </m:sSub>
+            </m:e>
+            <m:sup>
+              <m:r>
+                <w:rPr>
+                  <w:rFonts w:ascii="Cambria Math" w:hAnsi="Cambria Math"/>
+                </w:rPr>
+                <m:t>2</m:t>
+              </m:r>
+            </m:sup>
+          </m:sSup>
+          <m:sSub>
+            <m:sSubPr>
+              <m:ctrlPr>
+                <w:rPr>
+                  <w:rFonts w:ascii="Cambria Math" w:hAnsi="Cambria Math"/>
+                  <w:i/>
+                </w:rPr>
+              </m:ctrlPr>
+            </m:sSubPr>
+            <m:e>
+              <m:r>
+                <w:rPr>
+                  <w:rFonts w:ascii="Cambria Math" w:hAnsi="Cambria Math"/>
+                </w:rPr>
+                <m:t>b</m:t>
+              </m:r>
+            </m:e>
+            <m:sub>
+              <m:r>
+                <w:rPr>
+                  <w:rFonts w:ascii="Cambria Math" w:hAnsi="Cambria Math"/>
+                </w:rPr>
+                <m:t>1</m:t>
+              </m:r>
+            </m:sub>
+          </m:sSub>
+          <m:sSup>
+            <m:sSupPr>
+              <m:ctrlPr>
+                <w:rPr>
+                  <w:rFonts w:ascii="Cambria Math" w:hAnsi="Cambria Math"/>
+                  <w:i/>
+                </w:rPr>
+              </m:ctrlPr>
+            </m:sSupPr>
+            <m:e>
+              <m:sSub>
+                <m:sSubPr>
+                  <m:ctrlPr>
+                    <w:rPr>
+                      <w:rFonts w:ascii="Cambria Math" w:hAnsi="Cambria Math"/>
+                      <w:i/>
+                    </w:rPr>
+                  </m:ctrlPr>
+                </m:sSubPr>
+                <m:e>
+                  <m:r>
+                    <w:rPr>
+                      <w:rFonts w:ascii="Cambria Math" w:hAnsi="Cambria Math"/>
+                    </w:rPr>
+                    <m:t>b</m:t>
+                  </m:r>
+                </m:e>
+                <m:sub>
+                  <m:r>
+                    <w:rPr>
+                      <w:rFonts w:ascii="Cambria Math" w:hAnsi="Cambria Math"/>
+                    </w:rPr>
+                    <m:t>2</m:t>
+                  </m:r>
+                </m:sub>
+              </m:sSub>
+            </m:e>
+            <m:sup>
+              <m:r>
+                <w:rPr>
+                  <w:rFonts w:ascii="Cambria Math" w:hAnsi="Cambria Math"/>
+                </w:rPr>
+                <m:t>2</m:t>
+              </m:r>
+            </m:sup>
+          </m:sSup>
+          <m:r>
+            <w:rPr>
+              <w:rFonts w:ascii="Cambria Math" w:hAnsi="Cambria Math"/>
+            </w:rPr>
+            <m:t>+</m:t>
+          </m:r>
+          <m:sSup>
+            <m:sSupPr>
+              <m:ctrlPr>
+                <w:rPr>
+                  <w:rFonts w:ascii="Cambria Math" w:hAnsi="Cambria Math"/>
+                  <w:i/>
+                </w:rPr>
+              </m:ctrlPr>
+            </m:sSupPr>
+            <m:e>
+              <m:sSub>
+                <m:sSubPr>
+                  <m:ctrlPr>
+                    <w:rPr>
+                      <w:rFonts w:ascii="Cambria Math" w:hAnsi="Cambria Math"/>
+                      <w:i/>
+                    </w:rPr>
+                  </m:ctrlPr>
+                </m:sSubPr>
+                <m:e>
+                  <m:r>
+                    <w:rPr>
+                      <w:rFonts w:ascii="Cambria Math" w:hAnsi="Cambria Math"/>
+                    </w:rPr>
+                    <m:t>a</m:t>
+                  </m:r>
+                </m:e>
+                <m:sub>
+                  <m:r>
+                    <w:rPr>
+                      <w:rFonts w:ascii="Cambria Math" w:hAnsi="Cambria Math"/>
+                    </w:rPr>
+                    <m:t>2</m:t>
+                  </m:r>
+                </m:sub>
+              </m:sSub>
+            </m:e>
+            <m:sup>
+              <m:r>
+                <w:rPr>
+                  <w:rFonts w:ascii="Cambria Math" w:hAnsi="Cambria Math"/>
+                </w:rPr>
+                <m:t>3</m:t>
+              </m:r>
+            </m:sup>
+          </m:sSup>
+          <m:sSup>
+            <m:sSupPr>
+              <m:ctrlPr>
+                <w:rPr>
+                  <w:rFonts w:ascii="Cambria Math" w:hAnsi="Cambria Math"/>
+                  <w:i/>
+                </w:rPr>
+              </m:ctrlPr>
+            </m:sSupPr>
+            <m:e>
+              <m:sSub>
+                <m:sSubPr>
+                  <m:ctrlPr>
+                    <w:rPr>
+                      <w:rFonts w:ascii="Cambria Math" w:hAnsi="Cambria Math"/>
+                      <w:i/>
+                    </w:rPr>
+                  </m:ctrlPr>
+                </m:sSubPr>
+                <m:e>
+                  <m:r>
+                    <w:rPr>
+                      <w:rFonts w:ascii="Cambria Math" w:hAnsi="Cambria Math"/>
+                    </w:rPr>
+                    <m:t>b</m:t>
+                  </m:r>
+                </m:e>
+                <m:sub>
+                  <m:r>
+                    <w:rPr>
+                      <w:rFonts w:ascii="Cambria Math" w:hAnsi="Cambria Math"/>
+                    </w:rPr>
+                    <m:t>2</m:t>
+                  </m:r>
+                </m:sub>
+              </m:sSub>
+            </m:e>
+            <m:sup>
+              <m:r>
+                <w:rPr>
+                  <w:rFonts w:ascii="Cambria Math" w:hAnsi="Cambria Math"/>
+                </w:rPr>
+                <m:t>3</m:t>
+              </m:r>
+            </m:sup>
+          </m:sSup>
+        </m:oMath>
+      </m:oMathPara>
+    </w:p>
+    <w:p>
+      <w:pPr>
+        <w:spacing w:line="334" w:lineRule="auto"/>
+      </w:pPr>
+      <m:oMathPara>
+        <m:oMathParaPr>
+          <m:jc m:val="left"/>
+        </m:oMathParaPr>
+        <m:oMath>
+          <m:d>
+            <m:dPr>
+              <m:ctrlPr>
+                <w:rPr>
+                  <w:rFonts w:ascii="Cambria Math" w:hAnsi="Cambria Math"/>
+                  <w:i/>
+                </w:rPr>
+              </m:ctrlPr>
+            </m:dPr>
+            <m:e>
+              <m:sSup>
+                <m:sSupPr>
+                  <m:ctrlPr>
+                    <w:rPr>
+                      <w:rFonts w:ascii="Cambria Math" w:hAnsi="Cambria Math"/>
+                      <w:i/>
+                    </w:rPr>
+                  </m:ctrlPr>
+                </m:sSupPr>
+                <m:e>
+                  <m:sSub>
+                    <m:sSubPr>
+                      <m:ctrlPr>
+                        <w:rPr>
+                          <w:rFonts w:ascii="Cambria Math" w:hAnsi="Cambria Math"/>
+                          <w:i/>
+                        </w:rPr>
+                      </m:ctrlPr>
+                    </m:sSubPr>
+                    <m:e>
+                      <m:r>
+                        <w:rPr>
+                          <w:rFonts w:ascii="Cambria Math" w:hAnsi="Cambria Math"/>
+                        </w:rPr>
+                        <m:t>a</m:t>
+                      </m:r>
+                    </m:e>
+                    <m:sub>
+                      <m:r>
+                        <w:rPr>
+                          <w:rFonts w:ascii="Cambria Math" w:hAnsi="Cambria Math"/>
+                        </w:rPr>
+                        <m:t>1</m:t>
+                      </m:r>
+                    </m:sub>
+                  </m:sSub>
+                </m:e>
+                <m:sup>
+                  <m:r>
+                    <w:rPr>
+                      <w:rFonts w:ascii="Cambria Math" w:hAnsi="Cambria Math"/>
+                    </w:rPr>
+                    <m:t>3</m:t>
+                  </m:r>
+                </m:sup>
+              </m:sSup>
+            </m:e>
+          </m:d>
+          <m:d>
+            <m:dPr>
+              <m:ctrlPr>
+                <w:rPr>
+                  <w:rFonts w:ascii="Cambria Math" w:hAnsi="Cambria Math"/>
+                  <w:i/>
+                </w:rPr>
+              </m:ctrlPr>
+            </m:dPr>
+            <m:e>
+              <m:sSup>
+                <m:sSupPr>
+                  <m:ctrlPr>
+                    <w:rPr>
+                      <w:rFonts w:ascii="Cambria Math" w:hAnsi="Cambria Math"/>
+                      <w:i/>
+                    </w:rPr>
+                  </m:ctrlPr>
+                </m:sSupPr>
+                <m:e>
+                  <m:sSub>
+                    <m:sSubPr>
+                      <m:ctrlPr>
+                        <w:rPr>
+                          <w:rFonts w:ascii="Cambria Math" w:hAnsi="Cambria Math"/>
+                          <w:i/>
+                        </w:rPr>
+                      </m:ctrlPr>
+                    </m:sSubPr>
+                    <m:e>
+                      <m:r>
+                        <w:rPr>
+                          <w:rFonts w:ascii="Cambria Math" w:hAnsi="Cambria Math"/>
+                        </w:rPr>
+                        <m:t>b</m:t>
+                      </m:r>
+                    </m:e>
+                    <m:sub>
+                      <m:r>
+                        <w:rPr>
+                          <w:rFonts w:ascii="Cambria Math" w:hAnsi="Cambria Math"/>
+                        </w:rPr>
+                        <m:t>1</m:t>
+                      </m:r>
+                    </m:sub>
+                  </m:sSub>
+                </m:e>
+                <m:sup>
+                  <m:r>
+                    <w:rPr>
+                      <w:rFonts w:ascii="Cambria Math" w:hAnsi="Cambria Math"/>
+                    </w:rPr>
+                    <m:t>3</m:t>
+                  </m:r>
+                </m:sup>
+              </m:sSup>
+            </m:e>
+          </m:d>
+          <m:r>
+            <w:rPr>
+              <w:rFonts w:ascii="Cambria Math" w:hAnsi="Cambria Math"/>
+            </w:rPr>
+            <m:t>+</m:t>
+          </m:r>
+          <m:d>
+            <m:dPr>
+              <m:ctrlPr>
+                <w:rPr>
+                  <w:rFonts w:ascii="Cambria Math" w:hAnsi="Cambria Math"/>
+                  <w:i/>
+                </w:rPr>
+              </m:ctrlPr>
+            </m:dPr>
+            <m:e>
+              <m:sSup>
+                <m:sSupPr>
+                  <m:ctrlPr>
+                    <w:rPr>
+                      <w:rFonts w:ascii="Cambria Math" w:hAnsi="Cambria Math"/>
+                      <w:i/>
+                    </w:rPr>
+                  </m:ctrlPr>
+                </m:sSupPr>
+                <m:e>
+                  <m:sSub>
+                    <m:sSubPr>
+                      <m:ctrlPr>
+                        <w:rPr>
+                          <w:rFonts w:ascii="Cambria Math" w:hAnsi="Cambria Math"/>
+                          <w:i/>
+                        </w:rPr>
+                      </m:ctrlPr>
+                    </m:sSubPr>
+                    <m:e>
+                      <m:rad>
+                        <m:radPr>
+                          <m:degHide m:val="1"/>
+                          <m:ctrlPr>
+                            <w:rPr>
+                              <w:rFonts w:ascii="Cambria Math" w:hAnsi="Cambria Math"/>
+                              <w:i/>
+                            </w:rPr>
+                          </m:ctrlPr>
+                        </m:radPr>
+                        <m:deg/>
+                        <m:e>
+                          <m:r>
+                            <w:rPr>
+                              <w:rFonts w:ascii="Cambria Math" w:hAnsi="Cambria Math"/>
+                            </w:rPr>
+                            <m:t>3</m:t>
+                          </m:r>
+                        </m:e>
+                      </m:rad>
+                      <m:r>
+                        <w:rPr>
+                          <w:rFonts w:ascii="Cambria Math" w:hAnsi="Cambria Math"/>
+                        </w:rPr>
+                        <m:t>a</m:t>
+                      </m:r>
+                    </m:e>
+                    <m:sub>
+                      <m:r>
+                        <w:rPr>
+                          <w:rFonts w:ascii="Cambria Math" w:hAnsi="Cambria Math"/>
+                        </w:rPr>
+                        <m:t>1</m:t>
+                      </m:r>
+                    </m:sub>
+                  </m:sSub>
+                </m:e>
+                <m:sup>
+                  <m:r>
+                    <w:rPr>
+                      <w:rFonts w:ascii="Cambria Math" w:hAnsi="Cambria Math"/>
+                    </w:rPr>
+                    <m:t>2</m:t>
+                  </m:r>
+                </m:sup>
+              </m:sSup>
+              <m:sSub>
+                <m:sSubPr>
+                  <m:ctrlPr>
+                    <w:rPr>
+                      <w:rFonts w:ascii="Cambria Math" w:hAnsi="Cambria Math"/>
+                      <w:i/>
+                    </w:rPr>
+                  </m:ctrlPr>
+                </m:sSubPr>
+                <m:e>
+                  <m:r>
+                    <w:rPr>
+                      <w:rFonts w:ascii="Cambria Math" w:hAnsi="Cambria Math"/>
+                    </w:rPr>
+                    <m:t>a</m:t>
+                  </m:r>
+                </m:e>
+                <m:sub>
+                  <m:r>
+                    <w:rPr>
+                      <w:rFonts w:ascii="Cambria Math" w:hAnsi="Cambria Math"/>
+                    </w:rPr>
+                    <m:t>2</m:t>
+                  </m:r>
+                </m:sub>
+              </m:sSub>
+            </m:e>
+          </m:d>
+          <m:d>
+            <m:dPr>
+              <m:ctrlPr>
+                <w:rPr>
+                  <w:rFonts w:ascii="Cambria Math" w:hAnsi="Cambria Math"/>
+                  <w:i/>
+                </w:rPr>
+              </m:ctrlPr>
+            </m:dPr>
+            <m:e>
+              <m:sSup>
+                <m:sSupPr>
+                  <m:ctrlPr>
+                    <w:rPr>
+                      <w:rFonts w:ascii="Cambria Math" w:hAnsi="Cambria Math"/>
+                      <w:i/>
+                    </w:rPr>
+                  </m:ctrlPr>
+                </m:sSupPr>
+                <m:e>
+                  <m:sSub>
+                    <m:sSubPr>
+                      <m:ctrlPr>
+                        <w:rPr>
+                          <w:rFonts w:ascii="Cambria Math" w:hAnsi="Cambria Math"/>
+                          <w:i/>
+                        </w:rPr>
+                      </m:ctrlPr>
+                    </m:sSubPr>
+                    <m:e>
+                      <m:rad>
+                        <m:radPr>
+                          <m:degHide m:val="1"/>
+                          <m:ctrlPr>
+                            <w:rPr>
+                              <w:rFonts w:ascii="Cambria Math" w:hAnsi="Cambria Math"/>
+                              <w:i/>
+                            </w:rPr>
+                          </m:ctrlPr>
+                        </m:radPr>
+                        <m:deg/>
+                        <m:e>
+                          <m:r>
+                            <w:rPr>
+                              <w:rFonts w:ascii="Cambria Math" w:hAnsi="Cambria Math"/>
+                            </w:rPr>
+                            <m:t>3</m:t>
+                          </m:r>
+                        </m:e>
+                      </m:rad>
+                      <m:r>
+                        <w:rPr>
+                          <w:rFonts w:ascii="Cambria Math" w:hAnsi="Cambria Math"/>
+                        </w:rPr>
+                        <m:t>b</m:t>
+                      </m:r>
+                    </m:e>
+                    <m:sub>
+                      <m:r>
+                        <w:rPr>
+                          <w:rFonts w:ascii="Cambria Math" w:hAnsi="Cambria Math"/>
+                        </w:rPr>
+                        <m:t>1</m:t>
+                      </m:r>
+                    </m:sub>
+                  </m:sSub>
+                </m:e>
+                <m:sup>
+                  <m:r>
+                    <w:rPr>
+                      <w:rFonts w:ascii="Cambria Math" w:hAnsi="Cambria Math"/>
+                    </w:rPr>
+                    <m:t>2</m:t>
+                  </m:r>
+                </m:sup>
+              </m:sSup>
+              <m:sSub>
+                <m:sSubPr>
+                  <m:ctrlPr>
+                    <w:rPr>
+                      <w:rFonts w:ascii="Cambria Math" w:hAnsi="Cambria Math"/>
+                      <w:i/>
+                    </w:rPr>
+                  </m:ctrlPr>
+                </m:sSubPr>
+                <m:e>
+                  <m:r>
+                    <w:rPr>
+                      <w:rFonts w:ascii="Cambria Math" w:hAnsi="Cambria Math"/>
+                    </w:rPr>
+                    <m:t>b</m:t>
+                  </m:r>
+                </m:e>
+                <m:sub>
+                  <m:r>
+                    <w:rPr>
+                      <w:rFonts w:ascii="Cambria Math" w:hAnsi="Cambria Math"/>
+                    </w:rPr>
+                    <m:t>2</m:t>
+                  </m:r>
+                </m:sub>
+              </m:sSub>
+            </m:e>
+          </m:d>
+          <m:r>
+            <w:rPr>
+              <w:rFonts w:ascii="Cambria Math" w:hAnsi="Cambria Math"/>
+            </w:rPr>
+            <m:t>+</m:t>
+          </m:r>
+          <m:d>
+            <m:dPr>
+              <m:ctrlPr>
+                <w:rPr>
+                  <w:rFonts w:ascii="Cambria Math" w:hAnsi="Cambria Math"/>
+                  <w:i/>
+                </w:rPr>
+              </m:ctrlPr>
+            </m:dPr>
+            <m:e>
+              <m:sSub>
+                <m:sSubPr>
+                  <m:ctrlPr>
+                    <w:rPr>
+                      <w:rFonts w:ascii="Cambria Math" w:hAnsi="Cambria Math"/>
+                      <w:i/>
+                    </w:rPr>
+                  </m:ctrlPr>
+                </m:sSubPr>
+                <m:e>
+                  <m:rad>
+                    <m:radPr>
+                      <m:degHide m:val="1"/>
+                      <m:ctrlPr>
+                        <w:rPr>
+                          <w:rFonts w:ascii="Cambria Math" w:hAnsi="Cambria Math"/>
+                          <w:i/>
+                        </w:rPr>
+                      </m:ctrlPr>
+                    </m:radPr>
+                    <m:deg/>
+                    <m:e>
+                      <m:r>
+                        <w:rPr>
+                          <w:rFonts w:ascii="Cambria Math" w:hAnsi="Cambria Math"/>
+                        </w:rPr>
+                        <m:t>3</m:t>
+                      </m:r>
+                    </m:e>
+                  </m:rad>
+                  <m:r>
+                    <w:rPr>
+                      <w:rFonts w:ascii="Cambria Math" w:hAnsi="Cambria Math"/>
+                    </w:rPr>
+                    <m:t>a</m:t>
+                  </m:r>
+                </m:e>
+                <m:sub>
+                  <m:r>
+                    <w:rPr>
+                      <w:rFonts w:ascii="Cambria Math" w:hAnsi="Cambria Math"/>
+                    </w:rPr>
+                    <m:t>1</m:t>
+                  </m:r>
+                </m:sub>
+              </m:sSub>
+              <m:sSup>
+                <m:sSupPr>
+                  <m:ctrlPr>
+                    <w:rPr>
+                      <w:rFonts w:ascii="Cambria Math" w:hAnsi="Cambria Math"/>
+                      <w:i/>
+                    </w:rPr>
+                  </m:ctrlPr>
+                </m:sSupPr>
+                <m:e>
+                  <m:sSub>
+                    <m:sSubPr>
+                      <m:ctrlPr>
+                        <w:rPr>
+                          <w:rFonts w:ascii="Cambria Math" w:hAnsi="Cambria Math"/>
+                          <w:i/>
+                        </w:rPr>
+                      </m:ctrlPr>
+                    </m:sSubPr>
+                    <m:e>
+                      <m:r>
+                        <w:rPr>
+                          <w:rFonts w:ascii="Cambria Math" w:hAnsi="Cambria Math"/>
+                        </w:rPr>
+                        <m:t>a</m:t>
+                      </m:r>
+                    </m:e>
+                    <m:sub>
+                      <m:r>
+                        <w:rPr>
+                          <w:rFonts w:ascii="Cambria Math" w:hAnsi="Cambria Math"/>
+                        </w:rPr>
+                        <m:t>2</m:t>
+                      </m:r>
+                    </m:sub>
+                  </m:sSub>
+                </m:e>
+                <m:sup>
+                  <m:r>
+                    <w:rPr>
+                      <w:rFonts w:ascii="Cambria Math" w:hAnsi="Cambria Math"/>
+                    </w:rPr>
+                    <m:t>2</m:t>
+                  </m:r>
+                </m:sup>
+              </m:sSup>
+            </m:e>
+          </m:d>
+          <m:d>
+            <m:dPr>
+              <m:ctrlPr>
+                <w:rPr>
+                  <w:rFonts w:ascii="Cambria Math" w:hAnsi="Cambria Math"/>
+                  <w:i/>
+                </w:rPr>
+              </m:ctrlPr>
+            </m:dPr>
+            <m:e>
+              <m:sSub>
+                <m:sSubPr>
+                  <m:ctrlPr>
+                    <w:rPr>
+                      <w:rFonts w:ascii="Cambria Math" w:hAnsi="Cambria Math"/>
+                      <w:i/>
+                    </w:rPr>
+                  </m:ctrlPr>
+                </m:sSubPr>
+                <m:e>
+                  <m:rad>
+                    <m:radPr>
+                      <m:degHide m:val="1"/>
+                      <m:ctrlPr>
+                        <w:rPr>
+                          <w:rFonts w:ascii="Cambria Math" w:hAnsi="Cambria Math"/>
+                          <w:i/>
+                        </w:rPr>
+                      </m:ctrlPr>
+                    </m:radPr>
+                    <m:deg/>
+                    <m:e>
+                      <m:r>
+                        <w:rPr>
+                          <w:rFonts w:ascii="Cambria Math" w:hAnsi="Cambria Math"/>
+                        </w:rPr>
+                        <m:t>3</m:t>
+                      </m:r>
+                    </m:e>
+                  </m:rad>
+                  <m:r>
+                    <w:rPr>
+                      <w:rFonts w:ascii="Cambria Math" w:hAnsi="Cambria Math"/>
+                    </w:rPr>
+                    <m:t>b</m:t>
+                  </m:r>
+                </m:e>
+                <m:sub>
+                  <m:r>
+                    <w:rPr>
+                      <w:rFonts w:ascii="Cambria Math" w:hAnsi="Cambria Math"/>
+                    </w:rPr>
+                    <m:t>1</m:t>
+                  </m:r>
+                </m:sub>
+              </m:sSub>
+              <m:sSup>
+                <m:sSupPr>
+                  <m:ctrlPr>
+                    <w:rPr>
+                      <w:rFonts w:ascii="Cambria Math" w:hAnsi="Cambria Math"/>
+                      <w:i/>
+                    </w:rPr>
+                  </m:ctrlPr>
+                </m:sSupPr>
+                <m:e>
+                  <m:sSub>
+                    <m:sSubPr>
+                      <m:ctrlPr>
+                        <w:rPr>
+                          <w:rFonts w:ascii="Cambria Math" w:hAnsi="Cambria Math"/>
+                          <w:i/>
+                        </w:rPr>
+                      </m:ctrlPr>
+                    </m:sSubPr>
+                    <m:e>
+                      <m:r>
+                        <w:rPr>
+                          <w:rFonts w:ascii="Cambria Math" w:hAnsi="Cambria Math"/>
+                        </w:rPr>
+                        <m:t>b</m:t>
+                      </m:r>
+                    </m:e>
+                    <m:sub>
+                      <m:r>
+                        <w:rPr>
+                          <w:rFonts w:ascii="Cambria Math" w:hAnsi="Cambria Math"/>
+                        </w:rPr>
+                        <m:t>2</m:t>
+                      </m:r>
+                    </m:sub>
+                  </m:sSub>
+                </m:e>
+                <m:sup>
+                  <m:r>
+                    <w:rPr>
+                      <w:rFonts w:ascii="Cambria Math" w:hAnsi="Cambria Math"/>
+                    </w:rPr>
+                    <m:t>2</m:t>
+                  </m:r>
+                </m:sup>
+              </m:sSup>
+            </m:e>
+          </m:d>
+          <m:r>
+            <w:rPr>
+              <w:rFonts w:ascii="Cambria Math" w:hAnsi="Cambria Math"/>
+            </w:rPr>
+            <m:t>+</m:t>
+          </m:r>
+          <m:d>
+            <m:dPr>
+              <m:ctrlPr>
+                <w:rPr>
+                  <w:rFonts w:ascii="Cambria Math" w:hAnsi="Cambria Math"/>
+                  <w:i/>
+                </w:rPr>
+              </m:ctrlPr>
+            </m:dPr>
+            <m:e>
+              <m:sSup>
+                <m:sSupPr>
+                  <m:ctrlPr>
+                    <w:rPr>
+                      <w:rFonts w:ascii="Cambria Math" w:hAnsi="Cambria Math"/>
+                      <w:i/>
+                    </w:rPr>
+                  </m:ctrlPr>
+                </m:sSupPr>
+                <m:e>
+                  <m:sSub>
+                    <m:sSubPr>
+                      <m:ctrlPr>
+                        <w:rPr>
+                          <w:rFonts w:ascii="Cambria Math" w:hAnsi="Cambria Math"/>
+                          <w:i/>
+                        </w:rPr>
+                      </m:ctrlPr>
+                    </m:sSubPr>
+                    <m:e>
+                      <m:r>
+                        <w:rPr>
+                          <w:rFonts w:ascii="Cambria Math" w:hAnsi="Cambria Math"/>
+                        </w:rPr>
+                        <m:t>a</m:t>
+                      </m:r>
+                    </m:e>
+                    <m:sub>
+                      <m:r>
+                        <w:rPr>
+                          <w:rFonts w:ascii="Cambria Math" w:hAnsi="Cambria Math"/>
+                        </w:rPr>
+                        <m:t>2</m:t>
+                      </m:r>
+                    </m:sub>
+                  </m:sSub>
+                </m:e>
+                <m:sup>
+                  <m:r>
+                    <w:rPr>
+                      <w:rFonts w:ascii="Cambria Math" w:hAnsi="Cambria Math"/>
+                    </w:rPr>
+                    <m:t>3</m:t>
+                  </m:r>
+                </m:sup>
+              </m:sSup>
+            </m:e>
+          </m:d>
+          <m:d>
+            <m:dPr>
+              <m:ctrlPr>
+                <w:rPr>
+                  <w:rFonts w:ascii="Cambria Math" w:hAnsi="Cambria Math"/>
+                  <w:i/>
+                </w:rPr>
+              </m:ctrlPr>
+            </m:dPr>
+            <m:e>
+              <m:sSup>
+                <m:sSupPr>
+                  <m:ctrlPr>
+                    <w:rPr>
+                      <w:rFonts w:ascii="Cambria Math" w:hAnsi="Cambria Math"/>
+                      <w:i/>
+                    </w:rPr>
+                  </m:ctrlPr>
+                </m:sSupPr>
+                <m:e>
+                  <m:sSub>
+                    <m:sSubPr>
+                      <m:ctrlPr>
+                        <w:rPr>
+                          <w:rFonts w:ascii="Cambria Math" w:hAnsi="Cambria Math"/>
+                          <w:i/>
+                        </w:rPr>
+                      </m:ctrlPr>
+                    </m:sSubPr>
+                    <m:e>
+                      <m:r>
+                        <w:rPr>
+                          <w:rFonts w:ascii="Cambria Math" w:hAnsi="Cambria Math"/>
+                        </w:rPr>
+                        <m:t>b</m:t>
+                      </m:r>
+                    </m:e>
+                    <m:sub>
+                      <m:r>
+                        <w:rPr>
+                          <w:rFonts w:ascii="Cambria Math" w:hAnsi="Cambria Math"/>
+                        </w:rPr>
+                        <m:t>2</m:t>
+                      </m:r>
+                    </m:sub>
+                  </m:sSub>
+                </m:e>
+                <m:sup>
+                  <m:r>
+                    <w:rPr>
+                      <w:rFonts w:ascii="Cambria Math" w:hAnsi="Cambria Math"/>
+                    </w:rPr>
+                    <m:t>3</m:t>
+                  </m:r>
+                </m:sup>
+              </m:sSup>
+            </m:e>
+          </m:d>
+        </m:oMath>
+      </m:oMathPara>
+    </w:p>
+    <w:p>
+      <w:pPr>
+        <w:spacing w:line="334" w:lineRule="auto"/>
+      </w:pPr>
+      <w:r>
+        <w:t>So:</w:t>
+      </w:r>
+    </w:p>
+    <w:p>
+      <w:pPr>
+        <w:spacing w:line="334" w:lineRule="auto"/>
+      </w:pPr>
+      <m:oMathPara>
+        <m:oMathParaPr>
+          <m:jc m:val="left"/>
+        </m:oMathParaPr>
+        <m:oMath>
+          <m:r>
+            <w:rPr>
+              <w:rFonts w:ascii="Cambria Math" w:hAnsi="Cambria Math"/>
+            </w:rPr>
+            <m:t>φ</m:t>
+          </m:r>
+          <m:d>
+            <m:dPr>
+              <m:ctrlPr>
+                <w:rPr>
+                  <w:rFonts w:ascii="Cambria Math" w:hAnsi="Cambria Math"/>
+                  <w:i/>
+                </w:rPr>
+              </m:ctrlPr>
+            </m:dPr>
+            <m:e>
+              <m:r>
+                <w:rPr>
+                  <w:rFonts w:ascii="Cambria Math" w:hAnsi="Cambria Math"/>
+                </w:rPr>
+                <m:t>a</m:t>
+              </m:r>
+            </m:e>
+          </m:d>
+          <m:r>
+            <w:rPr>
+              <w:rFonts w:ascii="Cambria Math" w:hAnsi="Cambria Math"/>
+            </w:rPr>
+            <m:t>=</m:t>
+          </m:r>
+          <m:r>
+            <w:rPr>
+              <w:rFonts w:ascii="Cambria Math" w:hAnsi="Cambria Math"/>
+            </w:rPr>
+            <m:t xml:space="preserve"> </m:t>
+          </m:r>
+          <m:d>
+            <m:dPr>
+              <m:begChr m:val="["/>
+              <m:endChr m:val="]"/>
+              <m:ctrlPr>
+                <w:rPr>
+                  <w:rFonts w:ascii="Cambria Math" w:hAnsi="Cambria Math"/>
+                  <w:i/>
+                </w:rPr>
+              </m:ctrlPr>
+            </m:dPr>
+            <m:e>
+              <m:sSup>
+                <m:sSupPr>
+                  <m:ctrlPr>
+                    <w:rPr>
+                      <w:rFonts w:ascii="Cambria Math" w:hAnsi="Cambria Math"/>
+                      <w:i/>
+                    </w:rPr>
+                  </m:ctrlPr>
+                </m:sSupPr>
+                <m:e>
+                  <m:sSub>
+                    <m:sSubPr>
+                      <m:ctrlPr>
+                        <w:rPr>
+                          <w:rFonts w:ascii="Cambria Math" w:hAnsi="Cambria Math"/>
+                          <w:i/>
+                        </w:rPr>
+                      </m:ctrlPr>
+                    </m:sSubPr>
+                    <m:e>
+                      <m:r>
+                        <w:rPr>
+                          <w:rFonts w:ascii="Cambria Math" w:hAnsi="Cambria Math"/>
+                        </w:rPr>
+                        <m:t>a</m:t>
+                      </m:r>
+                    </m:e>
+                    <m:sub>
+                      <m:r>
+                        <w:rPr>
+                          <w:rFonts w:ascii="Cambria Math" w:hAnsi="Cambria Math"/>
+                        </w:rPr>
+                        <m:t>1</m:t>
+                      </m:r>
+                    </m:sub>
+                  </m:sSub>
+                </m:e>
+                <m:sup>
+                  <m:r>
+                    <w:rPr>
+                      <w:rFonts w:ascii="Cambria Math" w:hAnsi="Cambria Math"/>
+                    </w:rPr>
+                    <m:t>3</m:t>
+                  </m:r>
+                </m:sup>
+              </m:sSup>
+              <m:r>
+                <w:rPr>
+                  <w:rFonts w:ascii="Cambria Math" w:hAnsi="Cambria Math"/>
+                </w:rPr>
+                <m:t>,</m:t>
+              </m:r>
+              <m:sSup>
+                <m:sSupPr>
+                  <m:ctrlPr>
+                    <w:rPr>
+                      <w:rFonts w:ascii="Cambria Math" w:hAnsi="Cambria Math"/>
+                      <w:i/>
+                    </w:rPr>
+                  </m:ctrlPr>
+                </m:sSupPr>
+                <m:e>
+                  <m:sSub>
+                    <m:sSubPr>
+                      <m:ctrlPr>
+                        <w:rPr>
+                          <w:rFonts w:ascii="Cambria Math" w:hAnsi="Cambria Math"/>
+                          <w:i/>
+                        </w:rPr>
+                      </m:ctrlPr>
+                    </m:sSubPr>
+                    <m:e>
+                      <m:rad>
+                        <m:radPr>
+                          <m:degHide m:val="1"/>
+                          <m:ctrlPr>
+                            <w:rPr>
+                              <w:rFonts w:ascii="Cambria Math" w:hAnsi="Cambria Math"/>
+                              <w:i/>
+                            </w:rPr>
+                          </m:ctrlPr>
+                        </m:radPr>
+                        <m:deg/>
+                        <m:e>
+                          <m:r>
+                            <w:rPr>
+                              <w:rFonts w:ascii="Cambria Math" w:hAnsi="Cambria Math"/>
+                            </w:rPr>
+                            <m:t>3</m:t>
+                          </m:r>
+                        </m:e>
+                      </m:rad>
+                      <m:r>
+                        <w:rPr>
+                          <w:rFonts w:ascii="Cambria Math" w:hAnsi="Cambria Math"/>
+                        </w:rPr>
+                        <m:t>a</m:t>
+                      </m:r>
+                    </m:e>
+                    <m:sub>
+                      <m:r>
+                        <w:rPr>
+                          <w:rFonts w:ascii="Cambria Math" w:hAnsi="Cambria Math"/>
+                        </w:rPr>
+                        <m:t>1</m:t>
+                      </m:r>
+                    </m:sub>
+                  </m:sSub>
+                </m:e>
+                <m:sup>
+                  <m:r>
+                    <w:rPr>
+                      <w:rFonts w:ascii="Cambria Math" w:hAnsi="Cambria Math"/>
+                    </w:rPr>
+                    <m:t>2</m:t>
+                  </m:r>
+                </m:sup>
+              </m:sSup>
+              <m:sSub>
+                <m:sSubPr>
+                  <m:ctrlPr>
+                    <w:rPr>
+                      <w:rFonts w:ascii="Cambria Math" w:hAnsi="Cambria Math"/>
+                      <w:i/>
+                    </w:rPr>
+                  </m:ctrlPr>
+                </m:sSubPr>
+                <m:e>
+                  <m:r>
+                    <w:rPr>
+                      <w:rFonts w:ascii="Cambria Math" w:hAnsi="Cambria Math"/>
+                    </w:rPr>
+                    <m:t>a</m:t>
+                  </m:r>
+                </m:e>
+                <m:sub>
+                  <m:r>
+                    <w:rPr>
+                      <w:rFonts w:ascii="Cambria Math" w:hAnsi="Cambria Math"/>
+                    </w:rPr>
+                    <m:t>2</m:t>
+                  </m:r>
+                </m:sub>
+              </m:sSub>
+              <m:r>
+                <w:rPr>
+                  <w:rFonts w:ascii="Cambria Math" w:hAnsi="Cambria Math"/>
+                </w:rPr>
+                <m:t>,</m:t>
+              </m:r>
+              <m:sSub>
+                <m:sSubPr>
+                  <m:ctrlPr>
+                    <w:rPr>
+                      <w:rFonts w:ascii="Cambria Math" w:hAnsi="Cambria Math"/>
+                      <w:i/>
+                    </w:rPr>
+                  </m:ctrlPr>
+                </m:sSubPr>
+                <m:e>
+                  <m:rad>
+                    <m:radPr>
+                      <m:degHide m:val="1"/>
+                      <m:ctrlPr>
+                        <w:rPr>
+                          <w:rFonts w:ascii="Cambria Math" w:hAnsi="Cambria Math"/>
+                          <w:i/>
+                        </w:rPr>
+                      </m:ctrlPr>
+                    </m:radPr>
+                    <m:deg/>
+                    <m:e>
+                      <m:r>
+                        <w:rPr>
+                          <w:rFonts w:ascii="Cambria Math" w:hAnsi="Cambria Math"/>
+                        </w:rPr>
+                        <m:t>3</m:t>
+                      </m:r>
+                    </m:e>
+                  </m:rad>
+                  <m:r>
+                    <w:rPr>
+                      <w:rFonts w:ascii="Cambria Math" w:hAnsi="Cambria Math"/>
+                    </w:rPr>
+                    <m:t>a</m:t>
+                  </m:r>
+                </m:e>
+                <m:sub>
+                  <m:r>
+                    <w:rPr>
+                      <w:rFonts w:ascii="Cambria Math" w:hAnsi="Cambria Math"/>
+                    </w:rPr>
+                    <m:t>1</m:t>
+                  </m:r>
+                </m:sub>
+              </m:sSub>
+              <m:sSup>
+                <m:sSupPr>
+                  <m:ctrlPr>
+                    <w:rPr>
+                      <w:rFonts w:ascii="Cambria Math" w:hAnsi="Cambria Math"/>
+                      <w:i/>
+                    </w:rPr>
+                  </m:ctrlPr>
+                </m:sSupPr>
+                <m:e>
+                  <m:sSub>
+                    <m:sSubPr>
+                      <m:ctrlPr>
+                        <w:rPr>
+                          <w:rFonts w:ascii="Cambria Math" w:hAnsi="Cambria Math"/>
+                          <w:i/>
+                        </w:rPr>
+                      </m:ctrlPr>
+                    </m:sSubPr>
+                    <m:e>
+                      <m:r>
+                        <w:rPr>
+                          <w:rFonts w:ascii="Cambria Math" w:hAnsi="Cambria Math"/>
+                        </w:rPr>
+                        <m:t>a</m:t>
+                      </m:r>
+                    </m:e>
+                    <m:sub>
+                      <m:r>
+                        <w:rPr>
+                          <w:rFonts w:ascii="Cambria Math" w:hAnsi="Cambria Math"/>
+                        </w:rPr>
+                        <m:t>2</m:t>
+                      </m:r>
+                    </m:sub>
+                  </m:sSub>
+                </m:e>
+                <m:sup>
+                  <m:r>
+                    <w:rPr>
+                      <w:rFonts w:ascii="Cambria Math" w:hAnsi="Cambria Math"/>
+                    </w:rPr>
+                    <m:t>2</m:t>
+                  </m:r>
+                </m:sup>
+              </m:sSup>
+              <m:r>
+                <w:rPr>
+                  <w:rFonts w:ascii="Cambria Math" w:hAnsi="Cambria Math"/>
+                </w:rPr>
+                <m:t>,</m:t>
+              </m:r>
+              <m:sSup>
+                <m:sSupPr>
+                  <m:ctrlPr>
+                    <w:rPr>
+                      <w:rFonts w:ascii="Cambria Math" w:hAnsi="Cambria Math"/>
+                      <w:i/>
+                    </w:rPr>
+                  </m:ctrlPr>
+                </m:sSupPr>
+                <m:e>
+                  <m:sSub>
+                    <m:sSubPr>
+                      <m:ctrlPr>
+                        <w:rPr>
+                          <w:rFonts w:ascii="Cambria Math" w:hAnsi="Cambria Math"/>
+                          <w:i/>
+                        </w:rPr>
+                      </m:ctrlPr>
+                    </m:sSubPr>
+                    <m:e>
+                      <m:r>
+                        <w:rPr>
+                          <w:rFonts w:ascii="Cambria Math" w:hAnsi="Cambria Math"/>
+                        </w:rPr>
+                        <m:t>a</m:t>
+                      </m:r>
+                    </m:e>
+                    <m:sub>
+                      <m:r>
+                        <w:rPr>
+                          <w:rFonts w:ascii="Cambria Math" w:hAnsi="Cambria Math"/>
+                        </w:rPr>
+                        <m:t>2</m:t>
+                      </m:r>
+                    </m:sub>
+                  </m:sSub>
+                </m:e>
+                <m:sup>
+                  <m:r>
+                    <w:rPr>
+                      <w:rFonts w:ascii="Cambria Math" w:hAnsi="Cambria Math"/>
+                    </w:rPr>
+                    <m:t>3</m:t>
+                  </m:r>
+                </m:sup>
+              </m:sSup>
+            </m:e>
+          </m:d>
+        </m:oMath>
+      </m:oMathPara>
+    </w:p>
+    <w:p>
+      <w:pPr>
+        <w:spacing w:line="334" w:lineRule="auto"/>
+      </w:pPr>
+      <m:oMathPara>
+        <m:oMathParaPr>
+          <m:jc m:val="left"/>
+        </m:oMathParaPr>
+        <m:oMath>
+          <m:r>
+            <w:rPr>
+              <w:rFonts w:ascii="Cambria Math" w:hAnsi="Cambria Math"/>
+            </w:rPr>
+            <m:t>φ</m:t>
+          </m:r>
+          <m:d>
+            <m:dPr>
+              <m:ctrlPr>
+                <w:rPr>
+                  <w:rFonts w:ascii="Cambria Math" w:hAnsi="Cambria Math"/>
+                  <w:i/>
+                </w:rPr>
+              </m:ctrlPr>
+            </m:dPr>
+            <m:e>
+              <m:r>
+                <w:rPr>
+                  <w:rFonts w:ascii="Cambria Math" w:hAnsi="Cambria Math"/>
+                </w:rPr>
+                <m:t>b</m:t>
+              </m:r>
+            </m:e>
+          </m:d>
+          <m:r>
+            <w:rPr>
+              <w:rFonts w:ascii="Cambria Math" w:hAnsi="Cambria Math"/>
+            </w:rPr>
+            <m:t xml:space="preserve">= </m:t>
+          </m:r>
+          <m:d>
+            <m:dPr>
+              <m:begChr m:val="["/>
+              <m:endChr m:val="]"/>
+              <m:ctrlPr>
+                <w:rPr>
+                  <w:rFonts w:ascii="Cambria Math" w:hAnsi="Cambria Math"/>
+                  <w:i/>
+                </w:rPr>
+              </m:ctrlPr>
+            </m:dPr>
+            <m:e>
+              <m:sSup>
+                <m:sSupPr>
+                  <m:ctrlPr>
+                    <w:rPr>
+                      <w:rFonts w:ascii="Cambria Math" w:hAnsi="Cambria Math"/>
+                      <w:i/>
+                    </w:rPr>
+                  </m:ctrlPr>
+                </m:sSupPr>
+                <m:e>
+                  <m:sSub>
+                    <m:sSubPr>
+                      <m:ctrlPr>
+                        <w:rPr>
+                          <w:rFonts w:ascii="Cambria Math" w:hAnsi="Cambria Math"/>
+                          <w:i/>
+                        </w:rPr>
+                      </m:ctrlPr>
+                    </m:sSubPr>
+                    <m:e>
+                      <m:r>
+                        <w:rPr>
+                          <w:rFonts w:ascii="Cambria Math" w:hAnsi="Cambria Math"/>
+                        </w:rPr>
+                        <m:t>b</m:t>
+                      </m:r>
+                    </m:e>
+                    <m:sub>
+                      <m:r>
+                        <w:rPr>
+                          <w:rFonts w:ascii="Cambria Math" w:hAnsi="Cambria Math"/>
+                        </w:rPr>
+                        <m:t>1</m:t>
+                      </m:r>
+                    </m:sub>
+                  </m:sSub>
+                </m:e>
+                <m:sup>
+                  <m:r>
+                    <w:rPr>
+                      <w:rFonts w:ascii="Cambria Math" w:hAnsi="Cambria Math"/>
+                    </w:rPr>
+                    <m:t>3</m:t>
+                  </m:r>
+                </m:sup>
+              </m:sSup>
+              <m:r>
+                <w:rPr>
+                  <w:rFonts w:ascii="Cambria Math" w:hAnsi="Cambria Math"/>
+                </w:rPr>
+                <m:t>,</m:t>
+              </m:r>
+              <m:sSup>
+                <m:sSupPr>
+                  <m:ctrlPr>
+                    <w:rPr>
+                      <w:rFonts w:ascii="Cambria Math" w:hAnsi="Cambria Math"/>
+                      <w:i/>
+                    </w:rPr>
+                  </m:ctrlPr>
+                </m:sSupPr>
+                <m:e>
+                  <m:sSub>
+                    <m:sSubPr>
+                      <m:ctrlPr>
+                        <w:rPr>
+                          <w:rFonts w:ascii="Cambria Math" w:hAnsi="Cambria Math"/>
+                          <w:i/>
+                        </w:rPr>
+                      </m:ctrlPr>
+                    </m:sSubPr>
+                    <m:e>
+                      <m:rad>
+                        <m:radPr>
+                          <m:degHide m:val="1"/>
+                          <m:ctrlPr>
+                            <w:rPr>
+                              <w:rFonts w:ascii="Cambria Math" w:hAnsi="Cambria Math"/>
+                              <w:i/>
+                            </w:rPr>
+                          </m:ctrlPr>
+                        </m:radPr>
+                        <m:deg/>
+                        <m:e>
+                          <m:r>
+                            <w:rPr>
+                              <w:rFonts w:ascii="Cambria Math" w:hAnsi="Cambria Math"/>
+                            </w:rPr>
+                            <m:t>3</m:t>
+                          </m:r>
+                        </m:e>
+                      </m:rad>
+                      <m:r>
+                        <w:rPr>
+                          <w:rFonts w:ascii="Cambria Math" w:hAnsi="Cambria Math"/>
+                        </w:rPr>
+                        <m:t>b</m:t>
+                      </m:r>
+                    </m:e>
+                    <m:sub>
+                      <m:r>
+                        <w:rPr>
+                          <w:rFonts w:ascii="Cambria Math" w:hAnsi="Cambria Math"/>
+                        </w:rPr>
+                        <m:t>1</m:t>
+                      </m:r>
+                    </m:sub>
+                  </m:sSub>
+                </m:e>
+                <m:sup>
+                  <m:r>
+                    <w:rPr>
+                      <w:rFonts w:ascii="Cambria Math" w:hAnsi="Cambria Math"/>
+                    </w:rPr>
+                    <m:t>2</m:t>
+                  </m:r>
+                </m:sup>
+              </m:sSup>
+              <m:sSub>
+                <m:sSubPr>
+                  <m:ctrlPr>
+                    <w:rPr>
+                      <w:rFonts w:ascii="Cambria Math" w:hAnsi="Cambria Math"/>
+                      <w:i/>
+                    </w:rPr>
+                  </m:ctrlPr>
+                </m:sSubPr>
+                <m:e>
+                  <m:r>
+                    <w:rPr>
+                      <w:rFonts w:ascii="Cambria Math" w:hAnsi="Cambria Math"/>
+                    </w:rPr>
+                    <m:t>b</m:t>
+                  </m:r>
+                </m:e>
+                <m:sub>
+                  <m:r>
+                    <w:rPr>
+                      <w:rFonts w:ascii="Cambria Math" w:hAnsi="Cambria Math"/>
+                    </w:rPr>
+                    <m:t>2</m:t>
+                  </m:r>
+                </m:sub>
+              </m:sSub>
+              <m:r>
+                <w:rPr>
+                  <w:rFonts w:ascii="Cambria Math" w:hAnsi="Cambria Math"/>
+                </w:rPr>
+                <m:t>,</m:t>
+              </m:r>
+              <m:sSub>
+                <m:sSubPr>
+                  <m:ctrlPr>
+                    <w:rPr>
+                      <w:rFonts w:ascii="Cambria Math" w:hAnsi="Cambria Math"/>
+                      <w:i/>
+                    </w:rPr>
+                  </m:ctrlPr>
+                </m:sSubPr>
+                <m:e>
+                  <m:rad>
+                    <m:radPr>
+                      <m:degHide m:val="1"/>
+                      <m:ctrlPr>
+                        <w:rPr>
+                          <w:rFonts w:ascii="Cambria Math" w:hAnsi="Cambria Math"/>
+                          <w:i/>
+                        </w:rPr>
+                      </m:ctrlPr>
+                    </m:radPr>
+                    <m:deg/>
+                    <m:e>
+                      <m:r>
+                        <w:rPr>
+                          <w:rFonts w:ascii="Cambria Math" w:hAnsi="Cambria Math"/>
+                        </w:rPr>
+                        <m:t>3</m:t>
+                      </m:r>
+                    </m:e>
+                  </m:rad>
+                  <m:r>
+                    <w:rPr>
+                      <w:rFonts w:ascii="Cambria Math" w:hAnsi="Cambria Math"/>
+                    </w:rPr>
+                    <m:t>b</m:t>
+                  </m:r>
+                </m:e>
+                <m:sub>
+                  <m:r>
+                    <w:rPr>
+                      <w:rFonts w:ascii="Cambria Math" w:hAnsi="Cambria Math"/>
+                    </w:rPr>
+                    <m:t>1</m:t>
+                  </m:r>
+                </m:sub>
+              </m:sSub>
+              <m:sSup>
+                <m:sSupPr>
+                  <m:ctrlPr>
+                    <w:rPr>
+                      <w:rFonts w:ascii="Cambria Math" w:hAnsi="Cambria Math"/>
+                      <w:i/>
+                    </w:rPr>
+                  </m:ctrlPr>
+                </m:sSupPr>
+                <m:e>
+                  <m:sSub>
+                    <m:sSubPr>
+                      <m:ctrlPr>
+                        <w:rPr>
+                          <w:rFonts w:ascii="Cambria Math" w:hAnsi="Cambria Math"/>
+                          <w:i/>
+                        </w:rPr>
+                      </m:ctrlPr>
+                    </m:sSubPr>
+                    <m:e>
+                      <m:r>
+                        <w:rPr>
+                          <w:rFonts w:ascii="Cambria Math" w:hAnsi="Cambria Math"/>
+                        </w:rPr>
+                        <m:t>b</m:t>
+                      </m:r>
+                    </m:e>
+                    <m:sub>
+                      <m:r>
+                        <w:rPr>
+                          <w:rFonts w:ascii="Cambria Math" w:hAnsi="Cambria Math"/>
+                        </w:rPr>
+                        <m:t>2</m:t>
+                      </m:r>
+                    </m:sub>
+                  </m:sSub>
+                </m:e>
+                <m:sup>
+                  <m:r>
+                    <w:rPr>
+                      <w:rFonts w:ascii="Cambria Math" w:hAnsi="Cambria Math"/>
+                    </w:rPr>
+                    <m:t>2</m:t>
+                  </m:r>
+                </m:sup>
+              </m:sSup>
+              <m:r>
+                <w:rPr>
+                  <w:rFonts w:ascii="Cambria Math" w:hAnsi="Cambria Math"/>
+                </w:rPr>
+                <m:t>,</m:t>
+              </m:r>
+              <m:sSup>
+                <m:sSupPr>
+                  <m:ctrlPr>
+                    <w:rPr>
+                      <w:rFonts w:ascii="Cambria Math" w:hAnsi="Cambria Math"/>
+                      <w:i/>
+                    </w:rPr>
+                  </m:ctrlPr>
+                </m:sSupPr>
+                <m:e>
+                  <m:sSub>
+                    <m:sSubPr>
+                      <m:ctrlPr>
+                        <w:rPr>
+                          <w:rFonts w:ascii="Cambria Math" w:hAnsi="Cambria Math"/>
+                          <w:i/>
+                        </w:rPr>
+                      </m:ctrlPr>
+                    </m:sSubPr>
+                    <m:e>
+                      <m:r>
+                        <w:rPr>
+                          <w:rFonts w:ascii="Cambria Math" w:hAnsi="Cambria Math"/>
+                        </w:rPr>
+                        <m:t>b</m:t>
+                      </m:r>
+                    </m:e>
+                    <m:sub>
+                      <m:r>
+                        <w:rPr>
+                          <w:rFonts w:ascii="Cambria Math" w:hAnsi="Cambria Math"/>
+                        </w:rPr>
+                        <m:t>2</m:t>
+                      </m:r>
+                    </m:sub>
+                  </m:sSub>
+                </m:e>
+                <m:sup>
+                  <m:r>
+                    <w:rPr>
+                      <w:rFonts w:ascii="Cambria Math" w:hAnsi="Cambria Math"/>
+                    </w:rPr>
+                    <m:t>3</m:t>
+                  </m:r>
+                </m:sup>
+              </m:sSup>
+            </m:e>
+          </m:d>
+        </m:oMath>
+      </m:oMathPara>
+    </w:p>
+    <w:p>
+      <w:pPr>
+        <w:spacing w:line="334" w:lineRule="auto"/>
+        <w:ind w:left="0" w:firstLine="0"/>
+      </w:pPr>
+    </w:p>
+    <w:p>
+      <w:pPr>
         <w:numPr>
           <w:ilvl w:val="0"/>
           <w:numId w:val="1"/>
@@ -320,13 +2776,7 @@
         <w:t>,</w:t>
       </w:r>
       <w:r>
-        <w:t>1</w:t>
-      </w:r>
-      <w:r>
-        <w:t>}</w:t>
-      </w:r>
-      <w:r>
-        <w:t>:</w:t>
+        <w:t>1}:</w:t>
       </w:r>
     </w:p>
     <w:tbl>
@@ -337,7 +2787,6 @@
         <w:tblCellMar>
           <w:top w:w="36" w:type="dxa"/>
           <w:left w:w="100" w:type="dxa"/>
-          <w:bottom w:w="0" w:type="dxa"/>
           <w:right w:w="100" w:type="dxa"/>
         </w:tblCellMar>
         <w:tblLook w:val="04A0" w:firstRow="1" w:lastRow="0" w:firstColumn="1" w:lastColumn="0" w:noHBand="0" w:noVBand="1"/>
@@ -750,10 +3199,7 @@
       </w:r>
       <w:proofErr w:type="gramStart"/>
       <w:r>
-        <w:t>11</w:t>
-      </w:r>
-      <w:r>
-        <w:t>}</w:t>
+        <w:t>11}</w:t>
       </w:r>
       <w:r>
         <w:rPr>
@@ -762,6 +3208,16 @@
         <w:t>.</w:t>
       </w:r>
       <w:proofErr w:type="gramEnd"/>
+    </w:p>
+    <w:p>
+      <w:pPr>
+        <w:spacing w:after="160" w:line="278" w:lineRule="auto"/>
+        <w:ind w:left="0" w:firstLine="0"/>
+        <w:jc w:val="left"/>
+      </w:pPr>
+      <w:r>
+        <w:br w:type="page"/>
+      </w:r>
     </w:p>
     <w:p>
       <w:pPr>
@@ -769,7 +3225,600 @@
         <w:ind w:left="309"/>
       </w:pPr>
       <w:r>
+        <w:lastRenderedPageBreak/>
         <w:t>Compute the Gini impurity for each split! Which one should you choose to split the root node?</w:t>
+      </w:r>
+    </w:p>
+    <w:p>
+      <w:pPr>
+        <w:spacing w:after="191"/>
+        <w:ind w:left="309"/>
+        <w:rPr>
+          <w:b/>
+          <w:bCs/>
+        </w:rPr>
+      </w:pPr>
+      <w:r>
+        <w:rPr>
+          <w:b/>
+          <w:bCs/>
+        </w:rPr>
+        <w:t>Split 2.5</w:t>
+      </w:r>
+    </w:p>
+    <w:p>
+      <w:pPr>
+        <w:spacing w:after="191"/>
+        <w:ind w:left="309"/>
+      </w:pPr>
+      <w:r>
+        <w:t>Left x</w:t>
+      </w:r>
+      <w:r>
+        <w:t xml:space="preserve"> &lt;= 2.5</w:t>
+      </w:r>
+      <w:r>
+        <w:t>, n = 1</w:t>
+      </w:r>
+      <w:r>
+        <w:t>, Sample 1 -&gt;</w:t>
+      </w:r>
+      <w:r>
+        <w:t xml:space="preserve"> </w:t>
+      </w:r>
+      <w:r>
+        <w:t xml:space="preserve">y = </w:t>
+      </w:r>
+      <w:r>
+        <w:t>[0]</w:t>
+      </w:r>
+    </w:p>
+    <w:p>
+      <w:pPr>
+        <w:spacing w:after="191"/>
+        <w:ind w:left="309"/>
+        <w:rPr>
+          <w:vertAlign w:val="superscript"/>
+        </w:rPr>
+      </w:pPr>
+      <w:r>
+        <w:t xml:space="preserve">1 </w:t>
+      </w:r>
+      <w:r>
+        <w:t>– (1/1)</w:t>
+      </w:r>
+      <w:r>
+        <w:rPr>
+          <w:vertAlign w:val="superscript"/>
+        </w:rPr>
+        <w:t>2</w:t>
+      </w:r>
+      <w:r>
+        <w:t xml:space="preserve"> – (0/1)</w:t>
+      </w:r>
+      <w:r>
+        <w:rPr>
+          <w:vertAlign w:val="superscript"/>
+        </w:rPr>
+        <w:t>2</w:t>
+      </w:r>
+    </w:p>
+    <w:p>
+      <w:pPr>
+        <w:spacing w:after="191"/>
+        <w:ind w:left="309"/>
+      </w:pPr>
+      <w:r>
+        <w:t>Right x &gt; 2.5</w:t>
+      </w:r>
+      <w:r>
+        <w:t>:</w:t>
+      </w:r>
+      <w:r>
+        <w:t xml:space="preserve"> </w:t>
+      </w:r>
+      <w:r>
+        <w:t xml:space="preserve">n= 3, </w:t>
+      </w:r>
+      <w:r>
+        <w:t>Sample</w:t>
+      </w:r>
+      <w:r>
+        <w:t>s</w:t>
+      </w:r>
+      <w:r>
+        <w:t xml:space="preserve"> </w:t>
+      </w:r>
+      <w:r>
+        <w:t>2,3,4</w:t>
+      </w:r>
+      <w:r>
+        <w:t xml:space="preserve"> -&gt; </w:t>
+      </w:r>
+      <w:r>
+        <w:t>y =</w:t>
+      </w:r>
+      <w:r>
+        <w:t xml:space="preserve"> </w:t>
+      </w:r>
+      <w:r>
+        <w:t>[</w:t>
+      </w:r>
+      <w:r>
+        <w:t>0,1,1</w:t>
+      </w:r>
+      <w:r>
+        <w:t>]</w:t>
+      </w:r>
+    </w:p>
+    <w:p>
+      <w:pPr>
+        <w:spacing w:after="191"/>
+        <w:ind w:left="309"/>
+      </w:pPr>
+      <w:r>
+        <w:t xml:space="preserve">1 </w:t>
+      </w:r>
+      <w:r>
+        <w:t>–</w:t>
+      </w:r>
+      <w:r>
+        <w:t xml:space="preserve"> </w:t>
+      </w:r>
+      <w:r>
+        <w:t>(1/3)</w:t>
+      </w:r>
+      <w:r>
+        <w:rPr>
+          <w:vertAlign w:val="superscript"/>
+        </w:rPr>
+        <w:t>2</w:t>
+      </w:r>
+      <w:r>
+        <w:t xml:space="preserve"> – (2/3)</w:t>
+      </w:r>
+      <w:r>
+        <w:rPr>
+          <w:vertAlign w:val="superscript"/>
+        </w:rPr>
+        <w:t>2</w:t>
+      </w:r>
+      <w:r>
+        <w:t xml:space="preserve"> = 4/9</w:t>
+      </w:r>
+      <w:r>
+        <w:t xml:space="preserve"> = 0.444</w:t>
+      </w:r>
+    </w:p>
+    <w:p>
+      <w:pPr>
+        <w:pStyle w:val="ListParagraph"/>
+        <w:spacing w:after="191"/>
+        <w:ind w:left="299" w:firstLine="0"/>
+      </w:pPr>
+      <w:r>
+        <w:t xml:space="preserve">Split ¼ *0 </w:t>
+      </w:r>
+      <w:r>
+        <w:t>+ ¾</w:t>
+      </w:r>
+      <w:r>
+        <w:t xml:space="preserve"> * 4/9 </w:t>
+      </w:r>
+      <w:r>
+        <w:t xml:space="preserve">= </w:t>
+      </w:r>
+      <w:r>
+        <w:t>3/9 = 0.333</w:t>
+      </w:r>
+    </w:p>
+    <w:p>
+      <w:pPr>
+        <w:pStyle w:val="ListParagraph"/>
+        <w:spacing w:after="191"/>
+        <w:ind w:left="299" w:firstLine="0"/>
+      </w:pPr>
+    </w:p>
+    <w:p>
+      <w:pPr>
+        <w:pStyle w:val="ListParagraph"/>
+        <w:spacing w:after="191"/>
+        <w:ind w:left="299" w:firstLine="0"/>
+        <w:rPr>
+          <w:b/>
+          <w:bCs/>
+        </w:rPr>
+      </w:pPr>
+      <w:r>
+        <w:rPr>
+          <w:b/>
+          <w:bCs/>
+        </w:rPr>
+        <w:t xml:space="preserve">Split </w:t>
+      </w:r>
+      <w:r>
+        <w:rPr>
+          <w:b/>
+          <w:bCs/>
+        </w:rPr>
+        <w:t>6.5</w:t>
+      </w:r>
+    </w:p>
+    <w:p>
+      <w:pPr>
+        <w:pStyle w:val="ListParagraph"/>
+        <w:spacing w:after="191"/>
+        <w:ind w:left="299" w:firstLine="0"/>
+      </w:pPr>
+    </w:p>
+    <w:p>
+      <w:pPr>
+        <w:pStyle w:val="ListParagraph"/>
+        <w:spacing w:after="191"/>
+        <w:ind w:left="299" w:firstLine="0"/>
+      </w:pPr>
+      <w:r>
+        <w:t xml:space="preserve">Left x &lt;= 6.5, </w:t>
+      </w:r>
+      <w:r>
+        <w:t>n = 2, Samples 1,2 -&gt; y = [0,0]</w:t>
+      </w:r>
+    </w:p>
+    <w:p>
+      <w:pPr>
+        <w:pStyle w:val="ListParagraph"/>
+        <w:spacing w:after="191"/>
+        <w:ind w:left="299" w:firstLine="0"/>
+      </w:pPr>
+    </w:p>
+    <w:p>
+      <w:pPr>
+        <w:pStyle w:val="ListParagraph"/>
+        <w:spacing w:after="191"/>
+        <w:ind w:left="299" w:firstLine="0"/>
+      </w:pPr>
+      <w:r>
+        <w:t>1 – (2/2)</w:t>
+      </w:r>
+      <w:r>
+        <w:rPr>
+          <w:vertAlign w:val="superscript"/>
+        </w:rPr>
+        <w:t>2</w:t>
+      </w:r>
+      <w:r>
+        <w:t xml:space="preserve"> – (0/2)</w:t>
+      </w:r>
+      <w:r>
+        <w:rPr>
+          <w:vertAlign w:val="superscript"/>
+        </w:rPr>
+        <w:t>2</w:t>
+      </w:r>
+      <w:r>
+        <w:t xml:space="preserve"> = </w:t>
+      </w:r>
+      <w:r>
+        <w:t>1 – 1 = 0</w:t>
+      </w:r>
+    </w:p>
+    <w:p>
+      <w:pPr>
+        <w:pStyle w:val="ListParagraph"/>
+        <w:spacing w:after="191"/>
+        <w:ind w:left="299" w:firstLine="0"/>
+      </w:pPr>
+    </w:p>
+    <w:p>
+      <w:pPr>
+        <w:pStyle w:val="ListParagraph"/>
+        <w:spacing w:after="191"/>
+        <w:ind w:left="299" w:firstLine="0"/>
+      </w:pPr>
+      <w:r>
+        <w:t xml:space="preserve">Right x &gt; 6.5, n = 2, Samples 3, 5 </w:t>
+      </w:r>
+      <w:r>
+        <w:t>-&gt; y = [1,1]</w:t>
+      </w:r>
+    </w:p>
+    <w:p>
+      <w:pPr>
+        <w:pStyle w:val="ListParagraph"/>
+        <w:spacing w:after="191"/>
+        <w:ind w:left="299" w:firstLine="0"/>
+      </w:pPr>
+    </w:p>
+    <w:p>
+      <w:pPr>
+        <w:pStyle w:val="ListParagraph"/>
+        <w:spacing w:after="191"/>
+        <w:ind w:left="299" w:firstLine="0"/>
+      </w:pPr>
+      <w:r>
+        <w:t>1 – (</w:t>
+      </w:r>
+      <w:r>
+        <w:t>0</w:t>
+      </w:r>
+      <w:r>
+        <w:t>/2)</w:t>
+      </w:r>
+      <w:r>
+        <w:rPr>
+          <w:vertAlign w:val="superscript"/>
+        </w:rPr>
+        <w:t>2</w:t>
+      </w:r>
+      <w:r>
+        <w:t xml:space="preserve"> </w:t>
+      </w:r>
+      <w:r>
+        <w:t>–</w:t>
+      </w:r>
+      <w:r>
+        <w:t xml:space="preserve"> </w:t>
+      </w:r>
+      <w:r>
+        <w:t>(</w:t>
+      </w:r>
+      <w:r>
+        <w:t>2</w:t>
+      </w:r>
+      <w:r>
+        <w:t>/2)</w:t>
+      </w:r>
+      <w:r>
+        <w:rPr>
+          <w:vertAlign w:val="superscript"/>
+        </w:rPr>
+        <w:t>2</w:t>
+      </w:r>
+      <w:r>
+        <w:t xml:space="preserve"> = 1 – 1 = 0</w:t>
+      </w:r>
+    </w:p>
+    <w:p>
+      <w:pPr>
+        <w:pStyle w:val="ListParagraph"/>
+        <w:spacing w:after="191"/>
+        <w:ind w:left="299" w:firstLine="0"/>
+      </w:pPr>
+    </w:p>
+    <w:p>
+      <w:pPr>
+        <w:pStyle w:val="ListParagraph"/>
+        <w:spacing w:after="191"/>
+        <w:ind w:left="299" w:firstLine="0"/>
+      </w:pPr>
+      <w:r>
+        <w:t xml:space="preserve">Split 2/4 * </w:t>
+      </w:r>
+      <w:r>
+        <w:t>0 + 2/4 * 0 = 0</w:t>
+      </w:r>
+    </w:p>
+    <w:p>
+      <w:pPr>
+        <w:pStyle w:val="ListParagraph"/>
+        <w:spacing w:after="191"/>
+        <w:ind w:left="299" w:firstLine="0"/>
+      </w:pPr>
+    </w:p>
+    <w:p>
+      <w:pPr>
+        <w:pStyle w:val="ListParagraph"/>
+        <w:spacing w:after="191"/>
+        <w:ind w:left="299" w:firstLine="0"/>
+        <w:rPr>
+          <w:b/>
+          <w:bCs/>
+        </w:rPr>
+      </w:pPr>
+      <w:r>
+        <w:rPr>
+          <w:b/>
+          <w:bCs/>
+        </w:rPr>
+        <w:t xml:space="preserve">Split </w:t>
+      </w:r>
+      <w:r>
+        <w:rPr>
+          <w:b/>
+          <w:bCs/>
+        </w:rPr>
+        <w:t>11</w:t>
+      </w:r>
+    </w:p>
+    <w:p>
+      <w:pPr>
+        <w:pStyle w:val="ListParagraph"/>
+        <w:spacing w:after="191"/>
+        <w:ind w:left="299" w:firstLine="0"/>
+      </w:pPr>
+    </w:p>
+    <w:p>
+      <w:pPr>
+        <w:pStyle w:val="ListParagraph"/>
+        <w:spacing w:after="191"/>
+        <w:ind w:left="299" w:firstLine="0"/>
+      </w:pPr>
+      <w:r>
+        <w:t>Left</w:t>
+      </w:r>
+      <w:r>
+        <w:t xml:space="preserve"> x &lt;= 11</w:t>
+      </w:r>
+      <w:r>
+        <w:t xml:space="preserve">, n = 3, Samples </w:t>
+      </w:r>
+      <w:r>
+        <w:t>1,2,3 -&gt; y = [0,0,1]</w:t>
+      </w:r>
+    </w:p>
+    <w:p>
+      <w:pPr>
+        <w:pStyle w:val="ListParagraph"/>
+        <w:spacing w:after="191"/>
+        <w:ind w:left="299" w:firstLine="0"/>
+      </w:pPr>
+    </w:p>
+    <w:p>
+      <w:pPr>
+        <w:pStyle w:val="ListParagraph"/>
+        <w:spacing w:after="191"/>
+        <w:ind w:left="299" w:firstLine="0"/>
+      </w:pPr>
+      <w:r>
+        <w:t xml:space="preserve">1 </w:t>
+      </w:r>
+      <w:r>
+        <w:t>–</w:t>
+      </w:r>
+      <w:r>
+        <w:t xml:space="preserve"> </w:t>
+      </w:r>
+      <w:r>
+        <w:t>(2/3)</w:t>
+      </w:r>
+      <w:r>
+        <w:rPr>
+          <w:vertAlign w:val="superscript"/>
+        </w:rPr>
+        <w:t>2</w:t>
+      </w:r>
+      <w:r>
+        <w:t xml:space="preserve"> – (1/3)</w:t>
+      </w:r>
+      <w:r>
+        <w:rPr>
+          <w:vertAlign w:val="superscript"/>
+        </w:rPr>
+        <w:t>2</w:t>
+      </w:r>
+      <w:r>
+        <w:t xml:space="preserve"> = </w:t>
+      </w:r>
+      <w:r>
+        <w:t>4/9 = 0.444</w:t>
+      </w:r>
+    </w:p>
+    <w:p>
+      <w:pPr>
+        <w:pStyle w:val="ListParagraph"/>
+        <w:spacing w:after="191"/>
+        <w:ind w:left="299" w:firstLine="0"/>
+      </w:pPr>
+    </w:p>
+    <w:p>
+      <w:pPr>
+        <w:pStyle w:val="ListParagraph"/>
+        <w:spacing w:after="191"/>
+        <w:ind w:left="299" w:firstLine="0"/>
+      </w:pPr>
+      <w:r>
+        <w:t xml:space="preserve">Right x &gt; 11, n = 1, Sample 4 -&gt; </w:t>
+      </w:r>
+      <w:r>
+        <w:t>y = [1]</w:t>
+      </w:r>
+    </w:p>
+    <w:p>
+      <w:pPr>
+        <w:pStyle w:val="ListParagraph"/>
+        <w:spacing w:after="191"/>
+        <w:ind w:left="299" w:firstLine="0"/>
+      </w:pPr>
+    </w:p>
+    <w:p>
+      <w:pPr>
+        <w:pStyle w:val="ListParagraph"/>
+        <w:spacing w:after="191"/>
+        <w:ind w:left="299" w:firstLine="0"/>
+      </w:pPr>
+      <w:r>
+        <w:t xml:space="preserve">1 </w:t>
+      </w:r>
+      <w:r>
+        <w:t>–</w:t>
+      </w:r>
+      <w:r>
+        <w:t xml:space="preserve"> </w:t>
+      </w:r>
+      <w:r>
+        <w:t>(</w:t>
+      </w:r>
+      <w:r>
+        <w:t>0</w:t>
+      </w:r>
+      <w:r>
+        <w:t>/1)</w:t>
+      </w:r>
+      <w:r>
+        <w:rPr>
+          <w:vertAlign w:val="superscript"/>
+        </w:rPr>
+        <w:t>2</w:t>
+      </w:r>
+      <w:r>
+        <w:t xml:space="preserve"> – (1/1)</w:t>
+      </w:r>
+      <w:r>
+        <w:rPr>
+          <w:vertAlign w:val="superscript"/>
+        </w:rPr>
+        <w:t>2</w:t>
+      </w:r>
+      <w:r>
+        <w:t xml:space="preserve"> = </w:t>
+      </w:r>
+      <w:r>
+        <w:t>0</w:t>
+      </w:r>
+    </w:p>
+    <w:p>
+      <w:pPr>
+        <w:pStyle w:val="ListParagraph"/>
+        <w:spacing w:after="191"/>
+        <w:ind w:left="299" w:firstLine="0"/>
+      </w:pPr>
+    </w:p>
+    <w:p>
+      <w:pPr>
+        <w:pStyle w:val="ListParagraph"/>
+        <w:spacing w:after="191"/>
+        <w:ind w:left="299" w:firstLine="0"/>
+      </w:pPr>
+      <w:r>
+        <w:t>Split</w:t>
+      </w:r>
+      <w:r>
+        <w:t xml:space="preserve"> ¾ * 4/9 + ¼ * 0 = 0.333</w:t>
+      </w:r>
+    </w:p>
+    <w:p>
+      <w:pPr>
+        <w:pStyle w:val="ListParagraph"/>
+        <w:spacing w:after="191"/>
+        <w:ind w:left="299" w:firstLine="0"/>
+      </w:pPr>
+    </w:p>
+    <w:p>
+      <w:pPr>
+        <w:pStyle w:val="ListParagraph"/>
+        <w:spacing w:after="191"/>
+        <w:ind w:left="299" w:firstLine="0"/>
+        <w:rPr>
+          <w:b/>
+          <w:bCs/>
+        </w:rPr>
+      </w:pPr>
+      <w:r>
+        <w:rPr>
+          <w:b/>
+          <w:bCs/>
+        </w:rPr>
+        <w:t>Minimum Gini for 6.5</w:t>
       </w:r>
     </w:p>
     <w:p>
@@ -1059,6 +4108,7 @@
         <w:ind w:left="815" w:hanging="237"/>
       </w:pPr>
       <w:r>
+        <w:lastRenderedPageBreak/>
         <w:t xml:space="preserve">Use grid search with cross-validation (with the help of the </w:t>
       </w:r>
       <w:proofErr w:type="spellStart"/>
@@ -1106,7 +4156,6 @@
         <w:jc w:val="center"/>
       </w:pPr>
       <w:r>
-        <w:lastRenderedPageBreak/>
         <w:t>1</w:t>
       </w:r>
     </w:p>
@@ -1752,7 +4801,6 @@
   <w:style w:type="character" w:default="1" w:styleId="DefaultParagraphFont">
     <w:name w:val="Default Paragraph Font"/>
     <w:uiPriority w:val="1"/>
-    <w:semiHidden/>
     <w:unhideWhenUsed/>
   </w:style>
   <w:style w:type="table" w:default="1" w:styleId="TableNormal">
@@ -1789,6 +4837,97 @@
         <w:right w:w="0" w:type="dxa"/>
       </w:tblCellMar>
     </w:tblPr>
+  </w:style>
+  <w:style w:type="character" w:styleId="PlaceholderText">
+    <w:name w:val="Placeholder Text"/>
+    <w:basedOn w:val="DefaultParagraphFont"/>
+    <w:uiPriority w:val="99"/>
+    <w:semiHidden/>
+    <w:rsid w:val="00DC1882"/>
+    <w:rPr>
+      <w:color w:val="666666"/>
+    </w:rPr>
+  </w:style>
+  <w:style w:type="character" w:styleId="CommentReference">
+    <w:name w:val="annotation reference"/>
+    <w:basedOn w:val="DefaultParagraphFont"/>
+    <w:uiPriority w:val="99"/>
+    <w:semiHidden/>
+    <w:unhideWhenUsed/>
+    <w:rsid w:val="003C098F"/>
+    <w:rPr>
+      <w:sz w:val="16"/>
+      <w:szCs w:val="16"/>
+    </w:rPr>
+  </w:style>
+  <w:style w:type="paragraph" w:styleId="CommentText">
+    <w:name w:val="annotation text"/>
+    <w:basedOn w:val="Normal"/>
+    <w:link w:val="CommentTextChar"/>
+    <w:uiPriority w:val="99"/>
+    <w:unhideWhenUsed/>
+    <w:rsid w:val="003C098F"/>
+    <w:pPr>
+      <w:spacing w:line="240" w:lineRule="auto"/>
+    </w:pPr>
+    <w:rPr>
+      <w:sz w:val="20"/>
+      <w:szCs w:val="20"/>
+    </w:rPr>
+  </w:style>
+  <w:style w:type="character" w:customStyle="1" w:styleId="CommentTextChar">
+    <w:name w:val="Comment Text Char"/>
+    <w:basedOn w:val="DefaultParagraphFont"/>
+    <w:link w:val="CommentText"/>
+    <w:uiPriority w:val="99"/>
+    <w:rsid w:val="003C098F"/>
+    <w:rPr>
+      <w:rFonts w:ascii="Cambria" w:eastAsia="Cambria" w:hAnsi="Cambria" w:cs="Cambria"/>
+      <w:color w:val="000000"/>
+      <w:sz w:val="20"/>
+      <w:szCs w:val="20"/>
+    </w:rPr>
+  </w:style>
+  <w:style w:type="paragraph" w:styleId="CommentSubject">
+    <w:name w:val="annotation subject"/>
+    <w:basedOn w:val="CommentText"/>
+    <w:next w:val="CommentText"/>
+    <w:link w:val="CommentSubjectChar"/>
+    <w:uiPriority w:val="99"/>
+    <w:semiHidden/>
+    <w:unhideWhenUsed/>
+    <w:rsid w:val="003C098F"/>
+    <w:rPr>
+      <w:b/>
+      <w:bCs/>
+    </w:rPr>
+  </w:style>
+  <w:style w:type="character" w:customStyle="1" w:styleId="CommentSubjectChar">
+    <w:name w:val="Comment Subject Char"/>
+    <w:basedOn w:val="CommentTextChar"/>
+    <w:link w:val="CommentSubject"/>
+    <w:uiPriority w:val="99"/>
+    <w:semiHidden/>
+    <w:rsid w:val="003C098F"/>
+    <w:rPr>
+      <w:rFonts w:ascii="Cambria" w:eastAsia="Cambria" w:hAnsi="Cambria" w:cs="Cambria"/>
+      <w:b/>
+      <w:bCs/>
+      <w:color w:val="000000"/>
+      <w:sz w:val="20"/>
+      <w:szCs w:val="20"/>
+    </w:rPr>
+  </w:style>
+  <w:style w:type="paragraph" w:styleId="ListParagraph">
+    <w:name w:val="List Paragraph"/>
+    <w:basedOn w:val="Normal"/>
+    <w:uiPriority w:val="34"/>
+    <w:qFormat/>
+    <w:rsid w:val="00640624"/>
+    <w:pPr>
+      <w:ind w:left="720"/>
+      <w:contextualSpacing/>
+    </w:pPr>
   </w:style>
 </w:styles>
 </file>

--- a/assignments/FIN-220-F25-HW6.docx
+++ b/assignments/FIN-220-F25-HW6.docx
@@ -56,7 +56,6 @@
       <w:r>
         <w:t xml:space="preserve">Let </w:t>
       </w:r>
-      <w:proofErr w:type="gramStart"/>
       <w:r>
         <w:rPr>
           <w:i/>
@@ -64,11 +63,7 @@
         <w:t xml:space="preserve">K </w:t>
       </w:r>
       <w:r>
-        <w:t>:</w:t>
-      </w:r>
-      <w:proofErr w:type="gramEnd"/>
-      <w:r>
-        <w:t xml:space="preserve"> </w:t>
+        <w:t xml:space="preserve">: </w:t>
       </w:r>
       <w:r>
         <w:rPr>
@@ -119,7 +114,6 @@
         <w:t>(</w:t>
       </w:r>
       <w:proofErr w:type="spellStart"/>
-      <w:proofErr w:type="gramStart"/>
       <w:r>
         <w:rPr>
           <w:i/>
@@ -127,7 +121,6 @@
         <w:t>a,b</w:t>
       </w:r>
       <w:proofErr w:type="spellEnd"/>
-      <w:proofErr w:type="gramEnd"/>
       <w:r>
         <w:t>) = (</w:t>
       </w:r>
@@ -164,7 +157,6 @@
       <w:r>
         <w:t xml:space="preserve">. Find </w:t>
       </w:r>
-      <w:proofErr w:type="gramStart"/>
       <w:r>
         <w:rPr>
           <w:i/>
@@ -172,11 +164,7 @@
         <w:t xml:space="preserve">φ </w:t>
       </w:r>
       <w:r>
-        <w:t>:</w:t>
-      </w:r>
-      <w:proofErr w:type="gramEnd"/>
-      <w:r>
-        <w:t xml:space="preserve"> </w:t>
+        <w:t xml:space="preserve">: </w:t>
       </w:r>
       <w:r>
         <w:rPr>
@@ -223,7 +211,6 @@
         </w:rPr>
         <w:t>a</w:t>
       </w:r>
-      <w:proofErr w:type="gramStart"/>
       <w:r>
         <w:t>)</w:t>
       </w:r>
@@ -233,7 +220,6 @@
         </w:rPr>
         <w:t>,φ</w:t>
       </w:r>
-      <w:proofErr w:type="gramEnd"/>
       <w:r>
         <w:t>(</w:t>
       </w:r>
@@ -265,7 +251,6 @@
         <w:t>(</w:t>
       </w:r>
       <w:proofErr w:type="spellStart"/>
-      <w:proofErr w:type="gramStart"/>
       <w:r>
         <w:rPr>
           <w:i/>
@@ -273,7 +258,6 @@
         <w:t>a,b</w:t>
       </w:r>
       <w:proofErr w:type="spellEnd"/>
-      <w:proofErr w:type="gramEnd"/>
       <w:r>
         <w:t>)</w:t>
       </w:r>
@@ -2761,13 +2745,8 @@
         </w:rPr>
         <w:t xml:space="preserve">y </w:t>
       </w:r>
-      <w:proofErr w:type="gramStart"/>
-      <w:r>
-        <w:t>∈{</w:t>
-      </w:r>
-      <w:proofErr w:type="gramEnd"/>
-      <w:r>
-        <w:t>0</w:t>
+      <w:r>
+        <w:t>∈{0</w:t>
       </w:r>
       <w:r>
         <w:rPr>
@@ -3156,13 +3135,8 @@
         </w:rPr>
         <w:t xml:space="preserve">t </w:t>
       </w:r>
-      <w:proofErr w:type="gramStart"/>
-      <w:r>
-        <w:t>∈{</w:t>
-      </w:r>
-      <w:proofErr w:type="gramEnd"/>
-      <w:r>
-        <w:t>2</w:t>
+      <w:r>
+        <w:t>∈{2</w:t>
       </w:r>
       <w:r>
         <w:rPr>
@@ -3197,7 +3171,6 @@
         </w:rPr>
         <w:t xml:space="preserve">, </w:t>
       </w:r>
-      <w:proofErr w:type="gramStart"/>
       <w:r>
         <w:t>11}</w:t>
       </w:r>
@@ -3207,7 +3180,6 @@
         </w:rPr>
         <w:t>.</w:t>
       </w:r>
-      <w:proofErr w:type="gramEnd"/>
     </w:p>
     <w:p>
       <w:pPr>
@@ -3819,6 +3791,16 @@
           <w:bCs/>
         </w:rPr>
         <w:t>Minimum Gini for 6.5</w:t>
+      </w:r>
+    </w:p>
+    <w:p>
+      <w:pPr>
+        <w:spacing w:after="160" w:line="278" w:lineRule="auto"/>
+        <w:ind w:left="0" w:firstLine="0"/>
+        <w:jc w:val="left"/>
+      </w:pPr>
+      <w:r>
+        <w:br w:type="page"/>
       </w:r>
     </w:p>
     <w:p>
@@ -3831,15 +3813,8 @@
         <w:ind w:hanging="299"/>
       </w:pPr>
       <w:r>
-        <w:t xml:space="preserve">Train and fine-tune a decision tree for the </w:t>
-      </w:r>
-      <w:proofErr w:type="gramStart"/>
-      <w:r>
-        <w:t>moons</w:t>
-      </w:r>
-      <w:proofErr w:type="gramEnd"/>
-      <w:r>
-        <w:t xml:space="preserve"> dataset by following these steps:</w:t>
+        <w:lastRenderedPageBreak/>
+        <w:t>Train and fine-tune a decision tree for the moons dataset by following these steps:</w:t>
       </w:r>
     </w:p>
     <w:p>
@@ -3854,19 +3829,11 @@
       <w:r>
         <w:t xml:space="preserve">Use </w:t>
       </w:r>
-      <w:proofErr w:type="gramStart"/>
       <w:r>
         <w:rPr>
           <w:rFonts w:ascii="Calibri" w:eastAsia="Calibri" w:hAnsi="Calibri" w:cs="Calibri"/>
         </w:rPr>
-        <w:t>make</w:t>
-      </w:r>
-      <w:proofErr w:type="gramEnd"/>
-      <w:r>
-        <w:rPr>
-          <w:rFonts w:ascii="Calibri" w:eastAsia="Calibri" w:hAnsi="Calibri" w:cs="Calibri"/>
-        </w:rPr>
-        <w:t xml:space="preserve"> </w:t>
+        <w:t xml:space="preserve">make </w:t>
       </w:r>
       <w:r>
         <w:rPr>
@@ -3957,19 +3924,11 @@
           </mc:Fallback>
         </mc:AlternateContent>
       </w:r>
-      <w:proofErr w:type="gramStart"/>
       <w:r>
         <w:rPr>
           <w:rFonts w:ascii="Calibri" w:eastAsia="Calibri" w:hAnsi="Calibri" w:cs="Calibri"/>
         </w:rPr>
-        <w:t>moons(n samples</w:t>
-      </w:r>
-      <w:proofErr w:type="gramEnd"/>
-      <w:r>
-        <w:rPr>
-          <w:rFonts w:ascii="Calibri" w:eastAsia="Calibri" w:hAnsi="Calibri" w:cs="Calibri"/>
-        </w:rPr>
-        <w:t xml:space="preserve">=10000, noise=0.4) </w:t>
+        <w:t xml:space="preserve">moons(n samples=10000, noise=0.4) </w:t>
       </w:r>
       <w:r>
         <w:t>to generate a moons dataset.</w:t>
@@ -4081,24 +4040,1964 @@
           </mc:Fallback>
         </mc:AlternateContent>
       </w:r>
-      <w:proofErr w:type="gramStart"/>
       <w:r>
         <w:rPr>
           <w:rFonts w:ascii="Calibri" w:eastAsia="Calibri" w:hAnsi="Calibri" w:cs="Calibri"/>
         </w:rPr>
-        <w:t>split(</w:t>
-      </w:r>
-      <w:proofErr w:type="gramEnd"/>
-      <w:r>
-        <w:rPr>
-          <w:rFonts w:ascii="Calibri" w:eastAsia="Calibri" w:hAnsi="Calibri" w:cs="Calibri"/>
-        </w:rPr>
-        <w:t xml:space="preserve">) </w:t>
+        <w:t xml:space="preserve">split() </w:t>
       </w:r>
       <w:r>
         <w:t>to split the dataset into a training set and a test set.</w:t>
       </w:r>
     </w:p>
+    <w:p>
+      <w:r>
+        <w:t>Code is in</w:t>
+      </w:r>
+      <w:r>
+        <w:t>:</w:t>
+      </w:r>
+    </w:p>
+    <w:p>
+      <w:r>
+        <w:t>https://github.com/McSavage/FIN220/blob/main/lectures/HandsOn_Chapter6/06_scribbles.ipynb</w:t>
+      </w:r>
+    </w:p>
+    <w:p/>
+    <w:p>
+      <w:pPr>
+        <w:shd w:val="clear" w:color="auto" w:fill="1F1F1F"/>
+        <w:spacing w:after="0" w:line="285" w:lineRule="atLeast"/>
+        <w:ind w:left="0" w:firstLine="0"/>
+        <w:jc w:val="left"/>
+        <w:rPr>
+          <w:rFonts w:ascii="Consolas" w:eastAsia="Times New Roman" w:hAnsi="Consolas" w:cs="Times New Roman"/>
+          <w:color w:val="CCCCCC"/>
+          <w:kern w:val="0"/>
+          <w:sz w:val="21"/>
+          <w:szCs w:val="21"/>
+          <w14:ligatures w14:val="none"/>
+        </w:rPr>
+      </w:pPr>
+      <w:r>
+        <w:rPr>
+          <w:rFonts w:ascii="Consolas" w:eastAsia="Times New Roman" w:hAnsi="Consolas" w:cs="Times New Roman"/>
+          <w:color w:val="C586C0"/>
+          <w:kern w:val="0"/>
+          <w:sz w:val="21"/>
+          <w:szCs w:val="21"/>
+          <w14:ligatures w14:val="none"/>
+        </w:rPr>
+        <w:t>import</w:t>
+      </w:r>
+      <w:r>
+        <w:rPr>
+          <w:rFonts w:ascii="Consolas" w:eastAsia="Times New Roman" w:hAnsi="Consolas" w:cs="Times New Roman"/>
+          <w:color w:val="CCCCCC"/>
+          <w:kern w:val="0"/>
+          <w:sz w:val="21"/>
+          <w:szCs w:val="21"/>
+          <w14:ligatures w14:val="none"/>
+        </w:rPr>
+        <w:t xml:space="preserve"> </w:t>
+      </w:r>
+      <w:proofErr w:type="spellStart"/>
+      <w:r>
+        <w:rPr>
+          <w:rFonts w:ascii="Consolas" w:eastAsia="Times New Roman" w:hAnsi="Consolas" w:cs="Times New Roman"/>
+          <w:color w:val="4EC9B0"/>
+          <w:kern w:val="0"/>
+          <w:sz w:val="21"/>
+          <w:szCs w:val="21"/>
+          <w14:ligatures w14:val="none"/>
+        </w:rPr>
+        <w:t>numpy</w:t>
+      </w:r>
+      <w:proofErr w:type="spellEnd"/>
+      <w:r>
+        <w:rPr>
+          <w:rFonts w:ascii="Consolas" w:eastAsia="Times New Roman" w:hAnsi="Consolas" w:cs="Times New Roman"/>
+          <w:color w:val="CCCCCC"/>
+          <w:kern w:val="0"/>
+          <w:sz w:val="21"/>
+          <w:szCs w:val="21"/>
+          <w14:ligatures w14:val="none"/>
+        </w:rPr>
+        <w:t xml:space="preserve"> </w:t>
+      </w:r>
+      <w:r>
+        <w:rPr>
+          <w:rFonts w:ascii="Consolas" w:eastAsia="Times New Roman" w:hAnsi="Consolas" w:cs="Times New Roman"/>
+          <w:color w:val="C586C0"/>
+          <w:kern w:val="0"/>
+          <w:sz w:val="21"/>
+          <w:szCs w:val="21"/>
+          <w14:ligatures w14:val="none"/>
+        </w:rPr>
+        <w:t>as</w:t>
+      </w:r>
+      <w:r>
+        <w:rPr>
+          <w:rFonts w:ascii="Consolas" w:eastAsia="Times New Roman" w:hAnsi="Consolas" w:cs="Times New Roman"/>
+          <w:color w:val="CCCCCC"/>
+          <w:kern w:val="0"/>
+          <w:sz w:val="21"/>
+          <w:szCs w:val="21"/>
+          <w14:ligatures w14:val="none"/>
+        </w:rPr>
+        <w:t xml:space="preserve"> </w:t>
+      </w:r>
+      <w:r>
+        <w:rPr>
+          <w:rFonts w:ascii="Consolas" w:eastAsia="Times New Roman" w:hAnsi="Consolas" w:cs="Times New Roman"/>
+          <w:color w:val="4EC9B0"/>
+          <w:kern w:val="0"/>
+          <w:sz w:val="21"/>
+          <w:szCs w:val="21"/>
+          <w14:ligatures w14:val="none"/>
+        </w:rPr>
+        <w:t>np</w:t>
+      </w:r>
+    </w:p>
+    <w:p>
+      <w:pPr>
+        <w:shd w:val="clear" w:color="auto" w:fill="1F1F1F"/>
+        <w:spacing w:after="0" w:line="285" w:lineRule="atLeast"/>
+        <w:ind w:left="0" w:firstLine="0"/>
+        <w:jc w:val="left"/>
+        <w:rPr>
+          <w:rFonts w:ascii="Consolas" w:eastAsia="Times New Roman" w:hAnsi="Consolas" w:cs="Times New Roman"/>
+          <w:color w:val="CCCCCC"/>
+          <w:kern w:val="0"/>
+          <w:sz w:val="21"/>
+          <w:szCs w:val="21"/>
+          <w14:ligatures w14:val="none"/>
+        </w:rPr>
+      </w:pPr>
+      <w:r>
+        <w:rPr>
+          <w:rFonts w:ascii="Consolas" w:eastAsia="Times New Roman" w:hAnsi="Consolas" w:cs="Times New Roman"/>
+          <w:color w:val="C586C0"/>
+          <w:kern w:val="0"/>
+          <w:sz w:val="21"/>
+          <w:szCs w:val="21"/>
+          <w14:ligatures w14:val="none"/>
+        </w:rPr>
+        <w:t>from</w:t>
+      </w:r>
+      <w:r>
+        <w:rPr>
+          <w:rFonts w:ascii="Consolas" w:eastAsia="Times New Roman" w:hAnsi="Consolas" w:cs="Times New Roman"/>
+          <w:color w:val="CCCCCC"/>
+          <w:kern w:val="0"/>
+          <w:sz w:val="21"/>
+          <w:szCs w:val="21"/>
+          <w14:ligatures w14:val="none"/>
+        </w:rPr>
+        <w:t xml:space="preserve"> </w:t>
+      </w:r>
+      <w:proofErr w:type="spellStart"/>
+      <w:r>
+        <w:rPr>
+          <w:rFonts w:ascii="Consolas" w:eastAsia="Times New Roman" w:hAnsi="Consolas" w:cs="Times New Roman"/>
+          <w:color w:val="4EC9B0"/>
+          <w:kern w:val="0"/>
+          <w:sz w:val="21"/>
+          <w:szCs w:val="21"/>
+          <w14:ligatures w14:val="none"/>
+        </w:rPr>
+        <w:t>sklearn</w:t>
+      </w:r>
+      <w:r>
+        <w:rPr>
+          <w:rFonts w:ascii="Consolas" w:eastAsia="Times New Roman" w:hAnsi="Consolas" w:cs="Times New Roman"/>
+          <w:color w:val="CCCCCC"/>
+          <w:kern w:val="0"/>
+          <w:sz w:val="21"/>
+          <w:szCs w:val="21"/>
+          <w14:ligatures w14:val="none"/>
+        </w:rPr>
+        <w:t>.</w:t>
+      </w:r>
+      <w:r>
+        <w:rPr>
+          <w:rFonts w:ascii="Consolas" w:eastAsia="Times New Roman" w:hAnsi="Consolas" w:cs="Times New Roman"/>
+          <w:color w:val="4EC9B0"/>
+          <w:kern w:val="0"/>
+          <w:sz w:val="21"/>
+          <w:szCs w:val="21"/>
+          <w14:ligatures w14:val="none"/>
+        </w:rPr>
+        <w:t>pipeline</w:t>
+      </w:r>
+      <w:proofErr w:type="spellEnd"/>
+      <w:r>
+        <w:rPr>
+          <w:rFonts w:ascii="Consolas" w:eastAsia="Times New Roman" w:hAnsi="Consolas" w:cs="Times New Roman"/>
+          <w:color w:val="CCCCCC"/>
+          <w:kern w:val="0"/>
+          <w:sz w:val="21"/>
+          <w:szCs w:val="21"/>
+          <w14:ligatures w14:val="none"/>
+        </w:rPr>
+        <w:t xml:space="preserve"> </w:t>
+      </w:r>
+      <w:r>
+        <w:rPr>
+          <w:rFonts w:ascii="Consolas" w:eastAsia="Times New Roman" w:hAnsi="Consolas" w:cs="Times New Roman"/>
+          <w:color w:val="C586C0"/>
+          <w:kern w:val="0"/>
+          <w:sz w:val="21"/>
+          <w:szCs w:val="21"/>
+          <w14:ligatures w14:val="none"/>
+        </w:rPr>
+        <w:t>import</w:t>
+      </w:r>
+      <w:r>
+        <w:rPr>
+          <w:rFonts w:ascii="Consolas" w:eastAsia="Times New Roman" w:hAnsi="Consolas" w:cs="Times New Roman"/>
+          <w:color w:val="CCCCCC"/>
+          <w:kern w:val="0"/>
+          <w:sz w:val="21"/>
+          <w:szCs w:val="21"/>
+          <w14:ligatures w14:val="none"/>
+        </w:rPr>
+        <w:t xml:space="preserve"> </w:t>
+      </w:r>
+      <w:proofErr w:type="spellStart"/>
+      <w:r>
+        <w:rPr>
+          <w:rFonts w:ascii="Consolas" w:eastAsia="Times New Roman" w:hAnsi="Consolas" w:cs="Times New Roman"/>
+          <w:color w:val="DCDCAA"/>
+          <w:kern w:val="0"/>
+          <w:sz w:val="21"/>
+          <w:szCs w:val="21"/>
+          <w14:ligatures w14:val="none"/>
+        </w:rPr>
+        <w:t>make_pipeline</w:t>
+      </w:r>
+      <w:proofErr w:type="spellEnd"/>
+    </w:p>
+    <w:p>
+      <w:pPr>
+        <w:shd w:val="clear" w:color="auto" w:fill="1F1F1F"/>
+        <w:spacing w:after="0" w:line="285" w:lineRule="atLeast"/>
+        <w:ind w:left="0" w:firstLine="0"/>
+        <w:jc w:val="left"/>
+        <w:rPr>
+          <w:rFonts w:ascii="Consolas" w:eastAsia="Times New Roman" w:hAnsi="Consolas" w:cs="Times New Roman"/>
+          <w:color w:val="CCCCCC"/>
+          <w:kern w:val="0"/>
+          <w:sz w:val="21"/>
+          <w:szCs w:val="21"/>
+          <w14:ligatures w14:val="none"/>
+        </w:rPr>
+      </w:pPr>
+      <w:r>
+        <w:rPr>
+          <w:rFonts w:ascii="Consolas" w:eastAsia="Times New Roman" w:hAnsi="Consolas" w:cs="Times New Roman"/>
+          <w:color w:val="C586C0"/>
+          <w:kern w:val="0"/>
+          <w:sz w:val="21"/>
+          <w:szCs w:val="21"/>
+          <w14:ligatures w14:val="none"/>
+        </w:rPr>
+        <w:t>from</w:t>
+      </w:r>
+      <w:r>
+        <w:rPr>
+          <w:rFonts w:ascii="Consolas" w:eastAsia="Times New Roman" w:hAnsi="Consolas" w:cs="Times New Roman"/>
+          <w:color w:val="CCCCCC"/>
+          <w:kern w:val="0"/>
+          <w:sz w:val="21"/>
+          <w:szCs w:val="21"/>
+          <w14:ligatures w14:val="none"/>
+        </w:rPr>
+        <w:t xml:space="preserve"> </w:t>
+      </w:r>
+      <w:proofErr w:type="spellStart"/>
+      <w:r>
+        <w:rPr>
+          <w:rFonts w:ascii="Consolas" w:eastAsia="Times New Roman" w:hAnsi="Consolas" w:cs="Times New Roman"/>
+          <w:color w:val="4EC9B0"/>
+          <w:kern w:val="0"/>
+          <w:sz w:val="21"/>
+          <w:szCs w:val="21"/>
+          <w14:ligatures w14:val="none"/>
+        </w:rPr>
+        <w:t>sklearn</w:t>
+      </w:r>
+      <w:r>
+        <w:rPr>
+          <w:rFonts w:ascii="Consolas" w:eastAsia="Times New Roman" w:hAnsi="Consolas" w:cs="Times New Roman"/>
+          <w:color w:val="CCCCCC"/>
+          <w:kern w:val="0"/>
+          <w:sz w:val="21"/>
+          <w:szCs w:val="21"/>
+          <w14:ligatures w14:val="none"/>
+        </w:rPr>
+        <w:t>.</w:t>
+      </w:r>
+      <w:r>
+        <w:rPr>
+          <w:rFonts w:ascii="Consolas" w:eastAsia="Times New Roman" w:hAnsi="Consolas" w:cs="Times New Roman"/>
+          <w:color w:val="4EC9B0"/>
+          <w:kern w:val="0"/>
+          <w:sz w:val="21"/>
+          <w:szCs w:val="21"/>
+          <w14:ligatures w14:val="none"/>
+        </w:rPr>
+        <w:t>preprocessing</w:t>
+      </w:r>
+      <w:proofErr w:type="spellEnd"/>
+      <w:r>
+        <w:rPr>
+          <w:rFonts w:ascii="Consolas" w:eastAsia="Times New Roman" w:hAnsi="Consolas" w:cs="Times New Roman"/>
+          <w:color w:val="CCCCCC"/>
+          <w:kern w:val="0"/>
+          <w:sz w:val="21"/>
+          <w:szCs w:val="21"/>
+          <w14:ligatures w14:val="none"/>
+        </w:rPr>
+        <w:t xml:space="preserve"> </w:t>
+      </w:r>
+      <w:r>
+        <w:rPr>
+          <w:rFonts w:ascii="Consolas" w:eastAsia="Times New Roman" w:hAnsi="Consolas" w:cs="Times New Roman"/>
+          <w:color w:val="C586C0"/>
+          <w:kern w:val="0"/>
+          <w:sz w:val="21"/>
+          <w:szCs w:val="21"/>
+          <w14:ligatures w14:val="none"/>
+        </w:rPr>
+        <w:t>import</w:t>
+      </w:r>
+      <w:r>
+        <w:rPr>
+          <w:rFonts w:ascii="Consolas" w:eastAsia="Times New Roman" w:hAnsi="Consolas" w:cs="Times New Roman"/>
+          <w:color w:val="CCCCCC"/>
+          <w:kern w:val="0"/>
+          <w:sz w:val="21"/>
+          <w:szCs w:val="21"/>
+          <w14:ligatures w14:val="none"/>
+        </w:rPr>
+        <w:t xml:space="preserve"> </w:t>
+      </w:r>
+      <w:proofErr w:type="spellStart"/>
+      <w:r>
+        <w:rPr>
+          <w:rFonts w:ascii="Consolas" w:eastAsia="Times New Roman" w:hAnsi="Consolas" w:cs="Times New Roman"/>
+          <w:color w:val="4EC9B0"/>
+          <w:kern w:val="0"/>
+          <w:sz w:val="21"/>
+          <w:szCs w:val="21"/>
+          <w14:ligatures w14:val="none"/>
+        </w:rPr>
+        <w:t>StandardScaler</w:t>
+      </w:r>
+      <w:proofErr w:type="spellEnd"/>
+    </w:p>
+    <w:p>
+      <w:pPr>
+        <w:shd w:val="clear" w:color="auto" w:fill="1F1F1F"/>
+        <w:spacing w:after="0" w:line="285" w:lineRule="atLeast"/>
+        <w:ind w:left="0" w:firstLine="0"/>
+        <w:jc w:val="left"/>
+        <w:rPr>
+          <w:rFonts w:ascii="Consolas" w:eastAsia="Times New Roman" w:hAnsi="Consolas" w:cs="Times New Roman"/>
+          <w:color w:val="CCCCCC"/>
+          <w:kern w:val="0"/>
+          <w:sz w:val="21"/>
+          <w:szCs w:val="21"/>
+          <w14:ligatures w14:val="none"/>
+        </w:rPr>
+      </w:pPr>
+      <w:r>
+        <w:rPr>
+          <w:rFonts w:ascii="Consolas" w:eastAsia="Times New Roman" w:hAnsi="Consolas" w:cs="Times New Roman"/>
+          <w:color w:val="C586C0"/>
+          <w:kern w:val="0"/>
+          <w:sz w:val="21"/>
+          <w:szCs w:val="21"/>
+          <w14:ligatures w14:val="none"/>
+        </w:rPr>
+        <w:t>from</w:t>
+      </w:r>
+      <w:r>
+        <w:rPr>
+          <w:rFonts w:ascii="Consolas" w:eastAsia="Times New Roman" w:hAnsi="Consolas" w:cs="Times New Roman"/>
+          <w:color w:val="CCCCCC"/>
+          <w:kern w:val="0"/>
+          <w:sz w:val="21"/>
+          <w:szCs w:val="21"/>
+          <w14:ligatures w14:val="none"/>
+        </w:rPr>
+        <w:t xml:space="preserve"> </w:t>
+      </w:r>
+      <w:proofErr w:type="spellStart"/>
+      <w:r>
+        <w:rPr>
+          <w:rFonts w:ascii="Consolas" w:eastAsia="Times New Roman" w:hAnsi="Consolas" w:cs="Times New Roman"/>
+          <w:color w:val="4EC9B0"/>
+          <w:kern w:val="0"/>
+          <w:sz w:val="21"/>
+          <w:szCs w:val="21"/>
+          <w14:ligatures w14:val="none"/>
+        </w:rPr>
+        <w:t>sklearn</w:t>
+      </w:r>
+      <w:r>
+        <w:rPr>
+          <w:rFonts w:ascii="Consolas" w:eastAsia="Times New Roman" w:hAnsi="Consolas" w:cs="Times New Roman"/>
+          <w:color w:val="CCCCCC"/>
+          <w:kern w:val="0"/>
+          <w:sz w:val="21"/>
+          <w:szCs w:val="21"/>
+          <w14:ligatures w14:val="none"/>
+        </w:rPr>
+        <w:t>.</w:t>
+      </w:r>
+      <w:r>
+        <w:rPr>
+          <w:rFonts w:ascii="Consolas" w:eastAsia="Times New Roman" w:hAnsi="Consolas" w:cs="Times New Roman"/>
+          <w:color w:val="4EC9B0"/>
+          <w:kern w:val="0"/>
+          <w:sz w:val="21"/>
+          <w:szCs w:val="21"/>
+          <w14:ligatures w14:val="none"/>
+        </w:rPr>
+        <w:t>datasets</w:t>
+      </w:r>
+      <w:proofErr w:type="spellEnd"/>
+      <w:r>
+        <w:rPr>
+          <w:rFonts w:ascii="Consolas" w:eastAsia="Times New Roman" w:hAnsi="Consolas" w:cs="Times New Roman"/>
+          <w:color w:val="CCCCCC"/>
+          <w:kern w:val="0"/>
+          <w:sz w:val="21"/>
+          <w:szCs w:val="21"/>
+          <w14:ligatures w14:val="none"/>
+        </w:rPr>
+        <w:t xml:space="preserve"> </w:t>
+      </w:r>
+      <w:r>
+        <w:rPr>
+          <w:rFonts w:ascii="Consolas" w:eastAsia="Times New Roman" w:hAnsi="Consolas" w:cs="Times New Roman"/>
+          <w:color w:val="C586C0"/>
+          <w:kern w:val="0"/>
+          <w:sz w:val="21"/>
+          <w:szCs w:val="21"/>
+          <w14:ligatures w14:val="none"/>
+        </w:rPr>
+        <w:t>import</w:t>
+      </w:r>
+      <w:r>
+        <w:rPr>
+          <w:rFonts w:ascii="Consolas" w:eastAsia="Times New Roman" w:hAnsi="Consolas" w:cs="Times New Roman"/>
+          <w:color w:val="CCCCCC"/>
+          <w:kern w:val="0"/>
+          <w:sz w:val="21"/>
+          <w:szCs w:val="21"/>
+          <w14:ligatures w14:val="none"/>
+        </w:rPr>
+        <w:t xml:space="preserve"> </w:t>
+      </w:r>
+      <w:proofErr w:type="spellStart"/>
+      <w:r>
+        <w:rPr>
+          <w:rFonts w:ascii="Consolas" w:eastAsia="Times New Roman" w:hAnsi="Consolas" w:cs="Times New Roman"/>
+          <w:color w:val="DCDCAA"/>
+          <w:kern w:val="0"/>
+          <w:sz w:val="21"/>
+          <w:szCs w:val="21"/>
+          <w14:ligatures w14:val="none"/>
+        </w:rPr>
+        <w:t>make_moons</w:t>
+      </w:r>
+      <w:proofErr w:type="spellEnd"/>
+    </w:p>
+    <w:p>
+      <w:pPr>
+        <w:shd w:val="clear" w:color="auto" w:fill="1F1F1F"/>
+        <w:spacing w:after="0" w:line="285" w:lineRule="atLeast"/>
+        <w:ind w:left="0" w:firstLine="0"/>
+        <w:jc w:val="left"/>
+        <w:rPr>
+          <w:rFonts w:ascii="Consolas" w:eastAsia="Times New Roman" w:hAnsi="Consolas" w:cs="Times New Roman"/>
+          <w:color w:val="CCCCCC"/>
+          <w:kern w:val="0"/>
+          <w:sz w:val="21"/>
+          <w:szCs w:val="21"/>
+          <w14:ligatures w14:val="none"/>
+        </w:rPr>
+      </w:pPr>
+      <w:r>
+        <w:rPr>
+          <w:rFonts w:ascii="Consolas" w:eastAsia="Times New Roman" w:hAnsi="Consolas" w:cs="Times New Roman"/>
+          <w:color w:val="C586C0"/>
+          <w:kern w:val="0"/>
+          <w:sz w:val="21"/>
+          <w:szCs w:val="21"/>
+          <w14:ligatures w14:val="none"/>
+        </w:rPr>
+        <w:t>from</w:t>
+      </w:r>
+      <w:r>
+        <w:rPr>
+          <w:rFonts w:ascii="Consolas" w:eastAsia="Times New Roman" w:hAnsi="Consolas" w:cs="Times New Roman"/>
+          <w:color w:val="CCCCCC"/>
+          <w:kern w:val="0"/>
+          <w:sz w:val="21"/>
+          <w:szCs w:val="21"/>
+          <w14:ligatures w14:val="none"/>
+        </w:rPr>
+        <w:t xml:space="preserve"> </w:t>
+      </w:r>
+      <w:proofErr w:type="spellStart"/>
+      <w:r>
+        <w:rPr>
+          <w:rFonts w:ascii="Consolas" w:eastAsia="Times New Roman" w:hAnsi="Consolas" w:cs="Times New Roman"/>
+          <w:color w:val="4EC9B0"/>
+          <w:kern w:val="0"/>
+          <w:sz w:val="21"/>
+          <w:szCs w:val="21"/>
+          <w14:ligatures w14:val="none"/>
+        </w:rPr>
+        <w:t>sklearn</w:t>
+      </w:r>
+      <w:r>
+        <w:rPr>
+          <w:rFonts w:ascii="Consolas" w:eastAsia="Times New Roman" w:hAnsi="Consolas" w:cs="Times New Roman"/>
+          <w:color w:val="CCCCCC"/>
+          <w:kern w:val="0"/>
+          <w:sz w:val="21"/>
+          <w:szCs w:val="21"/>
+          <w14:ligatures w14:val="none"/>
+        </w:rPr>
+        <w:t>.</w:t>
+      </w:r>
+      <w:r>
+        <w:rPr>
+          <w:rFonts w:ascii="Consolas" w:eastAsia="Times New Roman" w:hAnsi="Consolas" w:cs="Times New Roman"/>
+          <w:color w:val="4EC9B0"/>
+          <w:kern w:val="0"/>
+          <w:sz w:val="21"/>
+          <w:szCs w:val="21"/>
+          <w14:ligatures w14:val="none"/>
+        </w:rPr>
+        <w:t>preprocessing</w:t>
+      </w:r>
+      <w:proofErr w:type="spellEnd"/>
+      <w:r>
+        <w:rPr>
+          <w:rFonts w:ascii="Consolas" w:eastAsia="Times New Roman" w:hAnsi="Consolas" w:cs="Times New Roman"/>
+          <w:color w:val="CCCCCC"/>
+          <w:kern w:val="0"/>
+          <w:sz w:val="21"/>
+          <w:szCs w:val="21"/>
+          <w14:ligatures w14:val="none"/>
+        </w:rPr>
+        <w:t xml:space="preserve"> </w:t>
+      </w:r>
+      <w:r>
+        <w:rPr>
+          <w:rFonts w:ascii="Consolas" w:eastAsia="Times New Roman" w:hAnsi="Consolas" w:cs="Times New Roman"/>
+          <w:color w:val="C586C0"/>
+          <w:kern w:val="0"/>
+          <w:sz w:val="21"/>
+          <w:szCs w:val="21"/>
+          <w14:ligatures w14:val="none"/>
+        </w:rPr>
+        <w:t>import</w:t>
+      </w:r>
+      <w:r>
+        <w:rPr>
+          <w:rFonts w:ascii="Consolas" w:eastAsia="Times New Roman" w:hAnsi="Consolas" w:cs="Times New Roman"/>
+          <w:color w:val="CCCCCC"/>
+          <w:kern w:val="0"/>
+          <w:sz w:val="21"/>
+          <w:szCs w:val="21"/>
+          <w14:ligatures w14:val="none"/>
+        </w:rPr>
+        <w:t xml:space="preserve"> </w:t>
+      </w:r>
+      <w:proofErr w:type="spellStart"/>
+      <w:r>
+        <w:rPr>
+          <w:rFonts w:ascii="Consolas" w:eastAsia="Times New Roman" w:hAnsi="Consolas" w:cs="Times New Roman"/>
+          <w:color w:val="4EC9B0"/>
+          <w:kern w:val="0"/>
+          <w:sz w:val="21"/>
+          <w:szCs w:val="21"/>
+          <w14:ligatures w14:val="none"/>
+        </w:rPr>
+        <w:t>PolynomialFeatures</w:t>
+      </w:r>
+      <w:proofErr w:type="spellEnd"/>
+    </w:p>
+    <w:p>
+      <w:pPr>
+        <w:shd w:val="clear" w:color="auto" w:fill="1F1F1F"/>
+        <w:spacing w:after="0" w:line="285" w:lineRule="atLeast"/>
+        <w:ind w:left="0" w:firstLine="0"/>
+        <w:jc w:val="left"/>
+        <w:rPr>
+          <w:rFonts w:ascii="Consolas" w:eastAsia="Times New Roman" w:hAnsi="Consolas" w:cs="Times New Roman"/>
+          <w:color w:val="CCCCCC"/>
+          <w:kern w:val="0"/>
+          <w:sz w:val="21"/>
+          <w:szCs w:val="21"/>
+          <w14:ligatures w14:val="none"/>
+        </w:rPr>
+      </w:pPr>
+      <w:r>
+        <w:rPr>
+          <w:rFonts w:ascii="Consolas" w:eastAsia="Times New Roman" w:hAnsi="Consolas" w:cs="Times New Roman"/>
+          <w:color w:val="C586C0"/>
+          <w:kern w:val="0"/>
+          <w:sz w:val="21"/>
+          <w:szCs w:val="21"/>
+          <w14:ligatures w14:val="none"/>
+        </w:rPr>
+        <w:t>from</w:t>
+      </w:r>
+      <w:r>
+        <w:rPr>
+          <w:rFonts w:ascii="Consolas" w:eastAsia="Times New Roman" w:hAnsi="Consolas" w:cs="Times New Roman"/>
+          <w:color w:val="CCCCCC"/>
+          <w:kern w:val="0"/>
+          <w:sz w:val="21"/>
+          <w:szCs w:val="21"/>
+          <w14:ligatures w14:val="none"/>
+        </w:rPr>
+        <w:t xml:space="preserve"> </w:t>
+      </w:r>
+      <w:proofErr w:type="spellStart"/>
+      <w:r>
+        <w:rPr>
+          <w:rFonts w:ascii="Consolas" w:eastAsia="Times New Roman" w:hAnsi="Consolas" w:cs="Times New Roman"/>
+          <w:color w:val="4EC9B0"/>
+          <w:kern w:val="0"/>
+          <w:sz w:val="21"/>
+          <w:szCs w:val="21"/>
+          <w14:ligatures w14:val="none"/>
+        </w:rPr>
+        <w:t>sklearn</w:t>
+      </w:r>
+      <w:r>
+        <w:rPr>
+          <w:rFonts w:ascii="Consolas" w:eastAsia="Times New Roman" w:hAnsi="Consolas" w:cs="Times New Roman"/>
+          <w:color w:val="CCCCCC"/>
+          <w:kern w:val="0"/>
+          <w:sz w:val="21"/>
+          <w:szCs w:val="21"/>
+          <w14:ligatures w14:val="none"/>
+        </w:rPr>
+        <w:t>.</w:t>
+      </w:r>
+      <w:r>
+        <w:rPr>
+          <w:rFonts w:ascii="Consolas" w:eastAsia="Times New Roman" w:hAnsi="Consolas" w:cs="Times New Roman"/>
+          <w:color w:val="4EC9B0"/>
+          <w:kern w:val="0"/>
+          <w:sz w:val="21"/>
+          <w:szCs w:val="21"/>
+          <w14:ligatures w14:val="none"/>
+        </w:rPr>
+        <w:t>svm</w:t>
+      </w:r>
+      <w:proofErr w:type="spellEnd"/>
+      <w:r>
+        <w:rPr>
+          <w:rFonts w:ascii="Consolas" w:eastAsia="Times New Roman" w:hAnsi="Consolas" w:cs="Times New Roman"/>
+          <w:color w:val="CCCCCC"/>
+          <w:kern w:val="0"/>
+          <w:sz w:val="21"/>
+          <w:szCs w:val="21"/>
+          <w14:ligatures w14:val="none"/>
+        </w:rPr>
+        <w:t xml:space="preserve"> </w:t>
+      </w:r>
+      <w:r>
+        <w:rPr>
+          <w:rFonts w:ascii="Consolas" w:eastAsia="Times New Roman" w:hAnsi="Consolas" w:cs="Times New Roman"/>
+          <w:color w:val="C586C0"/>
+          <w:kern w:val="0"/>
+          <w:sz w:val="21"/>
+          <w:szCs w:val="21"/>
+          <w14:ligatures w14:val="none"/>
+        </w:rPr>
+        <w:t>import</w:t>
+      </w:r>
+      <w:r>
+        <w:rPr>
+          <w:rFonts w:ascii="Consolas" w:eastAsia="Times New Roman" w:hAnsi="Consolas" w:cs="Times New Roman"/>
+          <w:color w:val="CCCCCC"/>
+          <w:kern w:val="0"/>
+          <w:sz w:val="21"/>
+          <w:szCs w:val="21"/>
+          <w14:ligatures w14:val="none"/>
+        </w:rPr>
+        <w:t xml:space="preserve"> </w:t>
+      </w:r>
+      <w:proofErr w:type="spellStart"/>
+      <w:r>
+        <w:rPr>
+          <w:rFonts w:ascii="Consolas" w:eastAsia="Times New Roman" w:hAnsi="Consolas" w:cs="Times New Roman"/>
+          <w:color w:val="4EC9B0"/>
+          <w:kern w:val="0"/>
+          <w:sz w:val="21"/>
+          <w:szCs w:val="21"/>
+          <w14:ligatures w14:val="none"/>
+        </w:rPr>
+        <w:t>LinearSVC</w:t>
+      </w:r>
+      <w:proofErr w:type="spellEnd"/>
+    </w:p>
+    <w:p>
+      <w:pPr>
+        <w:shd w:val="clear" w:color="auto" w:fill="1F1F1F"/>
+        <w:spacing w:after="0" w:line="285" w:lineRule="atLeast"/>
+        <w:ind w:left="0" w:firstLine="0"/>
+        <w:jc w:val="left"/>
+        <w:rPr>
+          <w:rFonts w:ascii="Consolas" w:eastAsia="Times New Roman" w:hAnsi="Consolas" w:cs="Times New Roman"/>
+          <w:color w:val="CCCCCC"/>
+          <w:kern w:val="0"/>
+          <w:sz w:val="21"/>
+          <w:szCs w:val="21"/>
+          <w14:ligatures w14:val="none"/>
+        </w:rPr>
+      </w:pPr>
+      <w:r>
+        <w:rPr>
+          <w:rFonts w:ascii="Consolas" w:eastAsia="Times New Roman" w:hAnsi="Consolas" w:cs="Times New Roman"/>
+          <w:color w:val="C586C0"/>
+          <w:kern w:val="0"/>
+          <w:sz w:val="21"/>
+          <w:szCs w:val="21"/>
+          <w14:ligatures w14:val="none"/>
+        </w:rPr>
+        <w:t>from</w:t>
+      </w:r>
+      <w:r>
+        <w:rPr>
+          <w:rFonts w:ascii="Consolas" w:eastAsia="Times New Roman" w:hAnsi="Consolas" w:cs="Times New Roman"/>
+          <w:color w:val="CCCCCC"/>
+          <w:kern w:val="0"/>
+          <w:sz w:val="21"/>
+          <w:szCs w:val="21"/>
+          <w14:ligatures w14:val="none"/>
+        </w:rPr>
+        <w:t xml:space="preserve"> </w:t>
+      </w:r>
+      <w:proofErr w:type="spellStart"/>
+      <w:r>
+        <w:rPr>
+          <w:rFonts w:ascii="Consolas" w:eastAsia="Times New Roman" w:hAnsi="Consolas" w:cs="Times New Roman"/>
+          <w:color w:val="4EC9B0"/>
+          <w:kern w:val="0"/>
+          <w:sz w:val="21"/>
+          <w:szCs w:val="21"/>
+          <w14:ligatures w14:val="none"/>
+        </w:rPr>
+        <w:t>sklearn</w:t>
+      </w:r>
+      <w:r>
+        <w:rPr>
+          <w:rFonts w:ascii="Consolas" w:eastAsia="Times New Roman" w:hAnsi="Consolas" w:cs="Times New Roman"/>
+          <w:color w:val="CCCCCC"/>
+          <w:kern w:val="0"/>
+          <w:sz w:val="21"/>
+          <w:szCs w:val="21"/>
+          <w14:ligatures w14:val="none"/>
+        </w:rPr>
+        <w:t>.</w:t>
+      </w:r>
+      <w:r>
+        <w:rPr>
+          <w:rFonts w:ascii="Consolas" w:eastAsia="Times New Roman" w:hAnsi="Consolas" w:cs="Times New Roman"/>
+          <w:color w:val="4EC9B0"/>
+          <w:kern w:val="0"/>
+          <w:sz w:val="21"/>
+          <w:szCs w:val="21"/>
+          <w14:ligatures w14:val="none"/>
+        </w:rPr>
+        <w:t>model_selection</w:t>
+      </w:r>
+      <w:proofErr w:type="spellEnd"/>
+      <w:r>
+        <w:rPr>
+          <w:rFonts w:ascii="Consolas" w:eastAsia="Times New Roman" w:hAnsi="Consolas" w:cs="Times New Roman"/>
+          <w:color w:val="CCCCCC"/>
+          <w:kern w:val="0"/>
+          <w:sz w:val="21"/>
+          <w:szCs w:val="21"/>
+          <w14:ligatures w14:val="none"/>
+        </w:rPr>
+        <w:t xml:space="preserve"> </w:t>
+      </w:r>
+      <w:r>
+        <w:rPr>
+          <w:rFonts w:ascii="Consolas" w:eastAsia="Times New Roman" w:hAnsi="Consolas" w:cs="Times New Roman"/>
+          <w:color w:val="C586C0"/>
+          <w:kern w:val="0"/>
+          <w:sz w:val="21"/>
+          <w:szCs w:val="21"/>
+          <w14:ligatures w14:val="none"/>
+        </w:rPr>
+        <w:t>import</w:t>
+      </w:r>
+      <w:r>
+        <w:rPr>
+          <w:rFonts w:ascii="Consolas" w:eastAsia="Times New Roman" w:hAnsi="Consolas" w:cs="Times New Roman"/>
+          <w:color w:val="CCCCCC"/>
+          <w:kern w:val="0"/>
+          <w:sz w:val="21"/>
+          <w:szCs w:val="21"/>
+          <w14:ligatures w14:val="none"/>
+        </w:rPr>
+        <w:t xml:space="preserve"> </w:t>
+      </w:r>
+      <w:proofErr w:type="spellStart"/>
+      <w:r>
+        <w:rPr>
+          <w:rFonts w:ascii="Consolas" w:eastAsia="Times New Roman" w:hAnsi="Consolas" w:cs="Times New Roman"/>
+          <w:color w:val="DCDCAA"/>
+          <w:kern w:val="0"/>
+          <w:sz w:val="21"/>
+          <w:szCs w:val="21"/>
+          <w14:ligatures w14:val="none"/>
+        </w:rPr>
+        <w:t>train_test_split</w:t>
+      </w:r>
+      <w:proofErr w:type="spellEnd"/>
+    </w:p>
+    <w:p>
+      <w:pPr>
+        <w:shd w:val="clear" w:color="auto" w:fill="1F1F1F"/>
+        <w:spacing w:after="0" w:line="285" w:lineRule="atLeast"/>
+        <w:ind w:left="0" w:firstLine="0"/>
+        <w:jc w:val="left"/>
+        <w:rPr>
+          <w:rFonts w:ascii="Consolas" w:eastAsia="Times New Roman" w:hAnsi="Consolas" w:cs="Times New Roman"/>
+          <w:color w:val="CCCCCC"/>
+          <w:kern w:val="0"/>
+          <w:sz w:val="21"/>
+          <w:szCs w:val="21"/>
+          <w14:ligatures w14:val="none"/>
+        </w:rPr>
+      </w:pPr>
+      <w:r>
+        <w:rPr>
+          <w:rFonts w:ascii="Consolas" w:eastAsia="Times New Roman" w:hAnsi="Consolas" w:cs="Times New Roman"/>
+          <w:color w:val="C586C0"/>
+          <w:kern w:val="0"/>
+          <w:sz w:val="21"/>
+          <w:szCs w:val="21"/>
+          <w14:ligatures w14:val="none"/>
+        </w:rPr>
+        <w:t>from</w:t>
+      </w:r>
+      <w:r>
+        <w:rPr>
+          <w:rFonts w:ascii="Consolas" w:eastAsia="Times New Roman" w:hAnsi="Consolas" w:cs="Times New Roman"/>
+          <w:color w:val="CCCCCC"/>
+          <w:kern w:val="0"/>
+          <w:sz w:val="21"/>
+          <w:szCs w:val="21"/>
+          <w14:ligatures w14:val="none"/>
+        </w:rPr>
+        <w:t xml:space="preserve"> </w:t>
+      </w:r>
+      <w:proofErr w:type="spellStart"/>
+      <w:r>
+        <w:rPr>
+          <w:rFonts w:ascii="Consolas" w:eastAsia="Times New Roman" w:hAnsi="Consolas" w:cs="Times New Roman"/>
+          <w:color w:val="4EC9B0"/>
+          <w:kern w:val="0"/>
+          <w:sz w:val="21"/>
+          <w:szCs w:val="21"/>
+          <w14:ligatures w14:val="none"/>
+        </w:rPr>
+        <w:t>sklearn</w:t>
+      </w:r>
+      <w:r>
+        <w:rPr>
+          <w:rFonts w:ascii="Consolas" w:eastAsia="Times New Roman" w:hAnsi="Consolas" w:cs="Times New Roman"/>
+          <w:color w:val="CCCCCC"/>
+          <w:kern w:val="0"/>
+          <w:sz w:val="21"/>
+          <w:szCs w:val="21"/>
+          <w14:ligatures w14:val="none"/>
+        </w:rPr>
+        <w:t>.</w:t>
+      </w:r>
+      <w:r>
+        <w:rPr>
+          <w:rFonts w:ascii="Consolas" w:eastAsia="Times New Roman" w:hAnsi="Consolas" w:cs="Times New Roman"/>
+          <w:color w:val="4EC9B0"/>
+          <w:kern w:val="0"/>
+          <w:sz w:val="21"/>
+          <w:szCs w:val="21"/>
+          <w14:ligatures w14:val="none"/>
+        </w:rPr>
+        <w:t>tree</w:t>
+      </w:r>
+      <w:proofErr w:type="spellEnd"/>
+      <w:r>
+        <w:rPr>
+          <w:rFonts w:ascii="Consolas" w:eastAsia="Times New Roman" w:hAnsi="Consolas" w:cs="Times New Roman"/>
+          <w:color w:val="CCCCCC"/>
+          <w:kern w:val="0"/>
+          <w:sz w:val="21"/>
+          <w:szCs w:val="21"/>
+          <w14:ligatures w14:val="none"/>
+        </w:rPr>
+        <w:t xml:space="preserve"> </w:t>
+      </w:r>
+      <w:r>
+        <w:rPr>
+          <w:rFonts w:ascii="Consolas" w:eastAsia="Times New Roman" w:hAnsi="Consolas" w:cs="Times New Roman"/>
+          <w:color w:val="C586C0"/>
+          <w:kern w:val="0"/>
+          <w:sz w:val="21"/>
+          <w:szCs w:val="21"/>
+          <w14:ligatures w14:val="none"/>
+        </w:rPr>
+        <w:t>import</w:t>
+      </w:r>
+      <w:r>
+        <w:rPr>
+          <w:rFonts w:ascii="Consolas" w:eastAsia="Times New Roman" w:hAnsi="Consolas" w:cs="Times New Roman"/>
+          <w:color w:val="CCCCCC"/>
+          <w:kern w:val="0"/>
+          <w:sz w:val="21"/>
+          <w:szCs w:val="21"/>
+          <w14:ligatures w14:val="none"/>
+        </w:rPr>
+        <w:t xml:space="preserve"> </w:t>
+      </w:r>
+      <w:proofErr w:type="spellStart"/>
+      <w:r>
+        <w:rPr>
+          <w:rFonts w:ascii="Consolas" w:eastAsia="Times New Roman" w:hAnsi="Consolas" w:cs="Times New Roman"/>
+          <w:color w:val="4EC9B0"/>
+          <w:kern w:val="0"/>
+          <w:sz w:val="21"/>
+          <w:szCs w:val="21"/>
+          <w14:ligatures w14:val="none"/>
+        </w:rPr>
+        <w:t>DecisionTreeClassifier</w:t>
+      </w:r>
+      <w:proofErr w:type="spellEnd"/>
+    </w:p>
+    <w:p>
+      <w:pPr>
+        <w:shd w:val="clear" w:color="auto" w:fill="1F1F1F"/>
+        <w:spacing w:after="0" w:line="285" w:lineRule="atLeast"/>
+        <w:ind w:left="0" w:firstLine="0"/>
+        <w:jc w:val="left"/>
+        <w:rPr>
+          <w:rFonts w:ascii="Consolas" w:eastAsia="Times New Roman" w:hAnsi="Consolas" w:cs="Times New Roman"/>
+          <w:color w:val="CCCCCC"/>
+          <w:kern w:val="0"/>
+          <w:sz w:val="21"/>
+          <w:szCs w:val="21"/>
+          <w14:ligatures w14:val="none"/>
+        </w:rPr>
+      </w:pPr>
+    </w:p>
+    <w:p>
+      <w:pPr>
+        <w:shd w:val="clear" w:color="auto" w:fill="1F1F1F"/>
+        <w:spacing w:after="0" w:line="285" w:lineRule="atLeast"/>
+        <w:ind w:left="0" w:firstLine="0"/>
+        <w:jc w:val="left"/>
+        <w:rPr>
+          <w:rFonts w:ascii="Consolas" w:eastAsia="Times New Roman" w:hAnsi="Consolas" w:cs="Times New Roman"/>
+          <w:color w:val="CCCCCC"/>
+          <w:kern w:val="0"/>
+          <w:sz w:val="21"/>
+          <w:szCs w:val="21"/>
+          <w14:ligatures w14:val="none"/>
+        </w:rPr>
+      </w:pPr>
+      <w:r>
+        <w:rPr>
+          <w:rFonts w:ascii="Consolas" w:eastAsia="Times New Roman" w:hAnsi="Consolas" w:cs="Times New Roman"/>
+          <w:color w:val="6A9955"/>
+          <w:kern w:val="0"/>
+          <w:sz w:val="21"/>
+          <w:szCs w:val="21"/>
+          <w14:ligatures w14:val="none"/>
+        </w:rPr>
+        <w:t># Generate moons dataset</w:t>
+      </w:r>
+    </w:p>
+    <w:p>
+      <w:pPr>
+        <w:shd w:val="clear" w:color="auto" w:fill="1F1F1F"/>
+        <w:spacing w:after="0" w:line="285" w:lineRule="atLeast"/>
+        <w:ind w:left="0" w:firstLine="0"/>
+        <w:jc w:val="left"/>
+        <w:rPr>
+          <w:rFonts w:ascii="Consolas" w:eastAsia="Times New Roman" w:hAnsi="Consolas" w:cs="Times New Roman"/>
+          <w:color w:val="CCCCCC"/>
+          <w:kern w:val="0"/>
+          <w:sz w:val="21"/>
+          <w:szCs w:val="21"/>
+          <w14:ligatures w14:val="none"/>
+        </w:rPr>
+      </w:pPr>
+      <w:r>
+        <w:rPr>
+          <w:rFonts w:ascii="Consolas" w:eastAsia="Times New Roman" w:hAnsi="Consolas" w:cs="Times New Roman"/>
+          <w:color w:val="4FC1FF"/>
+          <w:kern w:val="0"/>
+          <w:sz w:val="21"/>
+          <w:szCs w:val="21"/>
+          <w14:ligatures w14:val="none"/>
+        </w:rPr>
+        <w:t>X</w:t>
+      </w:r>
+      <w:r>
+        <w:rPr>
+          <w:rFonts w:ascii="Consolas" w:eastAsia="Times New Roman" w:hAnsi="Consolas" w:cs="Times New Roman"/>
+          <w:color w:val="CCCCCC"/>
+          <w:kern w:val="0"/>
+          <w:sz w:val="21"/>
+          <w:szCs w:val="21"/>
+          <w14:ligatures w14:val="none"/>
+        </w:rPr>
+        <w:t xml:space="preserve">, </w:t>
+      </w:r>
+      <w:r>
+        <w:rPr>
+          <w:rFonts w:ascii="Consolas" w:eastAsia="Times New Roman" w:hAnsi="Consolas" w:cs="Times New Roman"/>
+          <w:color w:val="9CDCFE"/>
+          <w:kern w:val="0"/>
+          <w:sz w:val="21"/>
+          <w:szCs w:val="21"/>
+          <w14:ligatures w14:val="none"/>
+        </w:rPr>
+        <w:t>y</w:t>
+      </w:r>
+      <w:r>
+        <w:rPr>
+          <w:rFonts w:ascii="Consolas" w:eastAsia="Times New Roman" w:hAnsi="Consolas" w:cs="Times New Roman"/>
+          <w:color w:val="CCCCCC"/>
+          <w:kern w:val="0"/>
+          <w:sz w:val="21"/>
+          <w:szCs w:val="21"/>
+          <w14:ligatures w14:val="none"/>
+        </w:rPr>
+        <w:t xml:space="preserve"> </w:t>
+      </w:r>
+      <w:r>
+        <w:rPr>
+          <w:rFonts w:ascii="Consolas" w:eastAsia="Times New Roman" w:hAnsi="Consolas" w:cs="Times New Roman"/>
+          <w:color w:val="D4D4D4"/>
+          <w:kern w:val="0"/>
+          <w:sz w:val="21"/>
+          <w:szCs w:val="21"/>
+          <w14:ligatures w14:val="none"/>
+        </w:rPr>
+        <w:t>=</w:t>
+      </w:r>
+      <w:r>
+        <w:rPr>
+          <w:rFonts w:ascii="Consolas" w:eastAsia="Times New Roman" w:hAnsi="Consolas" w:cs="Times New Roman"/>
+          <w:color w:val="CCCCCC"/>
+          <w:kern w:val="0"/>
+          <w:sz w:val="21"/>
+          <w:szCs w:val="21"/>
+          <w14:ligatures w14:val="none"/>
+        </w:rPr>
+        <w:t xml:space="preserve"> </w:t>
+      </w:r>
+      <w:proofErr w:type="spellStart"/>
+      <w:r>
+        <w:rPr>
+          <w:rFonts w:ascii="Consolas" w:eastAsia="Times New Roman" w:hAnsi="Consolas" w:cs="Times New Roman"/>
+          <w:color w:val="DCDCAA"/>
+          <w:kern w:val="0"/>
+          <w:sz w:val="21"/>
+          <w:szCs w:val="21"/>
+          <w14:ligatures w14:val="none"/>
+        </w:rPr>
+        <w:t>make_moons</w:t>
+      </w:r>
+      <w:proofErr w:type="spellEnd"/>
+      <w:r>
+        <w:rPr>
+          <w:rFonts w:ascii="Consolas" w:eastAsia="Times New Roman" w:hAnsi="Consolas" w:cs="Times New Roman"/>
+          <w:color w:val="CCCCCC"/>
+          <w:kern w:val="0"/>
+          <w:sz w:val="21"/>
+          <w:szCs w:val="21"/>
+          <w14:ligatures w14:val="none"/>
+        </w:rPr>
+        <w:t>(</w:t>
+      </w:r>
+      <w:proofErr w:type="spellStart"/>
+      <w:r>
+        <w:rPr>
+          <w:rFonts w:ascii="Consolas" w:eastAsia="Times New Roman" w:hAnsi="Consolas" w:cs="Times New Roman"/>
+          <w:color w:val="9CDCFE"/>
+          <w:kern w:val="0"/>
+          <w:sz w:val="21"/>
+          <w:szCs w:val="21"/>
+          <w14:ligatures w14:val="none"/>
+        </w:rPr>
+        <w:t>n_samples</w:t>
+      </w:r>
+      <w:proofErr w:type="spellEnd"/>
+      <w:r>
+        <w:rPr>
+          <w:rFonts w:ascii="Consolas" w:eastAsia="Times New Roman" w:hAnsi="Consolas" w:cs="Times New Roman"/>
+          <w:color w:val="D4D4D4"/>
+          <w:kern w:val="0"/>
+          <w:sz w:val="21"/>
+          <w:szCs w:val="21"/>
+          <w14:ligatures w14:val="none"/>
+        </w:rPr>
+        <w:t>=</w:t>
+      </w:r>
+      <w:r>
+        <w:rPr>
+          <w:rFonts w:ascii="Consolas" w:eastAsia="Times New Roman" w:hAnsi="Consolas" w:cs="Times New Roman"/>
+          <w:color w:val="B5CEA8"/>
+          <w:kern w:val="0"/>
+          <w:sz w:val="21"/>
+          <w:szCs w:val="21"/>
+          <w14:ligatures w14:val="none"/>
+        </w:rPr>
+        <w:t>10000</w:t>
+      </w:r>
+      <w:r>
+        <w:rPr>
+          <w:rFonts w:ascii="Consolas" w:eastAsia="Times New Roman" w:hAnsi="Consolas" w:cs="Times New Roman"/>
+          <w:color w:val="CCCCCC"/>
+          <w:kern w:val="0"/>
+          <w:sz w:val="21"/>
+          <w:szCs w:val="21"/>
+          <w14:ligatures w14:val="none"/>
+        </w:rPr>
+        <w:t xml:space="preserve">, </w:t>
+      </w:r>
+      <w:r>
+        <w:rPr>
+          <w:rFonts w:ascii="Consolas" w:eastAsia="Times New Roman" w:hAnsi="Consolas" w:cs="Times New Roman"/>
+          <w:color w:val="9CDCFE"/>
+          <w:kern w:val="0"/>
+          <w:sz w:val="21"/>
+          <w:szCs w:val="21"/>
+          <w14:ligatures w14:val="none"/>
+        </w:rPr>
+        <w:t>noise</w:t>
+      </w:r>
+      <w:r>
+        <w:rPr>
+          <w:rFonts w:ascii="Consolas" w:eastAsia="Times New Roman" w:hAnsi="Consolas" w:cs="Times New Roman"/>
+          <w:color w:val="D4D4D4"/>
+          <w:kern w:val="0"/>
+          <w:sz w:val="21"/>
+          <w:szCs w:val="21"/>
+          <w14:ligatures w14:val="none"/>
+        </w:rPr>
+        <w:t>=</w:t>
+      </w:r>
+      <w:r>
+        <w:rPr>
+          <w:rFonts w:ascii="Consolas" w:eastAsia="Times New Roman" w:hAnsi="Consolas" w:cs="Times New Roman"/>
+          <w:color w:val="B5CEA8"/>
+          <w:kern w:val="0"/>
+          <w:sz w:val="21"/>
+          <w:szCs w:val="21"/>
+          <w14:ligatures w14:val="none"/>
+        </w:rPr>
+        <w:t>0.4</w:t>
+      </w:r>
+      <w:r>
+        <w:rPr>
+          <w:rFonts w:ascii="Consolas" w:eastAsia="Times New Roman" w:hAnsi="Consolas" w:cs="Times New Roman"/>
+          <w:color w:val="CCCCCC"/>
+          <w:kern w:val="0"/>
+          <w:sz w:val="21"/>
+          <w:szCs w:val="21"/>
+          <w14:ligatures w14:val="none"/>
+        </w:rPr>
+        <w:t xml:space="preserve">, </w:t>
+      </w:r>
+      <w:proofErr w:type="spellStart"/>
+      <w:r>
+        <w:rPr>
+          <w:rFonts w:ascii="Consolas" w:eastAsia="Times New Roman" w:hAnsi="Consolas" w:cs="Times New Roman"/>
+          <w:color w:val="9CDCFE"/>
+          <w:kern w:val="0"/>
+          <w:sz w:val="21"/>
+          <w:szCs w:val="21"/>
+          <w14:ligatures w14:val="none"/>
+        </w:rPr>
+        <w:t>random_state</w:t>
+      </w:r>
+      <w:proofErr w:type="spellEnd"/>
+      <w:r>
+        <w:rPr>
+          <w:rFonts w:ascii="Consolas" w:eastAsia="Times New Roman" w:hAnsi="Consolas" w:cs="Times New Roman"/>
+          <w:color w:val="D4D4D4"/>
+          <w:kern w:val="0"/>
+          <w:sz w:val="21"/>
+          <w:szCs w:val="21"/>
+          <w14:ligatures w14:val="none"/>
+        </w:rPr>
+        <w:t>=</w:t>
+      </w:r>
+      <w:r>
+        <w:rPr>
+          <w:rFonts w:ascii="Consolas" w:eastAsia="Times New Roman" w:hAnsi="Consolas" w:cs="Times New Roman"/>
+          <w:color w:val="B5CEA8"/>
+          <w:kern w:val="0"/>
+          <w:sz w:val="21"/>
+          <w:szCs w:val="21"/>
+          <w14:ligatures w14:val="none"/>
+        </w:rPr>
+        <w:t>42</w:t>
+      </w:r>
+      <w:r>
+        <w:rPr>
+          <w:rFonts w:ascii="Consolas" w:eastAsia="Times New Roman" w:hAnsi="Consolas" w:cs="Times New Roman"/>
+          <w:color w:val="CCCCCC"/>
+          <w:kern w:val="0"/>
+          <w:sz w:val="21"/>
+          <w:szCs w:val="21"/>
+          <w14:ligatures w14:val="none"/>
+        </w:rPr>
+        <w:t>)</w:t>
+      </w:r>
+    </w:p>
+    <w:p>
+      <w:pPr>
+        <w:shd w:val="clear" w:color="auto" w:fill="1F1F1F"/>
+        <w:spacing w:after="0" w:line="285" w:lineRule="atLeast"/>
+        <w:ind w:left="0" w:firstLine="0"/>
+        <w:jc w:val="left"/>
+        <w:rPr>
+          <w:rFonts w:ascii="Consolas" w:eastAsia="Times New Roman" w:hAnsi="Consolas" w:cs="Times New Roman"/>
+          <w:color w:val="CCCCCC"/>
+          <w:kern w:val="0"/>
+          <w:sz w:val="21"/>
+          <w:szCs w:val="21"/>
+          <w14:ligatures w14:val="none"/>
+        </w:rPr>
+      </w:pPr>
+    </w:p>
+    <w:p>
+      <w:pPr>
+        <w:shd w:val="clear" w:color="auto" w:fill="1F1F1F"/>
+        <w:spacing w:after="0" w:line="285" w:lineRule="atLeast"/>
+        <w:ind w:left="0" w:firstLine="0"/>
+        <w:jc w:val="left"/>
+        <w:rPr>
+          <w:rFonts w:ascii="Consolas" w:eastAsia="Times New Roman" w:hAnsi="Consolas" w:cs="Times New Roman"/>
+          <w:color w:val="CCCCCC"/>
+          <w:kern w:val="0"/>
+          <w:sz w:val="21"/>
+          <w:szCs w:val="21"/>
+          <w14:ligatures w14:val="none"/>
+        </w:rPr>
+      </w:pPr>
+      <w:r>
+        <w:rPr>
+          <w:rFonts w:ascii="Consolas" w:eastAsia="Times New Roman" w:hAnsi="Consolas" w:cs="Times New Roman"/>
+          <w:color w:val="6A9955"/>
+          <w:kern w:val="0"/>
+          <w:sz w:val="21"/>
+          <w:szCs w:val="21"/>
+          <w14:ligatures w14:val="none"/>
+        </w:rPr>
+        <w:t># Split the dataset into training and test sets</w:t>
+      </w:r>
+    </w:p>
+    <w:p>
+      <w:pPr>
+        <w:shd w:val="clear" w:color="auto" w:fill="1F1F1F"/>
+        <w:spacing w:after="0" w:line="285" w:lineRule="atLeast"/>
+        <w:ind w:left="0" w:firstLine="0"/>
+        <w:jc w:val="left"/>
+        <w:rPr>
+          <w:rFonts w:ascii="Consolas" w:eastAsia="Times New Roman" w:hAnsi="Consolas" w:cs="Times New Roman"/>
+          <w:color w:val="CCCCCC"/>
+          <w:kern w:val="0"/>
+          <w:sz w:val="21"/>
+          <w:szCs w:val="21"/>
+          <w14:ligatures w14:val="none"/>
+        </w:rPr>
+      </w:pPr>
+      <w:proofErr w:type="spellStart"/>
+      <w:r>
+        <w:rPr>
+          <w:rFonts w:ascii="Consolas" w:eastAsia="Times New Roman" w:hAnsi="Consolas" w:cs="Times New Roman"/>
+          <w:color w:val="9CDCFE"/>
+          <w:kern w:val="0"/>
+          <w:sz w:val="21"/>
+          <w:szCs w:val="21"/>
+          <w14:ligatures w14:val="none"/>
+        </w:rPr>
+        <w:t>X_train</w:t>
+      </w:r>
+      <w:proofErr w:type="spellEnd"/>
+      <w:r>
+        <w:rPr>
+          <w:rFonts w:ascii="Consolas" w:eastAsia="Times New Roman" w:hAnsi="Consolas" w:cs="Times New Roman"/>
+          <w:color w:val="CCCCCC"/>
+          <w:kern w:val="0"/>
+          <w:sz w:val="21"/>
+          <w:szCs w:val="21"/>
+          <w14:ligatures w14:val="none"/>
+        </w:rPr>
+        <w:t xml:space="preserve">, </w:t>
+      </w:r>
+      <w:proofErr w:type="spellStart"/>
+      <w:r>
+        <w:rPr>
+          <w:rFonts w:ascii="Consolas" w:eastAsia="Times New Roman" w:hAnsi="Consolas" w:cs="Times New Roman"/>
+          <w:color w:val="9CDCFE"/>
+          <w:kern w:val="0"/>
+          <w:sz w:val="21"/>
+          <w:szCs w:val="21"/>
+          <w14:ligatures w14:val="none"/>
+        </w:rPr>
+        <w:t>X_test</w:t>
+      </w:r>
+      <w:proofErr w:type="spellEnd"/>
+      <w:r>
+        <w:rPr>
+          <w:rFonts w:ascii="Consolas" w:eastAsia="Times New Roman" w:hAnsi="Consolas" w:cs="Times New Roman"/>
+          <w:color w:val="CCCCCC"/>
+          <w:kern w:val="0"/>
+          <w:sz w:val="21"/>
+          <w:szCs w:val="21"/>
+          <w14:ligatures w14:val="none"/>
+        </w:rPr>
+        <w:t xml:space="preserve">, </w:t>
+      </w:r>
+      <w:proofErr w:type="spellStart"/>
+      <w:r>
+        <w:rPr>
+          <w:rFonts w:ascii="Consolas" w:eastAsia="Times New Roman" w:hAnsi="Consolas" w:cs="Times New Roman"/>
+          <w:color w:val="9CDCFE"/>
+          <w:kern w:val="0"/>
+          <w:sz w:val="21"/>
+          <w:szCs w:val="21"/>
+          <w14:ligatures w14:val="none"/>
+        </w:rPr>
+        <w:t>y_train</w:t>
+      </w:r>
+      <w:proofErr w:type="spellEnd"/>
+      <w:r>
+        <w:rPr>
+          <w:rFonts w:ascii="Consolas" w:eastAsia="Times New Roman" w:hAnsi="Consolas" w:cs="Times New Roman"/>
+          <w:color w:val="CCCCCC"/>
+          <w:kern w:val="0"/>
+          <w:sz w:val="21"/>
+          <w:szCs w:val="21"/>
+          <w14:ligatures w14:val="none"/>
+        </w:rPr>
+        <w:t xml:space="preserve">, </w:t>
+      </w:r>
+      <w:proofErr w:type="spellStart"/>
+      <w:r>
+        <w:rPr>
+          <w:rFonts w:ascii="Consolas" w:eastAsia="Times New Roman" w:hAnsi="Consolas" w:cs="Times New Roman"/>
+          <w:color w:val="9CDCFE"/>
+          <w:kern w:val="0"/>
+          <w:sz w:val="21"/>
+          <w:szCs w:val="21"/>
+          <w14:ligatures w14:val="none"/>
+        </w:rPr>
+        <w:t>y_test</w:t>
+      </w:r>
+      <w:proofErr w:type="spellEnd"/>
+      <w:r>
+        <w:rPr>
+          <w:rFonts w:ascii="Consolas" w:eastAsia="Times New Roman" w:hAnsi="Consolas" w:cs="Times New Roman"/>
+          <w:color w:val="CCCCCC"/>
+          <w:kern w:val="0"/>
+          <w:sz w:val="21"/>
+          <w:szCs w:val="21"/>
+          <w14:ligatures w14:val="none"/>
+        </w:rPr>
+        <w:t xml:space="preserve"> </w:t>
+      </w:r>
+      <w:r>
+        <w:rPr>
+          <w:rFonts w:ascii="Consolas" w:eastAsia="Times New Roman" w:hAnsi="Consolas" w:cs="Times New Roman"/>
+          <w:color w:val="D4D4D4"/>
+          <w:kern w:val="0"/>
+          <w:sz w:val="21"/>
+          <w:szCs w:val="21"/>
+          <w14:ligatures w14:val="none"/>
+        </w:rPr>
+        <w:t>=</w:t>
+      </w:r>
+      <w:r>
+        <w:rPr>
+          <w:rFonts w:ascii="Consolas" w:eastAsia="Times New Roman" w:hAnsi="Consolas" w:cs="Times New Roman"/>
+          <w:color w:val="CCCCCC"/>
+          <w:kern w:val="0"/>
+          <w:sz w:val="21"/>
+          <w:szCs w:val="21"/>
+          <w14:ligatures w14:val="none"/>
+        </w:rPr>
+        <w:t xml:space="preserve"> </w:t>
+      </w:r>
+      <w:proofErr w:type="spellStart"/>
+      <w:r>
+        <w:rPr>
+          <w:rFonts w:ascii="Consolas" w:eastAsia="Times New Roman" w:hAnsi="Consolas" w:cs="Times New Roman"/>
+          <w:color w:val="DCDCAA"/>
+          <w:kern w:val="0"/>
+          <w:sz w:val="21"/>
+          <w:szCs w:val="21"/>
+          <w14:ligatures w14:val="none"/>
+        </w:rPr>
+        <w:t>train_test_split</w:t>
+      </w:r>
+      <w:proofErr w:type="spellEnd"/>
+      <w:r>
+        <w:rPr>
+          <w:rFonts w:ascii="Consolas" w:eastAsia="Times New Roman" w:hAnsi="Consolas" w:cs="Times New Roman"/>
+          <w:color w:val="CCCCCC"/>
+          <w:kern w:val="0"/>
+          <w:sz w:val="21"/>
+          <w:szCs w:val="21"/>
+          <w14:ligatures w14:val="none"/>
+        </w:rPr>
+        <w:t>(</w:t>
+      </w:r>
+      <w:r>
+        <w:rPr>
+          <w:rFonts w:ascii="Consolas" w:eastAsia="Times New Roman" w:hAnsi="Consolas" w:cs="Times New Roman"/>
+          <w:color w:val="4FC1FF"/>
+          <w:kern w:val="0"/>
+          <w:sz w:val="21"/>
+          <w:szCs w:val="21"/>
+          <w14:ligatures w14:val="none"/>
+        </w:rPr>
+        <w:t>X</w:t>
+      </w:r>
+      <w:r>
+        <w:rPr>
+          <w:rFonts w:ascii="Consolas" w:eastAsia="Times New Roman" w:hAnsi="Consolas" w:cs="Times New Roman"/>
+          <w:color w:val="CCCCCC"/>
+          <w:kern w:val="0"/>
+          <w:sz w:val="21"/>
+          <w:szCs w:val="21"/>
+          <w14:ligatures w14:val="none"/>
+        </w:rPr>
+        <w:t xml:space="preserve">, </w:t>
+      </w:r>
+      <w:r>
+        <w:rPr>
+          <w:rFonts w:ascii="Consolas" w:eastAsia="Times New Roman" w:hAnsi="Consolas" w:cs="Times New Roman"/>
+          <w:color w:val="9CDCFE"/>
+          <w:kern w:val="0"/>
+          <w:sz w:val="21"/>
+          <w:szCs w:val="21"/>
+          <w14:ligatures w14:val="none"/>
+        </w:rPr>
+        <w:t>y</w:t>
+      </w:r>
+      <w:r>
+        <w:rPr>
+          <w:rFonts w:ascii="Consolas" w:eastAsia="Times New Roman" w:hAnsi="Consolas" w:cs="Times New Roman"/>
+          <w:color w:val="CCCCCC"/>
+          <w:kern w:val="0"/>
+          <w:sz w:val="21"/>
+          <w:szCs w:val="21"/>
+          <w14:ligatures w14:val="none"/>
+        </w:rPr>
+        <w:t xml:space="preserve">, </w:t>
+      </w:r>
+      <w:proofErr w:type="spellStart"/>
+      <w:r>
+        <w:rPr>
+          <w:rFonts w:ascii="Consolas" w:eastAsia="Times New Roman" w:hAnsi="Consolas" w:cs="Times New Roman"/>
+          <w:color w:val="9CDCFE"/>
+          <w:kern w:val="0"/>
+          <w:sz w:val="21"/>
+          <w:szCs w:val="21"/>
+          <w14:ligatures w14:val="none"/>
+        </w:rPr>
+        <w:t>test_size</w:t>
+      </w:r>
+      <w:proofErr w:type="spellEnd"/>
+      <w:r>
+        <w:rPr>
+          <w:rFonts w:ascii="Consolas" w:eastAsia="Times New Roman" w:hAnsi="Consolas" w:cs="Times New Roman"/>
+          <w:color w:val="D4D4D4"/>
+          <w:kern w:val="0"/>
+          <w:sz w:val="21"/>
+          <w:szCs w:val="21"/>
+          <w14:ligatures w14:val="none"/>
+        </w:rPr>
+        <w:t>=</w:t>
+      </w:r>
+      <w:r>
+        <w:rPr>
+          <w:rFonts w:ascii="Consolas" w:eastAsia="Times New Roman" w:hAnsi="Consolas" w:cs="Times New Roman"/>
+          <w:color w:val="B5CEA8"/>
+          <w:kern w:val="0"/>
+          <w:sz w:val="21"/>
+          <w:szCs w:val="21"/>
+          <w14:ligatures w14:val="none"/>
+        </w:rPr>
+        <w:t>0.2</w:t>
+      </w:r>
+      <w:r>
+        <w:rPr>
+          <w:rFonts w:ascii="Consolas" w:eastAsia="Times New Roman" w:hAnsi="Consolas" w:cs="Times New Roman"/>
+          <w:color w:val="CCCCCC"/>
+          <w:kern w:val="0"/>
+          <w:sz w:val="21"/>
+          <w:szCs w:val="21"/>
+          <w14:ligatures w14:val="none"/>
+        </w:rPr>
+        <w:t xml:space="preserve">, </w:t>
+      </w:r>
+      <w:proofErr w:type="spellStart"/>
+      <w:r>
+        <w:rPr>
+          <w:rFonts w:ascii="Consolas" w:eastAsia="Times New Roman" w:hAnsi="Consolas" w:cs="Times New Roman"/>
+          <w:color w:val="9CDCFE"/>
+          <w:kern w:val="0"/>
+          <w:sz w:val="21"/>
+          <w:szCs w:val="21"/>
+          <w14:ligatures w14:val="none"/>
+        </w:rPr>
+        <w:t>random_state</w:t>
+      </w:r>
+      <w:proofErr w:type="spellEnd"/>
+      <w:r>
+        <w:rPr>
+          <w:rFonts w:ascii="Consolas" w:eastAsia="Times New Roman" w:hAnsi="Consolas" w:cs="Times New Roman"/>
+          <w:color w:val="D4D4D4"/>
+          <w:kern w:val="0"/>
+          <w:sz w:val="21"/>
+          <w:szCs w:val="21"/>
+          <w14:ligatures w14:val="none"/>
+        </w:rPr>
+        <w:t>=</w:t>
+      </w:r>
+      <w:r>
+        <w:rPr>
+          <w:rFonts w:ascii="Consolas" w:eastAsia="Times New Roman" w:hAnsi="Consolas" w:cs="Times New Roman"/>
+          <w:color w:val="B5CEA8"/>
+          <w:kern w:val="0"/>
+          <w:sz w:val="21"/>
+          <w:szCs w:val="21"/>
+          <w14:ligatures w14:val="none"/>
+        </w:rPr>
+        <w:t>42</w:t>
+      </w:r>
+      <w:r>
+        <w:rPr>
+          <w:rFonts w:ascii="Consolas" w:eastAsia="Times New Roman" w:hAnsi="Consolas" w:cs="Times New Roman"/>
+          <w:color w:val="CCCCCC"/>
+          <w:kern w:val="0"/>
+          <w:sz w:val="21"/>
+          <w:szCs w:val="21"/>
+          <w14:ligatures w14:val="none"/>
+        </w:rPr>
+        <w:t>)</w:t>
+      </w:r>
+    </w:p>
+    <w:p>
+      <w:pPr>
+        <w:shd w:val="clear" w:color="auto" w:fill="1F1F1F"/>
+        <w:spacing w:after="0" w:line="285" w:lineRule="atLeast"/>
+        <w:ind w:left="0" w:firstLine="0"/>
+        <w:jc w:val="left"/>
+        <w:rPr>
+          <w:rFonts w:ascii="Consolas" w:eastAsia="Times New Roman" w:hAnsi="Consolas" w:cs="Times New Roman"/>
+          <w:color w:val="CCCCCC"/>
+          <w:kern w:val="0"/>
+          <w:sz w:val="21"/>
+          <w:szCs w:val="21"/>
+          <w14:ligatures w14:val="none"/>
+        </w:rPr>
+      </w:pPr>
+    </w:p>
+    <w:p>
+      <w:pPr>
+        <w:shd w:val="clear" w:color="auto" w:fill="1F1F1F"/>
+        <w:spacing w:after="0" w:line="285" w:lineRule="atLeast"/>
+        <w:ind w:left="0" w:firstLine="0"/>
+        <w:jc w:val="left"/>
+        <w:rPr>
+          <w:rFonts w:ascii="Consolas" w:eastAsia="Times New Roman" w:hAnsi="Consolas" w:cs="Times New Roman"/>
+          <w:color w:val="CCCCCC"/>
+          <w:kern w:val="0"/>
+          <w:sz w:val="21"/>
+          <w:szCs w:val="21"/>
+          <w14:ligatures w14:val="none"/>
+        </w:rPr>
+      </w:pPr>
+      <w:r>
+        <w:rPr>
+          <w:rFonts w:ascii="Consolas" w:eastAsia="Times New Roman" w:hAnsi="Consolas" w:cs="Times New Roman"/>
+          <w:color w:val="DCDCAA"/>
+          <w:kern w:val="0"/>
+          <w:sz w:val="21"/>
+          <w:szCs w:val="21"/>
+          <w14:ligatures w14:val="none"/>
+        </w:rPr>
+        <w:t>print</w:t>
+      </w:r>
+      <w:r>
+        <w:rPr>
+          <w:rFonts w:ascii="Consolas" w:eastAsia="Times New Roman" w:hAnsi="Consolas" w:cs="Times New Roman"/>
+          <w:color w:val="CCCCCC"/>
+          <w:kern w:val="0"/>
+          <w:sz w:val="21"/>
+          <w:szCs w:val="21"/>
+          <w14:ligatures w14:val="none"/>
+        </w:rPr>
+        <w:t>(</w:t>
+      </w:r>
+      <w:proofErr w:type="spellStart"/>
+      <w:r>
+        <w:rPr>
+          <w:rFonts w:ascii="Consolas" w:eastAsia="Times New Roman" w:hAnsi="Consolas" w:cs="Times New Roman"/>
+          <w:color w:val="569CD6"/>
+          <w:kern w:val="0"/>
+          <w:sz w:val="21"/>
+          <w:szCs w:val="21"/>
+          <w14:ligatures w14:val="none"/>
+        </w:rPr>
+        <w:t>f</w:t>
+      </w:r>
+      <w:r>
+        <w:rPr>
+          <w:rFonts w:ascii="Consolas" w:eastAsia="Times New Roman" w:hAnsi="Consolas" w:cs="Times New Roman"/>
+          <w:color w:val="CE9178"/>
+          <w:kern w:val="0"/>
+          <w:sz w:val="21"/>
+          <w:szCs w:val="21"/>
+          <w14:ligatures w14:val="none"/>
+        </w:rPr>
+        <w:t>"Training</w:t>
+      </w:r>
+      <w:proofErr w:type="spellEnd"/>
+      <w:r>
+        <w:rPr>
+          <w:rFonts w:ascii="Consolas" w:eastAsia="Times New Roman" w:hAnsi="Consolas" w:cs="Times New Roman"/>
+          <w:color w:val="CE9178"/>
+          <w:kern w:val="0"/>
+          <w:sz w:val="21"/>
+          <w:szCs w:val="21"/>
+          <w14:ligatures w14:val="none"/>
+        </w:rPr>
+        <w:t xml:space="preserve"> set size: </w:t>
+      </w:r>
+      <w:r>
+        <w:rPr>
+          <w:rFonts w:ascii="Consolas" w:eastAsia="Times New Roman" w:hAnsi="Consolas" w:cs="Times New Roman"/>
+          <w:color w:val="569CD6"/>
+          <w:kern w:val="0"/>
+          <w:sz w:val="21"/>
+          <w:szCs w:val="21"/>
+          <w14:ligatures w14:val="none"/>
+        </w:rPr>
+        <w:t>{</w:t>
+      </w:r>
+      <w:proofErr w:type="spellStart"/>
+      <w:r>
+        <w:rPr>
+          <w:rFonts w:ascii="Consolas" w:eastAsia="Times New Roman" w:hAnsi="Consolas" w:cs="Times New Roman"/>
+          <w:color w:val="DCDCAA"/>
+          <w:kern w:val="0"/>
+          <w:sz w:val="21"/>
+          <w:szCs w:val="21"/>
+          <w14:ligatures w14:val="none"/>
+        </w:rPr>
+        <w:t>len</w:t>
+      </w:r>
+      <w:proofErr w:type="spellEnd"/>
+      <w:r>
+        <w:rPr>
+          <w:rFonts w:ascii="Consolas" w:eastAsia="Times New Roman" w:hAnsi="Consolas" w:cs="Times New Roman"/>
+          <w:color w:val="CCCCCC"/>
+          <w:kern w:val="0"/>
+          <w:sz w:val="21"/>
+          <w:szCs w:val="21"/>
+          <w14:ligatures w14:val="none"/>
+        </w:rPr>
+        <w:t>(</w:t>
+      </w:r>
+      <w:proofErr w:type="spellStart"/>
+      <w:r>
+        <w:rPr>
+          <w:rFonts w:ascii="Consolas" w:eastAsia="Times New Roman" w:hAnsi="Consolas" w:cs="Times New Roman"/>
+          <w:color w:val="9CDCFE"/>
+          <w:kern w:val="0"/>
+          <w:sz w:val="21"/>
+          <w:szCs w:val="21"/>
+          <w14:ligatures w14:val="none"/>
+        </w:rPr>
+        <w:t>X_train</w:t>
+      </w:r>
+      <w:proofErr w:type="spellEnd"/>
+      <w:r>
+        <w:rPr>
+          <w:rFonts w:ascii="Consolas" w:eastAsia="Times New Roman" w:hAnsi="Consolas" w:cs="Times New Roman"/>
+          <w:color w:val="CCCCCC"/>
+          <w:kern w:val="0"/>
+          <w:sz w:val="21"/>
+          <w:szCs w:val="21"/>
+          <w14:ligatures w14:val="none"/>
+        </w:rPr>
+        <w:t>)</w:t>
+      </w:r>
+      <w:r>
+        <w:rPr>
+          <w:rFonts w:ascii="Consolas" w:eastAsia="Times New Roman" w:hAnsi="Consolas" w:cs="Times New Roman"/>
+          <w:color w:val="569CD6"/>
+          <w:kern w:val="0"/>
+          <w:sz w:val="21"/>
+          <w:szCs w:val="21"/>
+          <w14:ligatures w14:val="none"/>
+        </w:rPr>
+        <w:t>}</w:t>
+      </w:r>
+      <w:r>
+        <w:rPr>
+          <w:rFonts w:ascii="Consolas" w:eastAsia="Times New Roman" w:hAnsi="Consolas" w:cs="Times New Roman"/>
+          <w:color w:val="CE9178"/>
+          <w:kern w:val="0"/>
+          <w:sz w:val="21"/>
+          <w:szCs w:val="21"/>
+          <w14:ligatures w14:val="none"/>
+        </w:rPr>
+        <w:t>"</w:t>
+      </w:r>
+      <w:r>
+        <w:rPr>
+          <w:rFonts w:ascii="Consolas" w:eastAsia="Times New Roman" w:hAnsi="Consolas" w:cs="Times New Roman"/>
+          <w:color w:val="CCCCCC"/>
+          <w:kern w:val="0"/>
+          <w:sz w:val="21"/>
+          <w:szCs w:val="21"/>
+          <w14:ligatures w14:val="none"/>
+        </w:rPr>
+        <w:t>)</w:t>
+      </w:r>
+    </w:p>
+    <w:p>
+      <w:pPr>
+        <w:shd w:val="clear" w:color="auto" w:fill="1F1F1F"/>
+        <w:spacing w:after="0" w:line="285" w:lineRule="atLeast"/>
+        <w:ind w:left="0" w:firstLine="0"/>
+        <w:jc w:val="left"/>
+        <w:rPr>
+          <w:rFonts w:ascii="Consolas" w:eastAsia="Times New Roman" w:hAnsi="Consolas" w:cs="Times New Roman"/>
+          <w:color w:val="CCCCCC"/>
+          <w:kern w:val="0"/>
+          <w:sz w:val="21"/>
+          <w:szCs w:val="21"/>
+          <w14:ligatures w14:val="none"/>
+        </w:rPr>
+      </w:pPr>
+      <w:r>
+        <w:rPr>
+          <w:rFonts w:ascii="Consolas" w:eastAsia="Times New Roman" w:hAnsi="Consolas" w:cs="Times New Roman"/>
+          <w:color w:val="DCDCAA"/>
+          <w:kern w:val="0"/>
+          <w:sz w:val="21"/>
+          <w:szCs w:val="21"/>
+          <w14:ligatures w14:val="none"/>
+        </w:rPr>
+        <w:t>print</w:t>
+      </w:r>
+      <w:r>
+        <w:rPr>
+          <w:rFonts w:ascii="Consolas" w:eastAsia="Times New Roman" w:hAnsi="Consolas" w:cs="Times New Roman"/>
+          <w:color w:val="CCCCCC"/>
+          <w:kern w:val="0"/>
+          <w:sz w:val="21"/>
+          <w:szCs w:val="21"/>
+          <w14:ligatures w14:val="none"/>
+        </w:rPr>
+        <w:t>(</w:t>
+      </w:r>
+      <w:proofErr w:type="spellStart"/>
+      <w:r>
+        <w:rPr>
+          <w:rFonts w:ascii="Consolas" w:eastAsia="Times New Roman" w:hAnsi="Consolas" w:cs="Times New Roman"/>
+          <w:color w:val="569CD6"/>
+          <w:kern w:val="0"/>
+          <w:sz w:val="21"/>
+          <w:szCs w:val="21"/>
+          <w14:ligatures w14:val="none"/>
+        </w:rPr>
+        <w:t>f</w:t>
+      </w:r>
+      <w:r>
+        <w:rPr>
+          <w:rFonts w:ascii="Consolas" w:eastAsia="Times New Roman" w:hAnsi="Consolas" w:cs="Times New Roman"/>
+          <w:color w:val="CE9178"/>
+          <w:kern w:val="0"/>
+          <w:sz w:val="21"/>
+          <w:szCs w:val="21"/>
+          <w14:ligatures w14:val="none"/>
+        </w:rPr>
+        <w:t>"Test</w:t>
+      </w:r>
+      <w:proofErr w:type="spellEnd"/>
+      <w:r>
+        <w:rPr>
+          <w:rFonts w:ascii="Consolas" w:eastAsia="Times New Roman" w:hAnsi="Consolas" w:cs="Times New Roman"/>
+          <w:color w:val="CE9178"/>
+          <w:kern w:val="0"/>
+          <w:sz w:val="21"/>
+          <w:szCs w:val="21"/>
+          <w14:ligatures w14:val="none"/>
+        </w:rPr>
+        <w:t xml:space="preserve"> set size: </w:t>
+      </w:r>
+      <w:r>
+        <w:rPr>
+          <w:rFonts w:ascii="Consolas" w:eastAsia="Times New Roman" w:hAnsi="Consolas" w:cs="Times New Roman"/>
+          <w:color w:val="569CD6"/>
+          <w:kern w:val="0"/>
+          <w:sz w:val="21"/>
+          <w:szCs w:val="21"/>
+          <w14:ligatures w14:val="none"/>
+        </w:rPr>
+        <w:t>{</w:t>
+      </w:r>
+      <w:proofErr w:type="spellStart"/>
+      <w:r>
+        <w:rPr>
+          <w:rFonts w:ascii="Consolas" w:eastAsia="Times New Roman" w:hAnsi="Consolas" w:cs="Times New Roman"/>
+          <w:color w:val="DCDCAA"/>
+          <w:kern w:val="0"/>
+          <w:sz w:val="21"/>
+          <w:szCs w:val="21"/>
+          <w14:ligatures w14:val="none"/>
+        </w:rPr>
+        <w:t>len</w:t>
+      </w:r>
+      <w:proofErr w:type="spellEnd"/>
+      <w:r>
+        <w:rPr>
+          <w:rFonts w:ascii="Consolas" w:eastAsia="Times New Roman" w:hAnsi="Consolas" w:cs="Times New Roman"/>
+          <w:color w:val="CCCCCC"/>
+          <w:kern w:val="0"/>
+          <w:sz w:val="21"/>
+          <w:szCs w:val="21"/>
+          <w14:ligatures w14:val="none"/>
+        </w:rPr>
+        <w:t>(</w:t>
+      </w:r>
+      <w:proofErr w:type="spellStart"/>
+      <w:r>
+        <w:rPr>
+          <w:rFonts w:ascii="Consolas" w:eastAsia="Times New Roman" w:hAnsi="Consolas" w:cs="Times New Roman"/>
+          <w:color w:val="9CDCFE"/>
+          <w:kern w:val="0"/>
+          <w:sz w:val="21"/>
+          <w:szCs w:val="21"/>
+          <w14:ligatures w14:val="none"/>
+        </w:rPr>
+        <w:t>X_test</w:t>
+      </w:r>
+      <w:proofErr w:type="spellEnd"/>
+      <w:r>
+        <w:rPr>
+          <w:rFonts w:ascii="Consolas" w:eastAsia="Times New Roman" w:hAnsi="Consolas" w:cs="Times New Roman"/>
+          <w:color w:val="CCCCCC"/>
+          <w:kern w:val="0"/>
+          <w:sz w:val="21"/>
+          <w:szCs w:val="21"/>
+          <w14:ligatures w14:val="none"/>
+        </w:rPr>
+        <w:t>)</w:t>
+      </w:r>
+      <w:r>
+        <w:rPr>
+          <w:rFonts w:ascii="Consolas" w:eastAsia="Times New Roman" w:hAnsi="Consolas" w:cs="Times New Roman"/>
+          <w:color w:val="569CD6"/>
+          <w:kern w:val="0"/>
+          <w:sz w:val="21"/>
+          <w:szCs w:val="21"/>
+          <w14:ligatures w14:val="none"/>
+        </w:rPr>
+        <w:t>}</w:t>
+      </w:r>
+      <w:r>
+        <w:rPr>
+          <w:rFonts w:ascii="Consolas" w:eastAsia="Times New Roman" w:hAnsi="Consolas" w:cs="Times New Roman"/>
+          <w:color w:val="CE9178"/>
+          <w:kern w:val="0"/>
+          <w:sz w:val="21"/>
+          <w:szCs w:val="21"/>
+          <w14:ligatures w14:val="none"/>
+        </w:rPr>
+        <w:t>"</w:t>
+      </w:r>
+      <w:r>
+        <w:rPr>
+          <w:rFonts w:ascii="Consolas" w:eastAsia="Times New Roman" w:hAnsi="Consolas" w:cs="Times New Roman"/>
+          <w:color w:val="CCCCCC"/>
+          <w:kern w:val="0"/>
+          <w:sz w:val="21"/>
+          <w:szCs w:val="21"/>
+          <w14:ligatures w14:val="none"/>
+        </w:rPr>
+        <w:t>)</w:t>
+      </w:r>
+    </w:p>
+    <w:p>
+      <w:pPr>
+        <w:shd w:val="clear" w:color="auto" w:fill="1F1F1F"/>
+        <w:spacing w:after="0" w:line="285" w:lineRule="atLeast"/>
+        <w:ind w:left="0" w:firstLine="0"/>
+        <w:jc w:val="left"/>
+        <w:rPr>
+          <w:rFonts w:ascii="Consolas" w:eastAsia="Times New Roman" w:hAnsi="Consolas" w:cs="Times New Roman"/>
+          <w:color w:val="CCCCCC"/>
+          <w:kern w:val="0"/>
+          <w:sz w:val="21"/>
+          <w:szCs w:val="21"/>
+          <w14:ligatures w14:val="none"/>
+        </w:rPr>
+      </w:pPr>
+    </w:p>
+    <w:p/>
+    <w:p>
+      <w:r>
+        <w:t>Training set size: 8000</w:t>
+      </w:r>
+    </w:p>
+    <w:p>
+      <w:r>
+        <w:t>Test set size: 2000</w:t>
+      </w:r>
+    </w:p>
+    <w:p>
+      <w:pPr>
+        <w:spacing w:after="160" w:line="278" w:lineRule="auto"/>
+        <w:ind w:left="0" w:firstLine="0"/>
+        <w:jc w:val="left"/>
+      </w:pPr>
+      <w:r>
+        <w:br w:type="page"/>
+      </w:r>
+    </w:p>
+    <w:p/>
     <w:p>
       <w:pPr>
         <w:numPr>
@@ -4108,7 +6007,6 @@
         <w:ind w:left="815" w:hanging="237"/>
       </w:pPr>
       <w:r>
-        <w:lastRenderedPageBreak/>
         <w:t xml:space="preserve">Use grid search with cross-validation (with the help of the </w:t>
       </w:r>
       <w:proofErr w:type="spellStart"/>
@@ -4134,29 +6032,7526 @@
           <w:ilvl w:val="1"/>
           <w:numId w:val="1"/>
         </w:numPr>
-        <w:spacing w:after="3015"/>
         <w:ind w:left="815" w:hanging="237"/>
       </w:pPr>
       <w:r>
-        <w:t xml:space="preserve">Train it on the full training set using these </w:t>
-      </w:r>
-      <w:proofErr w:type="gramStart"/>
-      <w:r>
-        <w:t>hyperparameters, and</w:t>
-      </w:r>
-      <w:proofErr w:type="gramEnd"/>
-      <w:r>
-        <w:t xml:space="preserve"> measure your model’s performance on the test set. You should get roughly 85% to 87% accuracy.</w:t>
-      </w:r>
+        <w:t>Train it on the full training set using these hyperparameters, and measure your model’s performance on the test set. You should get roughly 85% to 87% accuracy.</w:t>
+      </w:r>
+    </w:p>
+    <w:p>
+      <w:pPr>
+        <w:spacing w:after="160" w:line="278" w:lineRule="auto"/>
+        <w:ind w:left="0" w:firstLine="0"/>
+        <w:jc w:val="left"/>
+      </w:pPr>
+    </w:p>
+    <w:p>
+      <w:pPr>
+        <w:shd w:val="clear" w:color="auto" w:fill="1F1F1F"/>
+        <w:spacing w:after="0" w:line="285" w:lineRule="atLeast"/>
+        <w:ind w:left="0" w:firstLine="0"/>
+        <w:jc w:val="left"/>
+        <w:rPr>
+          <w:rFonts w:ascii="Consolas" w:eastAsia="Times New Roman" w:hAnsi="Consolas" w:cs="Times New Roman"/>
+          <w:color w:val="CCCCCC"/>
+          <w:kern w:val="0"/>
+          <w:sz w:val="21"/>
+          <w:szCs w:val="21"/>
+          <w14:ligatures w14:val="none"/>
+        </w:rPr>
+      </w:pPr>
+      <w:r>
+        <w:rPr>
+          <w:rFonts w:ascii="Consolas" w:eastAsia="Times New Roman" w:hAnsi="Consolas" w:cs="Times New Roman"/>
+          <w:color w:val="C586C0"/>
+          <w:kern w:val="0"/>
+          <w:sz w:val="21"/>
+          <w:szCs w:val="21"/>
+          <w14:ligatures w14:val="none"/>
+        </w:rPr>
+        <w:t>from</w:t>
+      </w:r>
+      <w:r>
+        <w:rPr>
+          <w:rFonts w:ascii="Consolas" w:eastAsia="Times New Roman" w:hAnsi="Consolas" w:cs="Times New Roman"/>
+          <w:color w:val="CCCCCC"/>
+          <w:kern w:val="0"/>
+          <w:sz w:val="21"/>
+          <w:szCs w:val="21"/>
+          <w14:ligatures w14:val="none"/>
+        </w:rPr>
+        <w:t xml:space="preserve"> </w:t>
+      </w:r>
+      <w:proofErr w:type="spellStart"/>
+      <w:r>
+        <w:rPr>
+          <w:rFonts w:ascii="Consolas" w:eastAsia="Times New Roman" w:hAnsi="Consolas" w:cs="Times New Roman"/>
+          <w:color w:val="4EC9B0"/>
+          <w:kern w:val="0"/>
+          <w:sz w:val="21"/>
+          <w:szCs w:val="21"/>
+          <w14:ligatures w14:val="none"/>
+        </w:rPr>
+        <w:t>sklearn</w:t>
+      </w:r>
+      <w:r>
+        <w:rPr>
+          <w:rFonts w:ascii="Consolas" w:eastAsia="Times New Roman" w:hAnsi="Consolas" w:cs="Times New Roman"/>
+          <w:color w:val="CCCCCC"/>
+          <w:kern w:val="0"/>
+          <w:sz w:val="21"/>
+          <w:szCs w:val="21"/>
+          <w14:ligatures w14:val="none"/>
+        </w:rPr>
+        <w:t>.</w:t>
+      </w:r>
+      <w:r>
+        <w:rPr>
+          <w:rFonts w:ascii="Consolas" w:eastAsia="Times New Roman" w:hAnsi="Consolas" w:cs="Times New Roman"/>
+          <w:color w:val="4EC9B0"/>
+          <w:kern w:val="0"/>
+          <w:sz w:val="21"/>
+          <w:szCs w:val="21"/>
+          <w14:ligatures w14:val="none"/>
+        </w:rPr>
+        <w:t>model_selection</w:t>
+      </w:r>
+      <w:proofErr w:type="spellEnd"/>
+      <w:r>
+        <w:rPr>
+          <w:rFonts w:ascii="Consolas" w:eastAsia="Times New Roman" w:hAnsi="Consolas" w:cs="Times New Roman"/>
+          <w:color w:val="CCCCCC"/>
+          <w:kern w:val="0"/>
+          <w:sz w:val="21"/>
+          <w:szCs w:val="21"/>
+          <w14:ligatures w14:val="none"/>
+        </w:rPr>
+        <w:t xml:space="preserve"> </w:t>
+      </w:r>
+      <w:r>
+        <w:rPr>
+          <w:rFonts w:ascii="Consolas" w:eastAsia="Times New Roman" w:hAnsi="Consolas" w:cs="Times New Roman"/>
+          <w:color w:val="C586C0"/>
+          <w:kern w:val="0"/>
+          <w:sz w:val="21"/>
+          <w:szCs w:val="21"/>
+          <w14:ligatures w14:val="none"/>
+        </w:rPr>
+        <w:t>import</w:t>
+      </w:r>
+      <w:r>
+        <w:rPr>
+          <w:rFonts w:ascii="Consolas" w:eastAsia="Times New Roman" w:hAnsi="Consolas" w:cs="Times New Roman"/>
+          <w:color w:val="CCCCCC"/>
+          <w:kern w:val="0"/>
+          <w:sz w:val="21"/>
+          <w:szCs w:val="21"/>
+          <w14:ligatures w14:val="none"/>
+        </w:rPr>
+        <w:t xml:space="preserve"> </w:t>
+      </w:r>
+      <w:proofErr w:type="spellStart"/>
+      <w:r>
+        <w:rPr>
+          <w:rFonts w:ascii="Consolas" w:eastAsia="Times New Roman" w:hAnsi="Consolas" w:cs="Times New Roman"/>
+          <w:color w:val="4EC9B0"/>
+          <w:kern w:val="0"/>
+          <w:sz w:val="21"/>
+          <w:szCs w:val="21"/>
+          <w14:ligatures w14:val="none"/>
+        </w:rPr>
+        <w:t>GridSearchCV</w:t>
+      </w:r>
+      <w:proofErr w:type="spellEnd"/>
+    </w:p>
+    <w:p>
+      <w:pPr>
+        <w:shd w:val="clear" w:color="auto" w:fill="1F1F1F"/>
+        <w:spacing w:after="0" w:line="285" w:lineRule="atLeast"/>
+        <w:ind w:left="0" w:firstLine="0"/>
+        <w:jc w:val="left"/>
+        <w:rPr>
+          <w:rFonts w:ascii="Consolas" w:eastAsia="Times New Roman" w:hAnsi="Consolas" w:cs="Times New Roman"/>
+          <w:color w:val="CCCCCC"/>
+          <w:kern w:val="0"/>
+          <w:sz w:val="21"/>
+          <w:szCs w:val="21"/>
+          <w14:ligatures w14:val="none"/>
+        </w:rPr>
+      </w:pPr>
+    </w:p>
+    <w:p>
+      <w:pPr>
+        <w:shd w:val="clear" w:color="auto" w:fill="1F1F1F"/>
+        <w:spacing w:after="0" w:line="285" w:lineRule="atLeast"/>
+        <w:ind w:left="0" w:firstLine="0"/>
+        <w:jc w:val="left"/>
+        <w:rPr>
+          <w:rFonts w:ascii="Consolas" w:eastAsia="Times New Roman" w:hAnsi="Consolas" w:cs="Times New Roman"/>
+          <w:color w:val="CCCCCC"/>
+          <w:kern w:val="0"/>
+          <w:sz w:val="21"/>
+          <w:szCs w:val="21"/>
+          <w14:ligatures w14:val="none"/>
+        </w:rPr>
+      </w:pPr>
+      <w:r>
+        <w:rPr>
+          <w:rFonts w:ascii="Consolas" w:eastAsia="Times New Roman" w:hAnsi="Consolas" w:cs="Times New Roman"/>
+          <w:color w:val="6A9955"/>
+          <w:kern w:val="0"/>
+          <w:sz w:val="21"/>
+          <w:szCs w:val="21"/>
+          <w14:ligatures w14:val="none"/>
+        </w:rPr>
+        <w:t># Define the parameter grid for hyperparameter tuning</w:t>
+      </w:r>
+    </w:p>
+    <w:p>
+      <w:pPr>
+        <w:shd w:val="clear" w:color="auto" w:fill="1F1F1F"/>
+        <w:spacing w:after="0" w:line="285" w:lineRule="atLeast"/>
+        <w:ind w:left="0" w:firstLine="0"/>
+        <w:jc w:val="left"/>
+        <w:rPr>
+          <w:rFonts w:ascii="Consolas" w:eastAsia="Times New Roman" w:hAnsi="Consolas" w:cs="Times New Roman"/>
+          <w:color w:val="CCCCCC"/>
+          <w:kern w:val="0"/>
+          <w:sz w:val="21"/>
+          <w:szCs w:val="21"/>
+          <w14:ligatures w14:val="none"/>
+        </w:rPr>
+      </w:pPr>
+      <w:proofErr w:type="spellStart"/>
+      <w:r>
+        <w:rPr>
+          <w:rFonts w:ascii="Consolas" w:eastAsia="Times New Roman" w:hAnsi="Consolas" w:cs="Times New Roman"/>
+          <w:color w:val="9CDCFE"/>
+          <w:kern w:val="0"/>
+          <w:sz w:val="21"/>
+          <w:szCs w:val="21"/>
+          <w14:ligatures w14:val="none"/>
+        </w:rPr>
+        <w:t>param_grid</w:t>
+      </w:r>
+      <w:proofErr w:type="spellEnd"/>
+      <w:r>
+        <w:rPr>
+          <w:rFonts w:ascii="Consolas" w:eastAsia="Times New Roman" w:hAnsi="Consolas" w:cs="Times New Roman"/>
+          <w:color w:val="CCCCCC"/>
+          <w:kern w:val="0"/>
+          <w:sz w:val="21"/>
+          <w:szCs w:val="21"/>
+          <w14:ligatures w14:val="none"/>
+        </w:rPr>
+        <w:t xml:space="preserve"> </w:t>
+      </w:r>
+      <w:r>
+        <w:rPr>
+          <w:rFonts w:ascii="Consolas" w:eastAsia="Times New Roman" w:hAnsi="Consolas" w:cs="Times New Roman"/>
+          <w:color w:val="D4D4D4"/>
+          <w:kern w:val="0"/>
+          <w:sz w:val="21"/>
+          <w:szCs w:val="21"/>
+          <w14:ligatures w14:val="none"/>
+        </w:rPr>
+        <w:t>=</w:t>
+      </w:r>
+      <w:r>
+        <w:rPr>
+          <w:rFonts w:ascii="Consolas" w:eastAsia="Times New Roman" w:hAnsi="Consolas" w:cs="Times New Roman"/>
+          <w:color w:val="CCCCCC"/>
+          <w:kern w:val="0"/>
+          <w:sz w:val="21"/>
+          <w:szCs w:val="21"/>
+          <w14:ligatures w14:val="none"/>
+        </w:rPr>
+        <w:t xml:space="preserve"> {</w:t>
+      </w:r>
+    </w:p>
+    <w:p>
+      <w:pPr>
+        <w:shd w:val="clear" w:color="auto" w:fill="1F1F1F"/>
+        <w:spacing w:after="0" w:line="285" w:lineRule="atLeast"/>
+        <w:ind w:left="0" w:firstLine="0"/>
+        <w:jc w:val="left"/>
+        <w:rPr>
+          <w:rFonts w:ascii="Consolas" w:eastAsia="Times New Roman" w:hAnsi="Consolas" w:cs="Times New Roman"/>
+          <w:color w:val="CCCCCC"/>
+          <w:kern w:val="0"/>
+          <w:sz w:val="21"/>
+          <w:szCs w:val="21"/>
+          <w14:ligatures w14:val="none"/>
+        </w:rPr>
+      </w:pPr>
+      <w:r>
+        <w:rPr>
+          <w:rFonts w:ascii="Consolas" w:eastAsia="Times New Roman" w:hAnsi="Consolas" w:cs="Times New Roman"/>
+          <w:color w:val="CCCCCC"/>
+          <w:kern w:val="0"/>
+          <w:sz w:val="21"/>
+          <w:szCs w:val="21"/>
+          <w14:ligatures w14:val="none"/>
+        </w:rPr>
+        <w:t xml:space="preserve">    </w:t>
+      </w:r>
+      <w:r>
+        <w:rPr>
+          <w:rFonts w:ascii="Consolas" w:eastAsia="Times New Roman" w:hAnsi="Consolas" w:cs="Times New Roman"/>
+          <w:color w:val="CE9178"/>
+          <w:kern w:val="0"/>
+          <w:sz w:val="21"/>
+          <w:szCs w:val="21"/>
+          <w14:ligatures w14:val="none"/>
+        </w:rPr>
+        <w:t>'</w:t>
+      </w:r>
+      <w:proofErr w:type="spellStart"/>
+      <w:r>
+        <w:rPr>
+          <w:rFonts w:ascii="Consolas" w:eastAsia="Times New Roman" w:hAnsi="Consolas" w:cs="Times New Roman"/>
+          <w:color w:val="CE9178"/>
+          <w:kern w:val="0"/>
+          <w:sz w:val="21"/>
+          <w:szCs w:val="21"/>
+          <w14:ligatures w14:val="none"/>
+        </w:rPr>
+        <w:t>max_leaf_nodes</w:t>
+      </w:r>
+      <w:proofErr w:type="spellEnd"/>
+      <w:r>
+        <w:rPr>
+          <w:rFonts w:ascii="Consolas" w:eastAsia="Times New Roman" w:hAnsi="Consolas" w:cs="Times New Roman"/>
+          <w:color w:val="CE9178"/>
+          <w:kern w:val="0"/>
+          <w:sz w:val="21"/>
+          <w:szCs w:val="21"/>
+          <w14:ligatures w14:val="none"/>
+        </w:rPr>
+        <w:t>'</w:t>
+      </w:r>
+      <w:r>
+        <w:rPr>
+          <w:rFonts w:ascii="Consolas" w:eastAsia="Times New Roman" w:hAnsi="Consolas" w:cs="Times New Roman"/>
+          <w:color w:val="CCCCCC"/>
+          <w:kern w:val="0"/>
+          <w:sz w:val="21"/>
+          <w:szCs w:val="21"/>
+          <w14:ligatures w14:val="none"/>
+        </w:rPr>
+        <w:t>: [</w:t>
+      </w:r>
+      <w:r>
+        <w:rPr>
+          <w:rFonts w:ascii="Consolas" w:eastAsia="Times New Roman" w:hAnsi="Consolas" w:cs="Times New Roman"/>
+          <w:color w:val="B5CEA8"/>
+          <w:kern w:val="0"/>
+          <w:sz w:val="21"/>
+          <w:szCs w:val="21"/>
+          <w14:ligatures w14:val="none"/>
+        </w:rPr>
+        <w:t>2</w:t>
+      </w:r>
+      <w:r>
+        <w:rPr>
+          <w:rFonts w:ascii="Consolas" w:eastAsia="Times New Roman" w:hAnsi="Consolas" w:cs="Times New Roman"/>
+          <w:color w:val="CCCCCC"/>
+          <w:kern w:val="0"/>
+          <w:sz w:val="21"/>
+          <w:szCs w:val="21"/>
+          <w14:ligatures w14:val="none"/>
+        </w:rPr>
+        <w:t xml:space="preserve">, </w:t>
+      </w:r>
+      <w:r>
+        <w:rPr>
+          <w:rFonts w:ascii="Consolas" w:eastAsia="Times New Roman" w:hAnsi="Consolas" w:cs="Times New Roman"/>
+          <w:color w:val="B5CEA8"/>
+          <w:kern w:val="0"/>
+          <w:sz w:val="21"/>
+          <w:szCs w:val="21"/>
+          <w14:ligatures w14:val="none"/>
+        </w:rPr>
+        <w:t>5</w:t>
+      </w:r>
+      <w:r>
+        <w:rPr>
+          <w:rFonts w:ascii="Consolas" w:eastAsia="Times New Roman" w:hAnsi="Consolas" w:cs="Times New Roman"/>
+          <w:color w:val="CCCCCC"/>
+          <w:kern w:val="0"/>
+          <w:sz w:val="21"/>
+          <w:szCs w:val="21"/>
+          <w14:ligatures w14:val="none"/>
+        </w:rPr>
+        <w:t xml:space="preserve">, </w:t>
+      </w:r>
+      <w:r>
+        <w:rPr>
+          <w:rFonts w:ascii="Consolas" w:eastAsia="Times New Roman" w:hAnsi="Consolas" w:cs="Times New Roman"/>
+          <w:color w:val="B5CEA8"/>
+          <w:kern w:val="0"/>
+          <w:sz w:val="21"/>
+          <w:szCs w:val="21"/>
+          <w14:ligatures w14:val="none"/>
+        </w:rPr>
+        <w:t>10</w:t>
+      </w:r>
+      <w:r>
+        <w:rPr>
+          <w:rFonts w:ascii="Consolas" w:eastAsia="Times New Roman" w:hAnsi="Consolas" w:cs="Times New Roman"/>
+          <w:color w:val="CCCCCC"/>
+          <w:kern w:val="0"/>
+          <w:sz w:val="21"/>
+          <w:szCs w:val="21"/>
+          <w14:ligatures w14:val="none"/>
+        </w:rPr>
+        <w:t xml:space="preserve">, </w:t>
+      </w:r>
+      <w:r>
+        <w:rPr>
+          <w:rFonts w:ascii="Consolas" w:eastAsia="Times New Roman" w:hAnsi="Consolas" w:cs="Times New Roman"/>
+          <w:color w:val="B5CEA8"/>
+          <w:kern w:val="0"/>
+          <w:sz w:val="21"/>
+          <w:szCs w:val="21"/>
+          <w14:ligatures w14:val="none"/>
+        </w:rPr>
+        <w:t>20</w:t>
+      </w:r>
+      <w:r>
+        <w:rPr>
+          <w:rFonts w:ascii="Consolas" w:eastAsia="Times New Roman" w:hAnsi="Consolas" w:cs="Times New Roman"/>
+          <w:color w:val="CCCCCC"/>
+          <w:kern w:val="0"/>
+          <w:sz w:val="21"/>
+          <w:szCs w:val="21"/>
+          <w14:ligatures w14:val="none"/>
+        </w:rPr>
+        <w:t xml:space="preserve">, </w:t>
+      </w:r>
+      <w:r>
+        <w:rPr>
+          <w:rFonts w:ascii="Consolas" w:eastAsia="Times New Roman" w:hAnsi="Consolas" w:cs="Times New Roman"/>
+          <w:color w:val="B5CEA8"/>
+          <w:kern w:val="0"/>
+          <w:sz w:val="21"/>
+          <w:szCs w:val="21"/>
+          <w14:ligatures w14:val="none"/>
+        </w:rPr>
+        <w:t>50</w:t>
+      </w:r>
+      <w:r>
+        <w:rPr>
+          <w:rFonts w:ascii="Consolas" w:eastAsia="Times New Roman" w:hAnsi="Consolas" w:cs="Times New Roman"/>
+          <w:color w:val="CCCCCC"/>
+          <w:kern w:val="0"/>
+          <w:sz w:val="21"/>
+          <w:szCs w:val="21"/>
+          <w14:ligatures w14:val="none"/>
+        </w:rPr>
+        <w:t xml:space="preserve">, </w:t>
+      </w:r>
+      <w:r>
+        <w:rPr>
+          <w:rFonts w:ascii="Consolas" w:eastAsia="Times New Roman" w:hAnsi="Consolas" w:cs="Times New Roman"/>
+          <w:color w:val="B5CEA8"/>
+          <w:kern w:val="0"/>
+          <w:sz w:val="21"/>
+          <w:szCs w:val="21"/>
+          <w14:ligatures w14:val="none"/>
+        </w:rPr>
+        <w:t>100</w:t>
+      </w:r>
+      <w:r>
+        <w:rPr>
+          <w:rFonts w:ascii="Consolas" w:eastAsia="Times New Roman" w:hAnsi="Consolas" w:cs="Times New Roman"/>
+          <w:color w:val="CCCCCC"/>
+          <w:kern w:val="0"/>
+          <w:sz w:val="21"/>
+          <w:szCs w:val="21"/>
+          <w14:ligatures w14:val="none"/>
+        </w:rPr>
+        <w:t xml:space="preserve">, </w:t>
+      </w:r>
+      <w:r>
+        <w:rPr>
+          <w:rFonts w:ascii="Consolas" w:eastAsia="Times New Roman" w:hAnsi="Consolas" w:cs="Times New Roman"/>
+          <w:color w:val="B5CEA8"/>
+          <w:kern w:val="0"/>
+          <w:sz w:val="21"/>
+          <w:szCs w:val="21"/>
+          <w14:ligatures w14:val="none"/>
+        </w:rPr>
+        <w:t>200</w:t>
+      </w:r>
+      <w:r>
+        <w:rPr>
+          <w:rFonts w:ascii="Consolas" w:eastAsia="Times New Roman" w:hAnsi="Consolas" w:cs="Times New Roman"/>
+          <w:color w:val="CCCCCC"/>
+          <w:kern w:val="0"/>
+          <w:sz w:val="21"/>
+          <w:szCs w:val="21"/>
+          <w14:ligatures w14:val="none"/>
+        </w:rPr>
+        <w:t xml:space="preserve">, </w:t>
+      </w:r>
+      <w:r>
+        <w:rPr>
+          <w:rFonts w:ascii="Consolas" w:eastAsia="Times New Roman" w:hAnsi="Consolas" w:cs="Times New Roman"/>
+          <w:color w:val="B5CEA8"/>
+          <w:kern w:val="0"/>
+          <w:sz w:val="21"/>
+          <w:szCs w:val="21"/>
+          <w14:ligatures w14:val="none"/>
+        </w:rPr>
+        <w:t>500</w:t>
+      </w:r>
+      <w:r>
+        <w:rPr>
+          <w:rFonts w:ascii="Consolas" w:eastAsia="Times New Roman" w:hAnsi="Consolas" w:cs="Times New Roman"/>
+          <w:color w:val="CCCCCC"/>
+          <w:kern w:val="0"/>
+          <w:sz w:val="21"/>
+          <w:szCs w:val="21"/>
+          <w14:ligatures w14:val="none"/>
+        </w:rPr>
+        <w:t xml:space="preserve">, </w:t>
+      </w:r>
+      <w:r>
+        <w:rPr>
+          <w:rFonts w:ascii="Consolas" w:eastAsia="Times New Roman" w:hAnsi="Consolas" w:cs="Times New Roman"/>
+          <w:color w:val="B5CEA8"/>
+          <w:kern w:val="0"/>
+          <w:sz w:val="21"/>
+          <w:szCs w:val="21"/>
+          <w14:ligatures w14:val="none"/>
+        </w:rPr>
+        <w:t>1000</w:t>
+      </w:r>
+      <w:r>
+        <w:rPr>
+          <w:rFonts w:ascii="Consolas" w:eastAsia="Times New Roman" w:hAnsi="Consolas" w:cs="Times New Roman"/>
+          <w:color w:val="CCCCCC"/>
+          <w:kern w:val="0"/>
+          <w:sz w:val="21"/>
+          <w:szCs w:val="21"/>
+          <w14:ligatures w14:val="none"/>
+        </w:rPr>
+        <w:t>],</w:t>
+      </w:r>
+    </w:p>
+    <w:p>
+      <w:pPr>
+        <w:shd w:val="clear" w:color="auto" w:fill="1F1F1F"/>
+        <w:spacing w:after="0" w:line="285" w:lineRule="atLeast"/>
+        <w:ind w:left="0" w:firstLine="0"/>
+        <w:jc w:val="left"/>
+        <w:rPr>
+          <w:rFonts w:ascii="Consolas" w:eastAsia="Times New Roman" w:hAnsi="Consolas" w:cs="Times New Roman"/>
+          <w:color w:val="CCCCCC"/>
+          <w:kern w:val="0"/>
+          <w:sz w:val="21"/>
+          <w:szCs w:val="21"/>
+          <w14:ligatures w14:val="none"/>
+        </w:rPr>
+      </w:pPr>
+      <w:r>
+        <w:rPr>
+          <w:rFonts w:ascii="Consolas" w:eastAsia="Times New Roman" w:hAnsi="Consolas" w:cs="Times New Roman"/>
+          <w:color w:val="CCCCCC"/>
+          <w:kern w:val="0"/>
+          <w:sz w:val="21"/>
+          <w:szCs w:val="21"/>
+          <w14:ligatures w14:val="none"/>
+        </w:rPr>
+        <w:t xml:space="preserve">    </w:t>
+      </w:r>
+      <w:r>
+        <w:rPr>
+          <w:rFonts w:ascii="Consolas" w:eastAsia="Times New Roman" w:hAnsi="Consolas" w:cs="Times New Roman"/>
+          <w:color w:val="CE9178"/>
+          <w:kern w:val="0"/>
+          <w:sz w:val="21"/>
+          <w:szCs w:val="21"/>
+          <w14:ligatures w14:val="none"/>
+        </w:rPr>
+        <w:t>'</w:t>
+      </w:r>
+      <w:proofErr w:type="spellStart"/>
+      <w:r>
+        <w:rPr>
+          <w:rFonts w:ascii="Consolas" w:eastAsia="Times New Roman" w:hAnsi="Consolas" w:cs="Times New Roman"/>
+          <w:color w:val="CE9178"/>
+          <w:kern w:val="0"/>
+          <w:sz w:val="21"/>
+          <w:szCs w:val="21"/>
+          <w14:ligatures w14:val="none"/>
+        </w:rPr>
+        <w:t>max_depth</w:t>
+      </w:r>
+      <w:proofErr w:type="spellEnd"/>
+      <w:r>
+        <w:rPr>
+          <w:rFonts w:ascii="Consolas" w:eastAsia="Times New Roman" w:hAnsi="Consolas" w:cs="Times New Roman"/>
+          <w:color w:val="CE9178"/>
+          <w:kern w:val="0"/>
+          <w:sz w:val="21"/>
+          <w:szCs w:val="21"/>
+          <w14:ligatures w14:val="none"/>
+        </w:rPr>
+        <w:t>'</w:t>
+      </w:r>
+      <w:r>
+        <w:rPr>
+          <w:rFonts w:ascii="Consolas" w:eastAsia="Times New Roman" w:hAnsi="Consolas" w:cs="Times New Roman"/>
+          <w:color w:val="CCCCCC"/>
+          <w:kern w:val="0"/>
+          <w:sz w:val="21"/>
+          <w:szCs w:val="21"/>
+          <w14:ligatures w14:val="none"/>
+        </w:rPr>
+        <w:t>: [</w:t>
+      </w:r>
+      <w:r>
+        <w:rPr>
+          <w:rFonts w:ascii="Consolas" w:eastAsia="Times New Roman" w:hAnsi="Consolas" w:cs="Times New Roman"/>
+          <w:color w:val="569CD6"/>
+          <w:kern w:val="0"/>
+          <w:sz w:val="21"/>
+          <w:szCs w:val="21"/>
+          <w14:ligatures w14:val="none"/>
+        </w:rPr>
+        <w:t>None</w:t>
+      </w:r>
+      <w:r>
+        <w:rPr>
+          <w:rFonts w:ascii="Consolas" w:eastAsia="Times New Roman" w:hAnsi="Consolas" w:cs="Times New Roman"/>
+          <w:color w:val="CCCCCC"/>
+          <w:kern w:val="0"/>
+          <w:sz w:val="21"/>
+          <w:szCs w:val="21"/>
+          <w14:ligatures w14:val="none"/>
+        </w:rPr>
+        <w:t xml:space="preserve">, </w:t>
+      </w:r>
+      <w:r>
+        <w:rPr>
+          <w:rFonts w:ascii="Consolas" w:eastAsia="Times New Roman" w:hAnsi="Consolas" w:cs="Times New Roman"/>
+          <w:color w:val="B5CEA8"/>
+          <w:kern w:val="0"/>
+          <w:sz w:val="21"/>
+          <w:szCs w:val="21"/>
+          <w14:ligatures w14:val="none"/>
+        </w:rPr>
+        <w:t>5</w:t>
+      </w:r>
+      <w:r>
+        <w:rPr>
+          <w:rFonts w:ascii="Consolas" w:eastAsia="Times New Roman" w:hAnsi="Consolas" w:cs="Times New Roman"/>
+          <w:color w:val="CCCCCC"/>
+          <w:kern w:val="0"/>
+          <w:sz w:val="21"/>
+          <w:szCs w:val="21"/>
+          <w14:ligatures w14:val="none"/>
+        </w:rPr>
+        <w:t xml:space="preserve">, </w:t>
+      </w:r>
+      <w:r>
+        <w:rPr>
+          <w:rFonts w:ascii="Consolas" w:eastAsia="Times New Roman" w:hAnsi="Consolas" w:cs="Times New Roman"/>
+          <w:color w:val="B5CEA8"/>
+          <w:kern w:val="0"/>
+          <w:sz w:val="21"/>
+          <w:szCs w:val="21"/>
+          <w14:ligatures w14:val="none"/>
+        </w:rPr>
+        <w:t>10</w:t>
+      </w:r>
+      <w:r>
+        <w:rPr>
+          <w:rFonts w:ascii="Consolas" w:eastAsia="Times New Roman" w:hAnsi="Consolas" w:cs="Times New Roman"/>
+          <w:color w:val="CCCCCC"/>
+          <w:kern w:val="0"/>
+          <w:sz w:val="21"/>
+          <w:szCs w:val="21"/>
+          <w14:ligatures w14:val="none"/>
+        </w:rPr>
+        <w:t xml:space="preserve">, </w:t>
+      </w:r>
+      <w:r>
+        <w:rPr>
+          <w:rFonts w:ascii="Consolas" w:eastAsia="Times New Roman" w:hAnsi="Consolas" w:cs="Times New Roman"/>
+          <w:color w:val="B5CEA8"/>
+          <w:kern w:val="0"/>
+          <w:sz w:val="21"/>
+          <w:szCs w:val="21"/>
+          <w14:ligatures w14:val="none"/>
+        </w:rPr>
+        <w:t>15</w:t>
+      </w:r>
+      <w:r>
+        <w:rPr>
+          <w:rFonts w:ascii="Consolas" w:eastAsia="Times New Roman" w:hAnsi="Consolas" w:cs="Times New Roman"/>
+          <w:color w:val="CCCCCC"/>
+          <w:kern w:val="0"/>
+          <w:sz w:val="21"/>
+          <w:szCs w:val="21"/>
+          <w14:ligatures w14:val="none"/>
+        </w:rPr>
+        <w:t xml:space="preserve">, </w:t>
+      </w:r>
+      <w:r>
+        <w:rPr>
+          <w:rFonts w:ascii="Consolas" w:eastAsia="Times New Roman" w:hAnsi="Consolas" w:cs="Times New Roman"/>
+          <w:color w:val="B5CEA8"/>
+          <w:kern w:val="0"/>
+          <w:sz w:val="21"/>
+          <w:szCs w:val="21"/>
+          <w14:ligatures w14:val="none"/>
+        </w:rPr>
+        <w:t>20</w:t>
+      </w:r>
+      <w:r>
+        <w:rPr>
+          <w:rFonts w:ascii="Consolas" w:eastAsia="Times New Roman" w:hAnsi="Consolas" w:cs="Times New Roman"/>
+          <w:color w:val="CCCCCC"/>
+          <w:kern w:val="0"/>
+          <w:sz w:val="21"/>
+          <w:szCs w:val="21"/>
+          <w14:ligatures w14:val="none"/>
+        </w:rPr>
+        <w:t>],</w:t>
+      </w:r>
+    </w:p>
+    <w:p>
+      <w:pPr>
+        <w:shd w:val="clear" w:color="auto" w:fill="1F1F1F"/>
+        <w:spacing w:after="0" w:line="285" w:lineRule="atLeast"/>
+        <w:ind w:left="0" w:firstLine="0"/>
+        <w:jc w:val="left"/>
+        <w:rPr>
+          <w:rFonts w:ascii="Consolas" w:eastAsia="Times New Roman" w:hAnsi="Consolas" w:cs="Times New Roman"/>
+          <w:color w:val="CCCCCC"/>
+          <w:kern w:val="0"/>
+          <w:sz w:val="21"/>
+          <w:szCs w:val="21"/>
+          <w14:ligatures w14:val="none"/>
+        </w:rPr>
+      </w:pPr>
+      <w:r>
+        <w:rPr>
+          <w:rFonts w:ascii="Consolas" w:eastAsia="Times New Roman" w:hAnsi="Consolas" w:cs="Times New Roman"/>
+          <w:color w:val="CCCCCC"/>
+          <w:kern w:val="0"/>
+          <w:sz w:val="21"/>
+          <w:szCs w:val="21"/>
+          <w14:ligatures w14:val="none"/>
+        </w:rPr>
+        <w:t xml:space="preserve">    </w:t>
+      </w:r>
+      <w:r>
+        <w:rPr>
+          <w:rFonts w:ascii="Consolas" w:eastAsia="Times New Roman" w:hAnsi="Consolas" w:cs="Times New Roman"/>
+          <w:color w:val="CE9178"/>
+          <w:kern w:val="0"/>
+          <w:sz w:val="21"/>
+          <w:szCs w:val="21"/>
+          <w14:ligatures w14:val="none"/>
+        </w:rPr>
+        <w:t>'</w:t>
+      </w:r>
+      <w:proofErr w:type="spellStart"/>
+      <w:r>
+        <w:rPr>
+          <w:rFonts w:ascii="Consolas" w:eastAsia="Times New Roman" w:hAnsi="Consolas" w:cs="Times New Roman"/>
+          <w:color w:val="CE9178"/>
+          <w:kern w:val="0"/>
+          <w:sz w:val="21"/>
+          <w:szCs w:val="21"/>
+          <w14:ligatures w14:val="none"/>
+        </w:rPr>
+        <w:t>min_samples_split</w:t>
+      </w:r>
+      <w:proofErr w:type="spellEnd"/>
+      <w:r>
+        <w:rPr>
+          <w:rFonts w:ascii="Consolas" w:eastAsia="Times New Roman" w:hAnsi="Consolas" w:cs="Times New Roman"/>
+          <w:color w:val="CE9178"/>
+          <w:kern w:val="0"/>
+          <w:sz w:val="21"/>
+          <w:szCs w:val="21"/>
+          <w14:ligatures w14:val="none"/>
+        </w:rPr>
+        <w:t>'</w:t>
+      </w:r>
+      <w:r>
+        <w:rPr>
+          <w:rFonts w:ascii="Consolas" w:eastAsia="Times New Roman" w:hAnsi="Consolas" w:cs="Times New Roman"/>
+          <w:color w:val="CCCCCC"/>
+          <w:kern w:val="0"/>
+          <w:sz w:val="21"/>
+          <w:szCs w:val="21"/>
+          <w14:ligatures w14:val="none"/>
+        </w:rPr>
+        <w:t>: [</w:t>
+      </w:r>
+      <w:r>
+        <w:rPr>
+          <w:rFonts w:ascii="Consolas" w:eastAsia="Times New Roman" w:hAnsi="Consolas" w:cs="Times New Roman"/>
+          <w:color w:val="B5CEA8"/>
+          <w:kern w:val="0"/>
+          <w:sz w:val="21"/>
+          <w:szCs w:val="21"/>
+          <w14:ligatures w14:val="none"/>
+        </w:rPr>
+        <w:t>2</w:t>
+      </w:r>
+      <w:r>
+        <w:rPr>
+          <w:rFonts w:ascii="Consolas" w:eastAsia="Times New Roman" w:hAnsi="Consolas" w:cs="Times New Roman"/>
+          <w:color w:val="CCCCCC"/>
+          <w:kern w:val="0"/>
+          <w:sz w:val="21"/>
+          <w:szCs w:val="21"/>
+          <w14:ligatures w14:val="none"/>
+        </w:rPr>
+        <w:t xml:space="preserve">, </w:t>
+      </w:r>
+      <w:r>
+        <w:rPr>
+          <w:rFonts w:ascii="Consolas" w:eastAsia="Times New Roman" w:hAnsi="Consolas" w:cs="Times New Roman"/>
+          <w:color w:val="B5CEA8"/>
+          <w:kern w:val="0"/>
+          <w:sz w:val="21"/>
+          <w:szCs w:val="21"/>
+          <w14:ligatures w14:val="none"/>
+        </w:rPr>
+        <w:t>5</w:t>
+      </w:r>
+      <w:r>
+        <w:rPr>
+          <w:rFonts w:ascii="Consolas" w:eastAsia="Times New Roman" w:hAnsi="Consolas" w:cs="Times New Roman"/>
+          <w:color w:val="CCCCCC"/>
+          <w:kern w:val="0"/>
+          <w:sz w:val="21"/>
+          <w:szCs w:val="21"/>
+          <w14:ligatures w14:val="none"/>
+        </w:rPr>
+        <w:t xml:space="preserve">, </w:t>
+      </w:r>
+      <w:r>
+        <w:rPr>
+          <w:rFonts w:ascii="Consolas" w:eastAsia="Times New Roman" w:hAnsi="Consolas" w:cs="Times New Roman"/>
+          <w:color w:val="B5CEA8"/>
+          <w:kern w:val="0"/>
+          <w:sz w:val="21"/>
+          <w:szCs w:val="21"/>
+          <w14:ligatures w14:val="none"/>
+        </w:rPr>
+        <w:t>10</w:t>
+      </w:r>
+      <w:r>
+        <w:rPr>
+          <w:rFonts w:ascii="Consolas" w:eastAsia="Times New Roman" w:hAnsi="Consolas" w:cs="Times New Roman"/>
+          <w:color w:val="CCCCCC"/>
+          <w:kern w:val="0"/>
+          <w:sz w:val="21"/>
+          <w:szCs w:val="21"/>
+          <w14:ligatures w14:val="none"/>
+        </w:rPr>
+        <w:t xml:space="preserve">, </w:t>
+      </w:r>
+      <w:r>
+        <w:rPr>
+          <w:rFonts w:ascii="Consolas" w:eastAsia="Times New Roman" w:hAnsi="Consolas" w:cs="Times New Roman"/>
+          <w:color w:val="B5CEA8"/>
+          <w:kern w:val="0"/>
+          <w:sz w:val="21"/>
+          <w:szCs w:val="21"/>
+          <w14:ligatures w14:val="none"/>
+        </w:rPr>
+        <w:t>20</w:t>
+      </w:r>
+      <w:r>
+        <w:rPr>
+          <w:rFonts w:ascii="Consolas" w:eastAsia="Times New Roman" w:hAnsi="Consolas" w:cs="Times New Roman"/>
+          <w:color w:val="CCCCCC"/>
+          <w:kern w:val="0"/>
+          <w:sz w:val="21"/>
+          <w:szCs w:val="21"/>
+          <w14:ligatures w14:val="none"/>
+        </w:rPr>
+        <w:t>]</w:t>
+      </w:r>
+    </w:p>
+    <w:p>
+      <w:pPr>
+        <w:shd w:val="clear" w:color="auto" w:fill="1F1F1F"/>
+        <w:spacing w:after="0" w:line="285" w:lineRule="atLeast"/>
+        <w:ind w:left="0" w:firstLine="0"/>
+        <w:jc w:val="left"/>
+        <w:rPr>
+          <w:rFonts w:ascii="Consolas" w:eastAsia="Times New Roman" w:hAnsi="Consolas" w:cs="Times New Roman"/>
+          <w:color w:val="CCCCCC"/>
+          <w:kern w:val="0"/>
+          <w:sz w:val="21"/>
+          <w:szCs w:val="21"/>
+          <w14:ligatures w14:val="none"/>
+        </w:rPr>
+      </w:pPr>
+      <w:r>
+        <w:rPr>
+          <w:rFonts w:ascii="Consolas" w:eastAsia="Times New Roman" w:hAnsi="Consolas" w:cs="Times New Roman"/>
+          <w:color w:val="CCCCCC"/>
+          <w:kern w:val="0"/>
+          <w:sz w:val="21"/>
+          <w:szCs w:val="21"/>
+          <w14:ligatures w14:val="none"/>
+        </w:rPr>
+        <w:t>}</w:t>
+      </w:r>
+    </w:p>
+    <w:p>
+      <w:pPr>
+        <w:shd w:val="clear" w:color="auto" w:fill="1F1F1F"/>
+        <w:spacing w:after="0" w:line="285" w:lineRule="atLeast"/>
+        <w:ind w:left="0" w:firstLine="0"/>
+        <w:jc w:val="left"/>
+        <w:rPr>
+          <w:rFonts w:ascii="Consolas" w:eastAsia="Times New Roman" w:hAnsi="Consolas" w:cs="Times New Roman"/>
+          <w:color w:val="CCCCCC"/>
+          <w:kern w:val="0"/>
+          <w:sz w:val="21"/>
+          <w:szCs w:val="21"/>
+          <w14:ligatures w14:val="none"/>
+        </w:rPr>
+      </w:pPr>
+    </w:p>
+    <w:p>
+      <w:pPr>
+        <w:shd w:val="clear" w:color="auto" w:fill="1F1F1F"/>
+        <w:spacing w:after="0" w:line="285" w:lineRule="atLeast"/>
+        <w:ind w:left="0" w:firstLine="0"/>
+        <w:jc w:val="left"/>
+        <w:rPr>
+          <w:rFonts w:ascii="Consolas" w:eastAsia="Times New Roman" w:hAnsi="Consolas" w:cs="Times New Roman"/>
+          <w:color w:val="CCCCCC"/>
+          <w:kern w:val="0"/>
+          <w:sz w:val="21"/>
+          <w:szCs w:val="21"/>
+          <w14:ligatures w14:val="none"/>
+        </w:rPr>
+      </w:pPr>
+      <w:r>
+        <w:rPr>
+          <w:rFonts w:ascii="Consolas" w:eastAsia="Times New Roman" w:hAnsi="Consolas" w:cs="Times New Roman"/>
+          <w:color w:val="6A9955"/>
+          <w:kern w:val="0"/>
+          <w:sz w:val="21"/>
+          <w:szCs w:val="21"/>
+          <w14:ligatures w14:val="none"/>
+        </w:rPr>
+        <w:t xml:space="preserve"># Create a </w:t>
+      </w:r>
+      <w:proofErr w:type="spellStart"/>
+      <w:r>
+        <w:rPr>
+          <w:rFonts w:ascii="Consolas" w:eastAsia="Times New Roman" w:hAnsi="Consolas" w:cs="Times New Roman"/>
+          <w:color w:val="6A9955"/>
+          <w:kern w:val="0"/>
+          <w:sz w:val="21"/>
+          <w:szCs w:val="21"/>
+          <w14:ligatures w14:val="none"/>
+        </w:rPr>
+        <w:t>DecisionTreeClassifier</w:t>
+      </w:r>
+      <w:proofErr w:type="spellEnd"/>
+    </w:p>
+    <w:p>
+      <w:pPr>
+        <w:shd w:val="clear" w:color="auto" w:fill="1F1F1F"/>
+        <w:spacing w:after="0" w:line="285" w:lineRule="atLeast"/>
+        <w:ind w:left="0" w:firstLine="0"/>
+        <w:jc w:val="left"/>
+        <w:rPr>
+          <w:rFonts w:ascii="Consolas" w:eastAsia="Times New Roman" w:hAnsi="Consolas" w:cs="Times New Roman"/>
+          <w:color w:val="CCCCCC"/>
+          <w:kern w:val="0"/>
+          <w:sz w:val="21"/>
+          <w:szCs w:val="21"/>
+          <w14:ligatures w14:val="none"/>
+        </w:rPr>
+      </w:pPr>
+      <w:proofErr w:type="spellStart"/>
+      <w:r>
+        <w:rPr>
+          <w:rFonts w:ascii="Consolas" w:eastAsia="Times New Roman" w:hAnsi="Consolas" w:cs="Times New Roman"/>
+          <w:color w:val="9CDCFE"/>
+          <w:kern w:val="0"/>
+          <w:sz w:val="21"/>
+          <w:szCs w:val="21"/>
+          <w14:ligatures w14:val="none"/>
+        </w:rPr>
+        <w:t>tree_clf</w:t>
+      </w:r>
+      <w:proofErr w:type="spellEnd"/>
+      <w:r>
+        <w:rPr>
+          <w:rFonts w:ascii="Consolas" w:eastAsia="Times New Roman" w:hAnsi="Consolas" w:cs="Times New Roman"/>
+          <w:color w:val="CCCCCC"/>
+          <w:kern w:val="0"/>
+          <w:sz w:val="21"/>
+          <w:szCs w:val="21"/>
+          <w14:ligatures w14:val="none"/>
+        </w:rPr>
+        <w:t xml:space="preserve"> </w:t>
+      </w:r>
+      <w:r>
+        <w:rPr>
+          <w:rFonts w:ascii="Consolas" w:eastAsia="Times New Roman" w:hAnsi="Consolas" w:cs="Times New Roman"/>
+          <w:color w:val="D4D4D4"/>
+          <w:kern w:val="0"/>
+          <w:sz w:val="21"/>
+          <w:szCs w:val="21"/>
+          <w14:ligatures w14:val="none"/>
+        </w:rPr>
+        <w:t>=</w:t>
+      </w:r>
+      <w:r>
+        <w:rPr>
+          <w:rFonts w:ascii="Consolas" w:eastAsia="Times New Roman" w:hAnsi="Consolas" w:cs="Times New Roman"/>
+          <w:color w:val="CCCCCC"/>
+          <w:kern w:val="0"/>
+          <w:sz w:val="21"/>
+          <w:szCs w:val="21"/>
+          <w14:ligatures w14:val="none"/>
+        </w:rPr>
+        <w:t xml:space="preserve"> </w:t>
+      </w:r>
+      <w:proofErr w:type="spellStart"/>
+      <w:r>
+        <w:rPr>
+          <w:rFonts w:ascii="Consolas" w:eastAsia="Times New Roman" w:hAnsi="Consolas" w:cs="Times New Roman"/>
+          <w:color w:val="4EC9B0"/>
+          <w:kern w:val="0"/>
+          <w:sz w:val="21"/>
+          <w:szCs w:val="21"/>
+          <w14:ligatures w14:val="none"/>
+        </w:rPr>
+        <w:t>DecisionTreeClassifier</w:t>
+      </w:r>
+      <w:proofErr w:type="spellEnd"/>
+      <w:r>
+        <w:rPr>
+          <w:rFonts w:ascii="Consolas" w:eastAsia="Times New Roman" w:hAnsi="Consolas" w:cs="Times New Roman"/>
+          <w:color w:val="CCCCCC"/>
+          <w:kern w:val="0"/>
+          <w:sz w:val="21"/>
+          <w:szCs w:val="21"/>
+          <w14:ligatures w14:val="none"/>
+        </w:rPr>
+        <w:t>(</w:t>
+      </w:r>
+      <w:proofErr w:type="spellStart"/>
+      <w:r>
+        <w:rPr>
+          <w:rFonts w:ascii="Consolas" w:eastAsia="Times New Roman" w:hAnsi="Consolas" w:cs="Times New Roman"/>
+          <w:color w:val="9CDCFE"/>
+          <w:kern w:val="0"/>
+          <w:sz w:val="21"/>
+          <w:szCs w:val="21"/>
+          <w14:ligatures w14:val="none"/>
+        </w:rPr>
+        <w:t>random_state</w:t>
+      </w:r>
+      <w:proofErr w:type="spellEnd"/>
+      <w:r>
+        <w:rPr>
+          <w:rFonts w:ascii="Consolas" w:eastAsia="Times New Roman" w:hAnsi="Consolas" w:cs="Times New Roman"/>
+          <w:color w:val="D4D4D4"/>
+          <w:kern w:val="0"/>
+          <w:sz w:val="21"/>
+          <w:szCs w:val="21"/>
+          <w14:ligatures w14:val="none"/>
+        </w:rPr>
+        <w:t>=</w:t>
+      </w:r>
+      <w:r>
+        <w:rPr>
+          <w:rFonts w:ascii="Consolas" w:eastAsia="Times New Roman" w:hAnsi="Consolas" w:cs="Times New Roman"/>
+          <w:color w:val="B5CEA8"/>
+          <w:kern w:val="0"/>
+          <w:sz w:val="21"/>
+          <w:szCs w:val="21"/>
+          <w14:ligatures w14:val="none"/>
+        </w:rPr>
+        <w:t>42</w:t>
+      </w:r>
+      <w:r>
+        <w:rPr>
+          <w:rFonts w:ascii="Consolas" w:eastAsia="Times New Roman" w:hAnsi="Consolas" w:cs="Times New Roman"/>
+          <w:color w:val="CCCCCC"/>
+          <w:kern w:val="0"/>
+          <w:sz w:val="21"/>
+          <w:szCs w:val="21"/>
+          <w14:ligatures w14:val="none"/>
+        </w:rPr>
+        <w:t>)</w:t>
+      </w:r>
+    </w:p>
+    <w:p>
+      <w:pPr>
+        <w:shd w:val="clear" w:color="auto" w:fill="1F1F1F"/>
+        <w:spacing w:after="0" w:line="285" w:lineRule="atLeast"/>
+        <w:ind w:left="0" w:firstLine="0"/>
+        <w:jc w:val="left"/>
+        <w:rPr>
+          <w:rFonts w:ascii="Consolas" w:eastAsia="Times New Roman" w:hAnsi="Consolas" w:cs="Times New Roman"/>
+          <w:color w:val="CCCCCC"/>
+          <w:kern w:val="0"/>
+          <w:sz w:val="21"/>
+          <w:szCs w:val="21"/>
+          <w14:ligatures w14:val="none"/>
+        </w:rPr>
+      </w:pPr>
+    </w:p>
+    <w:p>
+      <w:pPr>
+        <w:shd w:val="clear" w:color="auto" w:fill="1F1F1F"/>
+        <w:spacing w:after="0" w:line="285" w:lineRule="atLeast"/>
+        <w:ind w:left="0" w:firstLine="0"/>
+        <w:jc w:val="left"/>
+        <w:rPr>
+          <w:rFonts w:ascii="Consolas" w:eastAsia="Times New Roman" w:hAnsi="Consolas" w:cs="Times New Roman"/>
+          <w:color w:val="CCCCCC"/>
+          <w:kern w:val="0"/>
+          <w:sz w:val="21"/>
+          <w:szCs w:val="21"/>
+          <w14:ligatures w14:val="none"/>
+        </w:rPr>
+      </w:pPr>
+      <w:r>
+        <w:rPr>
+          <w:rFonts w:ascii="Consolas" w:eastAsia="Times New Roman" w:hAnsi="Consolas" w:cs="Times New Roman"/>
+          <w:color w:val="6A9955"/>
+          <w:kern w:val="0"/>
+          <w:sz w:val="21"/>
+          <w:szCs w:val="21"/>
+          <w14:ligatures w14:val="none"/>
+        </w:rPr>
+        <w:t># Perform grid search with cross-validation</w:t>
+      </w:r>
+    </w:p>
+    <w:p>
+      <w:pPr>
+        <w:shd w:val="clear" w:color="auto" w:fill="1F1F1F"/>
+        <w:spacing w:after="0" w:line="285" w:lineRule="atLeast"/>
+        <w:ind w:left="0" w:firstLine="0"/>
+        <w:jc w:val="left"/>
+        <w:rPr>
+          <w:rFonts w:ascii="Consolas" w:eastAsia="Times New Roman" w:hAnsi="Consolas" w:cs="Times New Roman"/>
+          <w:color w:val="CCCCCC"/>
+          <w:kern w:val="0"/>
+          <w:sz w:val="21"/>
+          <w:szCs w:val="21"/>
+          <w14:ligatures w14:val="none"/>
+        </w:rPr>
+      </w:pPr>
+      <w:r>
+        <w:rPr>
+          <w:rFonts w:ascii="Consolas" w:eastAsia="Times New Roman" w:hAnsi="Consolas" w:cs="Times New Roman"/>
+          <w:color w:val="6A9955"/>
+          <w:kern w:val="0"/>
+          <w:sz w:val="21"/>
+          <w:szCs w:val="21"/>
+          <w14:ligatures w14:val="none"/>
+        </w:rPr>
+        <w:t xml:space="preserve"># Note: </w:t>
+      </w:r>
+      <w:proofErr w:type="spellStart"/>
+      <w:r>
+        <w:rPr>
+          <w:rFonts w:ascii="Consolas" w:eastAsia="Times New Roman" w:hAnsi="Consolas" w:cs="Times New Roman"/>
+          <w:color w:val="6A9955"/>
+          <w:kern w:val="0"/>
+          <w:sz w:val="21"/>
+          <w:szCs w:val="21"/>
+          <w14:ligatures w14:val="none"/>
+        </w:rPr>
+        <w:t>n_jobs</w:t>
+      </w:r>
+      <w:proofErr w:type="spellEnd"/>
+      <w:r>
+        <w:rPr>
+          <w:rFonts w:ascii="Consolas" w:eastAsia="Times New Roman" w:hAnsi="Consolas" w:cs="Times New Roman"/>
+          <w:color w:val="6A9955"/>
+          <w:kern w:val="0"/>
+          <w:sz w:val="21"/>
+          <w:szCs w:val="21"/>
+          <w14:ligatures w14:val="none"/>
+        </w:rPr>
+        <w:t xml:space="preserve">=1 to avoid output duplication in </w:t>
+      </w:r>
+      <w:proofErr w:type="spellStart"/>
+      <w:r>
+        <w:rPr>
+          <w:rFonts w:ascii="Consolas" w:eastAsia="Times New Roman" w:hAnsi="Consolas" w:cs="Times New Roman"/>
+          <w:color w:val="6A9955"/>
+          <w:kern w:val="0"/>
+          <w:sz w:val="21"/>
+          <w:szCs w:val="21"/>
+          <w14:ligatures w14:val="none"/>
+        </w:rPr>
+        <w:t>Jupyter</w:t>
+      </w:r>
+      <w:proofErr w:type="spellEnd"/>
+    </w:p>
+    <w:p>
+      <w:pPr>
+        <w:shd w:val="clear" w:color="auto" w:fill="1F1F1F"/>
+        <w:spacing w:after="0" w:line="285" w:lineRule="atLeast"/>
+        <w:ind w:left="0" w:firstLine="0"/>
+        <w:jc w:val="left"/>
+        <w:rPr>
+          <w:rFonts w:ascii="Consolas" w:eastAsia="Times New Roman" w:hAnsi="Consolas" w:cs="Times New Roman"/>
+          <w:color w:val="CCCCCC"/>
+          <w:kern w:val="0"/>
+          <w:sz w:val="21"/>
+          <w:szCs w:val="21"/>
+          <w14:ligatures w14:val="none"/>
+        </w:rPr>
+      </w:pPr>
+      <w:proofErr w:type="spellStart"/>
+      <w:r>
+        <w:rPr>
+          <w:rFonts w:ascii="Consolas" w:eastAsia="Times New Roman" w:hAnsi="Consolas" w:cs="Times New Roman"/>
+          <w:color w:val="9CDCFE"/>
+          <w:kern w:val="0"/>
+          <w:sz w:val="21"/>
+          <w:szCs w:val="21"/>
+          <w14:ligatures w14:val="none"/>
+        </w:rPr>
+        <w:t>grid_search</w:t>
+      </w:r>
+      <w:proofErr w:type="spellEnd"/>
+      <w:r>
+        <w:rPr>
+          <w:rFonts w:ascii="Consolas" w:eastAsia="Times New Roman" w:hAnsi="Consolas" w:cs="Times New Roman"/>
+          <w:color w:val="CCCCCC"/>
+          <w:kern w:val="0"/>
+          <w:sz w:val="21"/>
+          <w:szCs w:val="21"/>
+          <w14:ligatures w14:val="none"/>
+        </w:rPr>
+        <w:t xml:space="preserve"> </w:t>
+      </w:r>
+      <w:r>
+        <w:rPr>
+          <w:rFonts w:ascii="Consolas" w:eastAsia="Times New Roman" w:hAnsi="Consolas" w:cs="Times New Roman"/>
+          <w:color w:val="D4D4D4"/>
+          <w:kern w:val="0"/>
+          <w:sz w:val="21"/>
+          <w:szCs w:val="21"/>
+          <w14:ligatures w14:val="none"/>
+        </w:rPr>
+        <w:t>=</w:t>
+      </w:r>
+      <w:r>
+        <w:rPr>
+          <w:rFonts w:ascii="Consolas" w:eastAsia="Times New Roman" w:hAnsi="Consolas" w:cs="Times New Roman"/>
+          <w:color w:val="CCCCCC"/>
+          <w:kern w:val="0"/>
+          <w:sz w:val="21"/>
+          <w:szCs w:val="21"/>
+          <w14:ligatures w14:val="none"/>
+        </w:rPr>
+        <w:t xml:space="preserve"> </w:t>
+      </w:r>
+      <w:proofErr w:type="spellStart"/>
+      <w:r>
+        <w:rPr>
+          <w:rFonts w:ascii="Consolas" w:eastAsia="Times New Roman" w:hAnsi="Consolas" w:cs="Times New Roman"/>
+          <w:color w:val="4EC9B0"/>
+          <w:kern w:val="0"/>
+          <w:sz w:val="21"/>
+          <w:szCs w:val="21"/>
+          <w14:ligatures w14:val="none"/>
+        </w:rPr>
+        <w:t>GridSearchCV</w:t>
+      </w:r>
+      <w:proofErr w:type="spellEnd"/>
+      <w:r>
+        <w:rPr>
+          <w:rFonts w:ascii="Consolas" w:eastAsia="Times New Roman" w:hAnsi="Consolas" w:cs="Times New Roman"/>
+          <w:color w:val="CCCCCC"/>
+          <w:kern w:val="0"/>
+          <w:sz w:val="21"/>
+          <w:szCs w:val="21"/>
+          <w14:ligatures w14:val="none"/>
+        </w:rPr>
+        <w:t>(</w:t>
+      </w:r>
+      <w:proofErr w:type="spellStart"/>
+      <w:r>
+        <w:rPr>
+          <w:rFonts w:ascii="Consolas" w:eastAsia="Times New Roman" w:hAnsi="Consolas" w:cs="Times New Roman"/>
+          <w:color w:val="9CDCFE"/>
+          <w:kern w:val="0"/>
+          <w:sz w:val="21"/>
+          <w:szCs w:val="21"/>
+          <w14:ligatures w14:val="none"/>
+        </w:rPr>
+        <w:t>tree_clf</w:t>
+      </w:r>
+      <w:proofErr w:type="spellEnd"/>
+      <w:r>
+        <w:rPr>
+          <w:rFonts w:ascii="Consolas" w:eastAsia="Times New Roman" w:hAnsi="Consolas" w:cs="Times New Roman"/>
+          <w:color w:val="CCCCCC"/>
+          <w:kern w:val="0"/>
+          <w:sz w:val="21"/>
+          <w:szCs w:val="21"/>
+          <w14:ligatures w14:val="none"/>
+        </w:rPr>
+        <w:t xml:space="preserve">, </w:t>
+      </w:r>
+      <w:proofErr w:type="spellStart"/>
+      <w:r>
+        <w:rPr>
+          <w:rFonts w:ascii="Consolas" w:eastAsia="Times New Roman" w:hAnsi="Consolas" w:cs="Times New Roman"/>
+          <w:color w:val="9CDCFE"/>
+          <w:kern w:val="0"/>
+          <w:sz w:val="21"/>
+          <w:szCs w:val="21"/>
+          <w14:ligatures w14:val="none"/>
+        </w:rPr>
+        <w:t>param_grid</w:t>
+      </w:r>
+      <w:proofErr w:type="spellEnd"/>
+      <w:r>
+        <w:rPr>
+          <w:rFonts w:ascii="Consolas" w:eastAsia="Times New Roman" w:hAnsi="Consolas" w:cs="Times New Roman"/>
+          <w:color w:val="CCCCCC"/>
+          <w:kern w:val="0"/>
+          <w:sz w:val="21"/>
+          <w:szCs w:val="21"/>
+          <w14:ligatures w14:val="none"/>
+        </w:rPr>
+        <w:t xml:space="preserve">, </w:t>
+      </w:r>
+      <w:r>
+        <w:rPr>
+          <w:rFonts w:ascii="Consolas" w:eastAsia="Times New Roman" w:hAnsi="Consolas" w:cs="Times New Roman"/>
+          <w:color w:val="9CDCFE"/>
+          <w:kern w:val="0"/>
+          <w:sz w:val="21"/>
+          <w:szCs w:val="21"/>
+          <w14:ligatures w14:val="none"/>
+        </w:rPr>
+        <w:t>cv</w:t>
+      </w:r>
+      <w:r>
+        <w:rPr>
+          <w:rFonts w:ascii="Consolas" w:eastAsia="Times New Roman" w:hAnsi="Consolas" w:cs="Times New Roman"/>
+          <w:color w:val="D4D4D4"/>
+          <w:kern w:val="0"/>
+          <w:sz w:val="21"/>
+          <w:szCs w:val="21"/>
+          <w14:ligatures w14:val="none"/>
+        </w:rPr>
+        <w:t>=</w:t>
+      </w:r>
+      <w:r>
+        <w:rPr>
+          <w:rFonts w:ascii="Consolas" w:eastAsia="Times New Roman" w:hAnsi="Consolas" w:cs="Times New Roman"/>
+          <w:color w:val="B5CEA8"/>
+          <w:kern w:val="0"/>
+          <w:sz w:val="21"/>
+          <w:szCs w:val="21"/>
+          <w14:ligatures w14:val="none"/>
+        </w:rPr>
+        <w:t>5</w:t>
+      </w:r>
+      <w:r>
+        <w:rPr>
+          <w:rFonts w:ascii="Consolas" w:eastAsia="Times New Roman" w:hAnsi="Consolas" w:cs="Times New Roman"/>
+          <w:color w:val="CCCCCC"/>
+          <w:kern w:val="0"/>
+          <w:sz w:val="21"/>
+          <w:szCs w:val="21"/>
+          <w14:ligatures w14:val="none"/>
+        </w:rPr>
+        <w:t xml:space="preserve">, </w:t>
+      </w:r>
+    </w:p>
+    <w:p>
+      <w:pPr>
+        <w:shd w:val="clear" w:color="auto" w:fill="1F1F1F"/>
+        <w:spacing w:after="0" w:line="285" w:lineRule="atLeast"/>
+        <w:ind w:left="0" w:firstLine="0"/>
+        <w:jc w:val="left"/>
+        <w:rPr>
+          <w:rFonts w:ascii="Consolas" w:eastAsia="Times New Roman" w:hAnsi="Consolas" w:cs="Times New Roman"/>
+          <w:color w:val="CCCCCC"/>
+          <w:kern w:val="0"/>
+          <w:sz w:val="21"/>
+          <w:szCs w:val="21"/>
+          <w14:ligatures w14:val="none"/>
+        </w:rPr>
+      </w:pPr>
+      <w:r>
+        <w:rPr>
+          <w:rFonts w:ascii="Consolas" w:eastAsia="Times New Roman" w:hAnsi="Consolas" w:cs="Times New Roman"/>
+          <w:color w:val="CCCCCC"/>
+          <w:kern w:val="0"/>
+          <w:sz w:val="21"/>
+          <w:szCs w:val="21"/>
+          <w14:ligatures w14:val="none"/>
+        </w:rPr>
+        <w:t xml:space="preserve">                          </w:t>
+      </w:r>
+      <w:r>
+        <w:rPr>
+          <w:rFonts w:ascii="Consolas" w:eastAsia="Times New Roman" w:hAnsi="Consolas" w:cs="Times New Roman"/>
+          <w:color w:val="9CDCFE"/>
+          <w:kern w:val="0"/>
+          <w:sz w:val="21"/>
+          <w:szCs w:val="21"/>
+          <w14:ligatures w14:val="none"/>
+        </w:rPr>
+        <w:t>scoring</w:t>
+      </w:r>
+      <w:r>
+        <w:rPr>
+          <w:rFonts w:ascii="Consolas" w:eastAsia="Times New Roman" w:hAnsi="Consolas" w:cs="Times New Roman"/>
+          <w:color w:val="D4D4D4"/>
+          <w:kern w:val="0"/>
+          <w:sz w:val="21"/>
+          <w:szCs w:val="21"/>
+          <w14:ligatures w14:val="none"/>
+        </w:rPr>
+        <w:t>=</w:t>
+      </w:r>
+      <w:r>
+        <w:rPr>
+          <w:rFonts w:ascii="Consolas" w:eastAsia="Times New Roman" w:hAnsi="Consolas" w:cs="Times New Roman"/>
+          <w:color w:val="CE9178"/>
+          <w:kern w:val="0"/>
+          <w:sz w:val="21"/>
+          <w:szCs w:val="21"/>
+          <w14:ligatures w14:val="none"/>
+        </w:rPr>
+        <w:t>'accuracy'</w:t>
+      </w:r>
+      <w:r>
+        <w:rPr>
+          <w:rFonts w:ascii="Consolas" w:eastAsia="Times New Roman" w:hAnsi="Consolas" w:cs="Times New Roman"/>
+          <w:color w:val="CCCCCC"/>
+          <w:kern w:val="0"/>
+          <w:sz w:val="21"/>
+          <w:szCs w:val="21"/>
+          <w14:ligatures w14:val="none"/>
+        </w:rPr>
+        <w:t xml:space="preserve">, </w:t>
+      </w:r>
+      <w:r>
+        <w:rPr>
+          <w:rFonts w:ascii="Consolas" w:eastAsia="Times New Roman" w:hAnsi="Consolas" w:cs="Times New Roman"/>
+          <w:color w:val="9CDCFE"/>
+          <w:kern w:val="0"/>
+          <w:sz w:val="21"/>
+          <w:szCs w:val="21"/>
+          <w14:ligatures w14:val="none"/>
+        </w:rPr>
+        <w:t>verbose</w:t>
+      </w:r>
+      <w:r>
+        <w:rPr>
+          <w:rFonts w:ascii="Consolas" w:eastAsia="Times New Roman" w:hAnsi="Consolas" w:cs="Times New Roman"/>
+          <w:color w:val="D4D4D4"/>
+          <w:kern w:val="0"/>
+          <w:sz w:val="21"/>
+          <w:szCs w:val="21"/>
+          <w14:ligatures w14:val="none"/>
+        </w:rPr>
+        <w:t>=</w:t>
+      </w:r>
+      <w:r>
+        <w:rPr>
+          <w:rFonts w:ascii="Consolas" w:eastAsia="Times New Roman" w:hAnsi="Consolas" w:cs="Times New Roman"/>
+          <w:color w:val="B5CEA8"/>
+          <w:kern w:val="0"/>
+          <w:sz w:val="21"/>
+          <w:szCs w:val="21"/>
+          <w14:ligatures w14:val="none"/>
+        </w:rPr>
+        <w:t>1</w:t>
+      </w:r>
+      <w:r>
+        <w:rPr>
+          <w:rFonts w:ascii="Consolas" w:eastAsia="Times New Roman" w:hAnsi="Consolas" w:cs="Times New Roman"/>
+          <w:color w:val="CCCCCC"/>
+          <w:kern w:val="0"/>
+          <w:sz w:val="21"/>
+          <w:szCs w:val="21"/>
+          <w14:ligatures w14:val="none"/>
+        </w:rPr>
+        <w:t xml:space="preserve">, </w:t>
+      </w:r>
+      <w:proofErr w:type="spellStart"/>
+      <w:r>
+        <w:rPr>
+          <w:rFonts w:ascii="Consolas" w:eastAsia="Times New Roman" w:hAnsi="Consolas" w:cs="Times New Roman"/>
+          <w:color w:val="9CDCFE"/>
+          <w:kern w:val="0"/>
+          <w:sz w:val="21"/>
+          <w:szCs w:val="21"/>
+          <w14:ligatures w14:val="none"/>
+        </w:rPr>
+        <w:t>n_jobs</w:t>
+      </w:r>
+      <w:proofErr w:type="spellEnd"/>
+      <w:r>
+        <w:rPr>
+          <w:rFonts w:ascii="Consolas" w:eastAsia="Times New Roman" w:hAnsi="Consolas" w:cs="Times New Roman"/>
+          <w:color w:val="D4D4D4"/>
+          <w:kern w:val="0"/>
+          <w:sz w:val="21"/>
+          <w:szCs w:val="21"/>
+          <w14:ligatures w14:val="none"/>
+        </w:rPr>
+        <w:t>=</w:t>
+      </w:r>
+      <w:r>
+        <w:rPr>
+          <w:rFonts w:ascii="Consolas" w:eastAsia="Times New Roman" w:hAnsi="Consolas" w:cs="Times New Roman"/>
+          <w:color w:val="B5CEA8"/>
+          <w:kern w:val="0"/>
+          <w:sz w:val="21"/>
+          <w:szCs w:val="21"/>
+          <w14:ligatures w14:val="none"/>
+        </w:rPr>
+        <w:t>1</w:t>
+      </w:r>
+      <w:r>
+        <w:rPr>
+          <w:rFonts w:ascii="Consolas" w:eastAsia="Times New Roman" w:hAnsi="Consolas" w:cs="Times New Roman"/>
+          <w:color w:val="CCCCCC"/>
+          <w:kern w:val="0"/>
+          <w:sz w:val="21"/>
+          <w:szCs w:val="21"/>
+          <w14:ligatures w14:val="none"/>
+        </w:rPr>
+        <w:t>)</w:t>
+      </w:r>
+    </w:p>
+    <w:p>
+      <w:pPr>
+        <w:shd w:val="clear" w:color="auto" w:fill="1F1F1F"/>
+        <w:spacing w:after="0" w:line="285" w:lineRule="atLeast"/>
+        <w:ind w:left="0" w:firstLine="0"/>
+        <w:jc w:val="left"/>
+        <w:rPr>
+          <w:rFonts w:ascii="Consolas" w:eastAsia="Times New Roman" w:hAnsi="Consolas" w:cs="Times New Roman"/>
+          <w:color w:val="CCCCCC"/>
+          <w:kern w:val="0"/>
+          <w:sz w:val="21"/>
+          <w:szCs w:val="21"/>
+          <w14:ligatures w14:val="none"/>
+        </w:rPr>
+      </w:pPr>
+    </w:p>
+    <w:p>
+      <w:pPr>
+        <w:shd w:val="clear" w:color="auto" w:fill="1F1F1F"/>
+        <w:spacing w:after="0" w:line="285" w:lineRule="atLeast"/>
+        <w:ind w:left="0" w:firstLine="0"/>
+        <w:jc w:val="left"/>
+        <w:rPr>
+          <w:rFonts w:ascii="Consolas" w:eastAsia="Times New Roman" w:hAnsi="Consolas" w:cs="Times New Roman"/>
+          <w:color w:val="CCCCCC"/>
+          <w:kern w:val="0"/>
+          <w:sz w:val="21"/>
+          <w:szCs w:val="21"/>
+          <w14:ligatures w14:val="none"/>
+        </w:rPr>
+      </w:pPr>
+      <w:r>
+        <w:rPr>
+          <w:rFonts w:ascii="Consolas" w:eastAsia="Times New Roman" w:hAnsi="Consolas" w:cs="Times New Roman"/>
+          <w:color w:val="6A9955"/>
+          <w:kern w:val="0"/>
+          <w:sz w:val="21"/>
+          <w:szCs w:val="21"/>
+          <w14:ligatures w14:val="none"/>
+        </w:rPr>
+        <w:t># Fit the grid search to the training data</w:t>
+      </w:r>
+    </w:p>
+    <w:p>
+      <w:pPr>
+        <w:shd w:val="clear" w:color="auto" w:fill="1F1F1F"/>
+        <w:spacing w:after="0" w:line="285" w:lineRule="atLeast"/>
+        <w:ind w:left="0" w:firstLine="0"/>
+        <w:jc w:val="left"/>
+        <w:rPr>
+          <w:rFonts w:ascii="Consolas" w:eastAsia="Times New Roman" w:hAnsi="Consolas" w:cs="Times New Roman"/>
+          <w:color w:val="CCCCCC"/>
+          <w:kern w:val="0"/>
+          <w:sz w:val="21"/>
+          <w:szCs w:val="21"/>
+          <w14:ligatures w14:val="none"/>
+        </w:rPr>
+      </w:pPr>
+      <w:proofErr w:type="spellStart"/>
+      <w:r>
+        <w:rPr>
+          <w:rFonts w:ascii="Consolas" w:eastAsia="Times New Roman" w:hAnsi="Consolas" w:cs="Times New Roman"/>
+          <w:color w:val="9CDCFE"/>
+          <w:kern w:val="0"/>
+          <w:sz w:val="21"/>
+          <w:szCs w:val="21"/>
+          <w14:ligatures w14:val="none"/>
+        </w:rPr>
+        <w:t>grid_search</w:t>
+      </w:r>
+      <w:r>
+        <w:rPr>
+          <w:rFonts w:ascii="Consolas" w:eastAsia="Times New Roman" w:hAnsi="Consolas" w:cs="Times New Roman"/>
+          <w:color w:val="CCCCCC"/>
+          <w:kern w:val="0"/>
+          <w:sz w:val="21"/>
+          <w:szCs w:val="21"/>
+          <w14:ligatures w14:val="none"/>
+        </w:rPr>
+        <w:t>.</w:t>
+      </w:r>
+      <w:r>
+        <w:rPr>
+          <w:rFonts w:ascii="Consolas" w:eastAsia="Times New Roman" w:hAnsi="Consolas" w:cs="Times New Roman"/>
+          <w:color w:val="DCDCAA"/>
+          <w:kern w:val="0"/>
+          <w:sz w:val="21"/>
+          <w:szCs w:val="21"/>
+          <w14:ligatures w14:val="none"/>
+        </w:rPr>
+        <w:t>fit</w:t>
+      </w:r>
+      <w:proofErr w:type="spellEnd"/>
+      <w:r>
+        <w:rPr>
+          <w:rFonts w:ascii="Consolas" w:eastAsia="Times New Roman" w:hAnsi="Consolas" w:cs="Times New Roman"/>
+          <w:color w:val="CCCCCC"/>
+          <w:kern w:val="0"/>
+          <w:sz w:val="21"/>
+          <w:szCs w:val="21"/>
+          <w14:ligatures w14:val="none"/>
+        </w:rPr>
+        <w:t>(</w:t>
+      </w:r>
+      <w:proofErr w:type="spellStart"/>
+      <w:r>
+        <w:rPr>
+          <w:rFonts w:ascii="Consolas" w:eastAsia="Times New Roman" w:hAnsi="Consolas" w:cs="Times New Roman"/>
+          <w:color w:val="9CDCFE"/>
+          <w:kern w:val="0"/>
+          <w:sz w:val="21"/>
+          <w:szCs w:val="21"/>
+          <w14:ligatures w14:val="none"/>
+        </w:rPr>
+        <w:t>X_train</w:t>
+      </w:r>
+      <w:proofErr w:type="spellEnd"/>
+      <w:r>
+        <w:rPr>
+          <w:rFonts w:ascii="Consolas" w:eastAsia="Times New Roman" w:hAnsi="Consolas" w:cs="Times New Roman"/>
+          <w:color w:val="CCCCCC"/>
+          <w:kern w:val="0"/>
+          <w:sz w:val="21"/>
+          <w:szCs w:val="21"/>
+          <w14:ligatures w14:val="none"/>
+        </w:rPr>
+        <w:t xml:space="preserve">, </w:t>
+      </w:r>
+      <w:proofErr w:type="spellStart"/>
+      <w:r>
+        <w:rPr>
+          <w:rFonts w:ascii="Consolas" w:eastAsia="Times New Roman" w:hAnsi="Consolas" w:cs="Times New Roman"/>
+          <w:color w:val="9CDCFE"/>
+          <w:kern w:val="0"/>
+          <w:sz w:val="21"/>
+          <w:szCs w:val="21"/>
+          <w14:ligatures w14:val="none"/>
+        </w:rPr>
+        <w:t>y_train</w:t>
+      </w:r>
+      <w:proofErr w:type="spellEnd"/>
+      <w:r>
+        <w:rPr>
+          <w:rFonts w:ascii="Consolas" w:eastAsia="Times New Roman" w:hAnsi="Consolas" w:cs="Times New Roman"/>
+          <w:color w:val="CCCCCC"/>
+          <w:kern w:val="0"/>
+          <w:sz w:val="21"/>
+          <w:szCs w:val="21"/>
+          <w14:ligatures w14:val="none"/>
+        </w:rPr>
+        <w:t>)</w:t>
+      </w:r>
+    </w:p>
+    <w:p>
+      <w:pPr>
+        <w:shd w:val="clear" w:color="auto" w:fill="1F1F1F"/>
+        <w:spacing w:after="0" w:line="285" w:lineRule="atLeast"/>
+        <w:ind w:left="0" w:firstLine="0"/>
+        <w:jc w:val="left"/>
+        <w:rPr>
+          <w:rFonts w:ascii="Consolas" w:eastAsia="Times New Roman" w:hAnsi="Consolas" w:cs="Times New Roman"/>
+          <w:color w:val="CCCCCC"/>
+          <w:kern w:val="0"/>
+          <w:sz w:val="21"/>
+          <w:szCs w:val="21"/>
+          <w14:ligatures w14:val="none"/>
+        </w:rPr>
+      </w:pPr>
+    </w:p>
+    <w:p>
+      <w:pPr>
+        <w:shd w:val="clear" w:color="auto" w:fill="1F1F1F"/>
+        <w:spacing w:after="0" w:line="285" w:lineRule="atLeast"/>
+        <w:ind w:left="0" w:firstLine="0"/>
+        <w:jc w:val="left"/>
+        <w:rPr>
+          <w:rFonts w:ascii="Consolas" w:eastAsia="Times New Roman" w:hAnsi="Consolas" w:cs="Times New Roman"/>
+          <w:color w:val="CCCCCC"/>
+          <w:kern w:val="0"/>
+          <w:sz w:val="21"/>
+          <w:szCs w:val="21"/>
+          <w14:ligatures w14:val="none"/>
+        </w:rPr>
+      </w:pPr>
+      <w:r>
+        <w:rPr>
+          <w:rFonts w:ascii="Consolas" w:eastAsia="Times New Roman" w:hAnsi="Consolas" w:cs="Times New Roman"/>
+          <w:color w:val="6A9955"/>
+          <w:kern w:val="0"/>
+          <w:sz w:val="21"/>
+          <w:szCs w:val="21"/>
+          <w14:ligatures w14:val="none"/>
+        </w:rPr>
+        <w:t># Display the best parameters and best score in a single print</w:t>
+      </w:r>
+    </w:p>
+    <w:p>
+      <w:pPr>
+        <w:shd w:val="clear" w:color="auto" w:fill="1F1F1F"/>
+        <w:spacing w:after="0" w:line="285" w:lineRule="atLeast"/>
+        <w:ind w:left="0" w:firstLine="0"/>
+        <w:jc w:val="left"/>
+        <w:rPr>
+          <w:rFonts w:ascii="Consolas" w:eastAsia="Times New Roman" w:hAnsi="Consolas" w:cs="Times New Roman"/>
+          <w:color w:val="CCCCCC"/>
+          <w:kern w:val="0"/>
+          <w:sz w:val="21"/>
+          <w:szCs w:val="21"/>
+          <w14:ligatures w14:val="none"/>
+        </w:rPr>
+      </w:pPr>
+      <w:r>
+        <w:rPr>
+          <w:rFonts w:ascii="Consolas" w:eastAsia="Times New Roman" w:hAnsi="Consolas" w:cs="Times New Roman"/>
+          <w:color w:val="9CDCFE"/>
+          <w:kern w:val="0"/>
+          <w:sz w:val="21"/>
+          <w:szCs w:val="21"/>
+          <w14:ligatures w14:val="none"/>
+        </w:rPr>
+        <w:t>results</w:t>
+      </w:r>
+      <w:r>
+        <w:rPr>
+          <w:rFonts w:ascii="Consolas" w:eastAsia="Times New Roman" w:hAnsi="Consolas" w:cs="Times New Roman"/>
+          <w:color w:val="CCCCCC"/>
+          <w:kern w:val="0"/>
+          <w:sz w:val="21"/>
+          <w:szCs w:val="21"/>
+          <w14:ligatures w14:val="none"/>
+        </w:rPr>
+        <w:t xml:space="preserve"> </w:t>
+      </w:r>
+      <w:r>
+        <w:rPr>
+          <w:rFonts w:ascii="Consolas" w:eastAsia="Times New Roman" w:hAnsi="Consolas" w:cs="Times New Roman"/>
+          <w:color w:val="D4D4D4"/>
+          <w:kern w:val="0"/>
+          <w:sz w:val="21"/>
+          <w:szCs w:val="21"/>
+          <w14:ligatures w14:val="none"/>
+        </w:rPr>
+        <w:t>=</w:t>
+      </w:r>
+      <w:r>
+        <w:rPr>
+          <w:rFonts w:ascii="Consolas" w:eastAsia="Times New Roman" w:hAnsi="Consolas" w:cs="Times New Roman"/>
+          <w:color w:val="CCCCCC"/>
+          <w:kern w:val="0"/>
+          <w:sz w:val="21"/>
+          <w:szCs w:val="21"/>
+          <w14:ligatures w14:val="none"/>
+        </w:rPr>
+        <w:t xml:space="preserve"> </w:t>
+      </w:r>
+      <w:r>
+        <w:rPr>
+          <w:rFonts w:ascii="Consolas" w:eastAsia="Times New Roman" w:hAnsi="Consolas" w:cs="Times New Roman"/>
+          <w:color w:val="569CD6"/>
+          <w:kern w:val="0"/>
+          <w:sz w:val="21"/>
+          <w:szCs w:val="21"/>
+          <w14:ligatures w14:val="none"/>
+        </w:rPr>
+        <w:t>f</w:t>
+      </w:r>
+      <w:r>
+        <w:rPr>
+          <w:rFonts w:ascii="Consolas" w:eastAsia="Times New Roman" w:hAnsi="Consolas" w:cs="Times New Roman"/>
+          <w:color w:val="CE9178"/>
+          <w:kern w:val="0"/>
+          <w:sz w:val="21"/>
+          <w:szCs w:val="21"/>
+          <w14:ligatures w14:val="none"/>
+        </w:rPr>
+        <w:t>"""</w:t>
+      </w:r>
+    </w:p>
+    <w:p>
+      <w:pPr>
+        <w:shd w:val="clear" w:color="auto" w:fill="1F1F1F"/>
+        <w:spacing w:after="0" w:line="285" w:lineRule="atLeast"/>
+        <w:ind w:left="0" w:firstLine="0"/>
+        <w:jc w:val="left"/>
+        <w:rPr>
+          <w:rFonts w:ascii="Consolas" w:eastAsia="Times New Roman" w:hAnsi="Consolas" w:cs="Times New Roman"/>
+          <w:color w:val="CCCCCC"/>
+          <w:kern w:val="0"/>
+          <w:sz w:val="21"/>
+          <w:szCs w:val="21"/>
+          <w14:ligatures w14:val="none"/>
+        </w:rPr>
+      </w:pPr>
+      <w:r>
+        <w:rPr>
+          <w:rFonts w:ascii="Consolas" w:eastAsia="Times New Roman" w:hAnsi="Consolas" w:cs="Times New Roman"/>
+          <w:color w:val="CE9178"/>
+          <w:kern w:val="0"/>
+          <w:sz w:val="21"/>
+          <w:szCs w:val="21"/>
+          <w14:ligatures w14:val="none"/>
+        </w:rPr>
+        <w:t xml:space="preserve">Best parameters: </w:t>
+      </w:r>
+      <w:r>
+        <w:rPr>
+          <w:rFonts w:ascii="Consolas" w:eastAsia="Times New Roman" w:hAnsi="Consolas" w:cs="Times New Roman"/>
+          <w:color w:val="569CD6"/>
+          <w:kern w:val="0"/>
+          <w:sz w:val="21"/>
+          <w:szCs w:val="21"/>
+          <w14:ligatures w14:val="none"/>
+        </w:rPr>
+        <w:t>{</w:t>
+      </w:r>
+      <w:proofErr w:type="spellStart"/>
+      <w:r>
+        <w:rPr>
+          <w:rFonts w:ascii="Consolas" w:eastAsia="Times New Roman" w:hAnsi="Consolas" w:cs="Times New Roman"/>
+          <w:color w:val="9CDCFE"/>
+          <w:kern w:val="0"/>
+          <w:sz w:val="21"/>
+          <w:szCs w:val="21"/>
+          <w14:ligatures w14:val="none"/>
+        </w:rPr>
+        <w:t>grid_search</w:t>
+      </w:r>
+      <w:r>
+        <w:rPr>
+          <w:rFonts w:ascii="Consolas" w:eastAsia="Times New Roman" w:hAnsi="Consolas" w:cs="Times New Roman"/>
+          <w:color w:val="CCCCCC"/>
+          <w:kern w:val="0"/>
+          <w:sz w:val="21"/>
+          <w:szCs w:val="21"/>
+          <w14:ligatures w14:val="none"/>
+        </w:rPr>
+        <w:t>.</w:t>
+      </w:r>
+      <w:r>
+        <w:rPr>
+          <w:rFonts w:ascii="Consolas" w:eastAsia="Times New Roman" w:hAnsi="Consolas" w:cs="Times New Roman"/>
+          <w:color w:val="9CDCFE"/>
+          <w:kern w:val="0"/>
+          <w:sz w:val="21"/>
+          <w:szCs w:val="21"/>
+          <w14:ligatures w14:val="none"/>
+        </w:rPr>
+        <w:t>best_params</w:t>
+      </w:r>
+      <w:proofErr w:type="spellEnd"/>
+      <w:r>
+        <w:rPr>
+          <w:rFonts w:ascii="Consolas" w:eastAsia="Times New Roman" w:hAnsi="Consolas" w:cs="Times New Roman"/>
+          <w:color w:val="9CDCFE"/>
+          <w:kern w:val="0"/>
+          <w:sz w:val="21"/>
+          <w:szCs w:val="21"/>
+          <w14:ligatures w14:val="none"/>
+        </w:rPr>
+        <w:t>_</w:t>
+      </w:r>
+      <w:r>
+        <w:rPr>
+          <w:rFonts w:ascii="Consolas" w:eastAsia="Times New Roman" w:hAnsi="Consolas" w:cs="Times New Roman"/>
+          <w:color w:val="569CD6"/>
+          <w:kern w:val="0"/>
+          <w:sz w:val="21"/>
+          <w:szCs w:val="21"/>
+          <w14:ligatures w14:val="none"/>
+        </w:rPr>
+        <w:t>}</w:t>
+      </w:r>
+    </w:p>
+    <w:p>
+      <w:pPr>
+        <w:shd w:val="clear" w:color="auto" w:fill="1F1F1F"/>
+        <w:spacing w:after="0" w:line="285" w:lineRule="atLeast"/>
+        <w:ind w:left="0" w:firstLine="0"/>
+        <w:jc w:val="left"/>
+        <w:rPr>
+          <w:rFonts w:ascii="Consolas" w:eastAsia="Times New Roman" w:hAnsi="Consolas" w:cs="Times New Roman"/>
+          <w:color w:val="CCCCCC"/>
+          <w:kern w:val="0"/>
+          <w:sz w:val="21"/>
+          <w:szCs w:val="21"/>
+          <w14:ligatures w14:val="none"/>
+        </w:rPr>
+      </w:pPr>
+      <w:r>
+        <w:rPr>
+          <w:rFonts w:ascii="Consolas" w:eastAsia="Times New Roman" w:hAnsi="Consolas" w:cs="Times New Roman"/>
+          <w:color w:val="CE9178"/>
+          <w:kern w:val="0"/>
+          <w:sz w:val="21"/>
+          <w:szCs w:val="21"/>
+          <w14:ligatures w14:val="none"/>
+        </w:rPr>
+        <w:t xml:space="preserve">Best cross-validation score: </w:t>
+      </w:r>
+      <w:r>
+        <w:rPr>
+          <w:rFonts w:ascii="Consolas" w:eastAsia="Times New Roman" w:hAnsi="Consolas" w:cs="Times New Roman"/>
+          <w:color w:val="569CD6"/>
+          <w:kern w:val="0"/>
+          <w:sz w:val="21"/>
+          <w:szCs w:val="21"/>
+          <w14:ligatures w14:val="none"/>
+        </w:rPr>
+        <w:t>{</w:t>
+      </w:r>
+      <w:r>
+        <w:rPr>
+          <w:rFonts w:ascii="Consolas" w:eastAsia="Times New Roman" w:hAnsi="Consolas" w:cs="Times New Roman"/>
+          <w:color w:val="9CDCFE"/>
+          <w:kern w:val="0"/>
+          <w:sz w:val="21"/>
+          <w:szCs w:val="21"/>
+          <w14:ligatures w14:val="none"/>
+        </w:rPr>
+        <w:t>grid_search</w:t>
+      </w:r>
+      <w:r>
+        <w:rPr>
+          <w:rFonts w:ascii="Consolas" w:eastAsia="Times New Roman" w:hAnsi="Consolas" w:cs="Times New Roman"/>
+          <w:color w:val="CCCCCC"/>
+          <w:kern w:val="0"/>
+          <w:sz w:val="21"/>
+          <w:szCs w:val="21"/>
+          <w14:ligatures w14:val="none"/>
+        </w:rPr>
+        <w:t>.</w:t>
+      </w:r>
+      <w:r>
+        <w:rPr>
+          <w:rFonts w:ascii="Consolas" w:eastAsia="Times New Roman" w:hAnsi="Consolas" w:cs="Times New Roman"/>
+          <w:color w:val="9CDCFE"/>
+          <w:kern w:val="0"/>
+          <w:sz w:val="21"/>
+          <w:szCs w:val="21"/>
+          <w14:ligatures w14:val="none"/>
+        </w:rPr>
+        <w:t>best_score_</w:t>
+      </w:r>
+      <w:r>
+        <w:rPr>
+          <w:rFonts w:ascii="Consolas" w:eastAsia="Times New Roman" w:hAnsi="Consolas" w:cs="Times New Roman"/>
+          <w:color w:val="569CD6"/>
+          <w:kern w:val="0"/>
+          <w:sz w:val="21"/>
+          <w:szCs w:val="21"/>
+          <w14:ligatures w14:val="none"/>
+        </w:rPr>
+        <w:t>:.4f}</w:t>
+      </w:r>
+    </w:p>
+    <w:p>
+      <w:pPr>
+        <w:shd w:val="clear" w:color="auto" w:fill="1F1F1F"/>
+        <w:spacing w:after="0" w:line="285" w:lineRule="atLeast"/>
+        <w:ind w:left="0" w:firstLine="0"/>
+        <w:jc w:val="left"/>
+        <w:rPr>
+          <w:rFonts w:ascii="Consolas" w:eastAsia="Times New Roman" w:hAnsi="Consolas" w:cs="Times New Roman"/>
+          <w:color w:val="CCCCCC"/>
+          <w:kern w:val="0"/>
+          <w:sz w:val="21"/>
+          <w:szCs w:val="21"/>
+          <w14:ligatures w14:val="none"/>
+        </w:rPr>
+      </w:pPr>
+      <w:r>
+        <w:rPr>
+          <w:rFonts w:ascii="Consolas" w:eastAsia="Times New Roman" w:hAnsi="Consolas" w:cs="Times New Roman"/>
+          <w:color w:val="CE9178"/>
+          <w:kern w:val="0"/>
+          <w:sz w:val="21"/>
+          <w:szCs w:val="21"/>
+          <w14:ligatures w14:val="none"/>
+        </w:rPr>
+        <w:t xml:space="preserve">Test set score: </w:t>
+      </w:r>
+      <w:r>
+        <w:rPr>
+          <w:rFonts w:ascii="Consolas" w:eastAsia="Times New Roman" w:hAnsi="Consolas" w:cs="Times New Roman"/>
+          <w:color w:val="569CD6"/>
+          <w:kern w:val="0"/>
+          <w:sz w:val="21"/>
+          <w:szCs w:val="21"/>
+          <w14:ligatures w14:val="none"/>
+        </w:rPr>
+        <w:t>{</w:t>
+      </w:r>
+      <w:proofErr w:type="spellStart"/>
+      <w:r>
+        <w:rPr>
+          <w:rFonts w:ascii="Consolas" w:eastAsia="Times New Roman" w:hAnsi="Consolas" w:cs="Times New Roman"/>
+          <w:color w:val="9CDCFE"/>
+          <w:kern w:val="0"/>
+          <w:sz w:val="21"/>
+          <w:szCs w:val="21"/>
+          <w14:ligatures w14:val="none"/>
+        </w:rPr>
+        <w:t>grid_search</w:t>
+      </w:r>
+      <w:r>
+        <w:rPr>
+          <w:rFonts w:ascii="Consolas" w:eastAsia="Times New Roman" w:hAnsi="Consolas" w:cs="Times New Roman"/>
+          <w:color w:val="CCCCCC"/>
+          <w:kern w:val="0"/>
+          <w:sz w:val="21"/>
+          <w:szCs w:val="21"/>
+          <w14:ligatures w14:val="none"/>
+        </w:rPr>
+        <w:t>.</w:t>
+      </w:r>
+      <w:r>
+        <w:rPr>
+          <w:rFonts w:ascii="Consolas" w:eastAsia="Times New Roman" w:hAnsi="Consolas" w:cs="Times New Roman"/>
+          <w:color w:val="9CDCFE"/>
+          <w:kern w:val="0"/>
+          <w:sz w:val="21"/>
+          <w:szCs w:val="21"/>
+          <w14:ligatures w14:val="none"/>
+        </w:rPr>
+        <w:t>best_estimator_</w:t>
+      </w:r>
+      <w:r>
+        <w:rPr>
+          <w:rFonts w:ascii="Consolas" w:eastAsia="Times New Roman" w:hAnsi="Consolas" w:cs="Times New Roman"/>
+          <w:color w:val="CCCCCC"/>
+          <w:kern w:val="0"/>
+          <w:sz w:val="21"/>
+          <w:szCs w:val="21"/>
+          <w14:ligatures w14:val="none"/>
+        </w:rPr>
+        <w:t>.</w:t>
+      </w:r>
+      <w:r>
+        <w:rPr>
+          <w:rFonts w:ascii="Consolas" w:eastAsia="Times New Roman" w:hAnsi="Consolas" w:cs="Times New Roman"/>
+          <w:color w:val="DCDCAA"/>
+          <w:kern w:val="0"/>
+          <w:sz w:val="21"/>
+          <w:szCs w:val="21"/>
+          <w14:ligatures w14:val="none"/>
+        </w:rPr>
+        <w:t>score</w:t>
+      </w:r>
+      <w:proofErr w:type="spellEnd"/>
+      <w:r>
+        <w:rPr>
+          <w:rFonts w:ascii="Consolas" w:eastAsia="Times New Roman" w:hAnsi="Consolas" w:cs="Times New Roman"/>
+          <w:color w:val="CCCCCC"/>
+          <w:kern w:val="0"/>
+          <w:sz w:val="21"/>
+          <w:szCs w:val="21"/>
+          <w14:ligatures w14:val="none"/>
+        </w:rPr>
+        <w:t>(</w:t>
+      </w:r>
+      <w:proofErr w:type="spellStart"/>
+      <w:r>
+        <w:rPr>
+          <w:rFonts w:ascii="Consolas" w:eastAsia="Times New Roman" w:hAnsi="Consolas" w:cs="Times New Roman"/>
+          <w:color w:val="9CDCFE"/>
+          <w:kern w:val="0"/>
+          <w:sz w:val="21"/>
+          <w:szCs w:val="21"/>
+          <w14:ligatures w14:val="none"/>
+        </w:rPr>
+        <w:t>X_test</w:t>
+      </w:r>
+      <w:proofErr w:type="spellEnd"/>
+      <w:r>
+        <w:rPr>
+          <w:rFonts w:ascii="Consolas" w:eastAsia="Times New Roman" w:hAnsi="Consolas" w:cs="Times New Roman"/>
+          <w:color w:val="CCCCCC"/>
+          <w:kern w:val="0"/>
+          <w:sz w:val="21"/>
+          <w:szCs w:val="21"/>
+          <w14:ligatures w14:val="none"/>
+        </w:rPr>
+        <w:t xml:space="preserve">, </w:t>
+      </w:r>
+      <w:proofErr w:type="spellStart"/>
+      <w:r>
+        <w:rPr>
+          <w:rFonts w:ascii="Consolas" w:eastAsia="Times New Roman" w:hAnsi="Consolas" w:cs="Times New Roman"/>
+          <w:color w:val="9CDCFE"/>
+          <w:kern w:val="0"/>
+          <w:sz w:val="21"/>
+          <w:szCs w:val="21"/>
+          <w14:ligatures w14:val="none"/>
+        </w:rPr>
+        <w:t>y_test</w:t>
+      </w:r>
+      <w:proofErr w:type="spellEnd"/>
+      <w:r>
+        <w:rPr>
+          <w:rFonts w:ascii="Consolas" w:eastAsia="Times New Roman" w:hAnsi="Consolas" w:cs="Times New Roman"/>
+          <w:color w:val="CCCCCC"/>
+          <w:kern w:val="0"/>
+          <w:sz w:val="21"/>
+          <w:szCs w:val="21"/>
+          <w14:ligatures w14:val="none"/>
+        </w:rPr>
+        <w:t>)</w:t>
+      </w:r>
+      <w:r>
+        <w:rPr>
+          <w:rFonts w:ascii="Consolas" w:eastAsia="Times New Roman" w:hAnsi="Consolas" w:cs="Times New Roman"/>
+          <w:color w:val="569CD6"/>
+          <w:kern w:val="0"/>
+          <w:sz w:val="21"/>
+          <w:szCs w:val="21"/>
+          <w14:ligatures w14:val="none"/>
+        </w:rPr>
+        <w:t>:.4f}</w:t>
+      </w:r>
+    </w:p>
+    <w:p>
+      <w:pPr>
+        <w:shd w:val="clear" w:color="auto" w:fill="1F1F1F"/>
+        <w:spacing w:after="0" w:line="285" w:lineRule="atLeast"/>
+        <w:ind w:left="0" w:firstLine="0"/>
+        <w:jc w:val="left"/>
+        <w:rPr>
+          <w:rFonts w:ascii="Consolas" w:eastAsia="Times New Roman" w:hAnsi="Consolas" w:cs="Times New Roman"/>
+          <w:color w:val="CCCCCC"/>
+          <w:kern w:val="0"/>
+          <w:sz w:val="21"/>
+          <w:szCs w:val="21"/>
+          <w14:ligatures w14:val="none"/>
+        </w:rPr>
+      </w:pPr>
+      <w:r>
+        <w:rPr>
+          <w:rFonts w:ascii="Consolas" w:eastAsia="Times New Roman" w:hAnsi="Consolas" w:cs="Times New Roman"/>
+          <w:color w:val="CE9178"/>
+          <w:kern w:val="0"/>
+          <w:sz w:val="21"/>
+          <w:szCs w:val="21"/>
+          <w14:ligatures w14:val="none"/>
+        </w:rPr>
+        <w:t>"""</w:t>
+      </w:r>
+    </w:p>
+    <w:p>
+      <w:pPr>
+        <w:shd w:val="clear" w:color="auto" w:fill="1F1F1F"/>
+        <w:spacing w:after="0" w:line="285" w:lineRule="atLeast"/>
+        <w:ind w:left="0" w:firstLine="0"/>
+        <w:jc w:val="left"/>
+        <w:rPr>
+          <w:rFonts w:ascii="Consolas" w:eastAsia="Times New Roman" w:hAnsi="Consolas" w:cs="Times New Roman"/>
+          <w:color w:val="CCCCCC"/>
+          <w:kern w:val="0"/>
+          <w:sz w:val="21"/>
+          <w:szCs w:val="21"/>
+          <w14:ligatures w14:val="none"/>
+        </w:rPr>
+      </w:pPr>
+      <w:r>
+        <w:rPr>
+          <w:rFonts w:ascii="Consolas" w:eastAsia="Times New Roman" w:hAnsi="Consolas" w:cs="Times New Roman"/>
+          <w:color w:val="DCDCAA"/>
+          <w:kern w:val="0"/>
+          <w:sz w:val="21"/>
+          <w:szCs w:val="21"/>
+          <w14:ligatures w14:val="none"/>
+        </w:rPr>
+        <w:t>print</w:t>
+      </w:r>
+      <w:r>
+        <w:rPr>
+          <w:rFonts w:ascii="Consolas" w:eastAsia="Times New Roman" w:hAnsi="Consolas" w:cs="Times New Roman"/>
+          <w:color w:val="CCCCCC"/>
+          <w:kern w:val="0"/>
+          <w:sz w:val="21"/>
+          <w:szCs w:val="21"/>
+          <w14:ligatures w14:val="none"/>
+        </w:rPr>
+        <w:t>(</w:t>
+      </w:r>
+      <w:r>
+        <w:rPr>
+          <w:rFonts w:ascii="Consolas" w:eastAsia="Times New Roman" w:hAnsi="Consolas" w:cs="Times New Roman"/>
+          <w:color w:val="9CDCFE"/>
+          <w:kern w:val="0"/>
+          <w:sz w:val="21"/>
+          <w:szCs w:val="21"/>
+          <w14:ligatures w14:val="none"/>
+        </w:rPr>
+        <w:t>results</w:t>
+      </w:r>
+      <w:r>
+        <w:rPr>
+          <w:rFonts w:ascii="Consolas" w:eastAsia="Times New Roman" w:hAnsi="Consolas" w:cs="Times New Roman"/>
+          <w:color w:val="CCCCCC"/>
+          <w:kern w:val="0"/>
+          <w:sz w:val="21"/>
+          <w:szCs w:val="21"/>
+          <w14:ligatures w14:val="none"/>
+        </w:rPr>
+        <w:t>)</w:t>
+      </w:r>
+    </w:p>
+    <w:p/>
+    <w:p>
+      <w:r>
+        <w:t xml:space="preserve">Fitting 5 folds for each of 180 candidates, </w:t>
+      </w:r>
+      <w:proofErr w:type="spellStart"/>
+      <w:r>
+        <w:t>totalling</w:t>
+      </w:r>
+      <w:proofErr w:type="spellEnd"/>
+      <w:r>
+        <w:t xml:space="preserve"> 900 fits</w:t>
+      </w:r>
+    </w:p>
+    <w:p/>
+    <w:p>
+      <w:r>
+        <w:t>Best parameters: {'</w:t>
+      </w:r>
+      <w:proofErr w:type="spellStart"/>
+      <w:r>
+        <w:t>max_depth</w:t>
+      </w:r>
+      <w:proofErr w:type="spellEnd"/>
+      <w:r>
+        <w:t>': None, '</w:t>
+      </w:r>
+      <w:proofErr w:type="spellStart"/>
+      <w:r>
+        <w:t>max_leaf_nodes</w:t>
+      </w:r>
+      <w:proofErr w:type="spellEnd"/>
+      <w:r>
+        <w:t>': 20, '</w:t>
+      </w:r>
+      <w:proofErr w:type="spellStart"/>
+      <w:r>
+        <w:t>min_samples_split</w:t>
+      </w:r>
+      <w:proofErr w:type="spellEnd"/>
+      <w:r>
+        <w:t>': 2}</w:t>
+      </w:r>
+    </w:p>
+    <w:p>
+      <w:pPr>
+        <w:rPr>
+          <w:b/>
+          <w:bCs/>
+        </w:rPr>
+      </w:pPr>
+      <w:r>
+        <w:rPr>
+          <w:b/>
+          <w:bCs/>
+        </w:rPr>
+        <w:t>Best cross-validation score: 0.8586</w:t>
+      </w:r>
+    </w:p>
+    <w:p>
+      <w:pPr>
+        <w:rPr>
+          <w:b/>
+          <w:bCs/>
+        </w:rPr>
+      </w:pPr>
+      <w:r>
+        <w:rPr>
+          <w:b/>
+          <w:bCs/>
+        </w:rPr>
+        <w:t>Test set score: 0.8700</w:t>
+      </w:r>
+    </w:p>
+    <w:p>
+      <w:pPr>
+        <w:shd w:val="clear" w:color="auto" w:fill="1F1F1F"/>
+        <w:spacing w:after="0" w:line="285" w:lineRule="atLeast"/>
+        <w:ind w:left="0" w:firstLine="0"/>
+        <w:jc w:val="left"/>
+        <w:rPr>
+          <w:rFonts w:ascii="Consolas" w:eastAsia="Times New Roman" w:hAnsi="Consolas" w:cs="Times New Roman"/>
+          <w:color w:val="CCCCCC"/>
+          <w:kern w:val="0"/>
+          <w:sz w:val="21"/>
+          <w:szCs w:val="21"/>
+          <w14:ligatures w14:val="none"/>
+        </w:rPr>
+      </w:pPr>
+      <w:r>
+        <w:rPr>
+          <w:rFonts w:ascii="Consolas" w:eastAsia="Times New Roman" w:hAnsi="Consolas" w:cs="Times New Roman"/>
+          <w:color w:val="C586C0"/>
+          <w:kern w:val="0"/>
+          <w:sz w:val="21"/>
+          <w:szCs w:val="21"/>
+          <w14:ligatures w14:val="none"/>
+        </w:rPr>
+        <w:lastRenderedPageBreak/>
+        <w:t>import</w:t>
+      </w:r>
+      <w:r>
+        <w:rPr>
+          <w:rFonts w:ascii="Consolas" w:eastAsia="Times New Roman" w:hAnsi="Consolas" w:cs="Times New Roman"/>
+          <w:color w:val="CCCCCC"/>
+          <w:kern w:val="0"/>
+          <w:sz w:val="21"/>
+          <w:szCs w:val="21"/>
+          <w14:ligatures w14:val="none"/>
+        </w:rPr>
+        <w:t xml:space="preserve"> </w:t>
+      </w:r>
+      <w:proofErr w:type="spellStart"/>
+      <w:r>
+        <w:rPr>
+          <w:rFonts w:ascii="Consolas" w:eastAsia="Times New Roman" w:hAnsi="Consolas" w:cs="Times New Roman"/>
+          <w:color w:val="4EC9B0"/>
+          <w:kern w:val="0"/>
+          <w:sz w:val="21"/>
+          <w:szCs w:val="21"/>
+          <w14:ligatures w14:val="none"/>
+        </w:rPr>
+        <w:t>matplotlib</w:t>
+      </w:r>
+      <w:r>
+        <w:rPr>
+          <w:rFonts w:ascii="Consolas" w:eastAsia="Times New Roman" w:hAnsi="Consolas" w:cs="Times New Roman"/>
+          <w:color w:val="CCCCCC"/>
+          <w:kern w:val="0"/>
+          <w:sz w:val="21"/>
+          <w:szCs w:val="21"/>
+          <w14:ligatures w14:val="none"/>
+        </w:rPr>
+        <w:t>.</w:t>
+      </w:r>
+      <w:r>
+        <w:rPr>
+          <w:rFonts w:ascii="Consolas" w:eastAsia="Times New Roman" w:hAnsi="Consolas" w:cs="Times New Roman"/>
+          <w:color w:val="4EC9B0"/>
+          <w:kern w:val="0"/>
+          <w:sz w:val="21"/>
+          <w:szCs w:val="21"/>
+          <w14:ligatures w14:val="none"/>
+        </w:rPr>
+        <w:t>pyplot</w:t>
+      </w:r>
+      <w:proofErr w:type="spellEnd"/>
+      <w:r>
+        <w:rPr>
+          <w:rFonts w:ascii="Consolas" w:eastAsia="Times New Roman" w:hAnsi="Consolas" w:cs="Times New Roman"/>
+          <w:color w:val="CCCCCC"/>
+          <w:kern w:val="0"/>
+          <w:sz w:val="21"/>
+          <w:szCs w:val="21"/>
+          <w14:ligatures w14:val="none"/>
+        </w:rPr>
+        <w:t xml:space="preserve"> </w:t>
+      </w:r>
+      <w:r>
+        <w:rPr>
+          <w:rFonts w:ascii="Consolas" w:eastAsia="Times New Roman" w:hAnsi="Consolas" w:cs="Times New Roman"/>
+          <w:color w:val="C586C0"/>
+          <w:kern w:val="0"/>
+          <w:sz w:val="21"/>
+          <w:szCs w:val="21"/>
+          <w14:ligatures w14:val="none"/>
+        </w:rPr>
+        <w:t>as</w:t>
+      </w:r>
+      <w:r>
+        <w:rPr>
+          <w:rFonts w:ascii="Consolas" w:eastAsia="Times New Roman" w:hAnsi="Consolas" w:cs="Times New Roman"/>
+          <w:color w:val="CCCCCC"/>
+          <w:kern w:val="0"/>
+          <w:sz w:val="21"/>
+          <w:szCs w:val="21"/>
+          <w14:ligatures w14:val="none"/>
+        </w:rPr>
+        <w:t xml:space="preserve"> </w:t>
+      </w:r>
+      <w:proofErr w:type="spellStart"/>
+      <w:r>
+        <w:rPr>
+          <w:rFonts w:ascii="Consolas" w:eastAsia="Times New Roman" w:hAnsi="Consolas" w:cs="Times New Roman"/>
+          <w:color w:val="4EC9B0"/>
+          <w:kern w:val="0"/>
+          <w:sz w:val="21"/>
+          <w:szCs w:val="21"/>
+          <w14:ligatures w14:val="none"/>
+        </w:rPr>
+        <w:t>plt</w:t>
+      </w:r>
+      <w:proofErr w:type="spellEnd"/>
+    </w:p>
+    <w:p>
+      <w:pPr>
+        <w:shd w:val="clear" w:color="auto" w:fill="1F1F1F"/>
+        <w:spacing w:after="0" w:line="285" w:lineRule="atLeast"/>
+        <w:ind w:left="0" w:firstLine="0"/>
+        <w:jc w:val="left"/>
+        <w:rPr>
+          <w:rFonts w:ascii="Consolas" w:eastAsia="Times New Roman" w:hAnsi="Consolas" w:cs="Times New Roman"/>
+          <w:color w:val="CCCCCC"/>
+          <w:kern w:val="0"/>
+          <w:sz w:val="21"/>
+          <w:szCs w:val="21"/>
+          <w14:ligatures w14:val="none"/>
+        </w:rPr>
+      </w:pPr>
+      <w:r>
+        <w:rPr>
+          <w:rFonts w:ascii="Consolas" w:eastAsia="Times New Roman" w:hAnsi="Consolas" w:cs="Times New Roman"/>
+          <w:color w:val="C586C0"/>
+          <w:kern w:val="0"/>
+          <w:sz w:val="21"/>
+          <w:szCs w:val="21"/>
+          <w14:ligatures w14:val="none"/>
+        </w:rPr>
+        <w:t>from</w:t>
+      </w:r>
+      <w:r>
+        <w:rPr>
+          <w:rFonts w:ascii="Consolas" w:eastAsia="Times New Roman" w:hAnsi="Consolas" w:cs="Times New Roman"/>
+          <w:color w:val="CCCCCC"/>
+          <w:kern w:val="0"/>
+          <w:sz w:val="21"/>
+          <w:szCs w:val="21"/>
+          <w14:ligatures w14:val="none"/>
+        </w:rPr>
+        <w:t xml:space="preserve"> </w:t>
+      </w:r>
+      <w:proofErr w:type="spellStart"/>
+      <w:r>
+        <w:rPr>
+          <w:rFonts w:ascii="Consolas" w:eastAsia="Times New Roman" w:hAnsi="Consolas" w:cs="Times New Roman"/>
+          <w:color w:val="4EC9B0"/>
+          <w:kern w:val="0"/>
+          <w:sz w:val="21"/>
+          <w:szCs w:val="21"/>
+          <w14:ligatures w14:val="none"/>
+        </w:rPr>
+        <w:t>matplotlib</w:t>
+      </w:r>
+      <w:r>
+        <w:rPr>
+          <w:rFonts w:ascii="Consolas" w:eastAsia="Times New Roman" w:hAnsi="Consolas" w:cs="Times New Roman"/>
+          <w:color w:val="CCCCCC"/>
+          <w:kern w:val="0"/>
+          <w:sz w:val="21"/>
+          <w:szCs w:val="21"/>
+          <w14:ligatures w14:val="none"/>
+        </w:rPr>
+        <w:t>.</w:t>
+      </w:r>
+      <w:r>
+        <w:rPr>
+          <w:rFonts w:ascii="Consolas" w:eastAsia="Times New Roman" w:hAnsi="Consolas" w:cs="Times New Roman"/>
+          <w:color w:val="4EC9B0"/>
+          <w:kern w:val="0"/>
+          <w:sz w:val="21"/>
+          <w:szCs w:val="21"/>
+          <w14:ligatures w14:val="none"/>
+        </w:rPr>
+        <w:t>colors</w:t>
+      </w:r>
+      <w:proofErr w:type="spellEnd"/>
+      <w:r>
+        <w:rPr>
+          <w:rFonts w:ascii="Consolas" w:eastAsia="Times New Roman" w:hAnsi="Consolas" w:cs="Times New Roman"/>
+          <w:color w:val="CCCCCC"/>
+          <w:kern w:val="0"/>
+          <w:sz w:val="21"/>
+          <w:szCs w:val="21"/>
+          <w14:ligatures w14:val="none"/>
+        </w:rPr>
+        <w:t xml:space="preserve"> </w:t>
+      </w:r>
+      <w:r>
+        <w:rPr>
+          <w:rFonts w:ascii="Consolas" w:eastAsia="Times New Roman" w:hAnsi="Consolas" w:cs="Times New Roman"/>
+          <w:color w:val="C586C0"/>
+          <w:kern w:val="0"/>
+          <w:sz w:val="21"/>
+          <w:szCs w:val="21"/>
+          <w14:ligatures w14:val="none"/>
+        </w:rPr>
+        <w:t>import</w:t>
+      </w:r>
+      <w:r>
+        <w:rPr>
+          <w:rFonts w:ascii="Consolas" w:eastAsia="Times New Roman" w:hAnsi="Consolas" w:cs="Times New Roman"/>
+          <w:color w:val="CCCCCC"/>
+          <w:kern w:val="0"/>
+          <w:sz w:val="21"/>
+          <w:szCs w:val="21"/>
+          <w14:ligatures w14:val="none"/>
+        </w:rPr>
+        <w:t xml:space="preserve"> </w:t>
+      </w:r>
+      <w:proofErr w:type="spellStart"/>
+      <w:r>
+        <w:rPr>
+          <w:rFonts w:ascii="Consolas" w:eastAsia="Times New Roman" w:hAnsi="Consolas" w:cs="Times New Roman"/>
+          <w:color w:val="4EC9B0"/>
+          <w:kern w:val="0"/>
+          <w:sz w:val="21"/>
+          <w:szCs w:val="21"/>
+          <w14:ligatures w14:val="none"/>
+        </w:rPr>
+        <w:t>ListedColormap</w:t>
+      </w:r>
+      <w:proofErr w:type="spellEnd"/>
+    </w:p>
+    <w:p>
+      <w:pPr>
+        <w:shd w:val="clear" w:color="auto" w:fill="1F1F1F"/>
+        <w:spacing w:after="0" w:line="285" w:lineRule="atLeast"/>
+        <w:ind w:left="0" w:firstLine="0"/>
+        <w:jc w:val="left"/>
+        <w:rPr>
+          <w:rFonts w:ascii="Consolas" w:eastAsia="Times New Roman" w:hAnsi="Consolas" w:cs="Times New Roman"/>
+          <w:color w:val="CCCCCC"/>
+          <w:kern w:val="0"/>
+          <w:sz w:val="21"/>
+          <w:szCs w:val="21"/>
+          <w14:ligatures w14:val="none"/>
+        </w:rPr>
+      </w:pPr>
+    </w:p>
+    <w:p>
+      <w:pPr>
+        <w:shd w:val="clear" w:color="auto" w:fill="1F1F1F"/>
+        <w:spacing w:after="0" w:line="285" w:lineRule="atLeast"/>
+        <w:ind w:left="0" w:firstLine="0"/>
+        <w:jc w:val="left"/>
+        <w:rPr>
+          <w:rFonts w:ascii="Consolas" w:eastAsia="Times New Roman" w:hAnsi="Consolas" w:cs="Times New Roman"/>
+          <w:color w:val="CCCCCC"/>
+          <w:kern w:val="0"/>
+          <w:sz w:val="21"/>
+          <w:szCs w:val="21"/>
+          <w14:ligatures w14:val="none"/>
+        </w:rPr>
+      </w:pPr>
+      <w:r>
+        <w:rPr>
+          <w:rFonts w:ascii="Consolas" w:eastAsia="Times New Roman" w:hAnsi="Consolas" w:cs="Times New Roman"/>
+          <w:color w:val="6A9955"/>
+          <w:kern w:val="0"/>
+          <w:sz w:val="21"/>
+          <w:szCs w:val="21"/>
+          <w14:ligatures w14:val="none"/>
+        </w:rPr>
+        <w:t># Get the best model from grid search</w:t>
+      </w:r>
+    </w:p>
+    <w:p>
+      <w:pPr>
+        <w:shd w:val="clear" w:color="auto" w:fill="1F1F1F"/>
+        <w:spacing w:after="0" w:line="285" w:lineRule="atLeast"/>
+        <w:ind w:left="0" w:firstLine="0"/>
+        <w:jc w:val="left"/>
+        <w:rPr>
+          <w:rFonts w:ascii="Consolas" w:eastAsia="Times New Roman" w:hAnsi="Consolas" w:cs="Times New Roman"/>
+          <w:color w:val="CCCCCC"/>
+          <w:kern w:val="0"/>
+          <w:sz w:val="21"/>
+          <w:szCs w:val="21"/>
+          <w14:ligatures w14:val="none"/>
+        </w:rPr>
+      </w:pPr>
+      <w:proofErr w:type="spellStart"/>
+      <w:r>
+        <w:rPr>
+          <w:rFonts w:ascii="Consolas" w:eastAsia="Times New Roman" w:hAnsi="Consolas" w:cs="Times New Roman"/>
+          <w:color w:val="9CDCFE"/>
+          <w:kern w:val="0"/>
+          <w:sz w:val="21"/>
+          <w:szCs w:val="21"/>
+          <w14:ligatures w14:val="none"/>
+        </w:rPr>
+        <w:t>best_tree</w:t>
+      </w:r>
+      <w:proofErr w:type="spellEnd"/>
+      <w:r>
+        <w:rPr>
+          <w:rFonts w:ascii="Consolas" w:eastAsia="Times New Roman" w:hAnsi="Consolas" w:cs="Times New Roman"/>
+          <w:color w:val="CCCCCC"/>
+          <w:kern w:val="0"/>
+          <w:sz w:val="21"/>
+          <w:szCs w:val="21"/>
+          <w14:ligatures w14:val="none"/>
+        </w:rPr>
+        <w:t xml:space="preserve"> </w:t>
+      </w:r>
+      <w:r>
+        <w:rPr>
+          <w:rFonts w:ascii="Consolas" w:eastAsia="Times New Roman" w:hAnsi="Consolas" w:cs="Times New Roman"/>
+          <w:color w:val="D4D4D4"/>
+          <w:kern w:val="0"/>
+          <w:sz w:val="21"/>
+          <w:szCs w:val="21"/>
+          <w14:ligatures w14:val="none"/>
+        </w:rPr>
+        <w:t>=</w:t>
+      </w:r>
+      <w:r>
+        <w:rPr>
+          <w:rFonts w:ascii="Consolas" w:eastAsia="Times New Roman" w:hAnsi="Consolas" w:cs="Times New Roman"/>
+          <w:color w:val="CCCCCC"/>
+          <w:kern w:val="0"/>
+          <w:sz w:val="21"/>
+          <w:szCs w:val="21"/>
+          <w14:ligatures w14:val="none"/>
+        </w:rPr>
+        <w:t xml:space="preserve"> </w:t>
+      </w:r>
+      <w:proofErr w:type="spellStart"/>
+      <w:r>
+        <w:rPr>
+          <w:rFonts w:ascii="Consolas" w:eastAsia="Times New Roman" w:hAnsi="Consolas" w:cs="Times New Roman"/>
+          <w:color w:val="9CDCFE"/>
+          <w:kern w:val="0"/>
+          <w:sz w:val="21"/>
+          <w:szCs w:val="21"/>
+          <w14:ligatures w14:val="none"/>
+        </w:rPr>
+        <w:t>grid_search</w:t>
+      </w:r>
+      <w:r>
+        <w:rPr>
+          <w:rFonts w:ascii="Consolas" w:eastAsia="Times New Roman" w:hAnsi="Consolas" w:cs="Times New Roman"/>
+          <w:color w:val="CCCCCC"/>
+          <w:kern w:val="0"/>
+          <w:sz w:val="21"/>
+          <w:szCs w:val="21"/>
+          <w14:ligatures w14:val="none"/>
+        </w:rPr>
+        <w:t>.</w:t>
+      </w:r>
+      <w:r>
+        <w:rPr>
+          <w:rFonts w:ascii="Consolas" w:eastAsia="Times New Roman" w:hAnsi="Consolas" w:cs="Times New Roman"/>
+          <w:color w:val="9CDCFE"/>
+          <w:kern w:val="0"/>
+          <w:sz w:val="21"/>
+          <w:szCs w:val="21"/>
+          <w14:ligatures w14:val="none"/>
+        </w:rPr>
+        <w:t>best_estimator</w:t>
+      </w:r>
+      <w:proofErr w:type="spellEnd"/>
+      <w:r>
+        <w:rPr>
+          <w:rFonts w:ascii="Consolas" w:eastAsia="Times New Roman" w:hAnsi="Consolas" w:cs="Times New Roman"/>
+          <w:color w:val="9CDCFE"/>
+          <w:kern w:val="0"/>
+          <w:sz w:val="21"/>
+          <w:szCs w:val="21"/>
+          <w14:ligatures w14:val="none"/>
+        </w:rPr>
+        <w:t>_</w:t>
+      </w:r>
+    </w:p>
+    <w:p>
+      <w:pPr>
+        <w:shd w:val="clear" w:color="auto" w:fill="1F1F1F"/>
+        <w:spacing w:after="0" w:line="285" w:lineRule="atLeast"/>
+        <w:ind w:left="0" w:firstLine="0"/>
+        <w:jc w:val="left"/>
+        <w:rPr>
+          <w:rFonts w:ascii="Consolas" w:eastAsia="Times New Roman" w:hAnsi="Consolas" w:cs="Times New Roman"/>
+          <w:color w:val="CCCCCC"/>
+          <w:kern w:val="0"/>
+          <w:sz w:val="21"/>
+          <w:szCs w:val="21"/>
+          <w14:ligatures w14:val="none"/>
+        </w:rPr>
+      </w:pPr>
+    </w:p>
+    <w:p>
+      <w:pPr>
+        <w:shd w:val="clear" w:color="auto" w:fill="1F1F1F"/>
+        <w:spacing w:after="0" w:line="285" w:lineRule="atLeast"/>
+        <w:ind w:left="0" w:firstLine="0"/>
+        <w:jc w:val="left"/>
+        <w:rPr>
+          <w:rFonts w:ascii="Consolas" w:eastAsia="Times New Roman" w:hAnsi="Consolas" w:cs="Times New Roman"/>
+          <w:color w:val="CCCCCC"/>
+          <w:kern w:val="0"/>
+          <w:sz w:val="21"/>
+          <w:szCs w:val="21"/>
+          <w14:ligatures w14:val="none"/>
+        </w:rPr>
+      </w:pPr>
+      <w:r>
+        <w:rPr>
+          <w:rFonts w:ascii="Consolas" w:eastAsia="Times New Roman" w:hAnsi="Consolas" w:cs="Times New Roman"/>
+          <w:color w:val="6A9955"/>
+          <w:kern w:val="0"/>
+          <w:sz w:val="21"/>
+          <w:szCs w:val="21"/>
+          <w14:ligatures w14:val="none"/>
+        </w:rPr>
+        <w:t># Create a mesh to plot decision boundaries</w:t>
+      </w:r>
+    </w:p>
+    <w:p>
+      <w:pPr>
+        <w:shd w:val="clear" w:color="auto" w:fill="1F1F1F"/>
+        <w:spacing w:after="0" w:line="285" w:lineRule="atLeast"/>
+        <w:ind w:left="0" w:firstLine="0"/>
+        <w:jc w:val="left"/>
+        <w:rPr>
+          <w:rFonts w:ascii="Consolas" w:eastAsia="Times New Roman" w:hAnsi="Consolas" w:cs="Times New Roman"/>
+          <w:color w:val="CCCCCC"/>
+          <w:kern w:val="0"/>
+          <w:sz w:val="21"/>
+          <w:szCs w:val="21"/>
+          <w14:ligatures w14:val="none"/>
+        </w:rPr>
+      </w:pPr>
+      <w:proofErr w:type="spellStart"/>
+      <w:r>
+        <w:rPr>
+          <w:rFonts w:ascii="Consolas" w:eastAsia="Times New Roman" w:hAnsi="Consolas" w:cs="Times New Roman"/>
+          <w:color w:val="9CDCFE"/>
+          <w:kern w:val="0"/>
+          <w:sz w:val="21"/>
+          <w:szCs w:val="21"/>
+          <w14:ligatures w14:val="none"/>
+        </w:rPr>
+        <w:t>x_min</w:t>
+      </w:r>
+      <w:proofErr w:type="spellEnd"/>
+      <w:r>
+        <w:rPr>
+          <w:rFonts w:ascii="Consolas" w:eastAsia="Times New Roman" w:hAnsi="Consolas" w:cs="Times New Roman"/>
+          <w:color w:val="CCCCCC"/>
+          <w:kern w:val="0"/>
+          <w:sz w:val="21"/>
+          <w:szCs w:val="21"/>
+          <w14:ligatures w14:val="none"/>
+        </w:rPr>
+        <w:t xml:space="preserve">, </w:t>
+      </w:r>
+      <w:proofErr w:type="spellStart"/>
+      <w:r>
+        <w:rPr>
+          <w:rFonts w:ascii="Consolas" w:eastAsia="Times New Roman" w:hAnsi="Consolas" w:cs="Times New Roman"/>
+          <w:color w:val="9CDCFE"/>
+          <w:kern w:val="0"/>
+          <w:sz w:val="21"/>
+          <w:szCs w:val="21"/>
+          <w14:ligatures w14:val="none"/>
+        </w:rPr>
+        <w:t>x_max</w:t>
+      </w:r>
+      <w:proofErr w:type="spellEnd"/>
+      <w:r>
+        <w:rPr>
+          <w:rFonts w:ascii="Consolas" w:eastAsia="Times New Roman" w:hAnsi="Consolas" w:cs="Times New Roman"/>
+          <w:color w:val="CCCCCC"/>
+          <w:kern w:val="0"/>
+          <w:sz w:val="21"/>
+          <w:szCs w:val="21"/>
+          <w14:ligatures w14:val="none"/>
+        </w:rPr>
+        <w:t xml:space="preserve"> </w:t>
+      </w:r>
+      <w:r>
+        <w:rPr>
+          <w:rFonts w:ascii="Consolas" w:eastAsia="Times New Roman" w:hAnsi="Consolas" w:cs="Times New Roman"/>
+          <w:color w:val="D4D4D4"/>
+          <w:kern w:val="0"/>
+          <w:sz w:val="21"/>
+          <w:szCs w:val="21"/>
+          <w14:ligatures w14:val="none"/>
+        </w:rPr>
+        <w:t>=</w:t>
+      </w:r>
+      <w:r>
+        <w:rPr>
+          <w:rFonts w:ascii="Consolas" w:eastAsia="Times New Roman" w:hAnsi="Consolas" w:cs="Times New Roman"/>
+          <w:color w:val="CCCCCC"/>
+          <w:kern w:val="0"/>
+          <w:sz w:val="21"/>
+          <w:szCs w:val="21"/>
+          <w14:ligatures w14:val="none"/>
+        </w:rPr>
+        <w:t xml:space="preserve"> </w:t>
+      </w:r>
+      <w:proofErr w:type="spellStart"/>
+      <w:r>
+        <w:rPr>
+          <w:rFonts w:ascii="Consolas" w:eastAsia="Times New Roman" w:hAnsi="Consolas" w:cs="Times New Roman"/>
+          <w:color w:val="9CDCFE"/>
+          <w:kern w:val="0"/>
+          <w:sz w:val="21"/>
+          <w:szCs w:val="21"/>
+          <w14:ligatures w14:val="none"/>
+        </w:rPr>
+        <w:t>X_train</w:t>
+      </w:r>
+      <w:proofErr w:type="spellEnd"/>
+      <w:r>
+        <w:rPr>
+          <w:rFonts w:ascii="Consolas" w:eastAsia="Times New Roman" w:hAnsi="Consolas" w:cs="Times New Roman"/>
+          <w:color w:val="CCCCCC"/>
+          <w:kern w:val="0"/>
+          <w:sz w:val="21"/>
+          <w:szCs w:val="21"/>
+          <w14:ligatures w14:val="none"/>
+        </w:rPr>
+        <w:t xml:space="preserve">[:, </w:t>
+      </w:r>
+      <w:r>
+        <w:rPr>
+          <w:rFonts w:ascii="Consolas" w:eastAsia="Times New Roman" w:hAnsi="Consolas" w:cs="Times New Roman"/>
+          <w:color w:val="B5CEA8"/>
+          <w:kern w:val="0"/>
+          <w:sz w:val="21"/>
+          <w:szCs w:val="21"/>
+          <w14:ligatures w14:val="none"/>
+        </w:rPr>
+        <w:t>0</w:t>
+      </w:r>
+      <w:r>
+        <w:rPr>
+          <w:rFonts w:ascii="Consolas" w:eastAsia="Times New Roman" w:hAnsi="Consolas" w:cs="Times New Roman"/>
+          <w:color w:val="CCCCCC"/>
+          <w:kern w:val="0"/>
+          <w:sz w:val="21"/>
+          <w:szCs w:val="21"/>
+          <w14:ligatures w14:val="none"/>
+        </w:rPr>
+        <w:t>].</w:t>
+      </w:r>
+      <w:r>
+        <w:rPr>
+          <w:rFonts w:ascii="Consolas" w:eastAsia="Times New Roman" w:hAnsi="Consolas" w:cs="Times New Roman"/>
+          <w:color w:val="DCDCAA"/>
+          <w:kern w:val="0"/>
+          <w:sz w:val="21"/>
+          <w:szCs w:val="21"/>
+          <w14:ligatures w14:val="none"/>
+        </w:rPr>
+        <w:t>min</w:t>
+      </w:r>
+      <w:r>
+        <w:rPr>
+          <w:rFonts w:ascii="Consolas" w:eastAsia="Times New Roman" w:hAnsi="Consolas" w:cs="Times New Roman"/>
+          <w:color w:val="CCCCCC"/>
+          <w:kern w:val="0"/>
+          <w:sz w:val="21"/>
+          <w:szCs w:val="21"/>
+          <w14:ligatures w14:val="none"/>
+        </w:rPr>
+        <w:t xml:space="preserve">() </w:t>
+      </w:r>
+      <w:r>
+        <w:rPr>
+          <w:rFonts w:ascii="Consolas" w:eastAsia="Times New Roman" w:hAnsi="Consolas" w:cs="Times New Roman"/>
+          <w:color w:val="D4D4D4"/>
+          <w:kern w:val="0"/>
+          <w:sz w:val="21"/>
+          <w:szCs w:val="21"/>
+          <w14:ligatures w14:val="none"/>
+        </w:rPr>
+        <w:t>-</w:t>
+      </w:r>
+      <w:r>
+        <w:rPr>
+          <w:rFonts w:ascii="Consolas" w:eastAsia="Times New Roman" w:hAnsi="Consolas" w:cs="Times New Roman"/>
+          <w:color w:val="CCCCCC"/>
+          <w:kern w:val="0"/>
+          <w:sz w:val="21"/>
+          <w:szCs w:val="21"/>
+          <w14:ligatures w14:val="none"/>
+        </w:rPr>
+        <w:t xml:space="preserve"> </w:t>
+      </w:r>
+      <w:r>
+        <w:rPr>
+          <w:rFonts w:ascii="Consolas" w:eastAsia="Times New Roman" w:hAnsi="Consolas" w:cs="Times New Roman"/>
+          <w:color w:val="B5CEA8"/>
+          <w:kern w:val="0"/>
+          <w:sz w:val="21"/>
+          <w:szCs w:val="21"/>
+          <w14:ligatures w14:val="none"/>
+        </w:rPr>
+        <w:t>0.5</w:t>
+      </w:r>
+      <w:r>
+        <w:rPr>
+          <w:rFonts w:ascii="Consolas" w:eastAsia="Times New Roman" w:hAnsi="Consolas" w:cs="Times New Roman"/>
+          <w:color w:val="CCCCCC"/>
+          <w:kern w:val="0"/>
+          <w:sz w:val="21"/>
+          <w:szCs w:val="21"/>
+          <w14:ligatures w14:val="none"/>
+        </w:rPr>
+        <w:t xml:space="preserve">, </w:t>
+      </w:r>
+      <w:proofErr w:type="spellStart"/>
+      <w:r>
+        <w:rPr>
+          <w:rFonts w:ascii="Consolas" w:eastAsia="Times New Roman" w:hAnsi="Consolas" w:cs="Times New Roman"/>
+          <w:color w:val="9CDCFE"/>
+          <w:kern w:val="0"/>
+          <w:sz w:val="21"/>
+          <w:szCs w:val="21"/>
+          <w14:ligatures w14:val="none"/>
+        </w:rPr>
+        <w:t>X_train</w:t>
+      </w:r>
+      <w:proofErr w:type="spellEnd"/>
+      <w:r>
+        <w:rPr>
+          <w:rFonts w:ascii="Consolas" w:eastAsia="Times New Roman" w:hAnsi="Consolas" w:cs="Times New Roman"/>
+          <w:color w:val="CCCCCC"/>
+          <w:kern w:val="0"/>
+          <w:sz w:val="21"/>
+          <w:szCs w:val="21"/>
+          <w14:ligatures w14:val="none"/>
+        </w:rPr>
+        <w:t xml:space="preserve">[:, </w:t>
+      </w:r>
+      <w:r>
+        <w:rPr>
+          <w:rFonts w:ascii="Consolas" w:eastAsia="Times New Roman" w:hAnsi="Consolas" w:cs="Times New Roman"/>
+          <w:color w:val="B5CEA8"/>
+          <w:kern w:val="0"/>
+          <w:sz w:val="21"/>
+          <w:szCs w:val="21"/>
+          <w14:ligatures w14:val="none"/>
+        </w:rPr>
+        <w:t>0</w:t>
+      </w:r>
+      <w:r>
+        <w:rPr>
+          <w:rFonts w:ascii="Consolas" w:eastAsia="Times New Roman" w:hAnsi="Consolas" w:cs="Times New Roman"/>
+          <w:color w:val="CCCCCC"/>
+          <w:kern w:val="0"/>
+          <w:sz w:val="21"/>
+          <w:szCs w:val="21"/>
+          <w14:ligatures w14:val="none"/>
+        </w:rPr>
+        <w:t>].</w:t>
+      </w:r>
+      <w:r>
+        <w:rPr>
+          <w:rFonts w:ascii="Consolas" w:eastAsia="Times New Roman" w:hAnsi="Consolas" w:cs="Times New Roman"/>
+          <w:color w:val="DCDCAA"/>
+          <w:kern w:val="0"/>
+          <w:sz w:val="21"/>
+          <w:szCs w:val="21"/>
+          <w14:ligatures w14:val="none"/>
+        </w:rPr>
+        <w:t>max</w:t>
+      </w:r>
+      <w:r>
+        <w:rPr>
+          <w:rFonts w:ascii="Consolas" w:eastAsia="Times New Roman" w:hAnsi="Consolas" w:cs="Times New Roman"/>
+          <w:color w:val="CCCCCC"/>
+          <w:kern w:val="0"/>
+          <w:sz w:val="21"/>
+          <w:szCs w:val="21"/>
+          <w14:ligatures w14:val="none"/>
+        </w:rPr>
+        <w:t xml:space="preserve">() </w:t>
+      </w:r>
+      <w:r>
+        <w:rPr>
+          <w:rFonts w:ascii="Consolas" w:eastAsia="Times New Roman" w:hAnsi="Consolas" w:cs="Times New Roman"/>
+          <w:color w:val="D4D4D4"/>
+          <w:kern w:val="0"/>
+          <w:sz w:val="21"/>
+          <w:szCs w:val="21"/>
+          <w14:ligatures w14:val="none"/>
+        </w:rPr>
+        <w:t>+</w:t>
+      </w:r>
+      <w:r>
+        <w:rPr>
+          <w:rFonts w:ascii="Consolas" w:eastAsia="Times New Roman" w:hAnsi="Consolas" w:cs="Times New Roman"/>
+          <w:color w:val="CCCCCC"/>
+          <w:kern w:val="0"/>
+          <w:sz w:val="21"/>
+          <w:szCs w:val="21"/>
+          <w14:ligatures w14:val="none"/>
+        </w:rPr>
+        <w:t xml:space="preserve"> </w:t>
+      </w:r>
+      <w:r>
+        <w:rPr>
+          <w:rFonts w:ascii="Consolas" w:eastAsia="Times New Roman" w:hAnsi="Consolas" w:cs="Times New Roman"/>
+          <w:color w:val="B5CEA8"/>
+          <w:kern w:val="0"/>
+          <w:sz w:val="21"/>
+          <w:szCs w:val="21"/>
+          <w14:ligatures w14:val="none"/>
+        </w:rPr>
+        <w:t>0.5</w:t>
+      </w:r>
+    </w:p>
+    <w:p>
+      <w:pPr>
+        <w:shd w:val="clear" w:color="auto" w:fill="1F1F1F"/>
+        <w:spacing w:after="0" w:line="285" w:lineRule="atLeast"/>
+        <w:ind w:left="0" w:firstLine="0"/>
+        <w:jc w:val="left"/>
+        <w:rPr>
+          <w:rFonts w:ascii="Consolas" w:eastAsia="Times New Roman" w:hAnsi="Consolas" w:cs="Times New Roman"/>
+          <w:color w:val="CCCCCC"/>
+          <w:kern w:val="0"/>
+          <w:sz w:val="21"/>
+          <w:szCs w:val="21"/>
+          <w14:ligatures w14:val="none"/>
+        </w:rPr>
+      </w:pPr>
+      <w:proofErr w:type="spellStart"/>
+      <w:r>
+        <w:rPr>
+          <w:rFonts w:ascii="Consolas" w:eastAsia="Times New Roman" w:hAnsi="Consolas" w:cs="Times New Roman"/>
+          <w:color w:val="9CDCFE"/>
+          <w:kern w:val="0"/>
+          <w:sz w:val="21"/>
+          <w:szCs w:val="21"/>
+          <w14:ligatures w14:val="none"/>
+        </w:rPr>
+        <w:t>y_min</w:t>
+      </w:r>
+      <w:proofErr w:type="spellEnd"/>
+      <w:r>
+        <w:rPr>
+          <w:rFonts w:ascii="Consolas" w:eastAsia="Times New Roman" w:hAnsi="Consolas" w:cs="Times New Roman"/>
+          <w:color w:val="CCCCCC"/>
+          <w:kern w:val="0"/>
+          <w:sz w:val="21"/>
+          <w:szCs w:val="21"/>
+          <w14:ligatures w14:val="none"/>
+        </w:rPr>
+        <w:t xml:space="preserve">, </w:t>
+      </w:r>
+      <w:proofErr w:type="spellStart"/>
+      <w:r>
+        <w:rPr>
+          <w:rFonts w:ascii="Consolas" w:eastAsia="Times New Roman" w:hAnsi="Consolas" w:cs="Times New Roman"/>
+          <w:color w:val="9CDCFE"/>
+          <w:kern w:val="0"/>
+          <w:sz w:val="21"/>
+          <w:szCs w:val="21"/>
+          <w14:ligatures w14:val="none"/>
+        </w:rPr>
+        <w:t>y_max</w:t>
+      </w:r>
+      <w:proofErr w:type="spellEnd"/>
+      <w:r>
+        <w:rPr>
+          <w:rFonts w:ascii="Consolas" w:eastAsia="Times New Roman" w:hAnsi="Consolas" w:cs="Times New Roman"/>
+          <w:color w:val="CCCCCC"/>
+          <w:kern w:val="0"/>
+          <w:sz w:val="21"/>
+          <w:szCs w:val="21"/>
+          <w14:ligatures w14:val="none"/>
+        </w:rPr>
+        <w:t xml:space="preserve"> </w:t>
+      </w:r>
+      <w:r>
+        <w:rPr>
+          <w:rFonts w:ascii="Consolas" w:eastAsia="Times New Roman" w:hAnsi="Consolas" w:cs="Times New Roman"/>
+          <w:color w:val="D4D4D4"/>
+          <w:kern w:val="0"/>
+          <w:sz w:val="21"/>
+          <w:szCs w:val="21"/>
+          <w14:ligatures w14:val="none"/>
+        </w:rPr>
+        <w:t>=</w:t>
+      </w:r>
+      <w:r>
+        <w:rPr>
+          <w:rFonts w:ascii="Consolas" w:eastAsia="Times New Roman" w:hAnsi="Consolas" w:cs="Times New Roman"/>
+          <w:color w:val="CCCCCC"/>
+          <w:kern w:val="0"/>
+          <w:sz w:val="21"/>
+          <w:szCs w:val="21"/>
+          <w14:ligatures w14:val="none"/>
+        </w:rPr>
+        <w:t xml:space="preserve"> </w:t>
+      </w:r>
+      <w:proofErr w:type="spellStart"/>
+      <w:r>
+        <w:rPr>
+          <w:rFonts w:ascii="Consolas" w:eastAsia="Times New Roman" w:hAnsi="Consolas" w:cs="Times New Roman"/>
+          <w:color w:val="9CDCFE"/>
+          <w:kern w:val="0"/>
+          <w:sz w:val="21"/>
+          <w:szCs w:val="21"/>
+          <w14:ligatures w14:val="none"/>
+        </w:rPr>
+        <w:t>X_train</w:t>
+      </w:r>
+      <w:proofErr w:type="spellEnd"/>
+      <w:r>
+        <w:rPr>
+          <w:rFonts w:ascii="Consolas" w:eastAsia="Times New Roman" w:hAnsi="Consolas" w:cs="Times New Roman"/>
+          <w:color w:val="CCCCCC"/>
+          <w:kern w:val="0"/>
+          <w:sz w:val="21"/>
+          <w:szCs w:val="21"/>
+          <w14:ligatures w14:val="none"/>
+        </w:rPr>
+        <w:t xml:space="preserve">[:, </w:t>
+      </w:r>
+      <w:r>
+        <w:rPr>
+          <w:rFonts w:ascii="Consolas" w:eastAsia="Times New Roman" w:hAnsi="Consolas" w:cs="Times New Roman"/>
+          <w:color w:val="B5CEA8"/>
+          <w:kern w:val="0"/>
+          <w:sz w:val="21"/>
+          <w:szCs w:val="21"/>
+          <w14:ligatures w14:val="none"/>
+        </w:rPr>
+        <w:t>1</w:t>
+      </w:r>
+      <w:r>
+        <w:rPr>
+          <w:rFonts w:ascii="Consolas" w:eastAsia="Times New Roman" w:hAnsi="Consolas" w:cs="Times New Roman"/>
+          <w:color w:val="CCCCCC"/>
+          <w:kern w:val="0"/>
+          <w:sz w:val="21"/>
+          <w:szCs w:val="21"/>
+          <w14:ligatures w14:val="none"/>
+        </w:rPr>
+        <w:t>].</w:t>
+      </w:r>
+      <w:r>
+        <w:rPr>
+          <w:rFonts w:ascii="Consolas" w:eastAsia="Times New Roman" w:hAnsi="Consolas" w:cs="Times New Roman"/>
+          <w:color w:val="DCDCAA"/>
+          <w:kern w:val="0"/>
+          <w:sz w:val="21"/>
+          <w:szCs w:val="21"/>
+          <w14:ligatures w14:val="none"/>
+        </w:rPr>
+        <w:t>min</w:t>
+      </w:r>
+      <w:r>
+        <w:rPr>
+          <w:rFonts w:ascii="Consolas" w:eastAsia="Times New Roman" w:hAnsi="Consolas" w:cs="Times New Roman"/>
+          <w:color w:val="CCCCCC"/>
+          <w:kern w:val="0"/>
+          <w:sz w:val="21"/>
+          <w:szCs w:val="21"/>
+          <w14:ligatures w14:val="none"/>
+        </w:rPr>
+        <w:t xml:space="preserve">() </w:t>
+      </w:r>
+      <w:r>
+        <w:rPr>
+          <w:rFonts w:ascii="Consolas" w:eastAsia="Times New Roman" w:hAnsi="Consolas" w:cs="Times New Roman"/>
+          <w:color w:val="D4D4D4"/>
+          <w:kern w:val="0"/>
+          <w:sz w:val="21"/>
+          <w:szCs w:val="21"/>
+          <w14:ligatures w14:val="none"/>
+        </w:rPr>
+        <w:t>-</w:t>
+      </w:r>
+      <w:r>
+        <w:rPr>
+          <w:rFonts w:ascii="Consolas" w:eastAsia="Times New Roman" w:hAnsi="Consolas" w:cs="Times New Roman"/>
+          <w:color w:val="CCCCCC"/>
+          <w:kern w:val="0"/>
+          <w:sz w:val="21"/>
+          <w:szCs w:val="21"/>
+          <w14:ligatures w14:val="none"/>
+        </w:rPr>
+        <w:t xml:space="preserve"> </w:t>
+      </w:r>
+      <w:r>
+        <w:rPr>
+          <w:rFonts w:ascii="Consolas" w:eastAsia="Times New Roman" w:hAnsi="Consolas" w:cs="Times New Roman"/>
+          <w:color w:val="B5CEA8"/>
+          <w:kern w:val="0"/>
+          <w:sz w:val="21"/>
+          <w:szCs w:val="21"/>
+          <w14:ligatures w14:val="none"/>
+        </w:rPr>
+        <w:t>0.5</w:t>
+      </w:r>
+      <w:r>
+        <w:rPr>
+          <w:rFonts w:ascii="Consolas" w:eastAsia="Times New Roman" w:hAnsi="Consolas" w:cs="Times New Roman"/>
+          <w:color w:val="CCCCCC"/>
+          <w:kern w:val="0"/>
+          <w:sz w:val="21"/>
+          <w:szCs w:val="21"/>
+          <w14:ligatures w14:val="none"/>
+        </w:rPr>
+        <w:t xml:space="preserve">, </w:t>
+      </w:r>
+      <w:proofErr w:type="spellStart"/>
+      <w:r>
+        <w:rPr>
+          <w:rFonts w:ascii="Consolas" w:eastAsia="Times New Roman" w:hAnsi="Consolas" w:cs="Times New Roman"/>
+          <w:color w:val="9CDCFE"/>
+          <w:kern w:val="0"/>
+          <w:sz w:val="21"/>
+          <w:szCs w:val="21"/>
+          <w14:ligatures w14:val="none"/>
+        </w:rPr>
+        <w:t>X_train</w:t>
+      </w:r>
+      <w:proofErr w:type="spellEnd"/>
+      <w:r>
+        <w:rPr>
+          <w:rFonts w:ascii="Consolas" w:eastAsia="Times New Roman" w:hAnsi="Consolas" w:cs="Times New Roman"/>
+          <w:color w:val="CCCCCC"/>
+          <w:kern w:val="0"/>
+          <w:sz w:val="21"/>
+          <w:szCs w:val="21"/>
+          <w14:ligatures w14:val="none"/>
+        </w:rPr>
+        <w:t xml:space="preserve">[:, </w:t>
+      </w:r>
+      <w:r>
+        <w:rPr>
+          <w:rFonts w:ascii="Consolas" w:eastAsia="Times New Roman" w:hAnsi="Consolas" w:cs="Times New Roman"/>
+          <w:color w:val="B5CEA8"/>
+          <w:kern w:val="0"/>
+          <w:sz w:val="21"/>
+          <w:szCs w:val="21"/>
+          <w14:ligatures w14:val="none"/>
+        </w:rPr>
+        <w:t>1</w:t>
+      </w:r>
+      <w:r>
+        <w:rPr>
+          <w:rFonts w:ascii="Consolas" w:eastAsia="Times New Roman" w:hAnsi="Consolas" w:cs="Times New Roman"/>
+          <w:color w:val="CCCCCC"/>
+          <w:kern w:val="0"/>
+          <w:sz w:val="21"/>
+          <w:szCs w:val="21"/>
+          <w14:ligatures w14:val="none"/>
+        </w:rPr>
+        <w:t>].</w:t>
+      </w:r>
+      <w:r>
+        <w:rPr>
+          <w:rFonts w:ascii="Consolas" w:eastAsia="Times New Roman" w:hAnsi="Consolas" w:cs="Times New Roman"/>
+          <w:color w:val="DCDCAA"/>
+          <w:kern w:val="0"/>
+          <w:sz w:val="21"/>
+          <w:szCs w:val="21"/>
+          <w14:ligatures w14:val="none"/>
+        </w:rPr>
+        <w:t>max</w:t>
+      </w:r>
+      <w:r>
+        <w:rPr>
+          <w:rFonts w:ascii="Consolas" w:eastAsia="Times New Roman" w:hAnsi="Consolas" w:cs="Times New Roman"/>
+          <w:color w:val="CCCCCC"/>
+          <w:kern w:val="0"/>
+          <w:sz w:val="21"/>
+          <w:szCs w:val="21"/>
+          <w14:ligatures w14:val="none"/>
+        </w:rPr>
+        <w:t xml:space="preserve">() </w:t>
+      </w:r>
+      <w:r>
+        <w:rPr>
+          <w:rFonts w:ascii="Consolas" w:eastAsia="Times New Roman" w:hAnsi="Consolas" w:cs="Times New Roman"/>
+          <w:color w:val="D4D4D4"/>
+          <w:kern w:val="0"/>
+          <w:sz w:val="21"/>
+          <w:szCs w:val="21"/>
+          <w14:ligatures w14:val="none"/>
+        </w:rPr>
+        <w:t>+</w:t>
+      </w:r>
+      <w:r>
+        <w:rPr>
+          <w:rFonts w:ascii="Consolas" w:eastAsia="Times New Roman" w:hAnsi="Consolas" w:cs="Times New Roman"/>
+          <w:color w:val="CCCCCC"/>
+          <w:kern w:val="0"/>
+          <w:sz w:val="21"/>
+          <w:szCs w:val="21"/>
+          <w14:ligatures w14:val="none"/>
+        </w:rPr>
+        <w:t xml:space="preserve"> </w:t>
+      </w:r>
+      <w:r>
+        <w:rPr>
+          <w:rFonts w:ascii="Consolas" w:eastAsia="Times New Roman" w:hAnsi="Consolas" w:cs="Times New Roman"/>
+          <w:color w:val="B5CEA8"/>
+          <w:kern w:val="0"/>
+          <w:sz w:val="21"/>
+          <w:szCs w:val="21"/>
+          <w14:ligatures w14:val="none"/>
+        </w:rPr>
+        <w:t>0.5</w:t>
+      </w:r>
+    </w:p>
+    <w:p>
+      <w:pPr>
+        <w:shd w:val="clear" w:color="auto" w:fill="1F1F1F"/>
+        <w:spacing w:after="0" w:line="285" w:lineRule="atLeast"/>
+        <w:ind w:left="0" w:firstLine="0"/>
+        <w:jc w:val="left"/>
+        <w:rPr>
+          <w:rFonts w:ascii="Consolas" w:eastAsia="Times New Roman" w:hAnsi="Consolas" w:cs="Times New Roman"/>
+          <w:color w:val="CCCCCC"/>
+          <w:kern w:val="0"/>
+          <w:sz w:val="21"/>
+          <w:szCs w:val="21"/>
+          <w14:ligatures w14:val="none"/>
+        </w:rPr>
+      </w:pPr>
+      <w:r>
+        <w:rPr>
+          <w:rFonts w:ascii="Consolas" w:eastAsia="Times New Roman" w:hAnsi="Consolas" w:cs="Times New Roman"/>
+          <w:color w:val="9CDCFE"/>
+          <w:kern w:val="0"/>
+          <w:sz w:val="21"/>
+          <w:szCs w:val="21"/>
+          <w14:ligatures w14:val="none"/>
+        </w:rPr>
+        <w:t>xx</w:t>
+      </w:r>
+      <w:r>
+        <w:rPr>
+          <w:rFonts w:ascii="Consolas" w:eastAsia="Times New Roman" w:hAnsi="Consolas" w:cs="Times New Roman"/>
+          <w:color w:val="CCCCCC"/>
+          <w:kern w:val="0"/>
+          <w:sz w:val="21"/>
+          <w:szCs w:val="21"/>
+          <w14:ligatures w14:val="none"/>
+        </w:rPr>
+        <w:t xml:space="preserve">, </w:t>
+      </w:r>
+      <w:proofErr w:type="spellStart"/>
+      <w:r>
+        <w:rPr>
+          <w:rFonts w:ascii="Consolas" w:eastAsia="Times New Roman" w:hAnsi="Consolas" w:cs="Times New Roman"/>
+          <w:color w:val="9CDCFE"/>
+          <w:kern w:val="0"/>
+          <w:sz w:val="21"/>
+          <w:szCs w:val="21"/>
+          <w14:ligatures w14:val="none"/>
+        </w:rPr>
+        <w:t>yy</w:t>
+      </w:r>
+      <w:proofErr w:type="spellEnd"/>
+      <w:r>
+        <w:rPr>
+          <w:rFonts w:ascii="Consolas" w:eastAsia="Times New Roman" w:hAnsi="Consolas" w:cs="Times New Roman"/>
+          <w:color w:val="CCCCCC"/>
+          <w:kern w:val="0"/>
+          <w:sz w:val="21"/>
+          <w:szCs w:val="21"/>
+          <w14:ligatures w14:val="none"/>
+        </w:rPr>
+        <w:t xml:space="preserve"> </w:t>
+      </w:r>
+      <w:r>
+        <w:rPr>
+          <w:rFonts w:ascii="Consolas" w:eastAsia="Times New Roman" w:hAnsi="Consolas" w:cs="Times New Roman"/>
+          <w:color w:val="D4D4D4"/>
+          <w:kern w:val="0"/>
+          <w:sz w:val="21"/>
+          <w:szCs w:val="21"/>
+          <w14:ligatures w14:val="none"/>
+        </w:rPr>
+        <w:t>=</w:t>
+      </w:r>
+      <w:r>
+        <w:rPr>
+          <w:rFonts w:ascii="Consolas" w:eastAsia="Times New Roman" w:hAnsi="Consolas" w:cs="Times New Roman"/>
+          <w:color w:val="CCCCCC"/>
+          <w:kern w:val="0"/>
+          <w:sz w:val="21"/>
+          <w:szCs w:val="21"/>
+          <w14:ligatures w14:val="none"/>
+        </w:rPr>
+        <w:t xml:space="preserve"> </w:t>
+      </w:r>
+      <w:proofErr w:type="spellStart"/>
+      <w:r>
+        <w:rPr>
+          <w:rFonts w:ascii="Consolas" w:eastAsia="Times New Roman" w:hAnsi="Consolas" w:cs="Times New Roman"/>
+          <w:color w:val="4EC9B0"/>
+          <w:kern w:val="0"/>
+          <w:sz w:val="21"/>
+          <w:szCs w:val="21"/>
+          <w14:ligatures w14:val="none"/>
+        </w:rPr>
+        <w:t>np</w:t>
+      </w:r>
+      <w:r>
+        <w:rPr>
+          <w:rFonts w:ascii="Consolas" w:eastAsia="Times New Roman" w:hAnsi="Consolas" w:cs="Times New Roman"/>
+          <w:color w:val="CCCCCC"/>
+          <w:kern w:val="0"/>
+          <w:sz w:val="21"/>
+          <w:szCs w:val="21"/>
+          <w14:ligatures w14:val="none"/>
+        </w:rPr>
+        <w:t>.</w:t>
+      </w:r>
+      <w:r>
+        <w:rPr>
+          <w:rFonts w:ascii="Consolas" w:eastAsia="Times New Roman" w:hAnsi="Consolas" w:cs="Times New Roman"/>
+          <w:color w:val="DCDCAA"/>
+          <w:kern w:val="0"/>
+          <w:sz w:val="21"/>
+          <w:szCs w:val="21"/>
+          <w14:ligatures w14:val="none"/>
+        </w:rPr>
+        <w:t>meshgrid</w:t>
+      </w:r>
+      <w:proofErr w:type="spellEnd"/>
+      <w:r>
+        <w:rPr>
+          <w:rFonts w:ascii="Consolas" w:eastAsia="Times New Roman" w:hAnsi="Consolas" w:cs="Times New Roman"/>
+          <w:color w:val="CCCCCC"/>
+          <w:kern w:val="0"/>
+          <w:sz w:val="21"/>
+          <w:szCs w:val="21"/>
+          <w14:ligatures w14:val="none"/>
+        </w:rPr>
+        <w:t>(</w:t>
+      </w:r>
+      <w:proofErr w:type="spellStart"/>
+      <w:r>
+        <w:rPr>
+          <w:rFonts w:ascii="Consolas" w:eastAsia="Times New Roman" w:hAnsi="Consolas" w:cs="Times New Roman"/>
+          <w:color w:val="4EC9B0"/>
+          <w:kern w:val="0"/>
+          <w:sz w:val="21"/>
+          <w:szCs w:val="21"/>
+          <w14:ligatures w14:val="none"/>
+        </w:rPr>
+        <w:t>np</w:t>
+      </w:r>
+      <w:r>
+        <w:rPr>
+          <w:rFonts w:ascii="Consolas" w:eastAsia="Times New Roman" w:hAnsi="Consolas" w:cs="Times New Roman"/>
+          <w:color w:val="CCCCCC"/>
+          <w:kern w:val="0"/>
+          <w:sz w:val="21"/>
+          <w:szCs w:val="21"/>
+          <w14:ligatures w14:val="none"/>
+        </w:rPr>
+        <w:t>.</w:t>
+      </w:r>
+      <w:r>
+        <w:rPr>
+          <w:rFonts w:ascii="Consolas" w:eastAsia="Times New Roman" w:hAnsi="Consolas" w:cs="Times New Roman"/>
+          <w:color w:val="DCDCAA"/>
+          <w:kern w:val="0"/>
+          <w:sz w:val="21"/>
+          <w:szCs w:val="21"/>
+          <w14:ligatures w14:val="none"/>
+        </w:rPr>
+        <w:t>linspace</w:t>
+      </w:r>
+      <w:proofErr w:type="spellEnd"/>
+      <w:r>
+        <w:rPr>
+          <w:rFonts w:ascii="Consolas" w:eastAsia="Times New Roman" w:hAnsi="Consolas" w:cs="Times New Roman"/>
+          <w:color w:val="CCCCCC"/>
+          <w:kern w:val="0"/>
+          <w:sz w:val="21"/>
+          <w:szCs w:val="21"/>
+          <w14:ligatures w14:val="none"/>
+        </w:rPr>
+        <w:t>(</w:t>
+      </w:r>
+      <w:proofErr w:type="spellStart"/>
+      <w:r>
+        <w:rPr>
+          <w:rFonts w:ascii="Consolas" w:eastAsia="Times New Roman" w:hAnsi="Consolas" w:cs="Times New Roman"/>
+          <w:color w:val="9CDCFE"/>
+          <w:kern w:val="0"/>
+          <w:sz w:val="21"/>
+          <w:szCs w:val="21"/>
+          <w14:ligatures w14:val="none"/>
+        </w:rPr>
+        <w:t>x_min</w:t>
+      </w:r>
+      <w:proofErr w:type="spellEnd"/>
+      <w:r>
+        <w:rPr>
+          <w:rFonts w:ascii="Consolas" w:eastAsia="Times New Roman" w:hAnsi="Consolas" w:cs="Times New Roman"/>
+          <w:color w:val="CCCCCC"/>
+          <w:kern w:val="0"/>
+          <w:sz w:val="21"/>
+          <w:szCs w:val="21"/>
+          <w14:ligatures w14:val="none"/>
+        </w:rPr>
+        <w:t xml:space="preserve">, </w:t>
+      </w:r>
+      <w:proofErr w:type="spellStart"/>
+      <w:r>
+        <w:rPr>
+          <w:rFonts w:ascii="Consolas" w:eastAsia="Times New Roman" w:hAnsi="Consolas" w:cs="Times New Roman"/>
+          <w:color w:val="9CDCFE"/>
+          <w:kern w:val="0"/>
+          <w:sz w:val="21"/>
+          <w:szCs w:val="21"/>
+          <w14:ligatures w14:val="none"/>
+        </w:rPr>
+        <w:t>x_max</w:t>
+      </w:r>
+      <w:proofErr w:type="spellEnd"/>
+      <w:r>
+        <w:rPr>
+          <w:rFonts w:ascii="Consolas" w:eastAsia="Times New Roman" w:hAnsi="Consolas" w:cs="Times New Roman"/>
+          <w:color w:val="CCCCCC"/>
+          <w:kern w:val="0"/>
+          <w:sz w:val="21"/>
+          <w:szCs w:val="21"/>
+          <w14:ligatures w14:val="none"/>
+        </w:rPr>
+        <w:t xml:space="preserve">, </w:t>
+      </w:r>
+      <w:r>
+        <w:rPr>
+          <w:rFonts w:ascii="Consolas" w:eastAsia="Times New Roman" w:hAnsi="Consolas" w:cs="Times New Roman"/>
+          <w:color w:val="B5CEA8"/>
+          <w:kern w:val="0"/>
+          <w:sz w:val="21"/>
+          <w:szCs w:val="21"/>
+          <w14:ligatures w14:val="none"/>
+        </w:rPr>
+        <w:t>200</w:t>
+      </w:r>
+      <w:r>
+        <w:rPr>
+          <w:rFonts w:ascii="Consolas" w:eastAsia="Times New Roman" w:hAnsi="Consolas" w:cs="Times New Roman"/>
+          <w:color w:val="CCCCCC"/>
+          <w:kern w:val="0"/>
+          <w:sz w:val="21"/>
+          <w:szCs w:val="21"/>
+          <w14:ligatures w14:val="none"/>
+        </w:rPr>
+        <w:t>),</w:t>
+      </w:r>
+    </w:p>
+    <w:p>
+      <w:pPr>
+        <w:shd w:val="clear" w:color="auto" w:fill="1F1F1F"/>
+        <w:spacing w:after="0" w:line="285" w:lineRule="atLeast"/>
+        <w:ind w:left="0" w:firstLine="0"/>
+        <w:jc w:val="left"/>
+        <w:rPr>
+          <w:rFonts w:ascii="Consolas" w:eastAsia="Times New Roman" w:hAnsi="Consolas" w:cs="Times New Roman"/>
+          <w:color w:val="CCCCCC"/>
+          <w:kern w:val="0"/>
+          <w:sz w:val="21"/>
+          <w:szCs w:val="21"/>
+          <w14:ligatures w14:val="none"/>
+        </w:rPr>
+      </w:pPr>
+      <w:r>
+        <w:rPr>
+          <w:rFonts w:ascii="Consolas" w:eastAsia="Times New Roman" w:hAnsi="Consolas" w:cs="Times New Roman"/>
+          <w:color w:val="CCCCCC"/>
+          <w:kern w:val="0"/>
+          <w:sz w:val="21"/>
+          <w:szCs w:val="21"/>
+          <w14:ligatures w14:val="none"/>
+        </w:rPr>
+        <w:t>                     </w:t>
+      </w:r>
+      <w:proofErr w:type="spellStart"/>
+      <w:r>
+        <w:rPr>
+          <w:rFonts w:ascii="Consolas" w:eastAsia="Times New Roman" w:hAnsi="Consolas" w:cs="Times New Roman"/>
+          <w:color w:val="4EC9B0"/>
+          <w:kern w:val="0"/>
+          <w:sz w:val="21"/>
+          <w:szCs w:val="21"/>
+          <w14:ligatures w14:val="none"/>
+        </w:rPr>
+        <w:t>np</w:t>
+      </w:r>
+      <w:r>
+        <w:rPr>
+          <w:rFonts w:ascii="Consolas" w:eastAsia="Times New Roman" w:hAnsi="Consolas" w:cs="Times New Roman"/>
+          <w:color w:val="CCCCCC"/>
+          <w:kern w:val="0"/>
+          <w:sz w:val="21"/>
+          <w:szCs w:val="21"/>
+          <w14:ligatures w14:val="none"/>
+        </w:rPr>
+        <w:t>.</w:t>
+      </w:r>
+      <w:r>
+        <w:rPr>
+          <w:rFonts w:ascii="Consolas" w:eastAsia="Times New Roman" w:hAnsi="Consolas" w:cs="Times New Roman"/>
+          <w:color w:val="DCDCAA"/>
+          <w:kern w:val="0"/>
+          <w:sz w:val="21"/>
+          <w:szCs w:val="21"/>
+          <w14:ligatures w14:val="none"/>
+        </w:rPr>
+        <w:t>linspace</w:t>
+      </w:r>
+      <w:proofErr w:type="spellEnd"/>
+      <w:r>
+        <w:rPr>
+          <w:rFonts w:ascii="Consolas" w:eastAsia="Times New Roman" w:hAnsi="Consolas" w:cs="Times New Roman"/>
+          <w:color w:val="CCCCCC"/>
+          <w:kern w:val="0"/>
+          <w:sz w:val="21"/>
+          <w:szCs w:val="21"/>
+          <w14:ligatures w14:val="none"/>
+        </w:rPr>
+        <w:t>(</w:t>
+      </w:r>
+      <w:proofErr w:type="spellStart"/>
+      <w:r>
+        <w:rPr>
+          <w:rFonts w:ascii="Consolas" w:eastAsia="Times New Roman" w:hAnsi="Consolas" w:cs="Times New Roman"/>
+          <w:color w:val="9CDCFE"/>
+          <w:kern w:val="0"/>
+          <w:sz w:val="21"/>
+          <w:szCs w:val="21"/>
+          <w14:ligatures w14:val="none"/>
+        </w:rPr>
+        <w:t>y_min</w:t>
+      </w:r>
+      <w:proofErr w:type="spellEnd"/>
+      <w:r>
+        <w:rPr>
+          <w:rFonts w:ascii="Consolas" w:eastAsia="Times New Roman" w:hAnsi="Consolas" w:cs="Times New Roman"/>
+          <w:color w:val="CCCCCC"/>
+          <w:kern w:val="0"/>
+          <w:sz w:val="21"/>
+          <w:szCs w:val="21"/>
+          <w14:ligatures w14:val="none"/>
+        </w:rPr>
+        <w:t xml:space="preserve">, </w:t>
+      </w:r>
+      <w:proofErr w:type="spellStart"/>
+      <w:r>
+        <w:rPr>
+          <w:rFonts w:ascii="Consolas" w:eastAsia="Times New Roman" w:hAnsi="Consolas" w:cs="Times New Roman"/>
+          <w:color w:val="9CDCFE"/>
+          <w:kern w:val="0"/>
+          <w:sz w:val="21"/>
+          <w:szCs w:val="21"/>
+          <w14:ligatures w14:val="none"/>
+        </w:rPr>
+        <w:t>y_max</w:t>
+      </w:r>
+      <w:proofErr w:type="spellEnd"/>
+      <w:r>
+        <w:rPr>
+          <w:rFonts w:ascii="Consolas" w:eastAsia="Times New Roman" w:hAnsi="Consolas" w:cs="Times New Roman"/>
+          <w:color w:val="CCCCCC"/>
+          <w:kern w:val="0"/>
+          <w:sz w:val="21"/>
+          <w:szCs w:val="21"/>
+          <w14:ligatures w14:val="none"/>
+        </w:rPr>
+        <w:t xml:space="preserve">, </w:t>
+      </w:r>
+      <w:r>
+        <w:rPr>
+          <w:rFonts w:ascii="Consolas" w:eastAsia="Times New Roman" w:hAnsi="Consolas" w:cs="Times New Roman"/>
+          <w:color w:val="B5CEA8"/>
+          <w:kern w:val="0"/>
+          <w:sz w:val="21"/>
+          <w:szCs w:val="21"/>
+          <w14:ligatures w14:val="none"/>
+        </w:rPr>
+        <w:t>200</w:t>
+      </w:r>
+      <w:r>
+        <w:rPr>
+          <w:rFonts w:ascii="Consolas" w:eastAsia="Times New Roman" w:hAnsi="Consolas" w:cs="Times New Roman"/>
+          <w:color w:val="CCCCCC"/>
+          <w:kern w:val="0"/>
+          <w:sz w:val="21"/>
+          <w:szCs w:val="21"/>
+          <w14:ligatures w14:val="none"/>
+        </w:rPr>
+        <w:t>))</w:t>
+      </w:r>
+    </w:p>
+    <w:p>
+      <w:pPr>
+        <w:shd w:val="clear" w:color="auto" w:fill="1F1F1F"/>
+        <w:spacing w:after="0" w:line="285" w:lineRule="atLeast"/>
+        <w:ind w:left="0" w:firstLine="0"/>
+        <w:jc w:val="left"/>
+        <w:rPr>
+          <w:rFonts w:ascii="Consolas" w:eastAsia="Times New Roman" w:hAnsi="Consolas" w:cs="Times New Roman"/>
+          <w:color w:val="CCCCCC"/>
+          <w:kern w:val="0"/>
+          <w:sz w:val="21"/>
+          <w:szCs w:val="21"/>
+          <w14:ligatures w14:val="none"/>
+        </w:rPr>
+      </w:pPr>
+    </w:p>
+    <w:p>
+      <w:pPr>
+        <w:shd w:val="clear" w:color="auto" w:fill="1F1F1F"/>
+        <w:spacing w:after="0" w:line="285" w:lineRule="atLeast"/>
+        <w:ind w:left="0" w:firstLine="0"/>
+        <w:jc w:val="left"/>
+        <w:rPr>
+          <w:rFonts w:ascii="Consolas" w:eastAsia="Times New Roman" w:hAnsi="Consolas" w:cs="Times New Roman"/>
+          <w:color w:val="CCCCCC"/>
+          <w:kern w:val="0"/>
+          <w:sz w:val="21"/>
+          <w:szCs w:val="21"/>
+          <w14:ligatures w14:val="none"/>
+        </w:rPr>
+      </w:pPr>
+      <w:r>
+        <w:rPr>
+          <w:rFonts w:ascii="Consolas" w:eastAsia="Times New Roman" w:hAnsi="Consolas" w:cs="Times New Roman"/>
+          <w:color w:val="6A9955"/>
+          <w:kern w:val="0"/>
+          <w:sz w:val="21"/>
+          <w:szCs w:val="21"/>
+          <w14:ligatures w14:val="none"/>
+        </w:rPr>
+        <w:t># Predict on the mesh</w:t>
+      </w:r>
+    </w:p>
+    <w:p>
+      <w:pPr>
+        <w:shd w:val="clear" w:color="auto" w:fill="1F1F1F"/>
+        <w:spacing w:after="0" w:line="285" w:lineRule="atLeast"/>
+        <w:ind w:left="0" w:firstLine="0"/>
+        <w:jc w:val="left"/>
+        <w:rPr>
+          <w:rFonts w:ascii="Consolas" w:eastAsia="Times New Roman" w:hAnsi="Consolas" w:cs="Times New Roman"/>
+          <w:color w:val="CCCCCC"/>
+          <w:kern w:val="0"/>
+          <w:sz w:val="21"/>
+          <w:szCs w:val="21"/>
+          <w14:ligatures w14:val="none"/>
+        </w:rPr>
+      </w:pPr>
+      <w:r>
+        <w:rPr>
+          <w:rFonts w:ascii="Consolas" w:eastAsia="Times New Roman" w:hAnsi="Consolas" w:cs="Times New Roman"/>
+          <w:color w:val="4FC1FF"/>
+          <w:kern w:val="0"/>
+          <w:sz w:val="21"/>
+          <w:szCs w:val="21"/>
+          <w14:ligatures w14:val="none"/>
+        </w:rPr>
+        <w:t>Z</w:t>
+      </w:r>
+      <w:r>
+        <w:rPr>
+          <w:rFonts w:ascii="Consolas" w:eastAsia="Times New Roman" w:hAnsi="Consolas" w:cs="Times New Roman"/>
+          <w:color w:val="CCCCCC"/>
+          <w:kern w:val="0"/>
+          <w:sz w:val="21"/>
+          <w:szCs w:val="21"/>
+          <w14:ligatures w14:val="none"/>
+        </w:rPr>
+        <w:t xml:space="preserve"> </w:t>
+      </w:r>
+      <w:r>
+        <w:rPr>
+          <w:rFonts w:ascii="Consolas" w:eastAsia="Times New Roman" w:hAnsi="Consolas" w:cs="Times New Roman"/>
+          <w:color w:val="D4D4D4"/>
+          <w:kern w:val="0"/>
+          <w:sz w:val="21"/>
+          <w:szCs w:val="21"/>
+          <w14:ligatures w14:val="none"/>
+        </w:rPr>
+        <w:t>=</w:t>
+      </w:r>
+      <w:r>
+        <w:rPr>
+          <w:rFonts w:ascii="Consolas" w:eastAsia="Times New Roman" w:hAnsi="Consolas" w:cs="Times New Roman"/>
+          <w:color w:val="CCCCCC"/>
+          <w:kern w:val="0"/>
+          <w:sz w:val="21"/>
+          <w:szCs w:val="21"/>
+          <w14:ligatures w14:val="none"/>
+        </w:rPr>
+        <w:t xml:space="preserve"> </w:t>
+      </w:r>
+      <w:proofErr w:type="spellStart"/>
+      <w:r>
+        <w:rPr>
+          <w:rFonts w:ascii="Consolas" w:eastAsia="Times New Roman" w:hAnsi="Consolas" w:cs="Times New Roman"/>
+          <w:color w:val="9CDCFE"/>
+          <w:kern w:val="0"/>
+          <w:sz w:val="21"/>
+          <w:szCs w:val="21"/>
+          <w14:ligatures w14:val="none"/>
+        </w:rPr>
+        <w:t>best_tree</w:t>
+      </w:r>
+      <w:r>
+        <w:rPr>
+          <w:rFonts w:ascii="Consolas" w:eastAsia="Times New Roman" w:hAnsi="Consolas" w:cs="Times New Roman"/>
+          <w:color w:val="CCCCCC"/>
+          <w:kern w:val="0"/>
+          <w:sz w:val="21"/>
+          <w:szCs w:val="21"/>
+          <w14:ligatures w14:val="none"/>
+        </w:rPr>
+        <w:t>.</w:t>
+      </w:r>
+      <w:r>
+        <w:rPr>
+          <w:rFonts w:ascii="Consolas" w:eastAsia="Times New Roman" w:hAnsi="Consolas" w:cs="Times New Roman"/>
+          <w:color w:val="DCDCAA"/>
+          <w:kern w:val="0"/>
+          <w:sz w:val="21"/>
+          <w:szCs w:val="21"/>
+          <w14:ligatures w14:val="none"/>
+        </w:rPr>
+        <w:t>predict</w:t>
+      </w:r>
+      <w:proofErr w:type="spellEnd"/>
+      <w:r>
+        <w:rPr>
+          <w:rFonts w:ascii="Consolas" w:eastAsia="Times New Roman" w:hAnsi="Consolas" w:cs="Times New Roman"/>
+          <w:color w:val="CCCCCC"/>
+          <w:kern w:val="0"/>
+          <w:sz w:val="21"/>
+          <w:szCs w:val="21"/>
+          <w14:ligatures w14:val="none"/>
+        </w:rPr>
+        <w:t>(</w:t>
+      </w:r>
+      <w:proofErr w:type="spellStart"/>
+      <w:r>
+        <w:rPr>
+          <w:rFonts w:ascii="Consolas" w:eastAsia="Times New Roman" w:hAnsi="Consolas" w:cs="Times New Roman"/>
+          <w:color w:val="4EC9B0"/>
+          <w:kern w:val="0"/>
+          <w:sz w:val="21"/>
+          <w:szCs w:val="21"/>
+          <w14:ligatures w14:val="none"/>
+        </w:rPr>
+        <w:t>np</w:t>
+      </w:r>
+      <w:r>
+        <w:rPr>
+          <w:rFonts w:ascii="Consolas" w:eastAsia="Times New Roman" w:hAnsi="Consolas" w:cs="Times New Roman"/>
+          <w:color w:val="CCCCCC"/>
+          <w:kern w:val="0"/>
+          <w:sz w:val="21"/>
+          <w:szCs w:val="21"/>
+          <w14:ligatures w14:val="none"/>
+        </w:rPr>
+        <w:t>.</w:t>
+      </w:r>
+      <w:r>
+        <w:rPr>
+          <w:rFonts w:ascii="Consolas" w:eastAsia="Times New Roman" w:hAnsi="Consolas" w:cs="Times New Roman"/>
+          <w:color w:val="9CDCFE"/>
+          <w:kern w:val="0"/>
+          <w:sz w:val="21"/>
+          <w:szCs w:val="21"/>
+          <w14:ligatures w14:val="none"/>
+        </w:rPr>
+        <w:t>c</w:t>
+      </w:r>
+      <w:proofErr w:type="spellEnd"/>
+      <w:r>
+        <w:rPr>
+          <w:rFonts w:ascii="Consolas" w:eastAsia="Times New Roman" w:hAnsi="Consolas" w:cs="Times New Roman"/>
+          <w:color w:val="9CDCFE"/>
+          <w:kern w:val="0"/>
+          <w:sz w:val="21"/>
+          <w:szCs w:val="21"/>
+          <w14:ligatures w14:val="none"/>
+        </w:rPr>
+        <w:t>_</w:t>
+      </w:r>
+      <w:r>
+        <w:rPr>
+          <w:rFonts w:ascii="Consolas" w:eastAsia="Times New Roman" w:hAnsi="Consolas" w:cs="Times New Roman"/>
+          <w:color w:val="CCCCCC"/>
+          <w:kern w:val="0"/>
+          <w:sz w:val="21"/>
+          <w:szCs w:val="21"/>
+          <w14:ligatures w14:val="none"/>
+        </w:rPr>
+        <w:t>[</w:t>
+      </w:r>
+      <w:proofErr w:type="spellStart"/>
+      <w:r>
+        <w:rPr>
+          <w:rFonts w:ascii="Consolas" w:eastAsia="Times New Roman" w:hAnsi="Consolas" w:cs="Times New Roman"/>
+          <w:color w:val="9CDCFE"/>
+          <w:kern w:val="0"/>
+          <w:sz w:val="21"/>
+          <w:szCs w:val="21"/>
+          <w14:ligatures w14:val="none"/>
+        </w:rPr>
+        <w:t>xx</w:t>
+      </w:r>
+      <w:r>
+        <w:rPr>
+          <w:rFonts w:ascii="Consolas" w:eastAsia="Times New Roman" w:hAnsi="Consolas" w:cs="Times New Roman"/>
+          <w:color w:val="CCCCCC"/>
+          <w:kern w:val="0"/>
+          <w:sz w:val="21"/>
+          <w:szCs w:val="21"/>
+          <w14:ligatures w14:val="none"/>
+        </w:rPr>
+        <w:t>.</w:t>
+      </w:r>
+      <w:r>
+        <w:rPr>
+          <w:rFonts w:ascii="Consolas" w:eastAsia="Times New Roman" w:hAnsi="Consolas" w:cs="Times New Roman"/>
+          <w:color w:val="DCDCAA"/>
+          <w:kern w:val="0"/>
+          <w:sz w:val="21"/>
+          <w:szCs w:val="21"/>
+          <w14:ligatures w14:val="none"/>
+        </w:rPr>
+        <w:t>ravel</w:t>
+      </w:r>
+      <w:proofErr w:type="spellEnd"/>
+      <w:r>
+        <w:rPr>
+          <w:rFonts w:ascii="Consolas" w:eastAsia="Times New Roman" w:hAnsi="Consolas" w:cs="Times New Roman"/>
+          <w:color w:val="CCCCCC"/>
+          <w:kern w:val="0"/>
+          <w:sz w:val="21"/>
+          <w:szCs w:val="21"/>
+          <w14:ligatures w14:val="none"/>
+        </w:rPr>
+        <w:t xml:space="preserve">(), </w:t>
+      </w:r>
+      <w:proofErr w:type="spellStart"/>
+      <w:r>
+        <w:rPr>
+          <w:rFonts w:ascii="Consolas" w:eastAsia="Times New Roman" w:hAnsi="Consolas" w:cs="Times New Roman"/>
+          <w:color w:val="9CDCFE"/>
+          <w:kern w:val="0"/>
+          <w:sz w:val="21"/>
+          <w:szCs w:val="21"/>
+          <w14:ligatures w14:val="none"/>
+        </w:rPr>
+        <w:t>yy</w:t>
+      </w:r>
+      <w:r>
+        <w:rPr>
+          <w:rFonts w:ascii="Consolas" w:eastAsia="Times New Roman" w:hAnsi="Consolas" w:cs="Times New Roman"/>
+          <w:color w:val="CCCCCC"/>
+          <w:kern w:val="0"/>
+          <w:sz w:val="21"/>
+          <w:szCs w:val="21"/>
+          <w14:ligatures w14:val="none"/>
+        </w:rPr>
+        <w:t>.</w:t>
+      </w:r>
+      <w:r>
+        <w:rPr>
+          <w:rFonts w:ascii="Consolas" w:eastAsia="Times New Roman" w:hAnsi="Consolas" w:cs="Times New Roman"/>
+          <w:color w:val="DCDCAA"/>
+          <w:kern w:val="0"/>
+          <w:sz w:val="21"/>
+          <w:szCs w:val="21"/>
+          <w14:ligatures w14:val="none"/>
+        </w:rPr>
+        <w:t>ravel</w:t>
+      </w:r>
+      <w:proofErr w:type="spellEnd"/>
+      <w:r>
+        <w:rPr>
+          <w:rFonts w:ascii="Consolas" w:eastAsia="Times New Roman" w:hAnsi="Consolas" w:cs="Times New Roman"/>
+          <w:color w:val="CCCCCC"/>
+          <w:kern w:val="0"/>
+          <w:sz w:val="21"/>
+          <w:szCs w:val="21"/>
+          <w14:ligatures w14:val="none"/>
+        </w:rPr>
+        <w:t>()])</w:t>
+      </w:r>
+    </w:p>
+    <w:p>
+      <w:pPr>
+        <w:shd w:val="clear" w:color="auto" w:fill="1F1F1F"/>
+        <w:spacing w:after="0" w:line="285" w:lineRule="atLeast"/>
+        <w:ind w:left="0" w:firstLine="0"/>
+        <w:jc w:val="left"/>
+        <w:rPr>
+          <w:rFonts w:ascii="Consolas" w:eastAsia="Times New Roman" w:hAnsi="Consolas" w:cs="Times New Roman"/>
+          <w:color w:val="CCCCCC"/>
+          <w:kern w:val="0"/>
+          <w:sz w:val="21"/>
+          <w:szCs w:val="21"/>
+          <w14:ligatures w14:val="none"/>
+        </w:rPr>
+      </w:pPr>
+      <w:r>
+        <w:rPr>
+          <w:rFonts w:ascii="Consolas" w:eastAsia="Times New Roman" w:hAnsi="Consolas" w:cs="Times New Roman"/>
+          <w:color w:val="4FC1FF"/>
+          <w:kern w:val="0"/>
+          <w:sz w:val="21"/>
+          <w:szCs w:val="21"/>
+          <w14:ligatures w14:val="none"/>
+        </w:rPr>
+        <w:t>Z</w:t>
+      </w:r>
+      <w:r>
+        <w:rPr>
+          <w:rFonts w:ascii="Consolas" w:eastAsia="Times New Roman" w:hAnsi="Consolas" w:cs="Times New Roman"/>
+          <w:color w:val="CCCCCC"/>
+          <w:kern w:val="0"/>
+          <w:sz w:val="21"/>
+          <w:szCs w:val="21"/>
+          <w14:ligatures w14:val="none"/>
+        </w:rPr>
+        <w:t xml:space="preserve"> </w:t>
+      </w:r>
+      <w:r>
+        <w:rPr>
+          <w:rFonts w:ascii="Consolas" w:eastAsia="Times New Roman" w:hAnsi="Consolas" w:cs="Times New Roman"/>
+          <w:color w:val="D4D4D4"/>
+          <w:kern w:val="0"/>
+          <w:sz w:val="21"/>
+          <w:szCs w:val="21"/>
+          <w14:ligatures w14:val="none"/>
+        </w:rPr>
+        <w:t>=</w:t>
+      </w:r>
+      <w:r>
+        <w:rPr>
+          <w:rFonts w:ascii="Consolas" w:eastAsia="Times New Roman" w:hAnsi="Consolas" w:cs="Times New Roman"/>
+          <w:color w:val="CCCCCC"/>
+          <w:kern w:val="0"/>
+          <w:sz w:val="21"/>
+          <w:szCs w:val="21"/>
+          <w14:ligatures w14:val="none"/>
+        </w:rPr>
+        <w:t xml:space="preserve"> </w:t>
+      </w:r>
+      <w:proofErr w:type="spellStart"/>
+      <w:r>
+        <w:rPr>
+          <w:rFonts w:ascii="Consolas" w:eastAsia="Times New Roman" w:hAnsi="Consolas" w:cs="Times New Roman"/>
+          <w:color w:val="4FC1FF"/>
+          <w:kern w:val="0"/>
+          <w:sz w:val="21"/>
+          <w:szCs w:val="21"/>
+          <w14:ligatures w14:val="none"/>
+        </w:rPr>
+        <w:t>Z</w:t>
+      </w:r>
+      <w:r>
+        <w:rPr>
+          <w:rFonts w:ascii="Consolas" w:eastAsia="Times New Roman" w:hAnsi="Consolas" w:cs="Times New Roman"/>
+          <w:color w:val="CCCCCC"/>
+          <w:kern w:val="0"/>
+          <w:sz w:val="21"/>
+          <w:szCs w:val="21"/>
+          <w14:ligatures w14:val="none"/>
+        </w:rPr>
+        <w:t>.</w:t>
+      </w:r>
+      <w:r>
+        <w:rPr>
+          <w:rFonts w:ascii="Consolas" w:eastAsia="Times New Roman" w:hAnsi="Consolas" w:cs="Times New Roman"/>
+          <w:color w:val="DCDCAA"/>
+          <w:kern w:val="0"/>
+          <w:sz w:val="21"/>
+          <w:szCs w:val="21"/>
+          <w14:ligatures w14:val="none"/>
+        </w:rPr>
+        <w:t>reshape</w:t>
+      </w:r>
+      <w:proofErr w:type="spellEnd"/>
+      <w:r>
+        <w:rPr>
+          <w:rFonts w:ascii="Consolas" w:eastAsia="Times New Roman" w:hAnsi="Consolas" w:cs="Times New Roman"/>
+          <w:color w:val="CCCCCC"/>
+          <w:kern w:val="0"/>
+          <w:sz w:val="21"/>
+          <w:szCs w:val="21"/>
+          <w14:ligatures w14:val="none"/>
+        </w:rPr>
+        <w:t>(</w:t>
+      </w:r>
+      <w:proofErr w:type="spellStart"/>
+      <w:r>
+        <w:rPr>
+          <w:rFonts w:ascii="Consolas" w:eastAsia="Times New Roman" w:hAnsi="Consolas" w:cs="Times New Roman"/>
+          <w:color w:val="9CDCFE"/>
+          <w:kern w:val="0"/>
+          <w:sz w:val="21"/>
+          <w:szCs w:val="21"/>
+          <w14:ligatures w14:val="none"/>
+        </w:rPr>
+        <w:t>xx</w:t>
+      </w:r>
+      <w:r>
+        <w:rPr>
+          <w:rFonts w:ascii="Consolas" w:eastAsia="Times New Roman" w:hAnsi="Consolas" w:cs="Times New Roman"/>
+          <w:color w:val="CCCCCC"/>
+          <w:kern w:val="0"/>
+          <w:sz w:val="21"/>
+          <w:szCs w:val="21"/>
+          <w14:ligatures w14:val="none"/>
+        </w:rPr>
+        <w:t>.</w:t>
+      </w:r>
+      <w:r>
+        <w:rPr>
+          <w:rFonts w:ascii="Consolas" w:eastAsia="Times New Roman" w:hAnsi="Consolas" w:cs="Times New Roman"/>
+          <w:color w:val="9CDCFE"/>
+          <w:kern w:val="0"/>
+          <w:sz w:val="21"/>
+          <w:szCs w:val="21"/>
+          <w14:ligatures w14:val="none"/>
+        </w:rPr>
+        <w:t>shape</w:t>
+      </w:r>
+      <w:proofErr w:type="spellEnd"/>
+      <w:r>
+        <w:rPr>
+          <w:rFonts w:ascii="Consolas" w:eastAsia="Times New Roman" w:hAnsi="Consolas" w:cs="Times New Roman"/>
+          <w:color w:val="CCCCCC"/>
+          <w:kern w:val="0"/>
+          <w:sz w:val="21"/>
+          <w:szCs w:val="21"/>
+          <w14:ligatures w14:val="none"/>
+        </w:rPr>
+        <w:t>)</w:t>
+      </w:r>
+    </w:p>
+    <w:p>
+      <w:pPr>
+        <w:shd w:val="clear" w:color="auto" w:fill="1F1F1F"/>
+        <w:spacing w:after="0" w:line="285" w:lineRule="atLeast"/>
+        <w:ind w:left="0" w:firstLine="0"/>
+        <w:jc w:val="left"/>
+        <w:rPr>
+          <w:rFonts w:ascii="Consolas" w:eastAsia="Times New Roman" w:hAnsi="Consolas" w:cs="Times New Roman"/>
+          <w:color w:val="CCCCCC"/>
+          <w:kern w:val="0"/>
+          <w:sz w:val="21"/>
+          <w:szCs w:val="21"/>
+          <w14:ligatures w14:val="none"/>
+        </w:rPr>
+      </w:pPr>
+    </w:p>
+    <w:p>
+      <w:pPr>
+        <w:shd w:val="clear" w:color="auto" w:fill="1F1F1F"/>
+        <w:spacing w:after="0" w:line="285" w:lineRule="atLeast"/>
+        <w:ind w:left="0" w:firstLine="0"/>
+        <w:jc w:val="left"/>
+        <w:rPr>
+          <w:rFonts w:ascii="Consolas" w:eastAsia="Times New Roman" w:hAnsi="Consolas" w:cs="Times New Roman"/>
+          <w:color w:val="CCCCCC"/>
+          <w:kern w:val="0"/>
+          <w:sz w:val="21"/>
+          <w:szCs w:val="21"/>
+          <w14:ligatures w14:val="none"/>
+        </w:rPr>
+      </w:pPr>
+      <w:r>
+        <w:rPr>
+          <w:rFonts w:ascii="Consolas" w:eastAsia="Times New Roman" w:hAnsi="Consolas" w:cs="Times New Roman"/>
+          <w:color w:val="6A9955"/>
+          <w:kern w:val="0"/>
+          <w:sz w:val="21"/>
+          <w:szCs w:val="21"/>
+          <w14:ligatures w14:val="none"/>
+        </w:rPr>
+        <w:t># Create the plot</w:t>
+      </w:r>
+    </w:p>
+    <w:p>
+      <w:pPr>
+        <w:shd w:val="clear" w:color="auto" w:fill="1F1F1F"/>
+        <w:spacing w:after="0" w:line="285" w:lineRule="atLeast"/>
+        <w:ind w:left="0" w:firstLine="0"/>
+        <w:jc w:val="left"/>
+        <w:rPr>
+          <w:rFonts w:ascii="Consolas" w:eastAsia="Times New Roman" w:hAnsi="Consolas" w:cs="Times New Roman"/>
+          <w:color w:val="CCCCCC"/>
+          <w:kern w:val="0"/>
+          <w:sz w:val="21"/>
+          <w:szCs w:val="21"/>
+          <w14:ligatures w14:val="none"/>
+        </w:rPr>
+      </w:pPr>
+      <w:proofErr w:type="spellStart"/>
+      <w:r>
+        <w:rPr>
+          <w:rFonts w:ascii="Consolas" w:eastAsia="Times New Roman" w:hAnsi="Consolas" w:cs="Times New Roman"/>
+          <w:color w:val="4EC9B0"/>
+          <w:kern w:val="0"/>
+          <w:sz w:val="21"/>
+          <w:szCs w:val="21"/>
+          <w14:ligatures w14:val="none"/>
+        </w:rPr>
+        <w:t>plt</w:t>
+      </w:r>
+      <w:r>
+        <w:rPr>
+          <w:rFonts w:ascii="Consolas" w:eastAsia="Times New Roman" w:hAnsi="Consolas" w:cs="Times New Roman"/>
+          <w:color w:val="CCCCCC"/>
+          <w:kern w:val="0"/>
+          <w:sz w:val="21"/>
+          <w:szCs w:val="21"/>
+          <w14:ligatures w14:val="none"/>
+        </w:rPr>
+        <w:t>.</w:t>
+      </w:r>
+      <w:r>
+        <w:rPr>
+          <w:rFonts w:ascii="Consolas" w:eastAsia="Times New Roman" w:hAnsi="Consolas" w:cs="Times New Roman"/>
+          <w:color w:val="DCDCAA"/>
+          <w:kern w:val="0"/>
+          <w:sz w:val="21"/>
+          <w:szCs w:val="21"/>
+          <w14:ligatures w14:val="none"/>
+        </w:rPr>
+        <w:t>figure</w:t>
+      </w:r>
+      <w:proofErr w:type="spellEnd"/>
+      <w:r>
+        <w:rPr>
+          <w:rFonts w:ascii="Consolas" w:eastAsia="Times New Roman" w:hAnsi="Consolas" w:cs="Times New Roman"/>
+          <w:color w:val="CCCCCC"/>
+          <w:kern w:val="0"/>
+          <w:sz w:val="21"/>
+          <w:szCs w:val="21"/>
+          <w14:ligatures w14:val="none"/>
+        </w:rPr>
+        <w:t>(</w:t>
+      </w:r>
+      <w:proofErr w:type="spellStart"/>
+      <w:r>
+        <w:rPr>
+          <w:rFonts w:ascii="Consolas" w:eastAsia="Times New Roman" w:hAnsi="Consolas" w:cs="Times New Roman"/>
+          <w:color w:val="9CDCFE"/>
+          <w:kern w:val="0"/>
+          <w:sz w:val="21"/>
+          <w:szCs w:val="21"/>
+          <w14:ligatures w14:val="none"/>
+        </w:rPr>
+        <w:t>figsize</w:t>
+      </w:r>
+      <w:proofErr w:type="spellEnd"/>
+      <w:r>
+        <w:rPr>
+          <w:rFonts w:ascii="Consolas" w:eastAsia="Times New Roman" w:hAnsi="Consolas" w:cs="Times New Roman"/>
+          <w:color w:val="D4D4D4"/>
+          <w:kern w:val="0"/>
+          <w:sz w:val="21"/>
+          <w:szCs w:val="21"/>
+          <w14:ligatures w14:val="none"/>
+        </w:rPr>
+        <w:t>=</w:t>
+      </w:r>
+      <w:r>
+        <w:rPr>
+          <w:rFonts w:ascii="Consolas" w:eastAsia="Times New Roman" w:hAnsi="Consolas" w:cs="Times New Roman"/>
+          <w:color w:val="CCCCCC"/>
+          <w:kern w:val="0"/>
+          <w:sz w:val="21"/>
+          <w:szCs w:val="21"/>
+          <w14:ligatures w14:val="none"/>
+        </w:rPr>
+        <w:t>(</w:t>
+      </w:r>
+      <w:r>
+        <w:rPr>
+          <w:rFonts w:ascii="Consolas" w:eastAsia="Times New Roman" w:hAnsi="Consolas" w:cs="Times New Roman"/>
+          <w:color w:val="B5CEA8"/>
+          <w:kern w:val="0"/>
+          <w:sz w:val="21"/>
+          <w:szCs w:val="21"/>
+          <w14:ligatures w14:val="none"/>
+        </w:rPr>
+        <w:t>12</w:t>
+      </w:r>
+      <w:r>
+        <w:rPr>
+          <w:rFonts w:ascii="Consolas" w:eastAsia="Times New Roman" w:hAnsi="Consolas" w:cs="Times New Roman"/>
+          <w:color w:val="CCCCCC"/>
+          <w:kern w:val="0"/>
+          <w:sz w:val="21"/>
+          <w:szCs w:val="21"/>
+          <w14:ligatures w14:val="none"/>
+        </w:rPr>
+        <w:t xml:space="preserve">, </w:t>
+      </w:r>
+      <w:r>
+        <w:rPr>
+          <w:rFonts w:ascii="Consolas" w:eastAsia="Times New Roman" w:hAnsi="Consolas" w:cs="Times New Roman"/>
+          <w:color w:val="B5CEA8"/>
+          <w:kern w:val="0"/>
+          <w:sz w:val="21"/>
+          <w:szCs w:val="21"/>
+          <w14:ligatures w14:val="none"/>
+        </w:rPr>
+        <w:t>5</w:t>
+      </w:r>
+      <w:r>
+        <w:rPr>
+          <w:rFonts w:ascii="Consolas" w:eastAsia="Times New Roman" w:hAnsi="Consolas" w:cs="Times New Roman"/>
+          <w:color w:val="CCCCCC"/>
+          <w:kern w:val="0"/>
+          <w:sz w:val="21"/>
+          <w:szCs w:val="21"/>
+          <w14:ligatures w14:val="none"/>
+        </w:rPr>
+        <w:t>))</w:t>
+      </w:r>
+    </w:p>
+    <w:p>
+      <w:pPr>
+        <w:shd w:val="clear" w:color="auto" w:fill="1F1F1F"/>
+        <w:spacing w:after="0" w:line="285" w:lineRule="atLeast"/>
+        <w:ind w:left="0" w:firstLine="0"/>
+        <w:jc w:val="left"/>
+        <w:rPr>
+          <w:rFonts w:ascii="Consolas" w:eastAsia="Times New Roman" w:hAnsi="Consolas" w:cs="Times New Roman"/>
+          <w:color w:val="CCCCCC"/>
+          <w:kern w:val="0"/>
+          <w:sz w:val="21"/>
+          <w:szCs w:val="21"/>
+          <w14:ligatures w14:val="none"/>
+        </w:rPr>
+      </w:pPr>
+    </w:p>
+    <w:p>
+      <w:pPr>
+        <w:shd w:val="clear" w:color="auto" w:fill="1F1F1F"/>
+        <w:spacing w:after="0" w:line="285" w:lineRule="atLeast"/>
+        <w:ind w:left="0" w:firstLine="0"/>
+        <w:jc w:val="left"/>
+        <w:rPr>
+          <w:rFonts w:ascii="Consolas" w:eastAsia="Times New Roman" w:hAnsi="Consolas" w:cs="Times New Roman"/>
+          <w:color w:val="CCCCCC"/>
+          <w:kern w:val="0"/>
+          <w:sz w:val="21"/>
+          <w:szCs w:val="21"/>
+          <w14:ligatures w14:val="none"/>
+        </w:rPr>
+      </w:pPr>
+      <w:r>
+        <w:rPr>
+          <w:rFonts w:ascii="Consolas" w:eastAsia="Times New Roman" w:hAnsi="Consolas" w:cs="Times New Roman"/>
+          <w:color w:val="6A9955"/>
+          <w:kern w:val="0"/>
+          <w:sz w:val="21"/>
+          <w:szCs w:val="21"/>
+          <w14:ligatures w14:val="none"/>
+        </w:rPr>
+        <w:t># Plot 1: Training data with decision boundaries</w:t>
+      </w:r>
+    </w:p>
+    <w:p>
+      <w:pPr>
+        <w:shd w:val="clear" w:color="auto" w:fill="1F1F1F"/>
+        <w:spacing w:after="0" w:line="285" w:lineRule="atLeast"/>
+        <w:ind w:left="0" w:firstLine="0"/>
+        <w:jc w:val="left"/>
+        <w:rPr>
+          <w:rFonts w:ascii="Consolas" w:eastAsia="Times New Roman" w:hAnsi="Consolas" w:cs="Times New Roman"/>
+          <w:color w:val="CCCCCC"/>
+          <w:kern w:val="0"/>
+          <w:sz w:val="21"/>
+          <w:szCs w:val="21"/>
+          <w14:ligatures w14:val="none"/>
+        </w:rPr>
+      </w:pPr>
+      <w:proofErr w:type="spellStart"/>
+      <w:r>
+        <w:rPr>
+          <w:rFonts w:ascii="Consolas" w:eastAsia="Times New Roman" w:hAnsi="Consolas" w:cs="Times New Roman"/>
+          <w:color w:val="4EC9B0"/>
+          <w:kern w:val="0"/>
+          <w:sz w:val="21"/>
+          <w:szCs w:val="21"/>
+          <w14:ligatures w14:val="none"/>
+        </w:rPr>
+        <w:t>plt</w:t>
+      </w:r>
+      <w:r>
+        <w:rPr>
+          <w:rFonts w:ascii="Consolas" w:eastAsia="Times New Roman" w:hAnsi="Consolas" w:cs="Times New Roman"/>
+          <w:color w:val="CCCCCC"/>
+          <w:kern w:val="0"/>
+          <w:sz w:val="21"/>
+          <w:szCs w:val="21"/>
+          <w14:ligatures w14:val="none"/>
+        </w:rPr>
+        <w:t>.</w:t>
+      </w:r>
+      <w:r>
+        <w:rPr>
+          <w:rFonts w:ascii="Consolas" w:eastAsia="Times New Roman" w:hAnsi="Consolas" w:cs="Times New Roman"/>
+          <w:color w:val="DCDCAA"/>
+          <w:kern w:val="0"/>
+          <w:sz w:val="21"/>
+          <w:szCs w:val="21"/>
+          <w14:ligatures w14:val="none"/>
+        </w:rPr>
+        <w:t>subplot</w:t>
+      </w:r>
+      <w:proofErr w:type="spellEnd"/>
+      <w:r>
+        <w:rPr>
+          <w:rFonts w:ascii="Consolas" w:eastAsia="Times New Roman" w:hAnsi="Consolas" w:cs="Times New Roman"/>
+          <w:color w:val="CCCCCC"/>
+          <w:kern w:val="0"/>
+          <w:sz w:val="21"/>
+          <w:szCs w:val="21"/>
+          <w14:ligatures w14:val="none"/>
+        </w:rPr>
+        <w:t>(</w:t>
+      </w:r>
+      <w:r>
+        <w:rPr>
+          <w:rFonts w:ascii="Consolas" w:eastAsia="Times New Roman" w:hAnsi="Consolas" w:cs="Times New Roman"/>
+          <w:color w:val="B5CEA8"/>
+          <w:kern w:val="0"/>
+          <w:sz w:val="21"/>
+          <w:szCs w:val="21"/>
+          <w14:ligatures w14:val="none"/>
+        </w:rPr>
+        <w:t>1</w:t>
+      </w:r>
+      <w:r>
+        <w:rPr>
+          <w:rFonts w:ascii="Consolas" w:eastAsia="Times New Roman" w:hAnsi="Consolas" w:cs="Times New Roman"/>
+          <w:color w:val="CCCCCC"/>
+          <w:kern w:val="0"/>
+          <w:sz w:val="21"/>
+          <w:szCs w:val="21"/>
+          <w14:ligatures w14:val="none"/>
+        </w:rPr>
+        <w:t xml:space="preserve">, </w:t>
+      </w:r>
+      <w:r>
+        <w:rPr>
+          <w:rFonts w:ascii="Consolas" w:eastAsia="Times New Roman" w:hAnsi="Consolas" w:cs="Times New Roman"/>
+          <w:color w:val="B5CEA8"/>
+          <w:kern w:val="0"/>
+          <w:sz w:val="21"/>
+          <w:szCs w:val="21"/>
+          <w14:ligatures w14:val="none"/>
+        </w:rPr>
+        <w:t>2</w:t>
+      </w:r>
+      <w:r>
+        <w:rPr>
+          <w:rFonts w:ascii="Consolas" w:eastAsia="Times New Roman" w:hAnsi="Consolas" w:cs="Times New Roman"/>
+          <w:color w:val="CCCCCC"/>
+          <w:kern w:val="0"/>
+          <w:sz w:val="21"/>
+          <w:szCs w:val="21"/>
+          <w14:ligatures w14:val="none"/>
+        </w:rPr>
+        <w:t xml:space="preserve">, </w:t>
+      </w:r>
+      <w:r>
+        <w:rPr>
+          <w:rFonts w:ascii="Consolas" w:eastAsia="Times New Roman" w:hAnsi="Consolas" w:cs="Times New Roman"/>
+          <w:color w:val="B5CEA8"/>
+          <w:kern w:val="0"/>
+          <w:sz w:val="21"/>
+          <w:szCs w:val="21"/>
+          <w14:ligatures w14:val="none"/>
+        </w:rPr>
+        <w:t>1</w:t>
+      </w:r>
+      <w:r>
+        <w:rPr>
+          <w:rFonts w:ascii="Consolas" w:eastAsia="Times New Roman" w:hAnsi="Consolas" w:cs="Times New Roman"/>
+          <w:color w:val="CCCCCC"/>
+          <w:kern w:val="0"/>
+          <w:sz w:val="21"/>
+          <w:szCs w:val="21"/>
+          <w14:ligatures w14:val="none"/>
+        </w:rPr>
+        <w:t>)</w:t>
+      </w:r>
+    </w:p>
+    <w:p>
+      <w:pPr>
+        <w:shd w:val="clear" w:color="auto" w:fill="1F1F1F"/>
+        <w:spacing w:after="0" w:line="285" w:lineRule="atLeast"/>
+        <w:ind w:left="0" w:firstLine="0"/>
+        <w:jc w:val="left"/>
+        <w:rPr>
+          <w:rFonts w:ascii="Consolas" w:eastAsia="Times New Roman" w:hAnsi="Consolas" w:cs="Times New Roman"/>
+          <w:color w:val="CCCCCC"/>
+          <w:kern w:val="0"/>
+          <w:sz w:val="21"/>
+          <w:szCs w:val="21"/>
+          <w14:ligatures w14:val="none"/>
+        </w:rPr>
+      </w:pPr>
+      <w:proofErr w:type="spellStart"/>
+      <w:r>
+        <w:rPr>
+          <w:rFonts w:ascii="Consolas" w:eastAsia="Times New Roman" w:hAnsi="Consolas" w:cs="Times New Roman"/>
+          <w:color w:val="4EC9B0"/>
+          <w:kern w:val="0"/>
+          <w:sz w:val="21"/>
+          <w:szCs w:val="21"/>
+          <w14:ligatures w14:val="none"/>
+        </w:rPr>
+        <w:t>plt</w:t>
+      </w:r>
+      <w:r>
+        <w:rPr>
+          <w:rFonts w:ascii="Consolas" w:eastAsia="Times New Roman" w:hAnsi="Consolas" w:cs="Times New Roman"/>
+          <w:color w:val="CCCCCC"/>
+          <w:kern w:val="0"/>
+          <w:sz w:val="21"/>
+          <w:szCs w:val="21"/>
+          <w14:ligatures w14:val="none"/>
+        </w:rPr>
+        <w:t>.</w:t>
+      </w:r>
+      <w:r>
+        <w:rPr>
+          <w:rFonts w:ascii="Consolas" w:eastAsia="Times New Roman" w:hAnsi="Consolas" w:cs="Times New Roman"/>
+          <w:color w:val="DCDCAA"/>
+          <w:kern w:val="0"/>
+          <w:sz w:val="21"/>
+          <w:szCs w:val="21"/>
+          <w14:ligatures w14:val="none"/>
+        </w:rPr>
+        <w:t>contourf</w:t>
+      </w:r>
+      <w:proofErr w:type="spellEnd"/>
+      <w:r>
+        <w:rPr>
+          <w:rFonts w:ascii="Consolas" w:eastAsia="Times New Roman" w:hAnsi="Consolas" w:cs="Times New Roman"/>
+          <w:color w:val="CCCCCC"/>
+          <w:kern w:val="0"/>
+          <w:sz w:val="21"/>
+          <w:szCs w:val="21"/>
+          <w14:ligatures w14:val="none"/>
+        </w:rPr>
+        <w:t>(</w:t>
+      </w:r>
+      <w:r>
+        <w:rPr>
+          <w:rFonts w:ascii="Consolas" w:eastAsia="Times New Roman" w:hAnsi="Consolas" w:cs="Times New Roman"/>
+          <w:color w:val="9CDCFE"/>
+          <w:kern w:val="0"/>
+          <w:sz w:val="21"/>
+          <w:szCs w:val="21"/>
+          <w14:ligatures w14:val="none"/>
+        </w:rPr>
+        <w:t>xx</w:t>
+      </w:r>
+      <w:r>
+        <w:rPr>
+          <w:rFonts w:ascii="Consolas" w:eastAsia="Times New Roman" w:hAnsi="Consolas" w:cs="Times New Roman"/>
+          <w:color w:val="CCCCCC"/>
+          <w:kern w:val="0"/>
+          <w:sz w:val="21"/>
+          <w:szCs w:val="21"/>
+          <w14:ligatures w14:val="none"/>
+        </w:rPr>
+        <w:t xml:space="preserve">, </w:t>
+      </w:r>
+      <w:proofErr w:type="spellStart"/>
+      <w:r>
+        <w:rPr>
+          <w:rFonts w:ascii="Consolas" w:eastAsia="Times New Roman" w:hAnsi="Consolas" w:cs="Times New Roman"/>
+          <w:color w:val="9CDCFE"/>
+          <w:kern w:val="0"/>
+          <w:sz w:val="21"/>
+          <w:szCs w:val="21"/>
+          <w14:ligatures w14:val="none"/>
+        </w:rPr>
+        <w:t>yy</w:t>
+      </w:r>
+      <w:proofErr w:type="spellEnd"/>
+      <w:r>
+        <w:rPr>
+          <w:rFonts w:ascii="Consolas" w:eastAsia="Times New Roman" w:hAnsi="Consolas" w:cs="Times New Roman"/>
+          <w:color w:val="CCCCCC"/>
+          <w:kern w:val="0"/>
+          <w:sz w:val="21"/>
+          <w:szCs w:val="21"/>
+          <w14:ligatures w14:val="none"/>
+        </w:rPr>
+        <w:t xml:space="preserve">, </w:t>
+      </w:r>
+      <w:r>
+        <w:rPr>
+          <w:rFonts w:ascii="Consolas" w:eastAsia="Times New Roman" w:hAnsi="Consolas" w:cs="Times New Roman"/>
+          <w:color w:val="4FC1FF"/>
+          <w:kern w:val="0"/>
+          <w:sz w:val="21"/>
+          <w:szCs w:val="21"/>
+          <w14:ligatures w14:val="none"/>
+        </w:rPr>
+        <w:t>Z</w:t>
+      </w:r>
+      <w:r>
+        <w:rPr>
+          <w:rFonts w:ascii="Consolas" w:eastAsia="Times New Roman" w:hAnsi="Consolas" w:cs="Times New Roman"/>
+          <w:color w:val="CCCCCC"/>
+          <w:kern w:val="0"/>
+          <w:sz w:val="21"/>
+          <w:szCs w:val="21"/>
+          <w14:ligatures w14:val="none"/>
+        </w:rPr>
+        <w:t xml:space="preserve">, </w:t>
+      </w:r>
+      <w:r>
+        <w:rPr>
+          <w:rFonts w:ascii="Consolas" w:eastAsia="Times New Roman" w:hAnsi="Consolas" w:cs="Times New Roman"/>
+          <w:color w:val="9CDCFE"/>
+          <w:kern w:val="0"/>
+          <w:sz w:val="21"/>
+          <w:szCs w:val="21"/>
+          <w14:ligatures w14:val="none"/>
+        </w:rPr>
+        <w:t>alpha</w:t>
+      </w:r>
+      <w:r>
+        <w:rPr>
+          <w:rFonts w:ascii="Consolas" w:eastAsia="Times New Roman" w:hAnsi="Consolas" w:cs="Times New Roman"/>
+          <w:color w:val="D4D4D4"/>
+          <w:kern w:val="0"/>
+          <w:sz w:val="21"/>
+          <w:szCs w:val="21"/>
+          <w14:ligatures w14:val="none"/>
+        </w:rPr>
+        <w:t>=</w:t>
+      </w:r>
+      <w:r>
+        <w:rPr>
+          <w:rFonts w:ascii="Consolas" w:eastAsia="Times New Roman" w:hAnsi="Consolas" w:cs="Times New Roman"/>
+          <w:color w:val="B5CEA8"/>
+          <w:kern w:val="0"/>
+          <w:sz w:val="21"/>
+          <w:szCs w:val="21"/>
+          <w14:ligatures w14:val="none"/>
+        </w:rPr>
+        <w:t>0.3</w:t>
+      </w:r>
+      <w:r>
+        <w:rPr>
+          <w:rFonts w:ascii="Consolas" w:eastAsia="Times New Roman" w:hAnsi="Consolas" w:cs="Times New Roman"/>
+          <w:color w:val="CCCCCC"/>
+          <w:kern w:val="0"/>
+          <w:sz w:val="21"/>
+          <w:szCs w:val="21"/>
+          <w14:ligatures w14:val="none"/>
+        </w:rPr>
+        <w:t xml:space="preserve">, </w:t>
+      </w:r>
+      <w:proofErr w:type="spellStart"/>
+      <w:r>
+        <w:rPr>
+          <w:rFonts w:ascii="Consolas" w:eastAsia="Times New Roman" w:hAnsi="Consolas" w:cs="Times New Roman"/>
+          <w:color w:val="9CDCFE"/>
+          <w:kern w:val="0"/>
+          <w:sz w:val="21"/>
+          <w:szCs w:val="21"/>
+          <w14:ligatures w14:val="none"/>
+        </w:rPr>
+        <w:t>cmap</w:t>
+      </w:r>
+      <w:proofErr w:type="spellEnd"/>
+      <w:r>
+        <w:rPr>
+          <w:rFonts w:ascii="Consolas" w:eastAsia="Times New Roman" w:hAnsi="Consolas" w:cs="Times New Roman"/>
+          <w:color w:val="D4D4D4"/>
+          <w:kern w:val="0"/>
+          <w:sz w:val="21"/>
+          <w:szCs w:val="21"/>
+          <w14:ligatures w14:val="none"/>
+        </w:rPr>
+        <w:t>=</w:t>
+      </w:r>
+      <w:proofErr w:type="spellStart"/>
+      <w:r>
+        <w:rPr>
+          <w:rFonts w:ascii="Consolas" w:eastAsia="Times New Roman" w:hAnsi="Consolas" w:cs="Times New Roman"/>
+          <w:color w:val="4EC9B0"/>
+          <w:kern w:val="0"/>
+          <w:sz w:val="21"/>
+          <w:szCs w:val="21"/>
+          <w14:ligatures w14:val="none"/>
+        </w:rPr>
+        <w:t>ListedColormap</w:t>
+      </w:r>
+      <w:proofErr w:type="spellEnd"/>
+      <w:r>
+        <w:rPr>
+          <w:rFonts w:ascii="Consolas" w:eastAsia="Times New Roman" w:hAnsi="Consolas" w:cs="Times New Roman"/>
+          <w:color w:val="CCCCCC"/>
+          <w:kern w:val="0"/>
+          <w:sz w:val="21"/>
+          <w:szCs w:val="21"/>
+          <w14:ligatures w14:val="none"/>
+        </w:rPr>
+        <w:t>([</w:t>
+      </w:r>
+      <w:r>
+        <w:rPr>
+          <w:rFonts w:ascii="Consolas" w:eastAsia="Times New Roman" w:hAnsi="Consolas" w:cs="Times New Roman"/>
+          <w:color w:val="CE9178"/>
+          <w:kern w:val="0"/>
+          <w:sz w:val="21"/>
+          <w:szCs w:val="21"/>
+          <w14:ligatures w14:val="none"/>
+        </w:rPr>
+        <w:t>'#FFAAAA'</w:t>
+      </w:r>
+      <w:r>
+        <w:rPr>
+          <w:rFonts w:ascii="Consolas" w:eastAsia="Times New Roman" w:hAnsi="Consolas" w:cs="Times New Roman"/>
+          <w:color w:val="CCCCCC"/>
+          <w:kern w:val="0"/>
+          <w:sz w:val="21"/>
+          <w:szCs w:val="21"/>
+          <w14:ligatures w14:val="none"/>
+        </w:rPr>
+        <w:t xml:space="preserve">, </w:t>
+      </w:r>
+      <w:r>
+        <w:rPr>
+          <w:rFonts w:ascii="Consolas" w:eastAsia="Times New Roman" w:hAnsi="Consolas" w:cs="Times New Roman"/>
+          <w:color w:val="CE9178"/>
+          <w:kern w:val="0"/>
+          <w:sz w:val="21"/>
+          <w:szCs w:val="21"/>
+          <w14:ligatures w14:val="none"/>
+        </w:rPr>
+        <w:t>'#AAAAFF'</w:t>
+      </w:r>
+      <w:r>
+        <w:rPr>
+          <w:rFonts w:ascii="Consolas" w:eastAsia="Times New Roman" w:hAnsi="Consolas" w:cs="Times New Roman"/>
+          <w:color w:val="CCCCCC"/>
+          <w:kern w:val="0"/>
+          <w:sz w:val="21"/>
+          <w:szCs w:val="21"/>
+          <w14:ligatures w14:val="none"/>
+        </w:rPr>
+        <w:t>]))</w:t>
+      </w:r>
+    </w:p>
+    <w:p>
+      <w:pPr>
+        <w:shd w:val="clear" w:color="auto" w:fill="1F1F1F"/>
+        <w:spacing w:after="0" w:line="285" w:lineRule="atLeast"/>
+        <w:ind w:left="0" w:firstLine="0"/>
+        <w:jc w:val="left"/>
+        <w:rPr>
+          <w:rFonts w:ascii="Consolas" w:eastAsia="Times New Roman" w:hAnsi="Consolas" w:cs="Times New Roman"/>
+          <w:color w:val="CCCCCC"/>
+          <w:kern w:val="0"/>
+          <w:sz w:val="21"/>
+          <w:szCs w:val="21"/>
+          <w14:ligatures w14:val="none"/>
+        </w:rPr>
+      </w:pPr>
+      <w:proofErr w:type="spellStart"/>
+      <w:r>
+        <w:rPr>
+          <w:rFonts w:ascii="Consolas" w:eastAsia="Times New Roman" w:hAnsi="Consolas" w:cs="Times New Roman"/>
+          <w:color w:val="4EC9B0"/>
+          <w:kern w:val="0"/>
+          <w:sz w:val="21"/>
+          <w:szCs w:val="21"/>
+          <w14:ligatures w14:val="none"/>
+        </w:rPr>
+        <w:t>plt</w:t>
+      </w:r>
+      <w:r>
+        <w:rPr>
+          <w:rFonts w:ascii="Consolas" w:eastAsia="Times New Roman" w:hAnsi="Consolas" w:cs="Times New Roman"/>
+          <w:color w:val="CCCCCC"/>
+          <w:kern w:val="0"/>
+          <w:sz w:val="21"/>
+          <w:szCs w:val="21"/>
+          <w14:ligatures w14:val="none"/>
+        </w:rPr>
+        <w:t>.</w:t>
+      </w:r>
+      <w:r>
+        <w:rPr>
+          <w:rFonts w:ascii="Consolas" w:eastAsia="Times New Roman" w:hAnsi="Consolas" w:cs="Times New Roman"/>
+          <w:color w:val="DCDCAA"/>
+          <w:kern w:val="0"/>
+          <w:sz w:val="21"/>
+          <w:szCs w:val="21"/>
+          <w14:ligatures w14:val="none"/>
+        </w:rPr>
+        <w:t>scatter</w:t>
+      </w:r>
+      <w:proofErr w:type="spellEnd"/>
+      <w:r>
+        <w:rPr>
+          <w:rFonts w:ascii="Consolas" w:eastAsia="Times New Roman" w:hAnsi="Consolas" w:cs="Times New Roman"/>
+          <w:color w:val="CCCCCC"/>
+          <w:kern w:val="0"/>
+          <w:sz w:val="21"/>
+          <w:szCs w:val="21"/>
+          <w14:ligatures w14:val="none"/>
+        </w:rPr>
+        <w:t>(</w:t>
+      </w:r>
+      <w:proofErr w:type="spellStart"/>
+      <w:r>
+        <w:rPr>
+          <w:rFonts w:ascii="Consolas" w:eastAsia="Times New Roman" w:hAnsi="Consolas" w:cs="Times New Roman"/>
+          <w:color w:val="9CDCFE"/>
+          <w:kern w:val="0"/>
+          <w:sz w:val="21"/>
+          <w:szCs w:val="21"/>
+          <w14:ligatures w14:val="none"/>
+        </w:rPr>
+        <w:t>X_train</w:t>
+      </w:r>
+      <w:proofErr w:type="spellEnd"/>
+      <w:r>
+        <w:rPr>
+          <w:rFonts w:ascii="Consolas" w:eastAsia="Times New Roman" w:hAnsi="Consolas" w:cs="Times New Roman"/>
+          <w:color w:val="CCCCCC"/>
+          <w:kern w:val="0"/>
+          <w:sz w:val="21"/>
+          <w:szCs w:val="21"/>
+          <w14:ligatures w14:val="none"/>
+        </w:rPr>
+        <w:t xml:space="preserve">[:, </w:t>
+      </w:r>
+      <w:r>
+        <w:rPr>
+          <w:rFonts w:ascii="Consolas" w:eastAsia="Times New Roman" w:hAnsi="Consolas" w:cs="Times New Roman"/>
+          <w:color w:val="B5CEA8"/>
+          <w:kern w:val="0"/>
+          <w:sz w:val="21"/>
+          <w:szCs w:val="21"/>
+          <w14:ligatures w14:val="none"/>
+        </w:rPr>
+        <w:t>0</w:t>
+      </w:r>
+      <w:r>
+        <w:rPr>
+          <w:rFonts w:ascii="Consolas" w:eastAsia="Times New Roman" w:hAnsi="Consolas" w:cs="Times New Roman"/>
+          <w:color w:val="CCCCCC"/>
+          <w:kern w:val="0"/>
+          <w:sz w:val="21"/>
+          <w:szCs w:val="21"/>
+          <w14:ligatures w14:val="none"/>
+        </w:rPr>
+        <w:t xml:space="preserve">], </w:t>
+      </w:r>
+      <w:proofErr w:type="spellStart"/>
+      <w:r>
+        <w:rPr>
+          <w:rFonts w:ascii="Consolas" w:eastAsia="Times New Roman" w:hAnsi="Consolas" w:cs="Times New Roman"/>
+          <w:color w:val="9CDCFE"/>
+          <w:kern w:val="0"/>
+          <w:sz w:val="21"/>
+          <w:szCs w:val="21"/>
+          <w14:ligatures w14:val="none"/>
+        </w:rPr>
+        <w:t>X_train</w:t>
+      </w:r>
+      <w:proofErr w:type="spellEnd"/>
+      <w:r>
+        <w:rPr>
+          <w:rFonts w:ascii="Consolas" w:eastAsia="Times New Roman" w:hAnsi="Consolas" w:cs="Times New Roman"/>
+          <w:color w:val="CCCCCC"/>
+          <w:kern w:val="0"/>
+          <w:sz w:val="21"/>
+          <w:szCs w:val="21"/>
+          <w14:ligatures w14:val="none"/>
+        </w:rPr>
+        <w:t xml:space="preserve">[:, </w:t>
+      </w:r>
+      <w:r>
+        <w:rPr>
+          <w:rFonts w:ascii="Consolas" w:eastAsia="Times New Roman" w:hAnsi="Consolas" w:cs="Times New Roman"/>
+          <w:color w:val="B5CEA8"/>
+          <w:kern w:val="0"/>
+          <w:sz w:val="21"/>
+          <w:szCs w:val="21"/>
+          <w14:ligatures w14:val="none"/>
+        </w:rPr>
+        <w:t>1</w:t>
+      </w:r>
+      <w:r>
+        <w:rPr>
+          <w:rFonts w:ascii="Consolas" w:eastAsia="Times New Roman" w:hAnsi="Consolas" w:cs="Times New Roman"/>
+          <w:color w:val="CCCCCC"/>
+          <w:kern w:val="0"/>
+          <w:sz w:val="21"/>
+          <w:szCs w:val="21"/>
+          <w14:ligatures w14:val="none"/>
+        </w:rPr>
+        <w:t xml:space="preserve">], </w:t>
+      </w:r>
+      <w:r>
+        <w:rPr>
+          <w:rFonts w:ascii="Consolas" w:eastAsia="Times New Roman" w:hAnsi="Consolas" w:cs="Times New Roman"/>
+          <w:color w:val="9CDCFE"/>
+          <w:kern w:val="0"/>
+          <w:sz w:val="21"/>
+          <w:szCs w:val="21"/>
+          <w14:ligatures w14:val="none"/>
+        </w:rPr>
+        <w:t>c</w:t>
+      </w:r>
+      <w:r>
+        <w:rPr>
+          <w:rFonts w:ascii="Consolas" w:eastAsia="Times New Roman" w:hAnsi="Consolas" w:cs="Times New Roman"/>
+          <w:color w:val="D4D4D4"/>
+          <w:kern w:val="0"/>
+          <w:sz w:val="21"/>
+          <w:szCs w:val="21"/>
+          <w14:ligatures w14:val="none"/>
+        </w:rPr>
+        <w:t>=</w:t>
+      </w:r>
+      <w:proofErr w:type="spellStart"/>
+      <w:r>
+        <w:rPr>
+          <w:rFonts w:ascii="Consolas" w:eastAsia="Times New Roman" w:hAnsi="Consolas" w:cs="Times New Roman"/>
+          <w:color w:val="9CDCFE"/>
+          <w:kern w:val="0"/>
+          <w:sz w:val="21"/>
+          <w:szCs w:val="21"/>
+          <w14:ligatures w14:val="none"/>
+        </w:rPr>
+        <w:t>y_train</w:t>
+      </w:r>
+      <w:proofErr w:type="spellEnd"/>
+      <w:r>
+        <w:rPr>
+          <w:rFonts w:ascii="Consolas" w:eastAsia="Times New Roman" w:hAnsi="Consolas" w:cs="Times New Roman"/>
+          <w:color w:val="CCCCCC"/>
+          <w:kern w:val="0"/>
+          <w:sz w:val="21"/>
+          <w:szCs w:val="21"/>
+          <w14:ligatures w14:val="none"/>
+        </w:rPr>
+        <w:t xml:space="preserve">, </w:t>
+      </w:r>
+      <w:proofErr w:type="spellStart"/>
+      <w:r>
+        <w:rPr>
+          <w:rFonts w:ascii="Consolas" w:eastAsia="Times New Roman" w:hAnsi="Consolas" w:cs="Times New Roman"/>
+          <w:color w:val="9CDCFE"/>
+          <w:kern w:val="0"/>
+          <w:sz w:val="21"/>
+          <w:szCs w:val="21"/>
+          <w14:ligatures w14:val="none"/>
+        </w:rPr>
+        <w:t>cmap</w:t>
+      </w:r>
+      <w:proofErr w:type="spellEnd"/>
+      <w:r>
+        <w:rPr>
+          <w:rFonts w:ascii="Consolas" w:eastAsia="Times New Roman" w:hAnsi="Consolas" w:cs="Times New Roman"/>
+          <w:color w:val="D4D4D4"/>
+          <w:kern w:val="0"/>
+          <w:sz w:val="21"/>
+          <w:szCs w:val="21"/>
+          <w14:ligatures w14:val="none"/>
+        </w:rPr>
+        <w:t>=</w:t>
+      </w:r>
+      <w:proofErr w:type="spellStart"/>
+      <w:r>
+        <w:rPr>
+          <w:rFonts w:ascii="Consolas" w:eastAsia="Times New Roman" w:hAnsi="Consolas" w:cs="Times New Roman"/>
+          <w:color w:val="4EC9B0"/>
+          <w:kern w:val="0"/>
+          <w:sz w:val="21"/>
+          <w:szCs w:val="21"/>
+          <w14:ligatures w14:val="none"/>
+        </w:rPr>
+        <w:t>ListedColormap</w:t>
+      </w:r>
+      <w:proofErr w:type="spellEnd"/>
+      <w:r>
+        <w:rPr>
+          <w:rFonts w:ascii="Consolas" w:eastAsia="Times New Roman" w:hAnsi="Consolas" w:cs="Times New Roman"/>
+          <w:color w:val="CCCCCC"/>
+          <w:kern w:val="0"/>
+          <w:sz w:val="21"/>
+          <w:szCs w:val="21"/>
+          <w14:ligatures w14:val="none"/>
+        </w:rPr>
+        <w:t>([</w:t>
+      </w:r>
+      <w:r>
+        <w:rPr>
+          <w:rFonts w:ascii="Consolas" w:eastAsia="Times New Roman" w:hAnsi="Consolas" w:cs="Times New Roman"/>
+          <w:color w:val="CE9178"/>
+          <w:kern w:val="0"/>
+          <w:sz w:val="21"/>
+          <w:szCs w:val="21"/>
+          <w14:ligatures w14:val="none"/>
+        </w:rPr>
+        <w:t>'#FF0000'</w:t>
+      </w:r>
+      <w:r>
+        <w:rPr>
+          <w:rFonts w:ascii="Consolas" w:eastAsia="Times New Roman" w:hAnsi="Consolas" w:cs="Times New Roman"/>
+          <w:color w:val="CCCCCC"/>
+          <w:kern w:val="0"/>
+          <w:sz w:val="21"/>
+          <w:szCs w:val="21"/>
+          <w14:ligatures w14:val="none"/>
+        </w:rPr>
+        <w:t xml:space="preserve">, </w:t>
+      </w:r>
+      <w:r>
+        <w:rPr>
+          <w:rFonts w:ascii="Consolas" w:eastAsia="Times New Roman" w:hAnsi="Consolas" w:cs="Times New Roman"/>
+          <w:color w:val="CE9178"/>
+          <w:kern w:val="0"/>
+          <w:sz w:val="21"/>
+          <w:szCs w:val="21"/>
+          <w14:ligatures w14:val="none"/>
+        </w:rPr>
+        <w:t>'#0000FF'</w:t>
+      </w:r>
+      <w:r>
+        <w:rPr>
+          <w:rFonts w:ascii="Consolas" w:eastAsia="Times New Roman" w:hAnsi="Consolas" w:cs="Times New Roman"/>
+          <w:color w:val="CCCCCC"/>
+          <w:kern w:val="0"/>
+          <w:sz w:val="21"/>
+          <w:szCs w:val="21"/>
+          <w14:ligatures w14:val="none"/>
+        </w:rPr>
+        <w:t xml:space="preserve">]), </w:t>
+      </w:r>
+    </w:p>
+    <w:p>
+      <w:pPr>
+        <w:shd w:val="clear" w:color="auto" w:fill="1F1F1F"/>
+        <w:spacing w:after="0" w:line="285" w:lineRule="atLeast"/>
+        <w:ind w:left="0" w:firstLine="0"/>
+        <w:jc w:val="left"/>
+        <w:rPr>
+          <w:rFonts w:ascii="Consolas" w:eastAsia="Times New Roman" w:hAnsi="Consolas" w:cs="Times New Roman"/>
+          <w:color w:val="CCCCCC"/>
+          <w:kern w:val="0"/>
+          <w:sz w:val="21"/>
+          <w:szCs w:val="21"/>
+          <w14:ligatures w14:val="none"/>
+        </w:rPr>
+      </w:pPr>
+      <w:r>
+        <w:rPr>
+          <w:rFonts w:ascii="Consolas" w:eastAsia="Times New Roman" w:hAnsi="Consolas" w:cs="Times New Roman"/>
+          <w:color w:val="CCCCCC"/>
+          <w:kern w:val="0"/>
+          <w:sz w:val="21"/>
+          <w:szCs w:val="21"/>
+          <w14:ligatures w14:val="none"/>
+        </w:rPr>
+        <w:t xml:space="preserve">            </w:t>
+      </w:r>
+      <w:proofErr w:type="spellStart"/>
+      <w:r>
+        <w:rPr>
+          <w:rFonts w:ascii="Consolas" w:eastAsia="Times New Roman" w:hAnsi="Consolas" w:cs="Times New Roman"/>
+          <w:color w:val="9CDCFE"/>
+          <w:kern w:val="0"/>
+          <w:sz w:val="21"/>
+          <w:szCs w:val="21"/>
+          <w14:ligatures w14:val="none"/>
+        </w:rPr>
+        <w:t>edgecolors</w:t>
+      </w:r>
+      <w:proofErr w:type="spellEnd"/>
+      <w:r>
+        <w:rPr>
+          <w:rFonts w:ascii="Consolas" w:eastAsia="Times New Roman" w:hAnsi="Consolas" w:cs="Times New Roman"/>
+          <w:color w:val="D4D4D4"/>
+          <w:kern w:val="0"/>
+          <w:sz w:val="21"/>
+          <w:szCs w:val="21"/>
+          <w14:ligatures w14:val="none"/>
+        </w:rPr>
+        <w:t>=</w:t>
+      </w:r>
+      <w:r>
+        <w:rPr>
+          <w:rFonts w:ascii="Consolas" w:eastAsia="Times New Roman" w:hAnsi="Consolas" w:cs="Times New Roman"/>
+          <w:color w:val="CE9178"/>
+          <w:kern w:val="0"/>
+          <w:sz w:val="21"/>
+          <w:szCs w:val="21"/>
+          <w14:ligatures w14:val="none"/>
+        </w:rPr>
+        <w:t>'k'</w:t>
+      </w:r>
+      <w:r>
+        <w:rPr>
+          <w:rFonts w:ascii="Consolas" w:eastAsia="Times New Roman" w:hAnsi="Consolas" w:cs="Times New Roman"/>
+          <w:color w:val="CCCCCC"/>
+          <w:kern w:val="0"/>
+          <w:sz w:val="21"/>
+          <w:szCs w:val="21"/>
+          <w14:ligatures w14:val="none"/>
+        </w:rPr>
+        <w:t xml:space="preserve">, </w:t>
+      </w:r>
+      <w:r>
+        <w:rPr>
+          <w:rFonts w:ascii="Consolas" w:eastAsia="Times New Roman" w:hAnsi="Consolas" w:cs="Times New Roman"/>
+          <w:color w:val="9CDCFE"/>
+          <w:kern w:val="0"/>
+          <w:sz w:val="21"/>
+          <w:szCs w:val="21"/>
+          <w14:ligatures w14:val="none"/>
+        </w:rPr>
+        <w:t>s</w:t>
+      </w:r>
+      <w:r>
+        <w:rPr>
+          <w:rFonts w:ascii="Consolas" w:eastAsia="Times New Roman" w:hAnsi="Consolas" w:cs="Times New Roman"/>
+          <w:color w:val="D4D4D4"/>
+          <w:kern w:val="0"/>
+          <w:sz w:val="21"/>
+          <w:szCs w:val="21"/>
+          <w14:ligatures w14:val="none"/>
+        </w:rPr>
+        <w:t>=</w:t>
+      </w:r>
+      <w:r>
+        <w:rPr>
+          <w:rFonts w:ascii="Consolas" w:eastAsia="Times New Roman" w:hAnsi="Consolas" w:cs="Times New Roman"/>
+          <w:color w:val="B5CEA8"/>
+          <w:kern w:val="0"/>
+          <w:sz w:val="21"/>
+          <w:szCs w:val="21"/>
+          <w14:ligatures w14:val="none"/>
+        </w:rPr>
+        <w:t>20</w:t>
+      </w:r>
+      <w:r>
+        <w:rPr>
+          <w:rFonts w:ascii="Consolas" w:eastAsia="Times New Roman" w:hAnsi="Consolas" w:cs="Times New Roman"/>
+          <w:color w:val="CCCCCC"/>
+          <w:kern w:val="0"/>
+          <w:sz w:val="21"/>
+          <w:szCs w:val="21"/>
+          <w14:ligatures w14:val="none"/>
+        </w:rPr>
+        <w:t xml:space="preserve">, </w:t>
+      </w:r>
+      <w:r>
+        <w:rPr>
+          <w:rFonts w:ascii="Consolas" w:eastAsia="Times New Roman" w:hAnsi="Consolas" w:cs="Times New Roman"/>
+          <w:color w:val="9CDCFE"/>
+          <w:kern w:val="0"/>
+          <w:sz w:val="21"/>
+          <w:szCs w:val="21"/>
+          <w14:ligatures w14:val="none"/>
+        </w:rPr>
+        <w:t>alpha</w:t>
+      </w:r>
+      <w:r>
+        <w:rPr>
+          <w:rFonts w:ascii="Consolas" w:eastAsia="Times New Roman" w:hAnsi="Consolas" w:cs="Times New Roman"/>
+          <w:color w:val="D4D4D4"/>
+          <w:kern w:val="0"/>
+          <w:sz w:val="21"/>
+          <w:szCs w:val="21"/>
+          <w14:ligatures w14:val="none"/>
+        </w:rPr>
+        <w:t>=</w:t>
+      </w:r>
+      <w:r>
+        <w:rPr>
+          <w:rFonts w:ascii="Consolas" w:eastAsia="Times New Roman" w:hAnsi="Consolas" w:cs="Times New Roman"/>
+          <w:color w:val="B5CEA8"/>
+          <w:kern w:val="0"/>
+          <w:sz w:val="21"/>
+          <w:szCs w:val="21"/>
+          <w14:ligatures w14:val="none"/>
+        </w:rPr>
+        <w:t>0.6</w:t>
+      </w:r>
+      <w:r>
+        <w:rPr>
+          <w:rFonts w:ascii="Consolas" w:eastAsia="Times New Roman" w:hAnsi="Consolas" w:cs="Times New Roman"/>
+          <w:color w:val="CCCCCC"/>
+          <w:kern w:val="0"/>
+          <w:sz w:val="21"/>
+          <w:szCs w:val="21"/>
+          <w14:ligatures w14:val="none"/>
+        </w:rPr>
+        <w:t>)</w:t>
+      </w:r>
+    </w:p>
+    <w:p>
+      <w:pPr>
+        <w:shd w:val="clear" w:color="auto" w:fill="1F1F1F"/>
+        <w:spacing w:after="0" w:line="285" w:lineRule="atLeast"/>
+        <w:ind w:left="0" w:firstLine="0"/>
+        <w:jc w:val="left"/>
+        <w:rPr>
+          <w:rFonts w:ascii="Consolas" w:eastAsia="Times New Roman" w:hAnsi="Consolas" w:cs="Times New Roman"/>
+          <w:color w:val="CCCCCC"/>
+          <w:kern w:val="0"/>
+          <w:sz w:val="21"/>
+          <w:szCs w:val="21"/>
+          <w14:ligatures w14:val="none"/>
+        </w:rPr>
+      </w:pPr>
+      <w:proofErr w:type="spellStart"/>
+      <w:r>
+        <w:rPr>
+          <w:rFonts w:ascii="Consolas" w:eastAsia="Times New Roman" w:hAnsi="Consolas" w:cs="Times New Roman"/>
+          <w:color w:val="4EC9B0"/>
+          <w:kern w:val="0"/>
+          <w:sz w:val="21"/>
+          <w:szCs w:val="21"/>
+          <w14:ligatures w14:val="none"/>
+        </w:rPr>
+        <w:t>plt</w:t>
+      </w:r>
+      <w:r>
+        <w:rPr>
+          <w:rFonts w:ascii="Consolas" w:eastAsia="Times New Roman" w:hAnsi="Consolas" w:cs="Times New Roman"/>
+          <w:color w:val="CCCCCC"/>
+          <w:kern w:val="0"/>
+          <w:sz w:val="21"/>
+          <w:szCs w:val="21"/>
+          <w14:ligatures w14:val="none"/>
+        </w:rPr>
+        <w:t>.</w:t>
+      </w:r>
+      <w:r>
+        <w:rPr>
+          <w:rFonts w:ascii="Consolas" w:eastAsia="Times New Roman" w:hAnsi="Consolas" w:cs="Times New Roman"/>
+          <w:color w:val="DCDCAA"/>
+          <w:kern w:val="0"/>
+          <w:sz w:val="21"/>
+          <w:szCs w:val="21"/>
+          <w14:ligatures w14:val="none"/>
+        </w:rPr>
+        <w:t>xlabel</w:t>
+      </w:r>
+      <w:proofErr w:type="spellEnd"/>
+      <w:r>
+        <w:rPr>
+          <w:rFonts w:ascii="Consolas" w:eastAsia="Times New Roman" w:hAnsi="Consolas" w:cs="Times New Roman"/>
+          <w:color w:val="CCCCCC"/>
+          <w:kern w:val="0"/>
+          <w:sz w:val="21"/>
+          <w:szCs w:val="21"/>
+          <w14:ligatures w14:val="none"/>
+        </w:rPr>
+        <w:t>(</w:t>
+      </w:r>
+      <w:r>
+        <w:rPr>
+          <w:rFonts w:ascii="Consolas" w:eastAsia="Times New Roman" w:hAnsi="Consolas" w:cs="Times New Roman"/>
+          <w:color w:val="CE9178"/>
+          <w:kern w:val="0"/>
+          <w:sz w:val="21"/>
+          <w:szCs w:val="21"/>
+          <w14:ligatures w14:val="none"/>
+        </w:rPr>
+        <w:t>'Feature 1'</w:t>
+      </w:r>
+      <w:r>
+        <w:rPr>
+          <w:rFonts w:ascii="Consolas" w:eastAsia="Times New Roman" w:hAnsi="Consolas" w:cs="Times New Roman"/>
+          <w:color w:val="CCCCCC"/>
+          <w:kern w:val="0"/>
+          <w:sz w:val="21"/>
+          <w:szCs w:val="21"/>
+          <w14:ligatures w14:val="none"/>
+        </w:rPr>
+        <w:t>)</w:t>
+      </w:r>
+    </w:p>
+    <w:p>
+      <w:pPr>
+        <w:shd w:val="clear" w:color="auto" w:fill="1F1F1F"/>
+        <w:spacing w:after="0" w:line="285" w:lineRule="atLeast"/>
+        <w:ind w:left="0" w:firstLine="0"/>
+        <w:jc w:val="left"/>
+        <w:rPr>
+          <w:rFonts w:ascii="Consolas" w:eastAsia="Times New Roman" w:hAnsi="Consolas" w:cs="Times New Roman"/>
+          <w:color w:val="CCCCCC"/>
+          <w:kern w:val="0"/>
+          <w:sz w:val="21"/>
+          <w:szCs w:val="21"/>
+          <w14:ligatures w14:val="none"/>
+        </w:rPr>
+      </w:pPr>
+      <w:proofErr w:type="spellStart"/>
+      <w:r>
+        <w:rPr>
+          <w:rFonts w:ascii="Consolas" w:eastAsia="Times New Roman" w:hAnsi="Consolas" w:cs="Times New Roman"/>
+          <w:color w:val="4EC9B0"/>
+          <w:kern w:val="0"/>
+          <w:sz w:val="21"/>
+          <w:szCs w:val="21"/>
+          <w14:ligatures w14:val="none"/>
+        </w:rPr>
+        <w:t>plt</w:t>
+      </w:r>
+      <w:r>
+        <w:rPr>
+          <w:rFonts w:ascii="Consolas" w:eastAsia="Times New Roman" w:hAnsi="Consolas" w:cs="Times New Roman"/>
+          <w:color w:val="CCCCCC"/>
+          <w:kern w:val="0"/>
+          <w:sz w:val="21"/>
+          <w:szCs w:val="21"/>
+          <w14:ligatures w14:val="none"/>
+        </w:rPr>
+        <w:t>.</w:t>
+      </w:r>
+      <w:r>
+        <w:rPr>
+          <w:rFonts w:ascii="Consolas" w:eastAsia="Times New Roman" w:hAnsi="Consolas" w:cs="Times New Roman"/>
+          <w:color w:val="DCDCAA"/>
+          <w:kern w:val="0"/>
+          <w:sz w:val="21"/>
+          <w:szCs w:val="21"/>
+          <w14:ligatures w14:val="none"/>
+        </w:rPr>
+        <w:t>ylabel</w:t>
+      </w:r>
+      <w:proofErr w:type="spellEnd"/>
+      <w:r>
+        <w:rPr>
+          <w:rFonts w:ascii="Consolas" w:eastAsia="Times New Roman" w:hAnsi="Consolas" w:cs="Times New Roman"/>
+          <w:color w:val="CCCCCC"/>
+          <w:kern w:val="0"/>
+          <w:sz w:val="21"/>
+          <w:szCs w:val="21"/>
+          <w14:ligatures w14:val="none"/>
+        </w:rPr>
+        <w:t>(</w:t>
+      </w:r>
+      <w:r>
+        <w:rPr>
+          <w:rFonts w:ascii="Consolas" w:eastAsia="Times New Roman" w:hAnsi="Consolas" w:cs="Times New Roman"/>
+          <w:color w:val="CE9178"/>
+          <w:kern w:val="0"/>
+          <w:sz w:val="21"/>
+          <w:szCs w:val="21"/>
+          <w14:ligatures w14:val="none"/>
+        </w:rPr>
+        <w:t>'Feature 2'</w:t>
+      </w:r>
+      <w:r>
+        <w:rPr>
+          <w:rFonts w:ascii="Consolas" w:eastAsia="Times New Roman" w:hAnsi="Consolas" w:cs="Times New Roman"/>
+          <w:color w:val="CCCCCC"/>
+          <w:kern w:val="0"/>
+          <w:sz w:val="21"/>
+          <w:szCs w:val="21"/>
+          <w14:ligatures w14:val="none"/>
+        </w:rPr>
+        <w:t>)</w:t>
+      </w:r>
+    </w:p>
+    <w:p>
+      <w:pPr>
+        <w:shd w:val="clear" w:color="auto" w:fill="1F1F1F"/>
+        <w:spacing w:after="0" w:line="285" w:lineRule="atLeast"/>
+        <w:ind w:left="0" w:firstLine="0"/>
+        <w:jc w:val="left"/>
+        <w:rPr>
+          <w:rFonts w:ascii="Consolas" w:eastAsia="Times New Roman" w:hAnsi="Consolas" w:cs="Times New Roman"/>
+          <w:color w:val="CCCCCC"/>
+          <w:kern w:val="0"/>
+          <w:sz w:val="21"/>
+          <w:szCs w:val="21"/>
+          <w14:ligatures w14:val="none"/>
+        </w:rPr>
+      </w:pPr>
+      <w:proofErr w:type="spellStart"/>
+      <w:r>
+        <w:rPr>
+          <w:rFonts w:ascii="Consolas" w:eastAsia="Times New Roman" w:hAnsi="Consolas" w:cs="Times New Roman"/>
+          <w:color w:val="4EC9B0"/>
+          <w:kern w:val="0"/>
+          <w:sz w:val="21"/>
+          <w:szCs w:val="21"/>
+          <w14:ligatures w14:val="none"/>
+        </w:rPr>
+        <w:t>plt</w:t>
+      </w:r>
+      <w:r>
+        <w:rPr>
+          <w:rFonts w:ascii="Consolas" w:eastAsia="Times New Roman" w:hAnsi="Consolas" w:cs="Times New Roman"/>
+          <w:color w:val="CCCCCC"/>
+          <w:kern w:val="0"/>
+          <w:sz w:val="21"/>
+          <w:szCs w:val="21"/>
+          <w14:ligatures w14:val="none"/>
+        </w:rPr>
+        <w:t>.</w:t>
+      </w:r>
+      <w:r>
+        <w:rPr>
+          <w:rFonts w:ascii="Consolas" w:eastAsia="Times New Roman" w:hAnsi="Consolas" w:cs="Times New Roman"/>
+          <w:color w:val="DCDCAA"/>
+          <w:kern w:val="0"/>
+          <w:sz w:val="21"/>
+          <w:szCs w:val="21"/>
+          <w14:ligatures w14:val="none"/>
+        </w:rPr>
+        <w:t>title</w:t>
+      </w:r>
+      <w:proofErr w:type="spellEnd"/>
+      <w:r>
+        <w:rPr>
+          <w:rFonts w:ascii="Consolas" w:eastAsia="Times New Roman" w:hAnsi="Consolas" w:cs="Times New Roman"/>
+          <w:color w:val="CCCCCC"/>
+          <w:kern w:val="0"/>
+          <w:sz w:val="21"/>
+          <w:szCs w:val="21"/>
+          <w14:ligatures w14:val="none"/>
+        </w:rPr>
+        <w:t>(</w:t>
+      </w:r>
+      <w:r>
+        <w:rPr>
+          <w:rFonts w:ascii="Consolas" w:eastAsia="Times New Roman" w:hAnsi="Consolas" w:cs="Times New Roman"/>
+          <w:color w:val="CE9178"/>
+          <w:kern w:val="0"/>
+          <w:sz w:val="21"/>
+          <w:szCs w:val="21"/>
+          <w14:ligatures w14:val="none"/>
+        </w:rPr>
+        <w:t>'Training Data with Decision Boundaries'</w:t>
+      </w:r>
+      <w:r>
+        <w:rPr>
+          <w:rFonts w:ascii="Consolas" w:eastAsia="Times New Roman" w:hAnsi="Consolas" w:cs="Times New Roman"/>
+          <w:color w:val="CCCCCC"/>
+          <w:kern w:val="0"/>
+          <w:sz w:val="21"/>
+          <w:szCs w:val="21"/>
+          <w14:ligatures w14:val="none"/>
+        </w:rPr>
+        <w:t>)</w:t>
+      </w:r>
+    </w:p>
+    <w:p>
+      <w:pPr>
+        <w:shd w:val="clear" w:color="auto" w:fill="1F1F1F"/>
+        <w:spacing w:after="0" w:line="285" w:lineRule="atLeast"/>
+        <w:ind w:left="0" w:firstLine="0"/>
+        <w:jc w:val="left"/>
+        <w:rPr>
+          <w:rFonts w:ascii="Consolas" w:eastAsia="Times New Roman" w:hAnsi="Consolas" w:cs="Times New Roman"/>
+          <w:color w:val="CCCCCC"/>
+          <w:kern w:val="0"/>
+          <w:sz w:val="21"/>
+          <w:szCs w:val="21"/>
+          <w14:ligatures w14:val="none"/>
+        </w:rPr>
+      </w:pPr>
+    </w:p>
+    <w:p>
+      <w:pPr>
+        <w:shd w:val="clear" w:color="auto" w:fill="1F1F1F"/>
+        <w:spacing w:after="0" w:line="285" w:lineRule="atLeast"/>
+        <w:ind w:left="0" w:firstLine="0"/>
+        <w:jc w:val="left"/>
+        <w:rPr>
+          <w:rFonts w:ascii="Consolas" w:eastAsia="Times New Roman" w:hAnsi="Consolas" w:cs="Times New Roman"/>
+          <w:color w:val="CCCCCC"/>
+          <w:kern w:val="0"/>
+          <w:sz w:val="21"/>
+          <w:szCs w:val="21"/>
+          <w14:ligatures w14:val="none"/>
+        </w:rPr>
+      </w:pPr>
+      <w:r>
+        <w:rPr>
+          <w:rFonts w:ascii="Consolas" w:eastAsia="Times New Roman" w:hAnsi="Consolas" w:cs="Times New Roman"/>
+          <w:color w:val="6A9955"/>
+          <w:kern w:val="0"/>
+          <w:sz w:val="21"/>
+          <w:szCs w:val="21"/>
+          <w14:ligatures w14:val="none"/>
+        </w:rPr>
+        <w:t># Plot 2: Test data with decision boundaries</w:t>
+      </w:r>
+    </w:p>
+    <w:p>
+      <w:pPr>
+        <w:shd w:val="clear" w:color="auto" w:fill="1F1F1F"/>
+        <w:spacing w:after="0" w:line="285" w:lineRule="atLeast"/>
+        <w:ind w:left="0" w:firstLine="0"/>
+        <w:jc w:val="left"/>
+        <w:rPr>
+          <w:rFonts w:ascii="Consolas" w:eastAsia="Times New Roman" w:hAnsi="Consolas" w:cs="Times New Roman"/>
+          <w:color w:val="CCCCCC"/>
+          <w:kern w:val="0"/>
+          <w:sz w:val="21"/>
+          <w:szCs w:val="21"/>
+          <w14:ligatures w14:val="none"/>
+        </w:rPr>
+      </w:pPr>
+      <w:proofErr w:type="spellStart"/>
+      <w:r>
+        <w:rPr>
+          <w:rFonts w:ascii="Consolas" w:eastAsia="Times New Roman" w:hAnsi="Consolas" w:cs="Times New Roman"/>
+          <w:color w:val="4EC9B0"/>
+          <w:kern w:val="0"/>
+          <w:sz w:val="21"/>
+          <w:szCs w:val="21"/>
+          <w14:ligatures w14:val="none"/>
+        </w:rPr>
+        <w:t>plt</w:t>
+      </w:r>
+      <w:r>
+        <w:rPr>
+          <w:rFonts w:ascii="Consolas" w:eastAsia="Times New Roman" w:hAnsi="Consolas" w:cs="Times New Roman"/>
+          <w:color w:val="CCCCCC"/>
+          <w:kern w:val="0"/>
+          <w:sz w:val="21"/>
+          <w:szCs w:val="21"/>
+          <w14:ligatures w14:val="none"/>
+        </w:rPr>
+        <w:t>.</w:t>
+      </w:r>
+      <w:r>
+        <w:rPr>
+          <w:rFonts w:ascii="Consolas" w:eastAsia="Times New Roman" w:hAnsi="Consolas" w:cs="Times New Roman"/>
+          <w:color w:val="DCDCAA"/>
+          <w:kern w:val="0"/>
+          <w:sz w:val="21"/>
+          <w:szCs w:val="21"/>
+          <w14:ligatures w14:val="none"/>
+        </w:rPr>
+        <w:t>subplot</w:t>
+      </w:r>
+      <w:proofErr w:type="spellEnd"/>
+      <w:r>
+        <w:rPr>
+          <w:rFonts w:ascii="Consolas" w:eastAsia="Times New Roman" w:hAnsi="Consolas" w:cs="Times New Roman"/>
+          <w:color w:val="CCCCCC"/>
+          <w:kern w:val="0"/>
+          <w:sz w:val="21"/>
+          <w:szCs w:val="21"/>
+          <w14:ligatures w14:val="none"/>
+        </w:rPr>
+        <w:t>(</w:t>
+      </w:r>
+      <w:r>
+        <w:rPr>
+          <w:rFonts w:ascii="Consolas" w:eastAsia="Times New Roman" w:hAnsi="Consolas" w:cs="Times New Roman"/>
+          <w:color w:val="B5CEA8"/>
+          <w:kern w:val="0"/>
+          <w:sz w:val="21"/>
+          <w:szCs w:val="21"/>
+          <w14:ligatures w14:val="none"/>
+        </w:rPr>
+        <w:t>1</w:t>
+      </w:r>
+      <w:r>
+        <w:rPr>
+          <w:rFonts w:ascii="Consolas" w:eastAsia="Times New Roman" w:hAnsi="Consolas" w:cs="Times New Roman"/>
+          <w:color w:val="CCCCCC"/>
+          <w:kern w:val="0"/>
+          <w:sz w:val="21"/>
+          <w:szCs w:val="21"/>
+          <w14:ligatures w14:val="none"/>
+        </w:rPr>
+        <w:t xml:space="preserve">, </w:t>
+      </w:r>
+      <w:r>
+        <w:rPr>
+          <w:rFonts w:ascii="Consolas" w:eastAsia="Times New Roman" w:hAnsi="Consolas" w:cs="Times New Roman"/>
+          <w:color w:val="B5CEA8"/>
+          <w:kern w:val="0"/>
+          <w:sz w:val="21"/>
+          <w:szCs w:val="21"/>
+          <w14:ligatures w14:val="none"/>
+        </w:rPr>
+        <w:t>2</w:t>
+      </w:r>
+      <w:r>
+        <w:rPr>
+          <w:rFonts w:ascii="Consolas" w:eastAsia="Times New Roman" w:hAnsi="Consolas" w:cs="Times New Roman"/>
+          <w:color w:val="CCCCCC"/>
+          <w:kern w:val="0"/>
+          <w:sz w:val="21"/>
+          <w:szCs w:val="21"/>
+          <w14:ligatures w14:val="none"/>
+        </w:rPr>
+        <w:t xml:space="preserve">, </w:t>
+      </w:r>
+      <w:r>
+        <w:rPr>
+          <w:rFonts w:ascii="Consolas" w:eastAsia="Times New Roman" w:hAnsi="Consolas" w:cs="Times New Roman"/>
+          <w:color w:val="B5CEA8"/>
+          <w:kern w:val="0"/>
+          <w:sz w:val="21"/>
+          <w:szCs w:val="21"/>
+          <w14:ligatures w14:val="none"/>
+        </w:rPr>
+        <w:t>2</w:t>
+      </w:r>
+      <w:r>
+        <w:rPr>
+          <w:rFonts w:ascii="Consolas" w:eastAsia="Times New Roman" w:hAnsi="Consolas" w:cs="Times New Roman"/>
+          <w:color w:val="CCCCCC"/>
+          <w:kern w:val="0"/>
+          <w:sz w:val="21"/>
+          <w:szCs w:val="21"/>
+          <w14:ligatures w14:val="none"/>
+        </w:rPr>
+        <w:t>)</w:t>
+      </w:r>
+    </w:p>
+    <w:p>
+      <w:pPr>
+        <w:shd w:val="clear" w:color="auto" w:fill="1F1F1F"/>
+        <w:spacing w:after="0" w:line="285" w:lineRule="atLeast"/>
+        <w:ind w:left="0" w:firstLine="0"/>
+        <w:jc w:val="left"/>
+        <w:rPr>
+          <w:rFonts w:ascii="Consolas" w:eastAsia="Times New Roman" w:hAnsi="Consolas" w:cs="Times New Roman"/>
+          <w:color w:val="CCCCCC"/>
+          <w:kern w:val="0"/>
+          <w:sz w:val="21"/>
+          <w:szCs w:val="21"/>
+          <w14:ligatures w14:val="none"/>
+        </w:rPr>
+      </w:pPr>
+      <w:proofErr w:type="spellStart"/>
+      <w:r>
+        <w:rPr>
+          <w:rFonts w:ascii="Consolas" w:eastAsia="Times New Roman" w:hAnsi="Consolas" w:cs="Times New Roman"/>
+          <w:color w:val="4EC9B0"/>
+          <w:kern w:val="0"/>
+          <w:sz w:val="21"/>
+          <w:szCs w:val="21"/>
+          <w14:ligatures w14:val="none"/>
+        </w:rPr>
+        <w:t>plt</w:t>
+      </w:r>
+      <w:r>
+        <w:rPr>
+          <w:rFonts w:ascii="Consolas" w:eastAsia="Times New Roman" w:hAnsi="Consolas" w:cs="Times New Roman"/>
+          <w:color w:val="CCCCCC"/>
+          <w:kern w:val="0"/>
+          <w:sz w:val="21"/>
+          <w:szCs w:val="21"/>
+          <w14:ligatures w14:val="none"/>
+        </w:rPr>
+        <w:t>.</w:t>
+      </w:r>
+      <w:r>
+        <w:rPr>
+          <w:rFonts w:ascii="Consolas" w:eastAsia="Times New Roman" w:hAnsi="Consolas" w:cs="Times New Roman"/>
+          <w:color w:val="DCDCAA"/>
+          <w:kern w:val="0"/>
+          <w:sz w:val="21"/>
+          <w:szCs w:val="21"/>
+          <w14:ligatures w14:val="none"/>
+        </w:rPr>
+        <w:t>contourf</w:t>
+      </w:r>
+      <w:proofErr w:type="spellEnd"/>
+      <w:r>
+        <w:rPr>
+          <w:rFonts w:ascii="Consolas" w:eastAsia="Times New Roman" w:hAnsi="Consolas" w:cs="Times New Roman"/>
+          <w:color w:val="CCCCCC"/>
+          <w:kern w:val="0"/>
+          <w:sz w:val="21"/>
+          <w:szCs w:val="21"/>
+          <w14:ligatures w14:val="none"/>
+        </w:rPr>
+        <w:t>(</w:t>
+      </w:r>
+      <w:r>
+        <w:rPr>
+          <w:rFonts w:ascii="Consolas" w:eastAsia="Times New Roman" w:hAnsi="Consolas" w:cs="Times New Roman"/>
+          <w:color w:val="9CDCFE"/>
+          <w:kern w:val="0"/>
+          <w:sz w:val="21"/>
+          <w:szCs w:val="21"/>
+          <w14:ligatures w14:val="none"/>
+        </w:rPr>
+        <w:t>xx</w:t>
+      </w:r>
+      <w:r>
+        <w:rPr>
+          <w:rFonts w:ascii="Consolas" w:eastAsia="Times New Roman" w:hAnsi="Consolas" w:cs="Times New Roman"/>
+          <w:color w:val="CCCCCC"/>
+          <w:kern w:val="0"/>
+          <w:sz w:val="21"/>
+          <w:szCs w:val="21"/>
+          <w14:ligatures w14:val="none"/>
+        </w:rPr>
+        <w:t xml:space="preserve">, </w:t>
+      </w:r>
+      <w:proofErr w:type="spellStart"/>
+      <w:r>
+        <w:rPr>
+          <w:rFonts w:ascii="Consolas" w:eastAsia="Times New Roman" w:hAnsi="Consolas" w:cs="Times New Roman"/>
+          <w:color w:val="9CDCFE"/>
+          <w:kern w:val="0"/>
+          <w:sz w:val="21"/>
+          <w:szCs w:val="21"/>
+          <w14:ligatures w14:val="none"/>
+        </w:rPr>
+        <w:t>yy</w:t>
+      </w:r>
+      <w:proofErr w:type="spellEnd"/>
+      <w:r>
+        <w:rPr>
+          <w:rFonts w:ascii="Consolas" w:eastAsia="Times New Roman" w:hAnsi="Consolas" w:cs="Times New Roman"/>
+          <w:color w:val="CCCCCC"/>
+          <w:kern w:val="0"/>
+          <w:sz w:val="21"/>
+          <w:szCs w:val="21"/>
+          <w14:ligatures w14:val="none"/>
+        </w:rPr>
+        <w:t xml:space="preserve">, </w:t>
+      </w:r>
+      <w:r>
+        <w:rPr>
+          <w:rFonts w:ascii="Consolas" w:eastAsia="Times New Roman" w:hAnsi="Consolas" w:cs="Times New Roman"/>
+          <w:color w:val="4FC1FF"/>
+          <w:kern w:val="0"/>
+          <w:sz w:val="21"/>
+          <w:szCs w:val="21"/>
+          <w14:ligatures w14:val="none"/>
+        </w:rPr>
+        <w:t>Z</w:t>
+      </w:r>
+      <w:r>
+        <w:rPr>
+          <w:rFonts w:ascii="Consolas" w:eastAsia="Times New Roman" w:hAnsi="Consolas" w:cs="Times New Roman"/>
+          <w:color w:val="CCCCCC"/>
+          <w:kern w:val="0"/>
+          <w:sz w:val="21"/>
+          <w:szCs w:val="21"/>
+          <w14:ligatures w14:val="none"/>
+        </w:rPr>
+        <w:t xml:space="preserve">, </w:t>
+      </w:r>
+      <w:r>
+        <w:rPr>
+          <w:rFonts w:ascii="Consolas" w:eastAsia="Times New Roman" w:hAnsi="Consolas" w:cs="Times New Roman"/>
+          <w:color w:val="9CDCFE"/>
+          <w:kern w:val="0"/>
+          <w:sz w:val="21"/>
+          <w:szCs w:val="21"/>
+          <w14:ligatures w14:val="none"/>
+        </w:rPr>
+        <w:t>alpha</w:t>
+      </w:r>
+      <w:r>
+        <w:rPr>
+          <w:rFonts w:ascii="Consolas" w:eastAsia="Times New Roman" w:hAnsi="Consolas" w:cs="Times New Roman"/>
+          <w:color w:val="D4D4D4"/>
+          <w:kern w:val="0"/>
+          <w:sz w:val="21"/>
+          <w:szCs w:val="21"/>
+          <w14:ligatures w14:val="none"/>
+        </w:rPr>
+        <w:t>=</w:t>
+      </w:r>
+      <w:r>
+        <w:rPr>
+          <w:rFonts w:ascii="Consolas" w:eastAsia="Times New Roman" w:hAnsi="Consolas" w:cs="Times New Roman"/>
+          <w:color w:val="B5CEA8"/>
+          <w:kern w:val="0"/>
+          <w:sz w:val="21"/>
+          <w:szCs w:val="21"/>
+          <w14:ligatures w14:val="none"/>
+        </w:rPr>
+        <w:t>0.3</w:t>
+      </w:r>
+      <w:r>
+        <w:rPr>
+          <w:rFonts w:ascii="Consolas" w:eastAsia="Times New Roman" w:hAnsi="Consolas" w:cs="Times New Roman"/>
+          <w:color w:val="CCCCCC"/>
+          <w:kern w:val="0"/>
+          <w:sz w:val="21"/>
+          <w:szCs w:val="21"/>
+          <w14:ligatures w14:val="none"/>
+        </w:rPr>
+        <w:t xml:space="preserve">, </w:t>
+      </w:r>
+      <w:proofErr w:type="spellStart"/>
+      <w:r>
+        <w:rPr>
+          <w:rFonts w:ascii="Consolas" w:eastAsia="Times New Roman" w:hAnsi="Consolas" w:cs="Times New Roman"/>
+          <w:color w:val="9CDCFE"/>
+          <w:kern w:val="0"/>
+          <w:sz w:val="21"/>
+          <w:szCs w:val="21"/>
+          <w14:ligatures w14:val="none"/>
+        </w:rPr>
+        <w:t>cmap</w:t>
+      </w:r>
+      <w:proofErr w:type="spellEnd"/>
+      <w:r>
+        <w:rPr>
+          <w:rFonts w:ascii="Consolas" w:eastAsia="Times New Roman" w:hAnsi="Consolas" w:cs="Times New Roman"/>
+          <w:color w:val="D4D4D4"/>
+          <w:kern w:val="0"/>
+          <w:sz w:val="21"/>
+          <w:szCs w:val="21"/>
+          <w14:ligatures w14:val="none"/>
+        </w:rPr>
+        <w:t>=</w:t>
+      </w:r>
+      <w:proofErr w:type="spellStart"/>
+      <w:r>
+        <w:rPr>
+          <w:rFonts w:ascii="Consolas" w:eastAsia="Times New Roman" w:hAnsi="Consolas" w:cs="Times New Roman"/>
+          <w:color w:val="4EC9B0"/>
+          <w:kern w:val="0"/>
+          <w:sz w:val="21"/>
+          <w:szCs w:val="21"/>
+          <w14:ligatures w14:val="none"/>
+        </w:rPr>
+        <w:t>ListedColormap</w:t>
+      </w:r>
+      <w:proofErr w:type="spellEnd"/>
+      <w:r>
+        <w:rPr>
+          <w:rFonts w:ascii="Consolas" w:eastAsia="Times New Roman" w:hAnsi="Consolas" w:cs="Times New Roman"/>
+          <w:color w:val="CCCCCC"/>
+          <w:kern w:val="0"/>
+          <w:sz w:val="21"/>
+          <w:szCs w:val="21"/>
+          <w14:ligatures w14:val="none"/>
+        </w:rPr>
+        <w:t>([</w:t>
+      </w:r>
+      <w:r>
+        <w:rPr>
+          <w:rFonts w:ascii="Consolas" w:eastAsia="Times New Roman" w:hAnsi="Consolas" w:cs="Times New Roman"/>
+          <w:color w:val="CE9178"/>
+          <w:kern w:val="0"/>
+          <w:sz w:val="21"/>
+          <w:szCs w:val="21"/>
+          <w14:ligatures w14:val="none"/>
+        </w:rPr>
+        <w:t>'#FFAAAA'</w:t>
+      </w:r>
+      <w:r>
+        <w:rPr>
+          <w:rFonts w:ascii="Consolas" w:eastAsia="Times New Roman" w:hAnsi="Consolas" w:cs="Times New Roman"/>
+          <w:color w:val="CCCCCC"/>
+          <w:kern w:val="0"/>
+          <w:sz w:val="21"/>
+          <w:szCs w:val="21"/>
+          <w14:ligatures w14:val="none"/>
+        </w:rPr>
+        <w:t xml:space="preserve">, </w:t>
+      </w:r>
+      <w:r>
+        <w:rPr>
+          <w:rFonts w:ascii="Consolas" w:eastAsia="Times New Roman" w:hAnsi="Consolas" w:cs="Times New Roman"/>
+          <w:color w:val="CE9178"/>
+          <w:kern w:val="0"/>
+          <w:sz w:val="21"/>
+          <w:szCs w:val="21"/>
+          <w14:ligatures w14:val="none"/>
+        </w:rPr>
+        <w:t>'#AAAAFF'</w:t>
+      </w:r>
+      <w:r>
+        <w:rPr>
+          <w:rFonts w:ascii="Consolas" w:eastAsia="Times New Roman" w:hAnsi="Consolas" w:cs="Times New Roman"/>
+          <w:color w:val="CCCCCC"/>
+          <w:kern w:val="0"/>
+          <w:sz w:val="21"/>
+          <w:szCs w:val="21"/>
+          <w14:ligatures w14:val="none"/>
+        </w:rPr>
+        <w:t>]))</w:t>
+      </w:r>
+    </w:p>
+    <w:p>
+      <w:pPr>
+        <w:shd w:val="clear" w:color="auto" w:fill="1F1F1F"/>
+        <w:spacing w:after="0" w:line="285" w:lineRule="atLeast"/>
+        <w:ind w:left="0" w:firstLine="0"/>
+        <w:jc w:val="left"/>
+        <w:rPr>
+          <w:rFonts w:ascii="Consolas" w:eastAsia="Times New Roman" w:hAnsi="Consolas" w:cs="Times New Roman"/>
+          <w:color w:val="CCCCCC"/>
+          <w:kern w:val="0"/>
+          <w:sz w:val="21"/>
+          <w:szCs w:val="21"/>
+          <w14:ligatures w14:val="none"/>
+        </w:rPr>
+      </w:pPr>
+      <w:proofErr w:type="spellStart"/>
+      <w:r>
+        <w:rPr>
+          <w:rFonts w:ascii="Consolas" w:eastAsia="Times New Roman" w:hAnsi="Consolas" w:cs="Times New Roman"/>
+          <w:color w:val="4EC9B0"/>
+          <w:kern w:val="0"/>
+          <w:sz w:val="21"/>
+          <w:szCs w:val="21"/>
+          <w14:ligatures w14:val="none"/>
+        </w:rPr>
+        <w:t>plt</w:t>
+      </w:r>
+      <w:r>
+        <w:rPr>
+          <w:rFonts w:ascii="Consolas" w:eastAsia="Times New Roman" w:hAnsi="Consolas" w:cs="Times New Roman"/>
+          <w:color w:val="CCCCCC"/>
+          <w:kern w:val="0"/>
+          <w:sz w:val="21"/>
+          <w:szCs w:val="21"/>
+          <w14:ligatures w14:val="none"/>
+        </w:rPr>
+        <w:t>.</w:t>
+      </w:r>
+      <w:r>
+        <w:rPr>
+          <w:rFonts w:ascii="Consolas" w:eastAsia="Times New Roman" w:hAnsi="Consolas" w:cs="Times New Roman"/>
+          <w:color w:val="DCDCAA"/>
+          <w:kern w:val="0"/>
+          <w:sz w:val="21"/>
+          <w:szCs w:val="21"/>
+          <w14:ligatures w14:val="none"/>
+        </w:rPr>
+        <w:t>scatter</w:t>
+      </w:r>
+      <w:proofErr w:type="spellEnd"/>
+      <w:r>
+        <w:rPr>
+          <w:rFonts w:ascii="Consolas" w:eastAsia="Times New Roman" w:hAnsi="Consolas" w:cs="Times New Roman"/>
+          <w:color w:val="CCCCCC"/>
+          <w:kern w:val="0"/>
+          <w:sz w:val="21"/>
+          <w:szCs w:val="21"/>
+          <w14:ligatures w14:val="none"/>
+        </w:rPr>
+        <w:t>(</w:t>
+      </w:r>
+      <w:proofErr w:type="spellStart"/>
+      <w:r>
+        <w:rPr>
+          <w:rFonts w:ascii="Consolas" w:eastAsia="Times New Roman" w:hAnsi="Consolas" w:cs="Times New Roman"/>
+          <w:color w:val="9CDCFE"/>
+          <w:kern w:val="0"/>
+          <w:sz w:val="21"/>
+          <w:szCs w:val="21"/>
+          <w14:ligatures w14:val="none"/>
+        </w:rPr>
+        <w:t>X_test</w:t>
+      </w:r>
+      <w:proofErr w:type="spellEnd"/>
+      <w:r>
+        <w:rPr>
+          <w:rFonts w:ascii="Consolas" w:eastAsia="Times New Roman" w:hAnsi="Consolas" w:cs="Times New Roman"/>
+          <w:color w:val="CCCCCC"/>
+          <w:kern w:val="0"/>
+          <w:sz w:val="21"/>
+          <w:szCs w:val="21"/>
+          <w14:ligatures w14:val="none"/>
+        </w:rPr>
+        <w:t xml:space="preserve">[:, </w:t>
+      </w:r>
+      <w:r>
+        <w:rPr>
+          <w:rFonts w:ascii="Consolas" w:eastAsia="Times New Roman" w:hAnsi="Consolas" w:cs="Times New Roman"/>
+          <w:color w:val="B5CEA8"/>
+          <w:kern w:val="0"/>
+          <w:sz w:val="21"/>
+          <w:szCs w:val="21"/>
+          <w14:ligatures w14:val="none"/>
+        </w:rPr>
+        <w:t>0</w:t>
+      </w:r>
+      <w:r>
+        <w:rPr>
+          <w:rFonts w:ascii="Consolas" w:eastAsia="Times New Roman" w:hAnsi="Consolas" w:cs="Times New Roman"/>
+          <w:color w:val="CCCCCC"/>
+          <w:kern w:val="0"/>
+          <w:sz w:val="21"/>
+          <w:szCs w:val="21"/>
+          <w14:ligatures w14:val="none"/>
+        </w:rPr>
+        <w:t xml:space="preserve">], </w:t>
+      </w:r>
+      <w:proofErr w:type="spellStart"/>
+      <w:r>
+        <w:rPr>
+          <w:rFonts w:ascii="Consolas" w:eastAsia="Times New Roman" w:hAnsi="Consolas" w:cs="Times New Roman"/>
+          <w:color w:val="9CDCFE"/>
+          <w:kern w:val="0"/>
+          <w:sz w:val="21"/>
+          <w:szCs w:val="21"/>
+          <w14:ligatures w14:val="none"/>
+        </w:rPr>
+        <w:t>X_test</w:t>
+      </w:r>
+      <w:proofErr w:type="spellEnd"/>
+      <w:r>
+        <w:rPr>
+          <w:rFonts w:ascii="Consolas" w:eastAsia="Times New Roman" w:hAnsi="Consolas" w:cs="Times New Roman"/>
+          <w:color w:val="CCCCCC"/>
+          <w:kern w:val="0"/>
+          <w:sz w:val="21"/>
+          <w:szCs w:val="21"/>
+          <w14:ligatures w14:val="none"/>
+        </w:rPr>
+        <w:t xml:space="preserve">[:, </w:t>
+      </w:r>
+      <w:r>
+        <w:rPr>
+          <w:rFonts w:ascii="Consolas" w:eastAsia="Times New Roman" w:hAnsi="Consolas" w:cs="Times New Roman"/>
+          <w:color w:val="B5CEA8"/>
+          <w:kern w:val="0"/>
+          <w:sz w:val="21"/>
+          <w:szCs w:val="21"/>
+          <w14:ligatures w14:val="none"/>
+        </w:rPr>
+        <w:t>1</w:t>
+      </w:r>
+      <w:r>
+        <w:rPr>
+          <w:rFonts w:ascii="Consolas" w:eastAsia="Times New Roman" w:hAnsi="Consolas" w:cs="Times New Roman"/>
+          <w:color w:val="CCCCCC"/>
+          <w:kern w:val="0"/>
+          <w:sz w:val="21"/>
+          <w:szCs w:val="21"/>
+          <w14:ligatures w14:val="none"/>
+        </w:rPr>
+        <w:t xml:space="preserve">], </w:t>
+      </w:r>
+      <w:r>
+        <w:rPr>
+          <w:rFonts w:ascii="Consolas" w:eastAsia="Times New Roman" w:hAnsi="Consolas" w:cs="Times New Roman"/>
+          <w:color w:val="9CDCFE"/>
+          <w:kern w:val="0"/>
+          <w:sz w:val="21"/>
+          <w:szCs w:val="21"/>
+          <w14:ligatures w14:val="none"/>
+        </w:rPr>
+        <w:t>c</w:t>
+      </w:r>
+      <w:r>
+        <w:rPr>
+          <w:rFonts w:ascii="Consolas" w:eastAsia="Times New Roman" w:hAnsi="Consolas" w:cs="Times New Roman"/>
+          <w:color w:val="D4D4D4"/>
+          <w:kern w:val="0"/>
+          <w:sz w:val="21"/>
+          <w:szCs w:val="21"/>
+          <w14:ligatures w14:val="none"/>
+        </w:rPr>
+        <w:t>=</w:t>
+      </w:r>
+      <w:proofErr w:type="spellStart"/>
+      <w:r>
+        <w:rPr>
+          <w:rFonts w:ascii="Consolas" w:eastAsia="Times New Roman" w:hAnsi="Consolas" w:cs="Times New Roman"/>
+          <w:color w:val="9CDCFE"/>
+          <w:kern w:val="0"/>
+          <w:sz w:val="21"/>
+          <w:szCs w:val="21"/>
+          <w14:ligatures w14:val="none"/>
+        </w:rPr>
+        <w:t>y_test</w:t>
+      </w:r>
+      <w:proofErr w:type="spellEnd"/>
+      <w:r>
+        <w:rPr>
+          <w:rFonts w:ascii="Consolas" w:eastAsia="Times New Roman" w:hAnsi="Consolas" w:cs="Times New Roman"/>
+          <w:color w:val="CCCCCC"/>
+          <w:kern w:val="0"/>
+          <w:sz w:val="21"/>
+          <w:szCs w:val="21"/>
+          <w14:ligatures w14:val="none"/>
+        </w:rPr>
+        <w:t xml:space="preserve">, </w:t>
+      </w:r>
+      <w:proofErr w:type="spellStart"/>
+      <w:r>
+        <w:rPr>
+          <w:rFonts w:ascii="Consolas" w:eastAsia="Times New Roman" w:hAnsi="Consolas" w:cs="Times New Roman"/>
+          <w:color w:val="9CDCFE"/>
+          <w:kern w:val="0"/>
+          <w:sz w:val="21"/>
+          <w:szCs w:val="21"/>
+          <w14:ligatures w14:val="none"/>
+        </w:rPr>
+        <w:t>cmap</w:t>
+      </w:r>
+      <w:proofErr w:type="spellEnd"/>
+      <w:r>
+        <w:rPr>
+          <w:rFonts w:ascii="Consolas" w:eastAsia="Times New Roman" w:hAnsi="Consolas" w:cs="Times New Roman"/>
+          <w:color w:val="D4D4D4"/>
+          <w:kern w:val="0"/>
+          <w:sz w:val="21"/>
+          <w:szCs w:val="21"/>
+          <w14:ligatures w14:val="none"/>
+        </w:rPr>
+        <w:t>=</w:t>
+      </w:r>
+      <w:proofErr w:type="spellStart"/>
+      <w:r>
+        <w:rPr>
+          <w:rFonts w:ascii="Consolas" w:eastAsia="Times New Roman" w:hAnsi="Consolas" w:cs="Times New Roman"/>
+          <w:color w:val="4EC9B0"/>
+          <w:kern w:val="0"/>
+          <w:sz w:val="21"/>
+          <w:szCs w:val="21"/>
+          <w14:ligatures w14:val="none"/>
+        </w:rPr>
+        <w:t>ListedColormap</w:t>
+      </w:r>
+      <w:proofErr w:type="spellEnd"/>
+      <w:r>
+        <w:rPr>
+          <w:rFonts w:ascii="Consolas" w:eastAsia="Times New Roman" w:hAnsi="Consolas" w:cs="Times New Roman"/>
+          <w:color w:val="CCCCCC"/>
+          <w:kern w:val="0"/>
+          <w:sz w:val="21"/>
+          <w:szCs w:val="21"/>
+          <w14:ligatures w14:val="none"/>
+        </w:rPr>
+        <w:t>([</w:t>
+      </w:r>
+      <w:r>
+        <w:rPr>
+          <w:rFonts w:ascii="Consolas" w:eastAsia="Times New Roman" w:hAnsi="Consolas" w:cs="Times New Roman"/>
+          <w:color w:val="CE9178"/>
+          <w:kern w:val="0"/>
+          <w:sz w:val="21"/>
+          <w:szCs w:val="21"/>
+          <w14:ligatures w14:val="none"/>
+        </w:rPr>
+        <w:t>'#FF0000'</w:t>
+      </w:r>
+      <w:r>
+        <w:rPr>
+          <w:rFonts w:ascii="Consolas" w:eastAsia="Times New Roman" w:hAnsi="Consolas" w:cs="Times New Roman"/>
+          <w:color w:val="CCCCCC"/>
+          <w:kern w:val="0"/>
+          <w:sz w:val="21"/>
+          <w:szCs w:val="21"/>
+          <w14:ligatures w14:val="none"/>
+        </w:rPr>
+        <w:t xml:space="preserve">, </w:t>
+      </w:r>
+      <w:r>
+        <w:rPr>
+          <w:rFonts w:ascii="Consolas" w:eastAsia="Times New Roman" w:hAnsi="Consolas" w:cs="Times New Roman"/>
+          <w:color w:val="CE9178"/>
+          <w:kern w:val="0"/>
+          <w:sz w:val="21"/>
+          <w:szCs w:val="21"/>
+          <w14:ligatures w14:val="none"/>
+        </w:rPr>
+        <w:t>'#0000FF'</w:t>
+      </w:r>
+      <w:r>
+        <w:rPr>
+          <w:rFonts w:ascii="Consolas" w:eastAsia="Times New Roman" w:hAnsi="Consolas" w:cs="Times New Roman"/>
+          <w:color w:val="CCCCCC"/>
+          <w:kern w:val="0"/>
+          <w:sz w:val="21"/>
+          <w:szCs w:val="21"/>
+          <w14:ligatures w14:val="none"/>
+        </w:rPr>
+        <w:t xml:space="preserve">]), </w:t>
+      </w:r>
+    </w:p>
+    <w:p>
+      <w:pPr>
+        <w:shd w:val="clear" w:color="auto" w:fill="1F1F1F"/>
+        <w:spacing w:after="0" w:line="285" w:lineRule="atLeast"/>
+        <w:ind w:left="0" w:firstLine="0"/>
+        <w:jc w:val="left"/>
+        <w:rPr>
+          <w:rFonts w:ascii="Consolas" w:eastAsia="Times New Roman" w:hAnsi="Consolas" w:cs="Times New Roman"/>
+          <w:color w:val="CCCCCC"/>
+          <w:kern w:val="0"/>
+          <w:sz w:val="21"/>
+          <w:szCs w:val="21"/>
+          <w14:ligatures w14:val="none"/>
+        </w:rPr>
+      </w:pPr>
+      <w:r>
+        <w:rPr>
+          <w:rFonts w:ascii="Consolas" w:eastAsia="Times New Roman" w:hAnsi="Consolas" w:cs="Times New Roman"/>
+          <w:color w:val="CCCCCC"/>
+          <w:kern w:val="0"/>
+          <w:sz w:val="21"/>
+          <w:szCs w:val="21"/>
+          <w14:ligatures w14:val="none"/>
+        </w:rPr>
+        <w:t xml:space="preserve">            </w:t>
+      </w:r>
+      <w:proofErr w:type="spellStart"/>
+      <w:r>
+        <w:rPr>
+          <w:rFonts w:ascii="Consolas" w:eastAsia="Times New Roman" w:hAnsi="Consolas" w:cs="Times New Roman"/>
+          <w:color w:val="9CDCFE"/>
+          <w:kern w:val="0"/>
+          <w:sz w:val="21"/>
+          <w:szCs w:val="21"/>
+          <w14:ligatures w14:val="none"/>
+        </w:rPr>
+        <w:t>edgecolors</w:t>
+      </w:r>
+      <w:proofErr w:type="spellEnd"/>
+      <w:r>
+        <w:rPr>
+          <w:rFonts w:ascii="Consolas" w:eastAsia="Times New Roman" w:hAnsi="Consolas" w:cs="Times New Roman"/>
+          <w:color w:val="D4D4D4"/>
+          <w:kern w:val="0"/>
+          <w:sz w:val="21"/>
+          <w:szCs w:val="21"/>
+          <w14:ligatures w14:val="none"/>
+        </w:rPr>
+        <w:t>=</w:t>
+      </w:r>
+      <w:r>
+        <w:rPr>
+          <w:rFonts w:ascii="Consolas" w:eastAsia="Times New Roman" w:hAnsi="Consolas" w:cs="Times New Roman"/>
+          <w:color w:val="CE9178"/>
+          <w:kern w:val="0"/>
+          <w:sz w:val="21"/>
+          <w:szCs w:val="21"/>
+          <w14:ligatures w14:val="none"/>
+        </w:rPr>
+        <w:t>'k'</w:t>
+      </w:r>
+      <w:r>
+        <w:rPr>
+          <w:rFonts w:ascii="Consolas" w:eastAsia="Times New Roman" w:hAnsi="Consolas" w:cs="Times New Roman"/>
+          <w:color w:val="CCCCCC"/>
+          <w:kern w:val="0"/>
+          <w:sz w:val="21"/>
+          <w:szCs w:val="21"/>
+          <w14:ligatures w14:val="none"/>
+        </w:rPr>
+        <w:t xml:space="preserve">, </w:t>
+      </w:r>
+      <w:r>
+        <w:rPr>
+          <w:rFonts w:ascii="Consolas" w:eastAsia="Times New Roman" w:hAnsi="Consolas" w:cs="Times New Roman"/>
+          <w:color w:val="9CDCFE"/>
+          <w:kern w:val="0"/>
+          <w:sz w:val="21"/>
+          <w:szCs w:val="21"/>
+          <w14:ligatures w14:val="none"/>
+        </w:rPr>
+        <w:t>s</w:t>
+      </w:r>
+      <w:r>
+        <w:rPr>
+          <w:rFonts w:ascii="Consolas" w:eastAsia="Times New Roman" w:hAnsi="Consolas" w:cs="Times New Roman"/>
+          <w:color w:val="D4D4D4"/>
+          <w:kern w:val="0"/>
+          <w:sz w:val="21"/>
+          <w:szCs w:val="21"/>
+          <w14:ligatures w14:val="none"/>
+        </w:rPr>
+        <w:t>=</w:t>
+      </w:r>
+      <w:r>
+        <w:rPr>
+          <w:rFonts w:ascii="Consolas" w:eastAsia="Times New Roman" w:hAnsi="Consolas" w:cs="Times New Roman"/>
+          <w:color w:val="B5CEA8"/>
+          <w:kern w:val="0"/>
+          <w:sz w:val="21"/>
+          <w:szCs w:val="21"/>
+          <w14:ligatures w14:val="none"/>
+        </w:rPr>
+        <w:t>20</w:t>
+      </w:r>
+      <w:r>
+        <w:rPr>
+          <w:rFonts w:ascii="Consolas" w:eastAsia="Times New Roman" w:hAnsi="Consolas" w:cs="Times New Roman"/>
+          <w:color w:val="CCCCCC"/>
+          <w:kern w:val="0"/>
+          <w:sz w:val="21"/>
+          <w:szCs w:val="21"/>
+          <w14:ligatures w14:val="none"/>
+        </w:rPr>
+        <w:t xml:space="preserve">, </w:t>
+      </w:r>
+      <w:r>
+        <w:rPr>
+          <w:rFonts w:ascii="Consolas" w:eastAsia="Times New Roman" w:hAnsi="Consolas" w:cs="Times New Roman"/>
+          <w:color w:val="9CDCFE"/>
+          <w:kern w:val="0"/>
+          <w:sz w:val="21"/>
+          <w:szCs w:val="21"/>
+          <w14:ligatures w14:val="none"/>
+        </w:rPr>
+        <w:t>alpha</w:t>
+      </w:r>
+      <w:r>
+        <w:rPr>
+          <w:rFonts w:ascii="Consolas" w:eastAsia="Times New Roman" w:hAnsi="Consolas" w:cs="Times New Roman"/>
+          <w:color w:val="D4D4D4"/>
+          <w:kern w:val="0"/>
+          <w:sz w:val="21"/>
+          <w:szCs w:val="21"/>
+          <w14:ligatures w14:val="none"/>
+        </w:rPr>
+        <w:t>=</w:t>
+      </w:r>
+      <w:r>
+        <w:rPr>
+          <w:rFonts w:ascii="Consolas" w:eastAsia="Times New Roman" w:hAnsi="Consolas" w:cs="Times New Roman"/>
+          <w:color w:val="B5CEA8"/>
+          <w:kern w:val="0"/>
+          <w:sz w:val="21"/>
+          <w:szCs w:val="21"/>
+          <w14:ligatures w14:val="none"/>
+        </w:rPr>
+        <w:t>0.6</w:t>
+      </w:r>
+      <w:r>
+        <w:rPr>
+          <w:rFonts w:ascii="Consolas" w:eastAsia="Times New Roman" w:hAnsi="Consolas" w:cs="Times New Roman"/>
+          <w:color w:val="CCCCCC"/>
+          <w:kern w:val="0"/>
+          <w:sz w:val="21"/>
+          <w:szCs w:val="21"/>
+          <w14:ligatures w14:val="none"/>
+        </w:rPr>
+        <w:t>)</w:t>
+      </w:r>
+    </w:p>
+    <w:p>
+      <w:pPr>
+        <w:shd w:val="clear" w:color="auto" w:fill="1F1F1F"/>
+        <w:spacing w:after="0" w:line="285" w:lineRule="atLeast"/>
+        <w:ind w:left="0" w:firstLine="0"/>
+        <w:jc w:val="left"/>
+        <w:rPr>
+          <w:rFonts w:ascii="Consolas" w:eastAsia="Times New Roman" w:hAnsi="Consolas" w:cs="Times New Roman"/>
+          <w:color w:val="CCCCCC"/>
+          <w:kern w:val="0"/>
+          <w:sz w:val="21"/>
+          <w:szCs w:val="21"/>
+          <w14:ligatures w14:val="none"/>
+        </w:rPr>
+      </w:pPr>
+      <w:proofErr w:type="spellStart"/>
+      <w:r>
+        <w:rPr>
+          <w:rFonts w:ascii="Consolas" w:eastAsia="Times New Roman" w:hAnsi="Consolas" w:cs="Times New Roman"/>
+          <w:color w:val="4EC9B0"/>
+          <w:kern w:val="0"/>
+          <w:sz w:val="21"/>
+          <w:szCs w:val="21"/>
+          <w14:ligatures w14:val="none"/>
+        </w:rPr>
+        <w:t>plt</w:t>
+      </w:r>
+      <w:r>
+        <w:rPr>
+          <w:rFonts w:ascii="Consolas" w:eastAsia="Times New Roman" w:hAnsi="Consolas" w:cs="Times New Roman"/>
+          <w:color w:val="CCCCCC"/>
+          <w:kern w:val="0"/>
+          <w:sz w:val="21"/>
+          <w:szCs w:val="21"/>
+          <w14:ligatures w14:val="none"/>
+        </w:rPr>
+        <w:t>.</w:t>
+      </w:r>
+      <w:r>
+        <w:rPr>
+          <w:rFonts w:ascii="Consolas" w:eastAsia="Times New Roman" w:hAnsi="Consolas" w:cs="Times New Roman"/>
+          <w:color w:val="DCDCAA"/>
+          <w:kern w:val="0"/>
+          <w:sz w:val="21"/>
+          <w:szCs w:val="21"/>
+          <w14:ligatures w14:val="none"/>
+        </w:rPr>
+        <w:t>xlabel</w:t>
+      </w:r>
+      <w:proofErr w:type="spellEnd"/>
+      <w:r>
+        <w:rPr>
+          <w:rFonts w:ascii="Consolas" w:eastAsia="Times New Roman" w:hAnsi="Consolas" w:cs="Times New Roman"/>
+          <w:color w:val="CCCCCC"/>
+          <w:kern w:val="0"/>
+          <w:sz w:val="21"/>
+          <w:szCs w:val="21"/>
+          <w14:ligatures w14:val="none"/>
+        </w:rPr>
+        <w:t>(</w:t>
+      </w:r>
+      <w:r>
+        <w:rPr>
+          <w:rFonts w:ascii="Consolas" w:eastAsia="Times New Roman" w:hAnsi="Consolas" w:cs="Times New Roman"/>
+          <w:color w:val="CE9178"/>
+          <w:kern w:val="0"/>
+          <w:sz w:val="21"/>
+          <w:szCs w:val="21"/>
+          <w14:ligatures w14:val="none"/>
+        </w:rPr>
+        <w:t>'Feature 1'</w:t>
+      </w:r>
+      <w:r>
+        <w:rPr>
+          <w:rFonts w:ascii="Consolas" w:eastAsia="Times New Roman" w:hAnsi="Consolas" w:cs="Times New Roman"/>
+          <w:color w:val="CCCCCC"/>
+          <w:kern w:val="0"/>
+          <w:sz w:val="21"/>
+          <w:szCs w:val="21"/>
+          <w14:ligatures w14:val="none"/>
+        </w:rPr>
+        <w:t>)</w:t>
+      </w:r>
+    </w:p>
+    <w:p>
+      <w:pPr>
+        <w:shd w:val="clear" w:color="auto" w:fill="1F1F1F"/>
+        <w:spacing w:after="0" w:line="285" w:lineRule="atLeast"/>
+        <w:ind w:left="0" w:firstLine="0"/>
+        <w:jc w:val="left"/>
+        <w:rPr>
+          <w:rFonts w:ascii="Consolas" w:eastAsia="Times New Roman" w:hAnsi="Consolas" w:cs="Times New Roman"/>
+          <w:color w:val="CCCCCC"/>
+          <w:kern w:val="0"/>
+          <w:sz w:val="21"/>
+          <w:szCs w:val="21"/>
+          <w14:ligatures w14:val="none"/>
+        </w:rPr>
+      </w:pPr>
+      <w:proofErr w:type="spellStart"/>
+      <w:r>
+        <w:rPr>
+          <w:rFonts w:ascii="Consolas" w:eastAsia="Times New Roman" w:hAnsi="Consolas" w:cs="Times New Roman"/>
+          <w:color w:val="4EC9B0"/>
+          <w:kern w:val="0"/>
+          <w:sz w:val="21"/>
+          <w:szCs w:val="21"/>
+          <w14:ligatures w14:val="none"/>
+        </w:rPr>
+        <w:t>plt</w:t>
+      </w:r>
+      <w:r>
+        <w:rPr>
+          <w:rFonts w:ascii="Consolas" w:eastAsia="Times New Roman" w:hAnsi="Consolas" w:cs="Times New Roman"/>
+          <w:color w:val="CCCCCC"/>
+          <w:kern w:val="0"/>
+          <w:sz w:val="21"/>
+          <w:szCs w:val="21"/>
+          <w14:ligatures w14:val="none"/>
+        </w:rPr>
+        <w:t>.</w:t>
+      </w:r>
+      <w:r>
+        <w:rPr>
+          <w:rFonts w:ascii="Consolas" w:eastAsia="Times New Roman" w:hAnsi="Consolas" w:cs="Times New Roman"/>
+          <w:color w:val="DCDCAA"/>
+          <w:kern w:val="0"/>
+          <w:sz w:val="21"/>
+          <w:szCs w:val="21"/>
+          <w14:ligatures w14:val="none"/>
+        </w:rPr>
+        <w:t>ylabel</w:t>
+      </w:r>
+      <w:proofErr w:type="spellEnd"/>
+      <w:r>
+        <w:rPr>
+          <w:rFonts w:ascii="Consolas" w:eastAsia="Times New Roman" w:hAnsi="Consolas" w:cs="Times New Roman"/>
+          <w:color w:val="CCCCCC"/>
+          <w:kern w:val="0"/>
+          <w:sz w:val="21"/>
+          <w:szCs w:val="21"/>
+          <w14:ligatures w14:val="none"/>
+        </w:rPr>
+        <w:t>(</w:t>
+      </w:r>
+      <w:r>
+        <w:rPr>
+          <w:rFonts w:ascii="Consolas" w:eastAsia="Times New Roman" w:hAnsi="Consolas" w:cs="Times New Roman"/>
+          <w:color w:val="CE9178"/>
+          <w:kern w:val="0"/>
+          <w:sz w:val="21"/>
+          <w:szCs w:val="21"/>
+          <w14:ligatures w14:val="none"/>
+        </w:rPr>
+        <w:t>'Feature 2'</w:t>
+      </w:r>
+      <w:r>
+        <w:rPr>
+          <w:rFonts w:ascii="Consolas" w:eastAsia="Times New Roman" w:hAnsi="Consolas" w:cs="Times New Roman"/>
+          <w:color w:val="CCCCCC"/>
+          <w:kern w:val="0"/>
+          <w:sz w:val="21"/>
+          <w:szCs w:val="21"/>
+          <w14:ligatures w14:val="none"/>
+        </w:rPr>
+        <w:t>)</w:t>
+      </w:r>
+    </w:p>
+    <w:p>
+      <w:pPr>
+        <w:shd w:val="clear" w:color="auto" w:fill="1F1F1F"/>
+        <w:spacing w:after="0" w:line="285" w:lineRule="atLeast"/>
+        <w:ind w:left="0" w:firstLine="0"/>
+        <w:jc w:val="left"/>
+        <w:rPr>
+          <w:rFonts w:ascii="Consolas" w:eastAsia="Times New Roman" w:hAnsi="Consolas" w:cs="Times New Roman"/>
+          <w:color w:val="CCCCCC"/>
+          <w:kern w:val="0"/>
+          <w:sz w:val="21"/>
+          <w:szCs w:val="21"/>
+          <w14:ligatures w14:val="none"/>
+        </w:rPr>
+      </w:pPr>
+      <w:proofErr w:type="spellStart"/>
+      <w:r>
+        <w:rPr>
+          <w:rFonts w:ascii="Consolas" w:eastAsia="Times New Roman" w:hAnsi="Consolas" w:cs="Times New Roman"/>
+          <w:color w:val="4EC9B0"/>
+          <w:kern w:val="0"/>
+          <w:sz w:val="21"/>
+          <w:szCs w:val="21"/>
+          <w14:ligatures w14:val="none"/>
+        </w:rPr>
+        <w:t>plt</w:t>
+      </w:r>
+      <w:r>
+        <w:rPr>
+          <w:rFonts w:ascii="Consolas" w:eastAsia="Times New Roman" w:hAnsi="Consolas" w:cs="Times New Roman"/>
+          <w:color w:val="CCCCCC"/>
+          <w:kern w:val="0"/>
+          <w:sz w:val="21"/>
+          <w:szCs w:val="21"/>
+          <w14:ligatures w14:val="none"/>
+        </w:rPr>
+        <w:t>.</w:t>
+      </w:r>
+      <w:r>
+        <w:rPr>
+          <w:rFonts w:ascii="Consolas" w:eastAsia="Times New Roman" w:hAnsi="Consolas" w:cs="Times New Roman"/>
+          <w:color w:val="DCDCAA"/>
+          <w:kern w:val="0"/>
+          <w:sz w:val="21"/>
+          <w:szCs w:val="21"/>
+          <w14:ligatures w14:val="none"/>
+        </w:rPr>
+        <w:t>title</w:t>
+      </w:r>
+      <w:proofErr w:type="spellEnd"/>
+      <w:r>
+        <w:rPr>
+          <w:rFonts w:ascii="Consolas" w:eastAsia="Times New Roman" w:hAnsi="Consolas" w:cs="Times New Roman"/>
+          <w:color w:val="CCCCCC"/>
+          <w:kern w:val="0"/>
+          <w:sz w:val="21"/>
+          <w:szCs w:val="21"/>
+          <w14:ligatures w14:val="none"/>
+        </w:rPr>
+        <w:t>(</w:t>
+      </w:r>
+      <w:r>
+        <w:rPr>
+          <w:rFonts w:ascii="Consolas" w:eastAsia="Times New Roman" w:hAnsi="Consolas" w:cs="Times New Roman"/>
+          <w:color w:val="CE9178"/>
+          <w:kern w:val="0"/>
+          <w:sz w:val="21"/>
+          <w:szCs w:val="21"/>
+          <w14:ligatures w14:val="none"/>
+        </w:rPr>
+        <w:t>'Test Data with Decision Boundaries'</w:t>
+      </w:r>
+      <w:r>
+        <w:rPr>
+          <w:rFonts w:ascii="Consolas" w:eastAsia="Times New Roman" w:hAnsi="Consolas" w:cs="Times New Roman"/>
+          <w:color w:val="CCCCCC"/>
+          <w:kern w:val="0"/>
+          <w:sz w:val="21"/>
+          <w:szCs w:val="21"/>
+          <w14:ligatures w14:val="none"/>
+        </w:rPr>
+        <w:t>)</w:t>
+      </w:r>
+    </w:p>
+    <w:p>
+      <w:pPr>
+        <w:shd w:val="clear" w:color="auto" w:fill="1F1F1F"/>
+        <w:spacing w:after="0" w:line="285" w:lineRule="atLeast"/>
+        <w:ind w:left="0" w:firstLine="0"/>
+        <w:jc w:val="left"/>
+        <w:rPr>
+          <w:rFonts w:ascii="Consolas" w:eastAsia="Times New Roman" w:hAnsi="Consolas" w:cs="Times New Roman"/>
+          <w:color w:val="CCCCCC"/>
+          <w:kern w:val="0"/>
+          <w:sz w:val="21"/>
+          <w:szCs w:val="21"/>
+          <w14:ligatures w14:val="none"/>
+        </w:rPr>
+      </w:pPr>
+    </w:p>
+    <w:p>
+      <w:pPr>
+        <w:shd w:val="clear" w:color="auto" w:fill="1F1F1F"/>
+        <w:spacing w:after="0" w:line="285" w:lineRule="atLeast"/>
+        <w:ind w:left="0" w:firstLine="0"/>
+        <w:jc w:val="left"/>
+        <w:rPr>
+          <w:rFonts w:ascii="Consolas" w:eastAsia="Times New Roman" w:hAnsi="Consolas" w:cs="Times New Roman"/>
+          <w:color w:val="CCCCCC"/>
+          <w:kern w:val="0"/>
+          <w:sz w:val="21"/>
+          <w:szCs w:val="21"/>
+          <w14:ligatures w14:val="none"/>
+        </w:rPr>
+      </w:pPr>
+      <w:proofErr w:type="spellStart"/>
+      <w:r>
+        <w:rPr>
+          <w:rFonts w:ascii="Consolas" w:eastAsia="Times New Roman" w:hAnsi="Consolas" w:cs="Times New Roman"/>
+          <w:color w:val="4EC9B0"/>
+          <w:kern w:val="0"/>
+          <w:sz w:val="21"/>
+          <w:szCs w:val="21"/>
+          <w14:ligatures w14:val="none"/>
+        </w:rPr>
+        <w:t>plt</w:t>
+      </w:r>
+      <w:r>
+        <w:rPr>
+          <w:rFonts w:ascii="Consolas" w:eastAsia="Times New Roman" w:hAnsi="Consolas" w:cs="Times New Roman"/>
+          <w:color w:val="CCCCCC"/>
+          <w:kern w:val="0"/>
+          <w:sz w:val="21"/>
+          <w:szCs w:val="21"/>
+          <w14:ligatures w14:val="none"/>
+        </w:rPr>
+        <w:t>.</w:t>
+      </w:r>
+      <w:r>
+        <w:rPr>
+          <w:rFonts w:ascii="Consolas" w:eastAsia="Times New Roman" w:hAnsi="Consolas" w:cs="Times New Roman"/>
+          <w:color w:val="DCDCAA"/>
+          <w:kern w:val="0"/>
+          <w:sz w:val="21"/>
+          <w:szCs w:val="21"/>
+          <w14:ligatures w14:val="none"/>
+        </w:rPr>
+        <w:t>tight_layout</w:t>
+      </w:r>
+      <w:proofErr w:type="spellEnd"/>
+      <w:r>
+        <w:rPr>
+          <w:rFonts w:ascii="Consolas" w:eastAsia="Times New Roman" w:hAnsi="Consolas" w:cs="Times New Roman"/>
+          <w:color w:val="CCCCCC"/>
+          <w:kern w:val="0"/>
+          <w:sz w:val="21"/>
+          <w:szCs w:val="21"/>
+          <w14:ligatures w14:val="none"/>
+        </w:rPr>
+        <w:t>()</w:t>
+      </w:r>
+    </w:p>
+    <w:p>
+      <w:pPr>
+        <w:shd w:val="clear" w:color="auto" w:fill="1F1F1F"/>
+        <w:spacing w:after="0" w:line="285" w:lineRule="atLeast"/>
+        <w:ind w:left="0" w:firstLine="0"/>
+        <w:jc w:val="left"/>
+        <w:rPr>
+          <w:rFonts w:ascii="Consolas" w:eastAsia="Times New Roman" w:hAnsi="Consolas" w:cs="Times New Roman"/>
+          <w:color w:val="CCCCCC"/>
+          <w:kern w:val="0"/>
+          <w:sz w:val="21"/>
+          <w:szCs w:val="21"/>
+          <w14:ligatures w14:val="none"/>
+        </w:rPr>
+      </w:pPr>
+      <w:proofErr w:type="spellStart"/>
+      <w:r>
+        <w:rPr>
+          <w:rFonts w:ascii="Consolas" w:eastAsia="Times New Roman" w:hAnsi="Consolas" w:cs="Times New Roman"/>
+          <w:color w:val="4EC9B0"/>
+          <w:kern w:val="0"/>
+          <w:sz w:val="21"/>
+          <w:szCs w:val="21"/>
+          <w14:ligatures w14:val="none"/>
+        </w:rPr>
+        <w:t>plt</w:t>
+      </w:r>
+      <w:r>
+        <w:rPr>
+          <w:rFonts w:ascii="Consolas" w:eastAsia="Times New Roman" w:hAnsi="Consolas" w:cs="Times New Roman"/>
+          <w:color w:val="CCCCCC"/>
+          <w:kern w:val="0"/>
+          <w:sz w:val="21"/>
+          <w:szCs w:val="21"/>
+          <w14:ligatures w14:val="none"/>
+        </w:rPr>
+        <w:t>.</w:t>
+      </w:r>
+      <w:r>
+        <w:rPr>
+          <w:rFonts w:ascii="Consolas" w:eastAsia="Times New Roman" w:hAnsi="Consolas" w:cs="Times New Roman"/>
+          <w:color w:val="DCDCAA"/>
+          <w:kern w:val="0"/>
+          <w:sz w:val="21"/>
+          <w:szCs w:val="21"/>
+          <w14:ligatures w14:val="none"/>
+        </w:rPr>
+        <w:t>show</w:t>
+      </w:r>
+      <w:proofErr w:type="spellEnd"/>
+      <w:r>
+        <w:rPr>
+          <w:rFonts w:ascii="Consolas" w:eastAsia="Times New Roman" w:hAnsi="Consolas" w:cs="Times New Roman"/>
+          <w:color w:val="CCCCCC"/>
+          <w:kern w:val="0"/>
+          <w:sz w:val="21"/>
+          <w:szCs w:val="21"/>
+          <w14:ligatures w14:val="none"/>
+        </w:rPr>
+        <w:t>()</w:t>
+      </w:r>
+    </w:p>
+    <w:p>
+      <w:pPr>
+        <w:rPr>
+          <w:b/>
+          <w:bCs/>
+        </w:rPr>
+      </w:pPr>
+    </w:p>
+    <w:p>
+      <w:pPr>
+        <w:rPr>
+          <w:b/>
+          <w:bCs/>
+        </w:rPr>
+      </w:pPr>
     </w:p>
     <w:p>
       <w:pPr>
         <w:spacing w:after="334" w:line="260" w:lineRule="auto"/>
         <w:ind w:left="309" w:right="585"/>
-        <w:jc w:val="center"/>
-      </w:pPr>
-      <w:r>
-        <w:t>1</w:t>
+      </w:pPr>
+      <w:r>
+        <w:drawing>
+          <wp:inline distT="0" distB="0" distL="0" distR="0" wp14:anchorId="26CA3A61" wp14:editId="0B301E18">
+            <wp:extent cx="5761990" cy="2374265"/>
+            <wp:effectExtent l="0" t="0" r="0" b="6985"/>
+            <wp:docPr id="1318080155" name="Picture 1" descr="A red and blue dots&#10;&#10;AI-generated content may be incorrect."/>
+            <wp:cNvGraphicFramePr>
+              <a:graphicFrameLocks xmlns:a="http://schemas.openxmlformats.org/drawingml/2006/main" noChangeAspect="1"/>
+            </wp:cNvGraphicFramePr>
+            <a:graphic xmlns:a="http://schemas.openxmlformats.org/drawingml/2006/main">
+              <a:graphicData uri="http://schemas.openxmlformats.org/drawingml/2006/picture">
+                <pic:pic xmlns:pic="http://schemas.openxmlformats.org/drawingml/2006/picture">
+                  <pic:nvPicPr>
+                    <pic:cNvPr id="1318080155" name="Picture 1" descr="A red and blue dots&#10;&#10;AI-generated content may be incorrect."/>
+                    <pic:cNvPicPr/>
+                  </pic:nvPicPr>
+                  <pic:blipFill>
+                    <a:blip r:embed="rId5"/>
+                    <a:stretch>
+                      <a:fillRect/>
+                    </a:stretch>
+                  </pic:blipFill>
+                  <pic:spPr>
+                    <a:xfrm>
+                      <a:off x="0" y="0"/>
+                      <a:ext cx="5761990" cy="2374265"/>
+                    </a:xfrm>
+                    <a:prstGeom prst="rect">
+                      <a:avLst/>
+                    </a:prstGeom>
+                  </pic:spPr>
+                </pic:pic>
+              </a:graphicData>
+            </a:graphic>
+          </wp:inline>
+        </w:drawing>
+      </w:r>
+    </w:p>
+    <w:p>
+      <w:pPr>
+        <w:shd w:val="clear" w:color="auto" w:fill="1F1F1F"/>
+        <w:spacing w:after="0" w:line="285" w:lineRule="atLeast"/>
+        <w:ind w:left="0" w:firstLine="0"/>
+        <w:jc w:val="left"/>
+        <w:rPr>
+          <w:rFonts w:ascii="Consolas" w:eastAsia="Times New Roman" w:hAnsi="Consolas" w:cs="Times New Roman"/>
+          <w:color w:val="CCCCCC"/>
+          <w:kern w:val="0"/>
+          <w:sz w:val="21"/>
+          <w:szCs w:val="21"/>
+          <w14:ligatures w14:val="none"/>
+        </w:rPr>
+      </w:pPr>
+      <w:r>
+        <w:rPr>
+          <w:rFonts w:ascii="Consolas" w:eastAsia="Times New Roman" w:hAnsi="Consolas" w:cs="Times New Roman"/>
+          <w:color w:val="6A9955"/>
+          <w:kern w:val="0"/>
+          <w:sz w:val="21"/>
+          <w:szCs w:val="21"/>
+          <w14:ligatures w14:val="none"/>
+        </w:rPr>
+        <w:t># Check the actual properties of the best tree</w:t>
+      </w:r>
+    </w:p>
+    <w:p>
+      <w:pPr>
+        <w:shd w:val="clear" w:color="auto" w:fill="1F1F1F"/>
+        <w:spacing w:after="0" w:line="285" w:lineRule="atLeast"/>
+        <w:ind w:left="0" w:firstLine="0"/>
+        <w:jc w:val="left"/>
+        <w:rPr>
+          <w:rFonts w:ascii="Consolas" w:eastAsia="Times New Roman" w:hAnsi="Consolas" w:cs="Times New Roman"/>
+          <w:color w:val="CCCCCC"/>
+          <w:kern w:val="0"/>
+          <w:sz w:val="21"/>
+          <w:szCs w:val="21"/>
+          <w14:ligatures w14:val="none"/>
+        </w:rPr>
+      </w:pPr>
+      <w:r>
+        <w:rPr>
+          <w:rFonts w:ascii="Consolas" w:eastAsia="Times New Roman" w:hAnsi="Consolas" w:cs="Times New Roman"/>
+          <w:color w:val="DCDCAA"/>
+          <w:kern w:val="0"/>
+          <w:sz w:val="21"/>
+          <w:szCs w:val="21"/>
+          <w14:ligatures w14:val="none"/>
+        </w:rPr>
+        <w:t>print</w:t>
+      </w:r>
+      <w:r>
+        <w:rPr>
+          <w:rFonts w:ascii="Consolas" w:eastAsia="Times New Roman" w:hAnsi="Consolas" w:cs="Times New Roman"/>
+          <w:color w:val="CCCCCC"/>
+          <w:kern w:val="0"/>
+          <w:sz w:val="21"/>
+          <w:szCs w:val="21"/>
+          <w14:ligatures w14:val="none"/>
+        </w:rPr>
+        <w:t>(</w:t>
+      </w:r>
+      <w:r>
+        <w:rPr>
+          <w:rFonts w:ascii="Consolas" w:eastAsia="Times New Roman" w:hAnsi="Consolas" w:cs="Times New Roman"/>
+          <w:color w:val="CE9178"/>
+          <w:kern w:val="0"/>
+          <w:sz w:val="21"/>
+          <w:szCs w:val="21"/>
+          <w14:ligatures w14:val="none"/>
+        </w:rPr>
+        <w:t>"Actual tree properties:"</w:t>
+      </w:r>
+      <w:r>
+        <w:rPr>
+          <w:rFonts w:ascii="Consolas" w:eastAsia="Times New Roman" w:hAnsi="Consolas" w:cs="Times New Roman"/>
+          <w:color w:val="CCCCCC"/>
+          <w:kern w:val="0"/>
+          <w:sz w:val="21"/>
+          <w:szCs w:val="21"/>
+          <w14:ligatures w14:val="none"/>
+        </w:rPr>
+        <w:t>)</w:t>
+      </w:r>
+    </w:p>
+    <w:p>
+      <w:pPr>
+        <w:shd w:val="clear" w:color="auto" w:fill="1F1F1F"/>
+        <w:spacing w:after="0" w:line="285" w:lineRule="atLeast"/>
+        <w:ind w:left="0" w:firstLine="0"/>
+        <w:jc w:val="left"/>
+        <w:rPr>
+          <w:rFonts w:ascii="Consolas" w:eastAsia="Times New Roman" w:hAnsi="Consolas" w:cs="Times New Roman"/>
+          <w:color w:val="CCCCCC"/>
+          <w:kern w:val="0"/>
+          <w:sz w:val="21"/>
+          <w:szCs w:val="21"/>
+          <w14:ligatures w14:val="none"/>
+        </w:rPr>
+      </w:pPr>
+      <w:r>
+        <w:rPr>
+          <w:rFonts w:ascii="Consolas" w:eastAsia="Times New Roman" w:hAnsi="Consolas" w:cs="Times New Roman"/>
+          <w:color w:val="DCDCAA"/>
+          <w:kern w:val="0"/>
+          <w:sz w:val="21"/>
+          <w:szCs w:val="21"/>
+          <w14:ligatures w14:val="none"/>
+        </w:rPr>
+        <w:t>print</w:t>
+      </w:r>
+      <w:r>
+        <w:rPr>
+          <w:rFonts w:ascii="Consolas" w:eastAsia="Times New Roman" w:hAnsi="Consolas" w:cs="Times New Roman"/>
+          <w:color w:val="CCCCCC"/>
+          <w:kern w:val="0"/>
+          <w:sz w:val="21"/>
+          <w:szCs w:val="21"/>
+          <w14:ligatures w14:val="none"/>
+        </w:rPr>
+        <w:t>(</w:t>
+      </w:r>
+      <w:proofErr w:type="spellStart"/>
+      <w:r>
+        <w:rPr>
+          <w:rFonts w:ascii="Consolas" w:eastAsia="Times New Roman" w:hAnsi="Consolas" w:cs="Times New Roman"/>
+          <w:color w:val="569CD6"/>
+          <w:kern w:val="0"/>
+          <w:sz w:val="21"/>
+          <w:szCs w:val="21"/>
+          <w14:ligatures w14:val="none"/>
+        </w:rPr>
+        <w:t>f</w:t>
+      </w:r>
+      <w:r>
+        <w:rPr>
+          <w:rFonts w:ascii="Consolas" w:eastAsia="Times New Roman" w:hAnsi="Consolas" w:cs="Times New Roman"/>
+          <w:color w:val="CE9178"/>
+          <w:kern w:val="0"/>
+          <w:sz w:val="21"/>
+          <w:szCs w:val="21"/>
+          <w14:ligatures w14:val="none"/>
+        </w:rPr>
+        <w:t>"Max</w:t>
+      </w:r>
+      <w:proofErr w:type="spellEnd"/>
+      <w:r>
+        <w:rPr>
+          <w:rFonts w:ascii="Consolas" w:eastAsia="Times New Roman" w:hAnsi="Consolas" w:cs="Times New Roman"/>
+          <w:color w:val="CE9178"/>
+          <w:kern w:val="0"/>
+          <w:sz w:val="21"/>
+          <w:szCs w:val="21"/>
+          <w14:ligatures w14:val="none"/>
+        </w:rPr>
+        <w:t xml:space="preserve"> depth reached: </w:t>
+      </w:r>
+      <w:r>
+        <w:rPr>
+          <w:rFonts w:ascii="Consolas" w:eastAsia="Times New Roman" w:hAnsi="Consolas" w:cs="Times New Roman"/>
+          <w:color w:val="569CD6"/>
+          <w:kern w:val="0"/>
+          <w:sz w:val="21"/>
+          <w:szCs w:val="21"/>
+          <w14:ligatures w14:val="none"/>
+        </w:rPr>
+        <w:t>{</w:t>
+      </w:r>
+      <w:proofErr w:type="spellStart"/>
+      <w:r>
+        <w:rPr>
+          <w:rFonts w:ascii="Consolas" w:eastAsia="Times New Roman" w:hAnsi="Consolas" w:cs="Times New Roman"/>
+          <w:color w:val="9CDCFE"/>
+          <w:kern w:val="0"/>
+          <w:sz w:val="21"/>
+          <w:szCs w:val="21"/>
+          <w14:ligatures w14:val="none"/>
+        </w:rPr>
+        <w:t>best_tree</w:t>
+      </w:r>
+      <w:r>
+        <w:rPr>
+          <w:rFonts w:ascii="Consolas" w:eastAsia="Times New Roman" w:hAnsi="Consolas" w:cs="Times New Roman"/>
+          <w:color w:val="CCCCCC"/>
+          <w:kern w:val="0"/>
+          <w:sz w:val="21"/>
+          <w:szCs w:val="21"/>
+          <w14:ligatures w14:val="none"/>
+        </w:rPr>
+        <w:t>.</w:t>
+      </w:r>
+      <w:r>
+        <w:rPr>
+          <w:rFonts w:ascii="Consolas" w:eastAsia="Times New Roman" w:hAnsi="Consolas" w:cs="Times New Roman"/>
+          <w:color w:val="DCDCAA"/>
+          <w:kern w:val="0"/>
+          <w:sz w:val="21"/>
+          <w:szCs w:val="21"/>
+          <w14:ligatures w14:val="none"/>
+        </w:rPr>
+        <w:t>get_depth</w:t>
+      </w:r>
+      <w:proofErr w:type="spellEnd"/>
+      <w:r>
+        <w:rPr>
+          <w:rFonts w:ascii="Consolas" w:eastAsia="Times New Roman" w:hAnsi="Consolas" w:cs="Times New Roman"/>
+          <w:color w:val="CCCCCC"/>
+          <w:kern w:val="0"/>
+          <w:sz w:val="21"/>
+          <w:szCs w:val="21"/>
+          <w14:ligatures w14:val="none"/>
+        </w:rPr>
+        <w:t>()</w:t>
+      </w:r>
+      <w:r>
+        <w:rPr>
+          <w:rFonts w:ascii="Consolas" w:eastAsia="Times New Roman" w:hAnsi="Consolas" w:cs="Times New Roman"/>
+          <w:color w:val="569CD6"/>
+          <w:kern w:val="0"/>
+          <w:sz w:val="21"/>
+          <w:szCs w:val="21"/>
+          <w14:ligatures w14:val="none"/>
+        </w:rPr>
+        <w:t>}</w:t>
+      </w:r>
+      <w:r>
+        <w:rPr>
+          <w:rFonts w:ascii="Consolas" w:eastAsia="Times New Roman" w:hAnsi="Consolas" w:cs="Times New Roman"/>
+          <w:color w:val="CE9178"/>
+          <w:kern w:val="0"/>
+          <w:sz w:val="21"/>
+          <w:szCs w:val="21"/>
+          <w14:ligatures w14:val="none"/>
+        </w:rPr>
+        <w:t>"</w:t>
+      </w:r>
+      <w:r>
+        <w:rPr>
+          <w:rFonts w:ascii="Consolas" w:eastAsia="Times New Roman" w:hAnsi="Consolas" w:cs="Times New Roman"/>
+          <w:color w:val="CCCCCC"/>
+          <w:kern w:val="0"/>
+          <w:sz w:val="21"/>
+          <w:szCs w:val="21"/>
+          <w14:ligatures w14:val="none"/>
+        </w:rPr>
+        <w:t>)</w:t>
+      </w:r>
+    </w:p>
+    <w:p>
+      <w:pPr>
+        <w:shd w:val="clear" w:color="auto" w:fill="1F1F1F"/>
+        <w:spacing w:after="0" w:line="285" w:lineRule="atLeast"/>
+        <w:ind w:left="0" w:firstLine="0"/>
+        <w:jc w:val="left"/>
+        <w:rPr>
+          <w:rFonts w:ascii="Consolas" w:eastAsia="Times New Roman" w:hAnsi="Consolas" w:cs="Times New Roman"/>
+          <w:color w:val="CCCCCC"/>
+          <w:kern w:val="0"/>
+          <w:sz w:val="21"/>
+          <w:szCs w:val="21"/>
+          <w14:ligatures w14:val="none"/>
+        </w:rPr>
+      </w:pPr>
+      <w:r>
+        <w:rPr>
+          <w:rFonts w:ascii="Consolas" w:eastAsia="Times New Roman" w:hAnsi="Consolas" w:cs="Times New Roman"/>
+          <w:color w:val="DCDCAA"/>
+          <w:kern w:val="0"/>
+          <w:sz w:val="21"/>
+          <w:szCs w:val="21"/>
+          <w14:ligatures w14:val="none"/>
+        </w:rPr>
+        <w:t>print</w:t>
+      </w:r>
+      <w:r>
+        <w:rPr>
+          <w:rFonts w:ascii="Consolas" w:eastAsia="Times New Roman" w:hAnsi="Consolas" w:cs="Times New Roman"/>
+          <w:color w:val="CCCCCC"/>
+          <w:kern w:val="0"/>
+          <w:sz w:val="21"/>
+          <w:szCs w:val="21"/>
+          <w14:ligatures w14:val="none"/>
+        </w:rPr>
+        <w:t>(</w:t>
+      </w:r>
+      <w:proofErr w:type="spellStart"/>
+      <w:r>
+        <w:rPr>
+          <w:rFonts w:ascii="Consolas" w:eastAsia="Times New Roman" w:hAnsi="Consolas" w:cs="Times New Roman"/>
+          <w:color w:val="569CD6"/>
+          <w:kern w:val="0"/>
+          <w:sz w:val="21"/>
+          <w:szCs w:val="21"/>
+          <w14:ligatures w14:val="none"/>
+        </w:rPr>
+        <w:t>f</w:t>
+      </w:r>
+      <w:r>
+        <w:rPr>
+          <w:rFonts w:ascii="Consolas" w:eastAsia="Times New Roman" w:hAnsi="Consolas" w:cs="Times New Roman"/>
+          <w:color w:val="CE9178"/>
+          <w:kern w:val="0"/>
+          <w:sz w:val="21"/>
+          <w:szCs w:val="21"/>
+          <w14:ligatures w14:val="none"/>
+        </w:rPr>
+        <w:t>"Number</w:t>
+      </w:r>
+      <w:proofErr w:type="spellEnd"/>
+      <w:r>
+        <w:rPr>
+          <w:rFonts w:ascii="Consolas" w:eastAsia="Times New Roman" w:hAnsi="Consolas" w:cs="Times New Roman"/>
+          <w:color w:val="CE9178"/>
+          <w:kern w:val="0"/>
+          <w:sz w:val="21"/>
+          <w:szCs w:val="21"/>
+          <w14:ligatures w14:val="none"/>
+        </w:rPr>
+        <w:t xml:space="preserve"> of leaves: </w:t>
+      </w:r>
+      <w:r>
+        <w:rPr>
+          <w:rFonts w:ascii="Consolas" w:eastAsia="Times New Roman" w:hAnsi="Consolas" w:cs="Times New Roman"/>
+          <w:color w:val="569CD6"/>
+          <w:kern w:val="0"/>
+          <w:sz w:val="21"/>
+          <w:szCs w:val="21"/>
+          <w14:ligatures w14:val="none"/>
+        </w:rPr>
+        <w:t>{</w:t>
+      </w:r>
+      <w:proofErr w:type="spellStart"/>
+      <w:r>
+        <w:rPr>
+          <w:rFonts w:ascii="Consolas" w:eastAsia="Times New Roman" w:hAnsi="Consolas" w:cs="Times New Roman"/>
+          <w:color w:val="9CDCFE"/>
+          <w:kern w:val="0"/>
+          <w:sz w:val="21"/>
+          <w:szCs w:val="21"/>
+          <w14:ligatures w14:val="none"/>
+        </w:rPr>
+        <w:t>best_tree</w:t>
+      </w:r>
+      <w:r>
+        <w:rPr>
+          <w:rFonts w:ascii="Consolas" w:eastAsia="Times New Roman" w:hAnsi="Consolas" w:cs="Times New Roman"/>
+          <w:color w:val="CCCCCC"/>
+          <w:kern w:val="0"/>
+          <w:sz w:val="21"/>
+          <w:szCs w:val="21"/>
+          <w14:ligatures w14:val="none"/>
+        </w:rPr>
+        <w:t>.</w:t>
+      </w:r>
+      <w:r>
+        <w:rPr>
+          <w:rFonts w:ascii="Consolas" w:eastAsia="Times New Roman" w:hAnsi="Consolas" w:cs="Times New Roman"/>
+          <w:color w:val="DCDCAA"/>
+          <w:kern w:val="0"/>
+          <w:sz w:val="21"/>
+          <w:szCs w:val="21"/>
+          <w14:ligatures w14:val="none"/>
+        </w:rPr>
+        <w:t>get_n_leaves</w:t>
+      </w:r>
+      <w:proofErr w:type="spellEnd"/>
+      <w:r>
+        <w:rPr>
+          <w:rFonts w:ascii="Consolas" w:eastAsia="Times New Roman" w:hAnsi="Consolas" w:cs="Times New Roman"/>
+          <w:color w:val="CCCCCC"/>
+          <w:kern w:val="0"/>
+          <w:sz w:val="21"/>
+          <w:szCs w:val="21"/>
+          <w14:ligatures w14:val="none"/>
+        </w:rPr>
+        <w:t>()</w:t>
+      </w:r>
+      <w:r>
+        <w:rPr>
+          <w:rFonts w:ascii="Consolas" w:eastAsia="Times New Roman" w:hAnsi="Consolas" w:cs="Times New Roman"/>
+          <w:color w:val="569CD6"/>
+          <w:kern w:val="0"/>
+          <w:sz w:val="21"/>
+          <w:szCs w:val="21"/>
+          <w14:ligatures w14:val="none"/>
+        </w:rPr>
+        <w:t>}</w:t>
+      </w:r>
+      <w:r>
+        <w:rPr>
+          <w:rFonts w:ascii="Consolas" w:eastAsia="Times New Roman" w:hAnsi="Consolas" w:cs="Times New Roman"/>
+          <w:color w:val="CE9178"/>
+          <w:kern w:val="0"/>
+          <w:sz w:val="21"/>
+          <w:szCs w:val="21"/>
+          <w14:ligatures w14:val="none"/>
+        </w:rPr>
+        <w:t>"</w:t>
+      </w:r>
+      <w:r>
+        <w:rPr>
+          <w:rFonts w:ascii="Consolas" w:eastAsia="Times New Roman" w:hAnsi="Consolas" w:cs="Times New Roman"/>
+          <w:color w:val="CCCCCC"/>
+          <w:kern w:val="0"/>
+          <w:sz w:val="21"/>
+          <w:szCs w:val="21"/>
+          <w14:ligatures w14:val="none"/>
+        </w:rPr>
+        <w:t>)</w:t>
+      </w:r>
+    </w:p>
+    <w:p>
+      <w:pPr>
+        <w:shd w:val="clear" w:color="auto" w:fill="1F1F1F"/>
+        <w:spacing w:after="0" w:line="285" w:lineRule="atLeast"/>
+        <w:ind w:left="0" w:firstLine="0"/>
+        <w:jc w:val="left"/>
+        <w:rPr>
+          <w:rFonts w:ascii="Consolas" w:eastAsia="Times New Roman" w:hAnsi="Consolas" w:cs="Times New Roman"/>
+          <w:color w:val="CCCCCC"/>
+          <w:kern w:val="0"/>
+          <w:sz w:val="21"/>
+          <w:szCs w:val="21"/>
+          <w14:ligatures w14:val="none"/>
+        </w:rPr>
+      </w:pPr>
+      <w:r>
+        <w:rPr>
+          <w:rFonts w:ascii="Consolas" w:eastAsia="Times New Roman" w:hAnsi="Consolas" w:cs="Times New Roman"/>
+          <w:color w:val="DCDCAA"/>
+          <w:kern w:val="0"/>
+          <w:sz w:val="21"/>
+          <w:szCs w:val="21"/>
+          <w14:ligatures w14:val="none"/>
+        </w:rPr>
+        <w:t>print</w:t>
+      </w:r>
+      <w:r>
+        <w:rPr>
+          <w:rFonts w:ascii="Consolas" w:eastAsia="Times New Roman" w:hAnsi="Consolas" w:cs="Times New Roman"/>
+          <w:color w:val="CCCCCC"/>
+          <w:kern w:val="0"/>
+          <w:sz w:val="21"/>
+          <w:szCs w:val="21"/>
+          <w14:ligatures w14:val="none"/>
+        </w:rPr>
+        <w:t>(</w:t>
+      </w:r>
+      <w:proofErr w:type="spellStart"/>
+      <w:r>
+        <w:rPr>
+          <w:rFonts w:ascii="Consolas" w:eastAsia="Times New Roman" w:hAnsi="Consolas" w:cs="Times New Roman"/>
+          <w:color w:val="569CD6"/>
+          <w:kern w:val="0"/>
+          <w:sz w:val="21"/>
+          <w:szCs w:val="21"/>
+          <w14:ligatures w14:val="none"/>
+        </w:rPr>
+        <w:t>f</w:t>
+      </w:r>
+      <w:r>
+        <w:rPr>
+          <w:rFonts w:ascii="Consolas" w:eastAsia="Times New Roman" w:hAnsi="Consolas" w:cs="Times New Roman"/>
+          <w:color w:val="CE9178"/>
+          <w:kern w:val="0"/>
+          <w:sz w:val="21"/>
+          <w:szCs w:val="21"/>
+          <w14:ligatures w14:val="none"/>
+        </w:rPr>
+        <w:t>"Total</w:t>
+      </w:r>
+      <w:proofErr w:type="spellEnd"/>
+      <w:r>
+        <w:rPr>
+          <w:rFonts w:ascii="Consolas" w:eastAsia="Times New Roman" w:hAnsi="Consolas" w:cs="Times New Roman"/>
+          <w:color w:val="CE9178"/>
+          <w:kern w:val="0"/>
+          <w:sz w:val="21"/>
+          <w:szCs w:val="21"/>
+          <w14:ligatures w14:val="none"/>
+        </w:rPr>
+        <w:t xml:space="preserve"> number of nodes: </w:t>
+      </w:r>
+      <w:r>
+        <w:rPr>
+          <w:rFonts w:ascii="Consolas" w:eastAsia="Times New Roman" w:hAnsi="Consolas" w:cs="Times New Roman"/>
+          <w:color w:val="569CD6"/>
+          <w:kern w:val="0"/>
+          <w:sz w:val="21"/>
+          <w:szCs w:val="21"/>
+          <w14:ligatures w14:val="none"/>
+        </w:rPr>
+        <w:t>{</w:t>
+      </w:r>
+      <w:r>
+        <w:rPr>
+          <w:rFonts w:ascii="Consolas" w:eastAsia="Times New Roman" w:hAnsi="Consolas" w:cs="Times New Roman"/>
+          <w:color w:val="9CDCFE"/>
+          <w:kern w:val="0"/>
+          <w:sz w:val="21"/>
+          <w:szCs w:val="21"/>
+          <w14:ligatures w14:val="none"/>
+        </w:rPr>
+        <w:t>best_tree</w:t>
+      </w:r>
+      <w:r>
+        <w:rPr>
+          <w:rFonts w:ascii="Consolas" w:eastAsia="Times New Roman" w:hAnsi="Consolas" w:cs="Times New Roman"/>
+          <w:color w:val="CCCCCC"/>
+          <w:kern w:val="0"/>
+          <w:sz w:val="21"/>
+          <w:szCs w:val="21"/>
+          <w14:ligatures w14:val="none"/>
+        </w:rPr>
+        <w:t>.</w:t>
+      </w:r>
+      <w:r>
+        <w:rPr>
+          <w:rFonts w:ascii="Consolas" w:eastAsia="Times New Roman" w:hAnsi="Consolas" w:cs="Times New Roman"/>
+          <w:color w:val="9CDCFE"/>
+          <w:kern w:val="0"/>
+          <w:sz w:val="21"/>
+          <w:szCs w:val="21"/>
+          <w14:ligatures w14:val="none"/>
+        </w:rPr>
+        <w:t>tree_</w:t>
+      </w:r>
+      <w:r>
+        <w:rPr>
+          <w:rFonts w:ascii="Consolas" w:eastAsia="Times New Roman" w:hAnsi="Consolas" w:cs="Times New Roman"/>
+          <w:color w:val="CCCCCC"/>
+          <w:kern w:val="0"/>
+          <w:sz w:val="21"/>
+          <w:szCs w:val="21"/>
+          <w14:ligatures w14:val="none"/>
+        </w:rPr>
+        <w:t>.</w:t>
+      </w:r>
+      <w:proofErr w:type="spellStart"/>
+      <w:r>
+        <w:rPr>
+          <w:rFonts w:ascii="Consolas" w:eastAsia="Times New Roman" w:hAnsi="Consolas" w:cs="Times New Roman"/>
+          <w:color w:val="9CDCFE"/>
+          <w:kern w:val="0"/>
+          <w:sz w:val="21"/>
+          <w:szCs w:val="21"/>
+          <w14:ligatures w14:val="none"/>
+        </w:rPr>
+        <w:t>node_count</w:t>
+      </w:r>
+      <w:proofErr w:type="spellEnd"/>
+      <w:r>
+        <w:rPr>
+          <w:rFonts w:ascii="Consolas" w:eastAsia="Times New Roman" w:hAnsi="Consolas" w:cs="Times New Roman"/>
+          <w:color w:val="569CD6"/>
+          <w:kern w:val="0"/>
+          <w:sz w:val="21"/>
+          <w:szCs w:val="21"/>
+          <w14:ligatures w14:val="none"/>
+        </w:rPr>
+        <w:t>}</w:t>
+      </w:r>
+      <w:r>
+        <w:rPr>
+          <w:rFonts w:ascii="Consolas" w:eastAsia="Times New Roman" w:hAnsi="Consolas" w:cs="Times New Roman"/>
+          <w:color w:val="CE9178"/>
+          <w:kern w:val="0"/>
+          <w:sz w:val="21"/>
+          <w:szCs w:val="21"/>
+          <w14:ligatures w14:val="none"/>
+        </w:rPr>
+        <w:t>"</w:t>
+      </w:r>
+      <w:r>
+        <w:rPr>
+          <w:rFonts w:ascii="Consolas" w:eastAsia="Times New Roman" w:hAnsi="Consolas" w:cs="Times New Roman"/>
+          <w:color w:val="CCCCCC"/>
+          <w:kern w:val="0"/>
+          <w:sz w:val="21"/>
+          <w:szCs w:val="21"/>
+          <w14:ligatures w14:val="none"/>
+        </w:rPr>
+        <w:t>)</w:t>
+      </w:r>
+    </w:p>
+    <w:p>
+      <w:pPr>
+        <w:spacing w:after="334" w:line="260" w:lineRule="auto"/>
+        <w:ind w:right="585"/>
+      </w:pPr>
+    </w:p>
+    <w:p>
+      <w:pPr>
+        <w:spacing w:after="0" w:line="240" w:lineRule="auto"/>
+        <w:ind w:left="0" w:firstLine="0"/>
+        <w:jc w:val="left"/>
+        <w:rPr>
+          <w:rFonts w:ascii="Consolas" w:eastAsia="Times New Roman" w:hAnsi="Consolas" w:cs="Times New Roman"/>
+          <w:color w:val="000000" w:themeColor="text1"/>
+          <w:kern w:val="0"/>
+          <w:sz w:val="21"/>
+          <w:szCs w:val="21"/>
+          <w14:ligatures w14:val="none"/>
+        </w:rPr>
+      </w:pPr>
+      <w:r>
+        <w:rPr>
+          <w:rFonts w:ascii="Consolas" w:eastAsia="Times New Roman" w:hAnsi="Consolas" w:cs="Times New Roman"/>
+          <w:color w:val="000000" w:themeColor="text1"/>
+          <w:kern w:val="0"/>
+          <w:sz w:val="21"/>
+          <w:szCs w:val="21"/>
+          <w14:ligatures w14:val="none"/>
+        </w:rPr>
+        <w:t>Actual tree properties:</w:t>
+      </w:r>
+    </w:p>
+    <w:p>
+      <w:pPr>
+        <w:spacing w:after="0" w:line="240" w:lineRule="auto"/>
+        <w:ind w:left="0" w:firstLine="0"/>
+        <w:jc w:val="left"/>
+        <w:rPr>
+          <w:rFonts w:ascii="Consolas" w:eastAsia="Times New Roman" w:hAnsi="Consolas" w:cs="Times New Roman"/>
+          <w:color w:val="000000" w:themeColor="text1"/>
+          <w:kern w:val="0"/>
+          <w:sz w:val="21"/>
+          <w:szCs w:val="21"/>
+          <w14:ligatures w14:val="none"/>
+        </w:rPr>
+      </w:pPr>
+      <w:r>
+        <w:rPr>
+          <w:rFonts w:ascii="Consolas" w:eastAsia="Times New Roman" w:hAnsi="Consolas" w:cs="Times New Roman"/>
+          <w:color w:val="000000" w:themeColor="text1"/>
+          <w:kern w:val="0"/>
+          <w:sz w:val="21"/>
+          <w:szCs w:val="21"/>
+          <w14:ligatures w14:val="none"/>
+        </w:rPr>
+        <w:t>Max depth reached: 7</w:t>
+      </w:r>
+    </w:p>
+    <w:p>
+      <w:pPr>
+        <w:spacing w:after="0" w:line="240" w:lineRule="auto"/>
+        <w:ind w:left="0" w:firstLine="0"/>
+        <w:jc w:val="left"/>
+        <w:rPr>
+          <w:rFonts w:ascii="Consolas" w:eastAsia="Times New Roman" w:hAnsi="Consolas" w:cs="Times New Roman"/>
+          <w:color w:val="000000" w:themeColor="text1"/>
+          <w:kern w:val="0"/>
+          <w:sz w:val="21"/>
+          <w:szCs w:val="21"/>
+          <w14:ligatures w14:val="none"/>
+        </w:rPr>
+      </w:pPr>
+      <w:r>
+        <w:rPr>
+          <w:rFonts w:ascii="Consolas" w:eastAsia="Times New Roman" w:hAnsi="Consolas" w:cs="Times New Roman"/>
+          <w:color w:val="000000" w:themeColor="text1"/>
+          <w:kern w:val="0"/>
+          <w:sz w:val="21"/>
+          <w:szCs w:val="21"/>
+          <w14:ligatures w14:val="none"/>
+        </w:rPr>
+        <w:t>Number of leaves: 20</w:t>
+      </w:r>
+    </w:p>
+    <w:p>
+      <w:pPr>
+        <w:spacing w:after="334" w:line="260" w:lineRule="auto"/>
+        <w:ind w:right="585"/>
+        <w:rPr>
+          <w:color w:val="000000" w:themeColor="text1"/>
+        </w:rPr>
+      </w:pPr>
+      <w:r>
+        <w:rPr>
+          <w:rFonts w:ascii="Consolas" w:eastAsia="Times New Roman" w:hAnsi="Consolas" w:cs="Times New Roman"/>
+          <w:color w:val="000000" w:themeColor="text1"/>
+          <w:kern w:val="0"/>
+          <w:sz w:val="21"/>
+          <w:szCs w:val="21"/>
+          <w14:ligatures w14:val="none"/>
+        </w:rPr>
+        <w:t>Total number of nodes: 39</w:t>
       </w:r>
     </w:p>
     <w:sectPr>

--- a/assignments/FIN-220-F25-HW6.docx
+++ b/assignments/FIN-220-F25-HW6.docx
@@ -302,9 +302,6 @@
       </w:r>
       <w:r>
         <w:t xml:space="preserve"> </w:t>
-      </w:r>
-      <w:r>
-        <w:t>=</w:t>
       </w:r>
     </w:p>
     <w:p>
